--- a/3_Reports/SPE_database_manu_v16.docx
+++ b/3_Reports/SPE_database_manu_v16.docx
@@ -4077,7 +4077,25 @@
             <w:rFonts w:ascii="Times New Roman" w:eastAsiaTheme="minorEastAsia" w:hAnsi="Times New Roman" w:cs="Times New Roman"/>
             <w:sz w:val="24"/>
           </w:rPr>
-          <w:t xml:space="preserve"> contains</w:t>
+          <w:t xml:space="preserve"> </w:t>
+        </w:r>
+      </w:ins>
+      <w:ins w:id="145" w:author="Hu Chuan-Peng" w:date="2026-08-10T11:48:00Z">
+        <w:r>
+          <w:rPr>
+            <w:rFonts w:ascii="Times New Roman" w:eastAsiaTheme="minorEastAsia" w:hAnsi="Times New Roman" w:cs="Times New Roman"/>
+            <w:sz w:val="24"/>
+          </w:rPr>
+          <w:t xml:space="preserve">also </w:t>
+        </w:r>
+      </w:ins>
+      <w:ins w:id="146" w:author="Hu Chuan-Peng" w:date="2026-07-31T19:07:00Z">
+        <w:r>
+          <w:rPr>
+            <w:rFonts w:ascii="Times New Roman" w:eastAsiaTheme="minorEastAsia" w:hAnsi="Times New Roman" w:cs="Times New Roman"/>
+            <w:sz w:val="24"/>
+          </w:rPr>
+          <w:t>contains</w:t>
         </w:r>
       </w:ins>
       <w:r>
@@ -4087,7 +4105,7 @@
         </w:rPr>
         <w:t xml:space="preserve"> a master metadata file (</w:t>
       </w:r>
-      <w:ins w:id="145" w:author="Hu Chuan-Peng" w:date="2026-07-31T19:05:00Z">
+      <w:ins w:id="147" w:author="Hu Chuan-Peng" w:date="2026-07-31T19:05:00Z">
         <w:r>
           <w:rPr>
             <w:rFonts w:ascii="Times New Roman" w:eastAsiaTheme="minorEastAsia" w:hAnsi="Times New Roman" w:cs="Times New Roman"/>
@@ -4103,7 +4121,7 @@
         </w:rPr>
         <w:t>Dataset_inf.csv</w:t>
       </w:r>
-      <w:ins w:id="146" w:author="Hu Chuan-Peng" w:date="2026-07-31T19:05:00Z">
+      <w:ins w:id="148" w:author="Hu Chuan-Peng" w:date="2026-07-31T19:05:00Z">
         <w:r>
           <w:rPr>
             <w:rFonts w:ascii="Times New Roman" w:eastAsiaTheme="minorEastAsia" w:hAnsi="Times New Roman" w:cs="Times New Roman"/>
@@ -4119,7 +4137,7 @@
         </w:rPr>
         <w:t>)</w:t>
       </w:r>
-      <w:ins w:id="147" w:author="Hu Chuan-Peng" w:date="2026-07-31T19:07:00Z">
+      <w:ins w:id="149" w:author="Hu Chuan-Peng" w:date="2026-07-31T19:07:00Z">
         <w:r>
           <w:rPr>
             <w:rFonts w:ascii="Times New Roman" w:eastAsiaTheme="minorEastAsia" w:hAnsi="Times New Roman" w:cs="Times New Roman"/>
@@ -4135,7 +4153,7 @@
         </w:rPr>
         <w:t xml:space="preserve"> serves as the primary index for the entire database</w:t>
       </w:r>
-      <w:ins w:id="148" w:author="Hu Chuan-Peng" w:date="2026-07-31T19:07:00Z">
+      <w:ins w:id="150" w:author="Hu Chuan-Peng" w:date="2026-07-31T19:07:00Z">
         <w:r>
           <w:rPr>
             <w:rFonts w:ascii="Times New Roman" w:eastAsiaTheme="minorEastAsia" w:hAnsi="Times New Roman" w:cs="Times New Roman"/>
@@ -4144,7 +4162,7 @@
           <w:t>,</w:t>
         </w:r>
       </w:ins>
-      <w:ins w:id="149" w:author="Hu Chuan-Peng" w:date="2026-07-31T19:08:00Z">
+      <w:ins w:id="151" w:author="Hu Chuan-Peng" w:date="2026-07-31T19:08:00Z">
         <w:r>
           <w:rPr>
             <w:rFonts w:ascii="Times New Roman" w:eastAsiaTheme="minorEastAsia" w:hAnsi="Times New Roman" w:cs="Times New Roman"/>
@@ -4153,7 +4171,7 @@
           <w:t xml:space="preserve"> and study-specific </w:t>
         </w:r>
       </w:ins>
-      <w:ins w:id="150" w:author="Hu Chuan-Peng" w:date="2026-07-31T19:09:00Z">
+      <w:ins w:id="152" w:author="Hu Chuan-Peng" w:date="2026-07-31T19:09:00Z">
         <w:r>
           <w:rPr>
             <w:rFonts w:ascii="Times New Roman" w:eastAsiaTheme="minorEastAsia" w:hAnsi="Times New Roman" w:cs="Times New Roman"/>
@@ -4162,7 +4180,7 @@
           <w:t>sub-</w:t>
         </w:r>
       </w:ins>
-      <w:ins w:id="151" w:author="Hu Chuan-Peng" w:date="2026-07-31T19:08:00Z">
+      <w:ins w:id="153" w:author="Hu Chuan-Peng" w:date="2026-07-31T19:08:00Z">
         <w:r>
           <w:rPr>
             <w:rFonts w:ascii="Times New Roman" w:eastAsiaTheme="minorEastAsia" w:hAnsi="Times New Roman" w:cs="Times New Roman"/>
@@ -4178,7 +4196,7 @@
         </w:rPr>
         <w:t xml:space="preserve">. Each row in this file represents one study and is uniquely identified by a `Paper_Id`, which is the primary key across different </w:t>
       </w:r>
-      <w:ins w:id="152" w:author="Hu Chuan-Peng" w:date="2026-07-31T19:05:00Z">
+      <w:ins w:id="154" w:author="Hu Chuan-Peng" w:date="2026-07-31T19:05:00Z">
         <w:r>
           <w:rPr>
             <w:rFonts w:ascii="Times New Roman" w:eastAsiaTheme="minorEastAsia" w:hAnsi="Times New Roman" w:cs="Times New Roman"/>
@@ -4208,7 +4226,7 @@
         </w:rPr>
         <w:t xml:space="preserve"> </w:t>
       </w:r>
-      <w:ins w:id="153" w:author="Hu Chuan-Peng" w:date="2026-07-31T19:06:00Z">
+      <w:ins w:id="155" w:author="Hu Chuan-Peng" w:date="2026-07-31T19:06:00Z">
         <w:r>
           <w:rPr>
             <w:rFonts w:ascii="Times New Roman" w:eastAsiaTheme="minorEastAsia" w:hAnsi="Times New Roman" w:cs="Times New Roman"/>
@@ -4224,7 +4242,7 @@
         </w:rPr>
         <w:t xml:space="preserve">corresponds to a metadata field </w:t>
       </w:r>
-      <w:ins w:id="154" w:author="Hu Chuan-Peng" w:date="2026-07-31T19:06:00Z">
+      <w:ins w:id="156" w:author="Hu Chuan-Peng" w:date="2026-07-31T19:06:00Z">
         <w:r>
           <w:rPr>
             <w:rFonts w:ascii="Times New Roman" w:eastAsiaTheme="minorEastAsia" w:hAnsi="Times New Roman" w:cs="Times New Roman"/>
@@ -4254,7 +4272,7 @@
         </w:rPr>
         <w:t xml:space="preserve"> such as authors, publication year, journal name (where applicable), Digital Object Identifiers (DOIs). Importantly, </w:t>
       </w:r>
-      <w:ins w:id="155" w:author="Hu Chuan-Peng" w:date="2026-07-31T19:06:00Z">
+      <w:ins w:id="157" w:author="Hu Chuan-Peng" w:date="2026-07-31T19:06:00Z">
         <w:r>
           <w:rPr>
             <w:rFonts w:ascii="Times New Roman" w:eastAsiaTheme="minorEastAsia" w:hAnsi="Times New Roman" w:cs="Times New Roman"/>
@@ -4270,7 +4288,7 @@
         </w:rPr>
         <w:t xml:space="preserve"> study-specific folder (`Folder_Name`) </w:t>
       </w:r>
-      <w:ins w:id="156" w:author="Hu Chuan-Peng" w:date="2026-07-31T19:07:00Z">
+      <w:ins w:id="158" w:author="Hu Chuan-Peng" w:date="2026-07-31T19:07:00Z">
         <w:r>
           <w:rPr>
             <w:rFonts w:ascii="Times New Roman" w:eastAsiaTheme="minorEastAsia" w:hAnsi="Times New Roman" w:cs="Times New Roman"/>
@@ -4286,7 +4304,7 @@
         </w:rPr>
         <w:t xml:space="preserve">for clear mapping between studies and their </w:t>
       </w:r>
-      <w:ins w:id="157" w:author="Hu Chuan-Peng" w:date="2026-07-31T19:07:00Z">
+      <w:ins w:id="159" w:author="Hu Chuan-Peng" w:date="2026-07-31T19:07:00Z">
         <w:r>
           <w:rPr>
             <w:rFonts w:ascii="Times New Roman" w:eastAsiaTheme="minorEastAsia" w:hAnsi="Times New Roman" w:cs="Times New Roman"/>
@@ -4312,7 +4330,7 @@
           <w:sz w:val="24"/>
         </w:rPr>
       </w:pPr>
-      <w:ins w:id="158" w:author="Hu Chuan-Peng" w:date="2026-07-31T19:08:00Z">
+      <w:ins w:id="160" w:author="Hu Chuan-Peng" w:date="2026-07-31T19:08:00Z">
         <w:r>
           <w:rPr>
             <w:rFonts w:ascii="Times New Roman" w:eastAsiaTheme="minorEastAsia" w:hAnsi="Times New Roman" w:cs="Times New Roman"/>
@@ -4328,7 +4346,7 @@
         </w:rPr>
         <w:t xml:space="preserve"> study-specific folder</w:t>
       </w:r>
-      <w:ins w:id="159" w:author="Hu Chuan-Peng" w:date="2026-07-31T19:08:00Z">
+      <w:ins w:id="161" w:author="Hu Chuan-Peng" w:date="2026-07-31T19:08:00Z">
         <w:r>
           <w:rPr>
             <w:rFonts w:ascii="Times New Roman" w:eastAsiaTheme="minorEastAsia" w:hAnsi="Times New Roman" w:cs="Times New Roman"/>
@@ -4344,7 +4362,7 @@
         </w:rPr>
         <w:t xml:space="preserve"> a JSON file, e.g., `Amodeo_2024_CABN.json`, </w:t>
       </w:r>
-      <w:ins w:id="160" w:author="Hu Chuan-Peng" w:date="2026-07-31T19:08:00Z">
+      <w:ins w:id="162" w:author="Hu Chuan-Peng" w:date="2026-07-31T19:08:00Z">
         <w:r>
           <w:rPr>
             <w:rFonts w:ascii="Times New Roman" w:eastAsiaTheme="minorEastAsia" w:hAnsi="Times New Roman" w:cs="Times New Roman"/>
@@ -4353,7 +4371,7 @@
           <w:t>and experiment</w:t>
         </w:r>
       </w:ins>
-      <w:ins w:id="161" w:author="Hu Chuan-Peng" w:date="2026-07-31T19:09:00Z">
+      <w:ins w:id="163" w:author="Hu Chuan-Peng" w:date="2026-07-31T19:09:00Z">
         <w:r>
           <w:rPr>
             <w:rFonts w:ascii="Times New Roman" w:eastAsiaTheme="minorEastAsia" w:hAnsi="Times New Roman" w:cs="Times New Roman"/>
@@ -4376,7 +4394,7 @@
         </w:rPr>
         <w:t xml:space="preserve">JSON file </w:t>
       </w:r>
-      <w:ins w:id="162" w:author="Hu Chuan-Peng" w:date="2026-07-31T19:09:00Z">
+      <w:ins w:id="164" w:author="Hu Chuan-Peng" w:date="2026-07-31T19:09:00Z">
         <w:r>
           <w:rPr>
             <w:rFonts w:ascii="Times New Roman" w:eastAsiaTheme="minorEastAsia" w:hAnsi="Times New Roman" w:cs="Times New Roman"/>
@@ -4421,7 +4439,7 @@
         </w:rPr>
         <w:t xml:space="preserve">. </w:t>
       </w:r>
-      <w:ins w:id="163" w:author="Hu Chuan-Peng" w:date="2026-07-31T19:10:00Z">
+      <w:ins w:id="165" w:author="Hu Chuan-Peng" w:date="2026-07-31T19:10:00Z">
         <w:r>
           <w:rPr>
             <w:rFonts w:ascii="Times New Roman" w:eastAsiaTheme="minorEastAsia" w:hAnsi="Times New Roman" w:cs="Times New Roman"/>
@@ -4444,7 +4462,7 @@
         </w:rPr>
         <w:t>subfolders</w:t>
       </w:r>
-      <w:ins w:id="164" w:author="Hu Chuan-Peng" w:date="2026-07-31T19:10:00Z">
+      <w:ins w:id="166" w:author="Hu Chuan-Peng" w:date="2026-07-31T19:10:00Z">
         <w:r>
           <w:rPr>
             <w:rFonts w:ascii="Times New Roman" w:eastAsiaTheme="minorEastAsia" w:hAnsi="Times New Roman" w:cs="Times New Roman"/>
@@ -4460,7 +4478,7 @@
         </w:rPr>
         <w:t>correspond to the individual experiment</w:t>
       </w:r>
-      <w:ins w:id="165" w:author="Hu Chuan-Peng" w:date="2026-07-31T19:10:00Z">
+      <w:ins w:id="167" w:author="Hu Chuan-Peng" w:date="2026-07-31T19:10:00Z">
         <w:r>
           <w:rPr>
             <w:rFonts w:ascii="Times New Roman" w:eastAsiaTheme="minorEastAsia" w:hAnsi="Times New Roman" w:cs="Times New Roman"/>
@@ -4504,7 +4522,7 @@
         </w:rPr>
         <w:t xml:space="preserve"> in the study-level folder directly</w:t>
       </w:r>
-      <w:ins w:id="166" w:author="Hu Chuan-Peng" w:date="2026-07-31T19:10:00Z">
+      <w:ins w:id="168" w:author="Hu Chuan-Peng" w:date="2026-07-31T19:10:00Z">
         <w:r>
           <w:rPr>
             <w:rFonts w:ascii="Times New Roman" w:eastAsiaTheme="minorEastAsia" w:hAnsi="Times New Roman" w:cs="Times New Roman"/>
@@ -4526,7 +4544,7 @@
         <w:spacing w:line="480" w:lineRule="auto"/>
         <w:ind w:firstLine="720"/>
       </w:pPr>
-      <w:ins w:id="167" w:author="Hu Chuan-Peng" w:date="2026-07-31T19:11:00Z">
+      <w:ins w:id="169" w:author="Hu Chuan-Peng" w:date="2026-07-31T19:11:00Z">
         <w:r>
           <w:rPr>
             <w:rFonts w:ascii="Times New Roman" w:eastAsiaTheme="minorEastAsia" w:hAnsi="Times New Roman" w:cs="Times New Roman"/>
@@ -4556,7 +4574,7 @@
         </w:rPr>
         <w:t xml:space="preserve"> its own subfolders (e.g., `Exp1`, `Exp2`). Each experimental-level sub-folder include the following files: a CSV file for participants' demographic information (e.g., </w:t>
       </w:r>
-      <w:ins w:id="168" w:author="Hu Chuan-Peng" w:date="2026-07-31T19:11:00Z">
+      <w:ins w:id="170" w:author="Hu Chuan-Peng" w:date="2026-07-31T19:11:00Z">
         <w:r>
           <w:rPr>
             <w:rFonts w:ascii="Times New Roman" w:eastAsiaTheme="minorEastAsia" w:hAnsi="Times New Roman" w:cs="Times New Roman"/>
@@ -4572,7 +4590,7 @@
         </w:rPr>
         <w:t>Amodeo_2024_CABN_Exp1_raw_Subject.csv</w:t>
       </w:r>
-      <w:ins w:id="169" w:author="Hu Chuan-Peng" w:date="2026-07-31T19:11:00Z">
+      <w:ins w:id="171" w:author="Hu Chuan-Peng" w:date="2026-07-31T19:11:00Z">
         <w:r>
           <w:rPr>
             <w:rFonts w:ascii="Times New Roman" w:eastAsiaTheme="minorEastAsia" w:hAnsi="Times New Roman" w:cs="Times New Roman"/>
@@ -4588,7 +4606,7 @@
         </w:rPr>
         <w:t xml:space="preserve">), a JSON file for the experiment design (e.g., </w:t>
       </w:r>
-      <w:ins w:id="170" w:author="Hu Chuan-Peng" w:date="2026-07-31T19:11:00Z">
+      <w:ins w:id="172" w:author="Hu Chuan-Peng" w:date="2026-07-31T19:11:00Z">
         <w:r>
           <w:rPr>
             <w:rFonts w:ascii="Times New Roman" w:eastAsiaTheme="minorEastAsia" w:hAnsi="Times New Roman" w:cs="Times New Roman"/>
@@ -4604,7 +4622,7 @@
         </w:rPr>
         <w:t>Amodeo_2024_CABN_Exp1.json</w:t>
       </w:r>
-      <w:ins w:id="171" w:author="Hu Chuan-Peng" w:date="2026-07-31T19:11:00Z">
+      <w:ins w:id="173" w:author="Hu Chuan-Peng" w:date="2026-07-31T19:11:00Z">
         <w:r>
           <w:rPr>
             <w:rFonts w:ascii="Times New Roman" w:eastAsiaTheme="minorEastAsia" w:hAnsi="Times New Roman" w:cs="Times New Roman"/>
@@ -4620,7 +4638,7 @@
         </w:rPr>
         <w:t xml:space="preserve">), a CSV file for raw trial-level behavioral data file (e.g., </w:t>
       </w:r>
-      <w:ins w:id="172" w:author="Hu Chuan-Peng" w:date="2026-07-31T19:11:00Z">
+      <w:ins w:id="174" w:author="Hu Chuan-Peng" w:date="2026-07-31T19:11:00Z">
         <w:r>
           <w:rPr>
             <w:rFonts w:ascii="Times New Roman" w:eastAsiaTheme="minorEastAsia" w:hAnsi="Times New Roman" w:cs="Times New Roman"/>
@@ -4636,7 +4654,7 @@
         </w:rPr>
         <w:t>Amodeo_2024_CABN_Exp1_raw.csv</w:t>
       </w:r>
-      <w:ins w:id="173" w:author="Hu Chuan-Peng" w:date="2026-07-31T19:11:00Z">
+      <w:ins w:id="175" w:author="Hu Chuan-Peng" w:date="2026-07-31T19:11:00Z">
         <w:r>
           <w:rPr>
             <w:rFonts w:ascii="Times New Roman" w:eastAsiaTheme="minorEastAsia" w:hAnsi="Times New Roman" w:cs="Times New Roman"/>
@@ -4652,7 +4670,7 @@
         </w:rPr>
         <w:t xml:space="preserve">), a CSV file for the minimally preprocessed dataset (i.e., clean data, e.g., </w:t>
       </w:r>
-      <w:ins w:id="174" w:author="Hu Chuan-Peng" w:date="2026-07-31T19:11:00Z">
+      <w:ins w:id="176" w:author="Hu Chuan-Peng" w:date="2026-07-31T19:11:00Z">
         <w:r>
           <w:rPr>
             <w:rFonts w:ascii="Times New Roman" w:eastAsiaTheme="minorEastAsia" w:hAnsi="Times New Roman" w:cs="Times New Roman"/>
@@ -4668,7 +4686,7 @@
         </w:rPr>
         <w:t>Amodeo_2024_CABN_Exp1_Clean.csv</w:t>
       </w:r>
-      <w:ins w:id="175" w:author="Hu Chuan-Peng" w:date="2026-07-31T19:11:00Z">
+      <w:ins w:id="177" w:author="Hu Chuan-Peng" w:date="2026-07-31T19:11:00Z">
         <w:r>
           <w:rPr>
             <w:rFonts w:ascii="Times New Roman" w:eastAsiaTheme="minorEastAsia" w:hAnsi="Times New Roman" w:cs="Times New Roman"/>
@@ -4684,7 +4702,7 @@
         </w:rPr>
         <w:t xml:space="preserve">), and an xlsx file serves as the codebook for the clean data (e.g., </w:t>
       </w:r>
-      <w:ins w:id="176" w:author="Hu Chuan-Peng" w:date="2026-07-31T19:11:00Z">
+      <w:ins w:id="178" w:author="Hu Chuan-Peng" w:date="2026-07-31T19:11:00Z">
         <w:r>
           <w:rPr>
             <w:rFonts w:ascii="Times New Roman" w:eastAsiaTheme="minorEastAsia" w:hAnsi="Times New Roman" w:cs="Times New Roman"/>
@@ -4700,7 +4718,7 @@
         </w:rPr>
         <w:t>Amodeo_2024_CABN_Exp1_Clean.xlsx</w:t>
       </w:r>
-      <w:ins w:id="177" w:author="Hu Chuan-Peng" w:date="2026-07-31T19:12:00Z">
+      <w:ins w:id="179" w:author="Hu Chuan-Peng" w:date="2026-07-31T19:12:00Z">
         <w:r>
           <w:rPr>
             <w:rFonts w:ascii="Times New Roman" w:eastAsiaTheme="minorEastAsia" w:hAnsi="Times New Roman" w:cs="Times New Roman"/>
@@ -4716,7 +4734,7 @@
         </w:rPr>
         <w:t>).</w:t>
       </w:r>
-      <w:ins w:id="178" w:author="Hu Chuan-Peng" w:date="2026-07-31T19:13:00Z">
+      <w:ins w:id="180" w:author="Hu Chuan-Peng" w:date="2026-07-31T19:13:00Z">
         <w:r>
           <w:rPr>
             <w:rFonts w:ascii="Times New Roman" w:eastAsiaTheme="minorEastAsia" w:hAnsi="Times New Roman" w:cs="Times New Roman"/>
@@ -4746,7 +4764,7 @@
         </w:rPr>
         <w:t xml:space="preserve"> —</w:t>
       </w:r>
-      <w:ins w:id="179" w:author="Hu Chuan-Peng" w:date="2026-07-31T19:13:00Z">
+      <w:ins w:id="181" w:author="Hu Chuan-Peng" w:date="2026-07-31T19:13:00Z">
         <w:r>
           <w:rPr>
             <w:rFonts w:ascii="Times New Roman" w:eastAsiaTheme="minorEastAsia" w:hAnsi="Times New Roman" w:cs="Times New Roman"/>
@@ -4776,7 +4794,7 @@
         </w:rPr>
         <w:t xml:space="preserve"> (e.g., "_Subject" means information related to participants, "_raw" means unprocessed data from original studies)</w:t>
       </w:r>
-      <w:ins w:id="180" w:author="蔡振辛" w:date="2026-06-10T11:31:00Z">
+      <w:ins w:id="182" w:author="蔡振辛" w:date="2026-06-10T11:31:00Z">
         <w:r>
           <w:rPr>
             <w:rFonts w:ascii="Times New Roman" w:eastAsiaTheme="minorEastAsia" w:hAnsi="Times New Roman" w:cs="Times New Roman" w:hint="eastAsia"/>
@@ -4785,7 +4803,7 @@
           <w:t>.</w:t>
         </w:r>
       </w:ins>
-      <w:ins w:id="181" w:author="Hu Chuan-Peng" w:date="2026-06-16T21:41:00Z">
+      <w:ins w:id="183" w:author="Hu Chuan-Peng" w:date="2026-06-16T21:41:00Z">
         <w:r>
           <w:rPr>
             <w:rFonts w:ascii="Times New Roman" w:eastAsiaTheme="minorEastAsia" w:hAnsi="Times New Roman" w:cs="Times New Roman"/>
@@ -4801,7 +4819,7 @@
         </w:rPr>
         <w:t xml:space="preserve">Together, these </w:t>
       </w:r>
-      <w:ins w:id="182" w:author="Hu Chuan-Peng" w:date="2026-07-31T19:14:00Z">
+      <w:ins w:id="184" w:author="Hu Chuan-Peng" w:date="2026-07-31T19:14:00Z">
         <w:r>
           <w:rPr>
             <w:rFonts w:ascii="Times New Roman" w:eastAsiaTheme="minorEastAsia" w:hAnsi="Times New Roman" w:cs="Times New Roman" w:hint="eastAsia"/>
@@ -4824,7 +4842,7 @@
         </w:rPr>
         <w:t xml:space="preserve"> data interoperability and facilitat</w:t>
       </w:r>
-      <w:ins w:id="183" w:author="Hu Chuan-Peng" w:date="2026-07-31T19:15:00Z">
+      <w:ins w:id="185" w:author="Hu Chuan-Peng" w:date="2026-07-31T19:15:00Z">
         <w:r>
           <w:rPr>
             <w:rFonts w:ascii="Times New Roman" w:eastAsiaTheme="minorEastAsia" w:hAnsi="Times New Roman" w:cs="Times New Roman"/>
@@ -4881,7 +4899,7 @@
         <w:tab/>
         <w:t xml:space="preserve">To further facilitate </w:t>
       </w:r>
-      <w:ins w:id="184" w:author="Hu Chuan-Peng" w:date="2026-07-31T19:15:00Z">
+      <w:ins w:id="186" w:author="Hu Chuan-Peng" w:date="2026-07-31T19:15:00Z">
         <w:r>
           <w:rPr>
             <w:rFonts w:ascii="Times New Roman" w:eastAsiaTheme="minorEastAsia" w:hAnsi="Times New Roman" w:cs="Times New Roman"/>
@@ -4915,7 +4933,7 @@
         </w:rPr>
         <w:t xml:space="preserve"> </w:t>
       </w:r>
-      <w:ins w:id="185" w:author="Hu Chuan-Peng" w:date="2026-07-31T20:19:00Z">
+      <w:ins w:id="187" w:author="Hu Chuan-Peng" w:date="2026-07-31T20:19:00Z">
         <w:r>
           <w:rPr>
             <w:rFonts w:ascii="Times New Roman" w:eastAsiaTheme="minorEastAsia" w:hAnsi="Times New Roman" w:cs="Times New Roman" w:hint="eastAsia"/>
@@ -4941,14 +4959,14 @@
         </w:rPr>
         <w:t xml:space="preserve">framework dissects the task into five </w:t>
       </w:r>
-      <w:ins w:id="186" w:author="Hu Chuan-Peng" w:date="2026-08-01T15:34:00Z">
+      <w:ins w:id="188" w:author="Hu Chuan-Peng" w:date="2026-08-10T11:36:00Z">
         <w:r>
           <w:rPr>
             <w:rFonts w:ascii="Times New Roman" w:eastAsiaTheme="minorEastAsia" w:hAnsi="Times New Roman" w:cs="Times New Roman" w:hint="eastAsia"/>
             <w:sz w:val="24"/>
             <w:lang w:bidi="ar"/>
           </w:rPr>
-          <w:t>parts</w:t>
+          <w:t>components</w:t>
         </w:r>
       </w:ins>
       <w:r>
@@ -4959,14 +4977,14 @@
         </w:rPr>
         <w:t xml:space="preserve">: </w:t>
       </w:r>
-      <w:bookmarkStart w:id="187" w:name="_Hlk236826837"/>
+      <w:bookmarkStart w:id="189" w:name="_Hlk236826837"/>
       <w:r>
         <w:rPr>
           <w:rFonts w:ascii="Times New Roman" w:eastAsiaTheme="minorEastAsia" w:hAnsi="Times New Roman" w:cs="Times New Roman"/>
           <w:sz w:val="24"/>
           <w:lang w:bidi="ar"/>
         </w:rPr>
-        <w:t xml:space="preserve">Physical Environment, Experimental Design, Block Structure, Trial Structure, </w:t>
+        <w:t xml:space="preserve">Physical Environment, Experimental Design, Block Structure, Trial </w:t>
       </w:r>
       <w:r>
         <w:rPr>
@@ -4975,9 +4993,9 @@
           <w:lang w:bidi="ar"/>
         </w:rPr>
         <w:lastRenderedPageBreak/>
-        <w:t>and Stimulus Properties</w:t>
-      </w:r>
-      <w:bookmarkEnd w:id="187"/>
+        <w:t>Structure, and Stimulus Properties</w:t>
+      </w:r>
+      <w:bookmarkEnd w:id="189"/>
       <w:r>
         <w:rPr>
           <w:rFonts w:ascii="Times New Roman" w:eastAsiaTheme="minorEastAsia" w:hAnsi="Times New Roman" w:cs="Times New Roman"/>
@@ -4994,7 +5012,7 @@
         </w:rPr>
         <w:t>(Figure 2).</w:t>
       </w:r>
-      <w:ins w:id="188" w:author="Hu Chuan-Peng" w:date="2026-08-01T15:35:00Z">
+      <w:ins w:id="190" w:author="Hu Chuan-Peng" w:date="2026-08-01T15:35:00Z">
         <w:r>
           <w:rPr>
             <w:rFonts w:ascii="Times New Roman" w:eastAsiaTheme="minorEastAsia" w:hAnsi="Times New Roman" w:cs="Times New Roman"/>
@@ -5012,14 +5030,14 @@
         </w:rPr>
         <w:t xml:space="preserve">five </w:t>
       </w:r>
-      <w:ins w:id="189" w:author="Hu Chuan-Peng" w:date="2026-08-01T15:35:00Z">
+      <w:ins w:id="191" w:author="Hu Chuan-Peng" w:date="2026-08-10T11:37:00Z">
         <w:r>
           <w:rPr>
             <w:rFonts w:ascii="Times New Roman" w:eastAsiaTheme="minorEastAsia" w:hAnsi="Times New Roman" w:cs="Times New Roman"/>
             <w:sz w:val="24"/>
             <w:lang w:bidi="ar"/>
           </w:rPr>
-          <w:t>parts</w:t>
+          <w:t>components</w:t>
         </w:r>
       </w:ins>
       <w:r>
@@ -5030,7 +5048,7 @@
         </w:rPr>
         <w:t xml:space="preserve"> zoom from the enviroment </w:t>
       </w:r>
-      <w:ins w:id="190" w:author="Hu Chuan-Peng" w:date="2026-08-01T15:35:00Z">
+      <w:ins w:id="192" w:author="Hu Chuan-Peng" w:date="2026-08-01T15:35:00Z">
         <w:r>
           <w:rPr>
             <w:rFonts w:ascii="Times New Roman" w:eastAsiaTheme="minorEastAsia" w:hAnsi="Times New Roman" w:cs="Times New Roman"/>
@@ -5048,7 +5066,7 @@
         </w:rPr>
         <w:t xml:space="preserve"> the experiment </w:t>
       </w:r>
-      <w:ins w:id="191" w:author="Hu Chuan-Peng" w:date="2026-08-01T15:36:00Z">
+      <w:ins w:id="193" w:author="Hu Chuan-Peng" w:date="2026-08-01T15:36:00Z">
         <w:r>
           <w:rPr>
             <w:rFonts w:ascii="Times New Roman" w:eastAsiaTheme="minorEastAsia" w:hAnsi="Times New Roman" w:cs="Times New Roman"/>
@@ -5066,7 +5084,7 @@
         </w:rPr>
         <w:t xml:space="preserve">to the details of stimuli. </w:t>
       </w:r>
-      <w:ins w:id="192" w:author="Hu Chuan-Peng" w:date="2026-08-01T15:36:00Z">
+      <w:ins w:id="194" w:author="Hu Chuan-Peng" w:date="2026-08-01T15:36:00Z">
         <w:r>
           <w:rPr>
             <w:rFonts w:ascii="Times New Roman" w:eastAsiaTheme="minorEastAsia" w:hAnsi="Times New Roman" w:cs="Times New Roman"/>
@@ -5100,7 +5118,7 @@
         </w:rPr>
         <w:t xml:space="preserve"> </w:t>
       </w:r>
-      <w:ins w:id="193" w:author="Hu Chuan-Peng" w:date="2026-08-01T15:36:00Z">
+      <w:ins w:id="195" w:author="Hu Chuan-Peng" w:date="2026-08-01T15:36:00Z">
         <w:r>
           <w:rPr>
             <w:rFonts w:ascii="Times New Roman" w:eastAsiaTheme="minorEastAsia" w:hAnsi="Times New Roman" w:cs="Times New Roman"/>
@@ -5118,7 +5136,7 @@
         </w:rPr>
         <w:t xml:space="preserve"> </w:t>
       </w:r>
-      <w:ins w:id="194" w:author="Hu Chuan-Peng" w:date="2026-08-01T15:36:00Z">
+      <w:ins w:id="196" w:author="Hu Chuan-Peng" w:date="2026-08-01T15:36:00Z">
         <w:r>
           <w:rPr>
             <w:rFonts w:ascii="Times New Roman" w:eastAsiaTheme="minorEastAsia" w:hAnsi="Times New Roman" w:cs="Times New Roman"/>
@@ -5136,7 +5154,7 @@
         </w:rPr>
         <w:t xml:space="preserve"> also </w:t>
       </w:r>
-      <w:ins w:id="195" w:author="Hu Chuan-Peng" w:date="2026-08-01T15:36:00Z">
+      <w:ins w:id="197" w:author="Hu Chuan-Peng" w:date="2026-08-01T15:36:00Z">
         <w:r>
           <w:rPr>
             <w:rFonts w:ascii="Times New Roman" w:eastAsiaTheme="minorEastAsia" w:hAnsi="Times New Roman" w:cs="Times New Roman"/>
@@ -5201,7 +5219,7 @@
         </w:rPr>
         <w:t xml:space="preserve">, and </w:t>
       </w:r>
-      <w:ins w:id="196" w:author="Hu Chuan-Peng" w:date="2026-08-01T15:37:00Z">
+      <w:ins w:id="198" w:author="Hu Chuan-Peng" w:date="2026-08-01T15:37:00Z">
         <w:r>
           <w:rPr>
             <w:rFonts w:ascii="Times New Roman" w:eastAsiaTheme="minorEastAsia" w:hAnsi="Times New Roman" w:cs="Times New Roman"/>
@@ -5219,10 +5237,92 @@
         </w:rPr>
         <w:t>.</w:t>
       </w:r>
+      <w:ins w:id="199" w:author="Hu Chuan-Peng" w:date="2026-08-10T11:37:00Z">
+        <w:r>
+          <w:rPr>
+            <w:rFonts w:ascii="Times New Roman" w:eastAsiaTheme="minorEastAsia" w:hAnsi="Times New Roman" w:cs="Times New Roman"/>
+            <w:sz w:val="24"/>
+            <w:lang w:bidi="ar"/>
+          </w:rPr>
+          <w:t xml:space="preserve"> We standardized all these five components of each experiment </w:t>
+        </w:r>
+      </w:ins>
+      <w:ins w:id="200" w:author="Hu Chuan-Peng" w:date="2026-08-10T11:38:00Z">
+        <w:r>
+          <w:rPr>
+            <w:rFonts w:ascii="Times New Roman" w:eastAsiaTheme="minorEastAsia" w:hAnsi="Times New Roman" w:cs="Times New Roman"/>
+            <w:sz w:val="24"/>
+            <w:lang w:bidi="ar"/>
+          </w:rPr>
+          <w:t xml:space="preserve">and stored the in the experiment-specific json file (e.g., </w:t>
+        </w:r>
+      </w:ins>
+      <w:ins w:id="201" w:author="Hu Chuan-Peng" w:date="2026-08-10T11:39:00Z">
+        <w:r>
+          <w:rPr>
+            <w:rFonts w:ascii="Times New Roman" w:eastAsiaTheme="minorEastAsia" w:hAnsi="Times New Roman" w:cs="Times New Roman"/>
+            <w:sz w:val="24"/>
+          </w:rPr>
+          <w:t>"Amodeo_2024_CABN_Exp1.json"</w:t>
+        </w:r>
+      </w:ins>
+      <w:ins w:id="202" w:author="Hu Chuan-Peng" w:date="2026-08-10T11:38:00Z">
+        <w:r>
+          <w:rPr>
+            <w:rFonts w:ascii="Times New Roman" w:eastAsiaTheme="minorEastAsia" w:hAnsi="Times New Roman" w:cs="Times New Roman"/>
+            <w:sz w:val="24"/>
+            <w:lang w:bidi="ar"/>
+          </w:rPr>
+          <w:t xml:space="preserve">) </w:t>
+        </w:r>
+      </w:ins>
+      <w:ins w:id="203" w:author="Hu Chuan-Peng" w:date="2026-08-10T11:37:00Z">
+        <w:r>
+          <w:rPr>
+            <w:rFonts w:ascii="Times New Roman" w:eastAsiaTheme="minorEastAsia" w:hAnsi="Times New Roman" w:cs="Times New Roman"/>
+            <w:sz w:val="24"/>
+            <w:lang w:bidi="ar"/>
+          </w:rPr>
+          <w:t>when</w:t>
+        </w:r>
+      </w:ins>
+      <w:ins w:id="204" w:author="Hu Chuan-Peng" w:date="2026-08-10T11:38:00Z">
+        <w:r>
+          <w:rPr>
+            <w:rFonts w:ascii="Times New Roman" w:eastAsiaTheme="minorEastAsia" w:hAnsi="Times New Roman" w:cs="Times New Roman"/>
+            <w:sz w:val="24"/>
+            <w:lang w:bidi="ar"/>
+          </w:rPr>
+          <w:t>ever</w:t>
+        </w:r>
+      </w:ins>
+      <w:ins w:id="205" w:author="Hu Chuan-Peng" w:date="2026-08-10T11:37:00Z">
+        <w:r>
+          <w:rPr>
+            <w:rFonts w:ascii="Times New Roman" w:eastAsiaTheme="minorEastAsia" w:hAnsi="Times New Roman" w:cs="Times New Roman"/>
+            <w:sz w:val="24"/>
+            <w:lang w:bidi="ar"/>
+          </w:rPr>
+          <w:t xml:space="preserve"> relevant information</w:t>
+        </w:r>
+      </w:ins>
+      <w:ins w:id="206" w:author="Hu Chuan-Peng" w:date="2026-08-10T11:38:00Z">
+        <w:r>
+          <w:rPr>
+            <w:rFonts w:ascii="Times New Roman" w:eastAsiaTheme="minorEastAsia" w:hAnsi="Times New Roman" w:cs="Times New Roman"/>
+            <w:sz w:val="24"/>
+            <w:lang w:bidi="ar"/>
+          </w:rPr>
+          <w:t xml:space="preserve"> is available.</w:t>
+        </w:r>
+      </w:ins>
     </w:p>
     <w:p>
       <w:pPr>
         <w:jc w:val="center"/>
+        <w:rPr>
+          <w:ins w:id="207" w:author="Hu Chuan-Peng" w:date="2026-08-10T11:41:00Z"/>
+        </w:rPr>
       </w:pPr>
       <w:r>
         <w:rPr>
@@ -5273,6 +5373,54 @@
     </w:p>
     <w:p>
       <w:pPr>
+        <w:jc w:val="center"/>
+      </w:pPr>
+      <w:ins w:id="208" w:author="Hu Chuan-Peng" w:date="2026-08-10T11:41:00Z">
+        <w:r>
+          <w:rPr>
+            <w:noProof/>
+          </w:rPr>
+          <w:lastRenderedPageBreak/>
+          <w:drawing>
+            <wp:inline distT="0" distB="0" distL="0" distR="0" wp14:anchorId="633B9AB4" wp14:editId="4FEF780C">
+              <wp:extent cx="4654177" cy="5932967"/>
+              <wp:effectExtent l="0" t="0" r="0" b="0"/>
+              <wp:docPr id="609944581" name="Picture 1"/>
+              <wp:cNvGraphicFramePr>
+                <a:graphicFrameLocks xmlns:a="http://schemas.openxmlformats.org/drawingml/2006/main" noChangeAspect="1"/>
+              </wp:cNvGraphicFramePr>
+              <a:graphic xmlns:a="http://schemas.openxmlformats.org/drawingml/2006/main">
+                <a:graphicData uri="http://schemas.openxmlformats.org/drawingml/2006/picture">
+                  <pic:pic xmlns:pic="http://schemas.openxmlformats.org/drawingml/2006/picture">
+                    <pic:nvPicPr>
+                      <pic:cNvPr id="609944581" name=""/>
+                      <pic:cNvPicPr/>
+                    </pic:nvPicPr>
+                    <pic:blipFill>
+                      <a:blip r:embed="rId9"/>
+                      <a:stretch>
+                        <a:fillRect/>
+                      </a:stretch>
+                    </pic:blipFill>
+                    <pic:spPr>
+                      <a:xfrm>
+                        <a:off x="0" y="0"/>
+                        <a:ext cx="4692075" cy="5981278"/>
+                      </a:xfrm>
+                      <a:prstGeom prst="rect">
+                        <a:avLst/>
+                      </a:prstGeom>
+                    </pic:spPr>
+                  </pic:pic>
+                </a:graphicData>
+              </a:graphic>
+            </wp:inline>
+          </w:drawing>
+        </w:r>
+      </w:ins>
+    </w:p>
+    <w:p>
+      <w:pPr>
         <w:pStyle w:val="Caption"/>
         <w:jc w:val="center"/>
         <w:rPr>
@@ -5373,7 +5521,55 @@
           <w:sz w:val="24"/>
           <w:lang w:bidi="ar"/>
         </w:rPr>
-        <w:t xml:space="preserve"> Standardized implementation framework and five-component decomposition of the self-matching task.</w:t>
+        <w:t xml:space="preserve"> </w:t>
+      </w:r>
+      <w:ins w:id="209" w:author="Hu Chuan-Peng" w:date="2026-08-10T11:41:00Z">
+        <w:r>
+          <w:rPr>
+            <w:rFonts w:ascii="Times New Roman" w:eastAsia="sans-serif" w:hAnsi="Times New Roman" w:cs="Times New Roman"/>
+            <w:i/>
+            <w:iCs/>
+            <w:kern w:val="0"/>
+            <w:sz w:val="24"/>
+            <w:lang w:bidi="ar"/>
+          </w:rPr>
+          <w:t xml:space="preserve">(a) </w:t>
+        </w:r>
+      </w:ins>
+      <w:r>
+        <w:rPr>
+          <w:rFonts w:ascii="Times New Roman" w:eastAsia="sans-serif" w:hAnsi="Times New Roman" w:cs="Times New Roman"/>
+          <w:i/>
+          <w:iCs/>
+          <w:kern w:val="0"/>
+          <w:sz w:val="24"/>
+          <w:lang w:bidi="ar"/>
+        </w:rPr>
+        <w:t>Standardized implementation framework and five-component decomposition of the self-matching tas</w:t>
+      </w:r>
+      <w:ins w:id="210" w:author="Hu Chuan-Peng" w:date="2026-08-10T11:41:00Z">
+        <w:r>
+          <w:rPr>
+            <w:rFonts w:ascii="Times New Roman" w:eastAsia="sans-serif" w:hAnsi="Times New Roman" w:cs="Times New Roman"/>
+            <w:i/>
+            <w:iCs/>
+            <w:kern w:val="0"/>
+            <w:sz w:val="24"/>
+            <w:lang w:bidi="ar"/>
+          </w:rPr>
+          <w:t>k; (b) an example of the experiment-specific json file</w:t>
+        </w:r>
+      </w:ins>
+      <w:r>
+        <w:rPr>
+          <w:rFonts w:ascii="Times New Roman" w:eastAsia="sans-serif" w:hAnsi="Times New Roman" w:cs="Times New Roman"/>
+          <w:i/>
+          <w:iCs/>
+          <w:kern w:val="0"/>
+          <w:sz w:val="24"/>
+          <w:lang w:bidi="ar"/>
+        </w:rPr>
+        <w:t>.</w:t>
       </w:r>
     </w:p>
     <w:p>
@@ -5392,25 +5588,7 @@
           <w:sz w:val="24"/>
           <w:lang w:bidi="ar"/>
         </w:rPr>
-        <w:t>The Physical Environment variables</w:t>
-      </w:r>
-      <w:ins w:id="197" w:author="Hu Chuan-Peng" w:date="2026-08-02T10:00:00Z">
-        <w:r>
-          <w:rPr>
-            <w:rFonts w:ascii="Times New Roman" w:eastAsiaTheme="minorEastAsia" w:hAnsi="Times New Roman" w:cs="Times New Roman"/>
-            <w:sz w:val="24"/>
-            <w:lang w:bidi="ar"/>
-          </w:rPr>
-          <w:t xml:space="preserve">, which were recorded in XXX, </w:t>
-        </w:r>
-      </w:ins>
-      <w:r>
-        <w:rPr>
-          <w:rFonts w:ascii="Times New Roman" w:eastAsiaTheme="minorEastAsia" w:hAnsi="Times New Roman" w:cs="Times New Roman"/>
-          <w:sz w:val="24"/>
-          <w:lang w:bidi="ar"/>
-        </w:rPr>
-        <w:t xml:space="preserve"> describe the overall environmental conditions under which participants </w:t>
+        <w:t xml:space="preserve">The Physical Environment variables describe the overall environmental conditions under which participants </w:t>
       </w:r>
       <w:r>
         <w:rPr>
@@ -5509,7 +5687,7 @@
           <w:sz w:val="24"/>
           <w:lang w:bidi="ar"/>
         </w:rPr>
-        <w:t xml:space="preserve">. For auditory stimuli, these include </w:t>
+        <w:t xml:space="preserve">. For auditory stimuli, these include hardware specifications (e.g., headphones vs. speakers), sound pressure levels, and ambient noise </w:t>
       </w:r>
       <w:r>
         <w:rPr>
@@ -5517,85 +5695,85 @@
           <w:sz w:val="24"/>
           <w:lang w:bidi="ar"/>
         </w:rPr>
+        <w:fldChar w:fldCharType="begin"/>
+      </w:r>
+      <w:r>
+        <w:rPr>
+          <w:rFonts w:ascii="Times New Roman" w:eastAsiaTheme="minorEastAsia" w:hAnsi="Times New Roman" w:cs="Times New Roman"/>
+          <w:sz w:val="24"/>
+          <w:lang w:bidi="ar"/>
+        </w:rPr>
+        <w:instrText xml:space="preserve"> ADDIN ZOTERO_ITEM CSL_CITATION {"citationID":"UTJLkyWx","properties":{"unsorted":false,"formattedCitation":"(Kirk &amp; Cunningham, 2025)","plainCitation":"(Kirk &amp; Cunningham, 2025)","noteIndex":0},"citationItems":[{"id":"bQO8AlTg/pQjjKLDV","uris":["http://zotero.org/users/12368307/items/M58REX8Z"],"itemData":{"id":1461,"type":"article-journal","abstract":"Self-cues such as one's own name or face attract attention, reflecting a bias for stimuli connected to self to be prioritized in cognition. Recent evidence suggests that even external voices can elicit this self-prioritization effect; in a voice-label matching task, external voices assigned to the Self-identity label ‘you’ elicited faster responses than those assigned to ‘friend’ or ‘stranger’ (Payne et al., Br. J. Psychology, 112, 585-610). However, it is not clear whether external voices assigned to Self are prioritized over participants' own voices. We explore this issue in two experiments. In Exp 1 (N = 35), a voice-label matching task comprising three external voices confirmed that reaction time and accuracy are improved when an external voice cue is assigned to Self rather than Friend or Stranger. In Exp 2 (N = 90), one of the voice cues was replaced with a recording of the participant's own voice. Reaction time and accuracy showed a consistent advantage for the participant's own-voice, even when it was assigned to the ‘friend’ or ‘stranger’ identity. These findings show that external voices can elicit self-prioritization effects if associated with Self, but they are not prioritized above individuals' own voices. This has implications for external voice production technology, suggesting own-voice imitation may be beneficial.","container-title":"British Journal of Psychology","DOI":"10.1111/bjop.12741","ISSN":"0007-1269, 2044-8295","issue":"1","journalAbbreviation":"Br. J. Psychol.","language":"en","page":"131-148","source":"DOI.org (Crossref)","title":"Listen to yourself! Prioritization of self-associated and own voice cues","volume":"116","author":[{"family":"Kirk","given":"Neil W."},{"family":"Cunningham","given":"Sheila J."}],"issued":{"date-parts":[["2025",2]]}}}],"schema":"https://github.com/citation-style-language/schema/raw/master/csl-citation.json"} </w:instrText>
+      </w:r>
+      <w:r>
+        <w:rPr>
+          <w:rFonts w:ascii="Times New Roman" w:eastAsiaTheme="minorEastAsia" w:hAnsi="Times New Roman" w:cs="Times New Roman"/>
+          <w:sz w:val="24"/>
+          <w:lang w:bidi="ar"/>
+        </w:rPr>
+        <w:fldChar w:fldCharType="separate"/>
+      </w:r>
+      <w:r>
+        <w:rPr>
+          <w:rFonts w:ascii="Times New Roman" w:eastAsiaTheme="minorEastAsia" w:hAnsi="Times New Roman" w:cs="Times New Roman"/>
+          <w:sz w:val="24"/>
+        </w:rPr>
+        <w:t>(Kirk &amp; Cunningham, 2025)</w:t>
+      </w:r>
+      <w:r>
+        <w:rPr>
+          <w:rFonts w:ascii="Times New Roman" w:eastAsiaTheme="minorEastAsia" w:hAnsi="Times New Roman" w:cs="Times New Roman"/>
+          <w:sz w:val="24"/>
+          <w:lang w:bidi="ar"/>
+        </w:rPr>
+        <w:fldChar w:fldCharType="end"/>
+      </w:r>
+      <w:r>
+        <w:rPr>
+          <w:rFonts w:ascii="Times New Roman" w:eastAsiaTheme="minorEastAsia" w:hAnsi="Times New Roman" w:cs="Times New Roman"/>
+          <w:sz w:val="24"/>
+          <w:lang w:bidi="ar"/>
+        </w:rPr>
+        <w:t xml:space="preserve">. These </w:t>
+      </w:r>
+      <w:r>
+        <w:rPr>
+          <w:rFonts w:ascii="Times New Roman" w:eastAsiaTheme="minorEastAsia" w:hAnsi="Times New Roman" w:cs="Times New Roman"/>
+          <w:sz w:val="24"/>
+          <w:lang w:bidi="ar"/>
+        </w:rPr>
         <w:lastRenderedPageBreak/>
-        <w:t xml:space="preserve">hardware specifications (e.g., headphones vs. speakers), sound pressure levels, and ambient noise </w:t>
-      </w:r>
+        <w:t>parameters determine how sensory information</w:t>
+      </w:r>
+      <w:ins w:id="211" w:author="Hu Chuan-Peng" w:date="2026-08-01T15:38:00Z">
+        <w:r>
+          <w:rPr>
+            <w:rFonts w:ascii="Times New Roman" w:eastAsiaTheme="minorEastAsia" w:hAnsi="Times New Roman" w:cs="Times New Roman"/>
+            <w:sz w:val="24"/>
+            <w:lang w:bidi="ar"/>
+          </w:rPr>
+          <w:t xml:space="preserve"> </w:t>
+        </w:r>
+      </w:ins>
       <w:r>
         <w:rPr>
           <w:rFonts w:ascii="Times New Roman" w:eastAsiaTheme="minorEastAsia" w:hAnsi="Times New Roman" w:cs="Times New Roman"/>
           <w:sz w:val="24"/>
           <w:lang w:bidi="ar"/>
         </w:rPr>
-        <w:fldChar w:fldCharType="begin"/>
-      </w:r>
-      <w:r>
-        <w:rPr>
-          <w:rFonts w:ascii="Times New Roman" w:eastAsiaTheme="minorEastAsia" w:hAnsi="Times New Roman" w:cs="Times New Roman"/>
-          <w:sz w:val="24"/>
-          <w:lang w:bidi="ar"/>
-        </w:rPr>
-        <w:instrText xml:space="preserve"> ADDIN ZOTERO_ITEM CSL_CITATION {"citationID":"UTJLkyWx","properties":{"unsorted":false,"formattedCitation":"(Kirk &amp; Cunningham, 2025)","plainCitation":"(Kirk &amp; Cunningham, 2025)","noteIndex":0},"citationItems":[{"id":"bQO8AlTg/pQjjKLDV","uris":["http://zotero.org/users/12368307/items/M58REX8Z"],"itemData":{"id":1461,"type":"article-journal","abstract":"Self-cues such as one's own name or face attract attention, reflecting a bias for stimuli connected to self to be prioritized in cognition. Recent evidence suggests that even external voices can elicit this self-prioritization effect; in a voice-label matching task, external voices assigned to the Self-identity label ‘you’ elicited faster responses than those assigned to ‘friend’ or ‘stranger’ (Payne et al., Br. J. Psychology, 112, 585-610). However, it is not clear whether external voices assigned to Self are prioritized over participants' own voices. We explore this issue in two experiments. In Exp 1 (N = 35), a voice-label matching task comprising three external voices confirmed that reaction time and accuracy are improved when an external voice cue is assigned to Self rather than Friend or Stranger. In Exp 2 (N = 90), one of the voice cues was replaced with a recording of the participant's own voice. Reaction time and accuracy showed a consistent advantage for the participant's own-voice, even when it was assigned to the ‘friend’ or ‘stranger’ identity. These findings show that external voices can elicit self-prioritization effects if associated with Self, but they are not prioritized above individuals' own voices. This has implications for external voice production technology, suggesting own-voice imitation may be beneficial.","container-title":"British Journal of Psychology","DOI":"10.1111/bjop.12741","ISSN":"0007-1269, 2044-8295","issue":"1","journalAbbreviation":"Br. J. Psychol.","language":"en","page":"131-148","source":"DOI.org (Crossref)","title":"Listen to yourself! Prioritization of self-associated and own voice cues","volume":"116","author":[{"family":"Kirk","given":"Neil W."},{"family":"Cunningham","given":"Sheila J."}],"issued":{"date-parts":[["2025",2]]}}}],"schema":"https://github.com/citation-style-language/schema/raw/master/csl-citation.json"} </w:instrText>
-      </w:r>
-      <w:r>
-        <w:rPr>
-          <w:rFonts w:ascii="Times New Roman" w:eastAsiaTheme="minorEastAsia" w:hAnsi="Times New Roman" w:cs="Times New Roman"/>
-          <w:sz w:val="24"/>
-          <w:lang w:bidi="ar"/>
-        </w:rPr>
-        <w:fldChar w:fldCharType="separate"/>
-      </w:r>
-      <w:r>
-        <w:rPr>
-          <w:rFonts w:ascii="Times New Roman" w:eastAsiaTheme="minorEastAsia" w:hAnsi="Times New Roman" w:cs="Times New Roman"/>
-          <w:sz w:val="24"/>
-        </w:rPr>
-        <w:t>(Kirk &amp; Cunningham, 2025)</w:t>
-      </w:r>
-      <w:r>
-        <w:rPr>
-          <w:rFonts w:ascii="Times New Roman" w:eastAsiaTheme="minorEastAsia" w:hAnsi="Times New Roman" w:cs="Times New Roman"/>
-          <w:sz w:val="24"/>
-          <w:lang w:bidi="ar"/>
-        </w:rPr>
-        <w:fldChar w:fldCharType="end"/>
-      </w:r>
-      <w:r>
-        <w:rPr>
-          <w:rFonts w:ascii="Times New Roman" w:eastAsiaTheme="minorEastAsia" w:hAnsi="Times New Roman" w:cs="Times New Roman"/>
-          <w:sz w:val="24"/>
-          <w:lang w:bidi="ar"/>
-        </w:rPr>
-        <w:t>. These parameters determine how sensory information</w:t>
-      </w:r>
-      <w:ins w:id="198" w:author="Hu Chuan-Peng" w:date="2026-08-01T15:38:00Z">
+        <w:t xml:space="preserve">(e.g., visual or auditory signals) is physically presented to </w:t>
+      </w:r>
+      <w:ins w:id="212" w:author="Hu Chuan-Peng" w:date="2026-08-01T15:39:00Z">
         <w:r>
           <w:rPr>
             <w:rFonts w:ascii="Times New Roman" w:eastAsiaTheme="minorEastAsia" w:hAnsi="Times New Roman" w:cs="Times New Roman"/>
             <w:sz w:val="24"/>
             <w:lang w:bidi="ar"/>
           </w:rPr>
-          <w:t xml:space="preserve"> </w:t>
-        </w:r>
-      </w:ins>
-      <w:r>
-        <w:rPr>
-          <w:rFonts w:ascii="Times New Roman" w:eastAsiaTheme="minorEastAsia" w:hAnsi="Times New Roman" w:cs="Times New Roman"/>
-          <w:sz w:val="24"/>
-          <w:lang w:bidi="ar"/>
-        </w:rPr>
-        <w:t xml:space="preserve">(e.g., visual or auditory signals) is physically presented to </w:t>
-      </w:r>
-      <w:ins w:id="199" w:author="Hu Chuan-Peng" w:date="2026-08-01T15:39:00Z">
-        <w:r>
-          <w:rPr>
-            <w:rFonts w:ascii="Times New Roman" w:eastAsiaTheme="minorEastAsia" w:hAnsi="Times New Roman" w:cs="Times New Roman"/>
-            <w:sz w:val="24"/>
-            <w:lang w:bidi="ar"/>
-          </w:rPr>
           <w:t xml:space="preserve">participants and they </w:t>
         </w:r>
       </w:ins>
-      <w:ins w:id="200" w:author="Hu Chuan-Peng" w:date="2026-08-01T15:40:00Z">
+      <w:ins w:id="213" w:author="Hu Chuan-Peng" w:date="2026-08-01T15:40:00Z">
         <w:r>
           <w:rPr>
             <w:rFonts w:ascii="Times New Roman" w:eastAsiaTheme="minorEastAsia" w:hAnsi="Times New Roman" w:cs="Times New Roman"/>
@@ -5698,25 +5876,7 @@
           <w:sz w:val="24"/>
           <w:lang w:bidi="ar"/>
         </w:rPr>
-        <w:t>he Experimental Design variables</w:t>
-      </w:r>
-      <w:ins w:id="201" w:author="Hu Chuan-Peng" w:date="2026-08-02T10:00:00Z">
-        <w:r>
-          <w:rPr>
-            <w:rFonts w:ascii="Times New Roman" w:eastAsiaTheme="minorEastAsia" w:hAnsi="Times New Roman" w:cs="Times New Roman"/>
-            <w:sz w:val="24"/>
-            <w:lang w:bidi="ar"/>
-          </w:rPr>
-          <w:t>, which were recorded in XXX,</w:t>
-        </w:r>
-      </w:ins>
-      <w:r>
-        <w:rPr>
-          <w:rFonts w:ascii="Times New Roman" w:eastAsiaTheme="minorEastAsia" w:hAnsi="Times New Roman" w:cs="Times New Roman"/>
-          <w:sz w:val="24"/>
-          <w:lang w:bidi="ar"/>
-        </w:rPr>
-        <w:t xml:space="preserve"> define </w:t>
+        <w:t xml:space="preserve">he Experimental Design variables define </w:t>
       </w:r>
       <w:r>
         <w:rPr>
@@ -5844,237 +6004,207 @@
         </w:rPr>
         <w:t xml:space="preserve"> </w:t>
       </w:r>
-      <w:ins w:id="202" w:author="Hu Chuan-Peng" w:date="2026-08-01T15:41:00Z">
+      <w:r>
+        <w:rPr>
+          <w:rFonts w:ascii="Times New Roman" w:eastAsiaTheme="minorEastAsia" w:hAnsi="Times New Roman" w:cs="Times New Roman" w:hint="eastAsia"/>
+          <w:sz w:val="24"/>
+          <w:lang w:bidi="ar"/>
+        </w:rPr>
+        <w:t xml:space="preserve">describe </w:t>
+      </w:r>
+      <w:r>
+        <w:rPr>
+          <w:rFonts w:ascii="Times New Roman" w:eastAsiaTheme="minorEastAsia" w:hAnsi="Times New Roman" w:cs="Times New Roman"/>
+          <w:sz w:val="24"/>
+          <w:lang w:bidi="ar"/>
+        </w:rPr>
+        <w:t>the</w:t>
+      </w:r>
+      <w:ins w:id="214" w:author="Hu Chuan-Peng" w:date="2026-08-01T18:50:00Z">
         <w:r>
           <w:rPr>
             <w:rFonts w:ascii="Times New Roman" w:eastAsiaTheme="minorEastAsia" w:hAnsi="Times New Roman" w:cs="Times New Roman"/>
             <w:sz w:val="24"/>
             <w:lang w:bidi="ar"/>
           </w:rPr>
-          <w:t>variables</w:t>
-        </w:r>
-      </w:ins>
-      <w:ins w:id="203" w:author="Hu Chuan-Peng" w:date="2026-08-02T10:00:00Z">
+          <w:t xml:space="preserve"> block</w:t>
+        </w:r>
+      </w:ins>
+      <w:r>
+        <w:rPr>
+          <w:rFonts w:ascii="Times New Roman" w:eastAsiaTheme="minorEastAsia" w:hAnsi="Times New Roman" w:cs="Times New Roman"/>
+          <w:sz w:val="24"/>
+          <w:lang w:bidi="ar"/>
+        </w:rPr>
+        <w:t xml:space="preserve"> structure of </w:t>
+      </w:r>
+      <w:r>
+        <w:rPr>
+          <w:rFonts w:ascii="Times New Roman" w:eastAsiaTheme="minorEastAsia" w:hAnsi="Times New Roman" w:cs="Times New Roman" w:hint="eastAsia"/>
+          <w:sz w:val="24"/>
+          <w:lang w:bidi="ar"/>
+        </w:rPr>
+        <w:t>the task,</w:t>
+      </w:r>
+      <w:r>
+        <w:rPr>
+          <w:rFonts w:ascii="Times New Roman" w:eastAsiaTheme="minorEastAsia" w:hAnsi="Times New Roman" w:cs="Times New Roman"/>
+          <w:sz w:val="24"/>
+          <w:lang w:bidi="ar"/>
+        </w:rPr>
+        <w:t xml:space="preserve"> including number of blocks as well and details within a block: trial </w:t>
+      </w:r>
+      <w:r>
+        <w:rPr>
+          <w:rFonts w:ascii="Times New Roman" w:eastAsiaTheme="minorEastAsia" w:hAnsi="Times New Roman" w:cs="Times New Roman" w:hint="eastAsia"/>
+          <w:sz w:val="24"/>
+          <w:lang w:bidi="ar"/>
+        </w:rPr>
+        <w:t>sequenc</w:t>
+      </w:r>
+      <w:ins w:id="215" w:author="Hu Chuan-Peng" w:date="2026-08-01T18:50:00Z">
         <w:r>
           <w:rPr>
             <w:rFonts w:ascii="Times New Roman" w:eastAsiaTheme="minorEastAsia" w:hAnsi="Times New Roman" w:cs="Times New Roman"/>
             <w:sz w:val="24"/>
             <w:lang w:bidi="ar"/>
           </w:rPr>
-          <w:t>, which were recorded in XXX,</w:t>
-        </w:r>
-      </w:ins>
-      <w:ins w:id="204" w:author="Hu Chuan-Peng" w:date="2026-08-01T15:41:00Z">
+          <w:t>e</w:t>
+        </w:r>
+      </w:ins>
+      <w:r>
+        <w:rPr>
+          <w:rFonts w:ascii="Times New Roman" w:eastAsiaTheme="minorEastAsia" w:hAnsi="Times New Roman" w:cs="Times New Roman"/>
+          <w:sz w:val="24"/>
+          <w:lang w:bidi="ar"/>
+        </w:rPr>
+        <w:t xml:space="preserve"> and composition. Block Structure </w:t>
+      </w:r>
+      <w:r>
+        <w:rPr>
+          <w:rFonts w:ascii="Times New Roman" w:eastAsiaTheme="minorEastAsia" w:hAnsi="Times New Roman" w:cs="Times New Roman" w:hint="eastAsia"/>
+          <w:sz w:val="24"/>
+          <w:lang w:bidi="ar"/>
+        </w:rPr>
+        <w:t xml:space="preserve">captures </w:t>
+      </w:r>
+      <w:ins w:id="216" w:author="Hu Chuan-Peng" w:date="2026-08-01T18:51:00Z">
         <w:r>
           <w:rPr>
             <w:rFonts w:ascii="Times New Roman" w:eastAsiaTheme="minorEastAsia" w:hAnsi="Times New Roman" w:cs="Times New Roman"/>
             <w:sz w:val="24"/>
             <w:lang w:bidi="ar"/>
           </w:rPr>
+          <w:t>how</w:t>
+        </w:r>
+      </w:ins>
+      <w:r>
+        <w:rPr>
+          <w:rFonts w:ascii="Times New Roman" w:eastAsiaTheme="minorEastAsia" w:hAnsi="Times New Roman" w:cs="Times New Roman" w:hint="eastAsia"/>
+          <w:sz w:val="24"/>
+          <w:lang w:bidi="ar"/>
+        </w:rPr>
+        <w:t xml:space="preserve"> multiple trials </w:t>
+      </w:r>
+      <w:ins w:id="217" w:author="Hu Chuan-Peng" w:date="2026-08-01T18:51:00Z">
+        <w:r>
+          <w:rPr>
+            <w:rFonts w:ascii="Times New Roman" w:eastAsiaTheme="minorEastAsia" w:hAnsi="Times New Roman" w:cs="Times New Roman"/>
+            <w:sz w:val="24"/>
+            <w:lang w:bidi="ar"/>
+          </w:rPr>
+          <w:t xml:space="preserve">are organized within a block </w:t>
+        </w:r>
+      </w:ins>
+      <w:r>
+        <w:rPr>
+          <w:rFonts w:ascii="Times New Roman" w:eastAsiaTheme="minorEastAsia" w:hAnsi="Times New Roman" w:cs="Times New Roman" w:hint="eastAsia"/>
+          <w:sz w:val="24"/>
+          <w:lang w:bidi="ar"/>
+        </w:rPr>
+        <w:t xml:space="preserve">and often </w:t>
+      </w:r>
+      <w:ins w:id="218" w:author="Hu Chuan-Peng" w:date="2026-08-01T18:51:00Z">
+        <w:r>
+          <w:rPr>
+            <w:rFonts w:ascii="Times New Roman" w:eastAsiaTheme="minorEastAsia" w:hAnsi="Times New Roman" w:cs="Times New Roman"/>
+            <w:sz w:val="24"/>
+            <w:lang w:bidi="ar"/>
+          </w:rPr>
+          <w:t xml:space="preserve">may </w:t>
+        </w:r>
+      </w:ins>
+      <w:ins w:id="219" w:author="Hu Chuan-Peng" w:date="2026-08-01T18:52:00Z">
+        <w:r>
+          <w:rPr>
+            <w:rFonts w:ascii="Times New Roman" w:eastAsiaTheme="minorEastAsia" w:hAnsi="Times New Roman" w:cs="Times New Roman"/>
+            <w:sz w:val="24"/>
+            <w:lang w:bidi="ar"/>
+          </w:rPr>
+          <w:t>strongly incluence</w:t>
+        </w:r>
+      </w:ins>
+      <w:ins w:id="220" w:author="Hu Chuan-Peng" w:date="2026-08-01T18:51:00Z">
+        <w:r>
+          <w:rPr>
+            <w:rFonts w:ascii="Times New Roman" w:eastAsiaTheme="minorEastAsia" w:hAnsi="Times New Roman" w:cs="Times New Roman"/>
+            <w:sz w:val="24"/>
+            <w:lang w:bidi="ar"/>
+          </w:rPr>
+          <w:t xml:space="preserve"> the strategies adopted by participants (Bog</w:t>
+        </w:r>
+      </w:ins>
+      <w:ins w:id="221" w:author="Hu Chuan-Peng" w:date="2026-08-01T18:52:00Z">
+        <w:r>
+          <w:rPr>
+            <w:rFonts w:ascii="Times New Roman" w:eastAsiaTheme="minorEastAsia" w:hAnsi="Times New Roman" w:cs="Times New Roman"/>
+            <w:sz w:val="24"/>
+            <w:lang w:bidi="ar"/>
+          </w:rPr>
+          <w:t>acz et al., 2006</w:t>
+        </w:r>
+      </w:ins>
+      <w:ins w:id="222" w:author="Hu Chuan-Peng" w:date="2026-08-01T18:51:00Z">
+        <w:r>
+          <w:rPr>
+            <w:rFonts w:ascii="Times New Roman" w:eastAsiaTheme="minorEastAsia" w:hAnsi="Times New Roman" w:cs="Times New Roman"/>
+            <w:sz w:val="24"/>
+            <w:lang w:bidi="ar"/>
+          </w:rPr>
+          <w:t>)</w:t>
+        </w:r>
+      </w:ins>
+      <w:ins w:id="223" w:author="Hu Chuan-Peng" w:date="2026-08-01T18:52:00Z">
+        <w:r>
+          <w:rPr>
+            <w:rFonts w:ascii="Times New Roman" w:eastAsiaTheme="minorEastAsia" w:hAnsi="Times New Roman" w:cs="Times New Roman"/>
+            <w:sz w:val="24"/>
+            <w:lang w:bidi="ar"/>
+          </w:rPr>
           <w:t xml:space="preserve"> </w:t>
         </w:r>
       </w:ins>
-      <w:r>
-        <w:rPr>
-          <w:rFonts w:ascii="Times New Roman" w:eastAsiaTheme="minorEastAsia" w:hAnsi="Times New Roman" w:cs="Times New Roman" w:hint="eastAsia"/>
-          <w:sz w:val="24"/>
-          <w:lang w:bidi="ar"/>
-        </w:rPr>
-        <w:t xml:space="preserve">describe </w:t>
-      </w:r>
-      <w:r>
-        <w:rPr>
-          <w:rFonts w:ascii="Times New Roman" w:eastAsiaTheme="minorEastAsia" w:hAnsi="Times New Roman" w:cs="Times New Roman"/>
-          <w:sz w:val="24"/>
-          <w:lang w:bidi="ar"/>
-        </w:rPr>
-        <w:t>the</w:t>
-      </w:r>
-      <w:ins w:id="205" w:author="Hu Chuan-Peng" w:date="2026-08-01T18:50:00Z">
+      <w:ins w:id="224" w:author="Hu Chuan-Peng" w:date="2026-08-01T18:53:00Z">
         <w:r>
           <w:rPr>
             <w:rFonts w:ascii="Times New Roman" w:eastAsiaTheme="minorEastAsia" w:hAnsi="Times New Roman" w:cs="Times New Roman"/>
             <w:sz w:val="24"/>
             <w:lang w:bidi="ar"/>
           </w:rPr>
-          <w:t xml:space="preserve"> block</w:t>
-        </w:r>
-      </w:ins>
-      <w:r>
-        <w:rPr>
-          <w:rFonts w:ascii="Times New Roman" w:eastAsiaTheme="minorEastAsia" w:hAnsi="Times New Roman" w:cs="Times New Roman"/>
-          <w:sz w:val="24"/>
-          <w:lang w:bidi="ar"/>
-        </w:rPr>
-        <w:t xml:space="preserve"> structure of </w:t>
-      </w:r>
-      <w:r>
-        <w:rPr>
-          <w:rFonts w:ascii="Times New Roman" w:eastAsiaTheme="minorEastAsia" w:hAnsi="Times New Roman" w:cs="Times New Roman" w:hint="eastAsia"/>
-          <w:sz w:val="24"/>
-          <w:lang w:bidi="ar"/>
-        </w:rPr>
-        <w:t>the task,</w:t>
-      </w:r>
-      <w:r>
-        <w:rPr>
-          <w:rFonts w:ascii="Times New Roman" w:eastAsiaTheme="minorEastAsia" w:hAnsi="Times New Roman" w:cs="Times New Roman"/>
-          <w:sz w:val="24"/>
-          <w:lang w:bidi="ar"/>
-        </w:rPr>
-        <w:t xml:space="preserve"> including number of blocks as well and details within a block: trial </w:t>
-      </w:r>
-      <w:r>
-        <w:rPr>
-          <w:rFonts w:ascii="Times New Roman" w:eastAsiaTheme="minorEastAsia" w:hAnsi="Times New Roman" w:cs="Times New Roman" w:hint="eastAsia"/>
-          <w:sz w:val="24"/>
-          <w:lang w:bidi="ar"/>
-        </w:rPr>
-        <w:t>sequenc</w:t>
-      </w:r>
-      <w:ins w:id="206" w:author="Hu Chuan-Peng" w:date="2026-08-01T18:50:00Z">
+          <w:t xml:space="preserve">or result in </w:t>
+        </w:r>
+      </w:ins>
+      <w:ins w:id="225" w:author="Hu Chuan-Peng" w:date="2026-08-01T18:54:00Z">
         <w:r>
           <w:rPr>
             <w:rFonts w:ascii="Times New Roman" w:eastAsiaTheme="minorEastAsia" w:hAnsi="Times New Roman" w:cs="Times New Roman"/>
             <w:sz w:val="24"/>
             <w:lang w:bidi="ar"/>
           </w:rPr>
-          <w:t>e</w:t>
-        </w:r>
-      </w:ins>
-      <w:r>
-        <w:rPr>
-          <w:rFonts w:ascii="Times New Roman" w:eastAsiaTheme="minorEastAsia" w:hAnsi="Times New Roman" w:cs="Times New Roman"/>
-          <w:sz w:val="24"/>
-          <w:lang w:bidi="ar"/>
-        </w:rPr>
-        <w:t xml:space="preserve"> and composition. Block Structure </w:t>
-      </w:r>
-      <w:r>
-        <w:rPr>
-          <w:rFonts w:ascii="Times New Roman" w:eastAsiaTheme="minorEastAsia" w:hAnsi="Times New Roman" w:cs="Times New Roman" w:hint="eastAsia"/>
-          <w:sz w:val="24"/>
-          <w:lang w:bidi="ar"/>
-        </w:rPr>
-        <w:t xml:space="preserve">captures </w:t>
-      </w:r>
-      <w:ins w:id="207" w:author="Hu Chuan-Peng" w:date="2026-08-01T18:51:00Z">
-        <w:r>
-          <w:rPr>
-            <w:rFonts w:ascii="Times New Roman" w:eastAsiaTheme="minorEastAsia" w:hAnsi="Times New Roman" w:cs="Times New Roman"/>
-            <w:sz w:val="24"/>
-            <w:lang w:bidi="ar"/>
-          </w:rPr>
-          <w:t>how</w:t>
-        </w:r>
-      </w:ins>
-      <w:r>
-        <w:rPr>
-          <w:rFonts w:ascii="Times New Roman" w:eastAsiaTheme="minorEastAsia" w:hAnsi="Times New Roman" w:cs="Times New Roman" w:hint="eastAsia"/>
-          <w:sz w:val="24"/>
-          <w:lang w:bidi="ar"/>
-        </w:rPr>
-        <w:t xml:space="preserve"> multiple trials </w:t>
-      </w:r>
-      <w:ins w:id="208" w:author="Hu Chuan-Peng" w:date="2026-08-01T18:51:00Z">
-        <w:r>
-          <w:rPr>
-            <w:rFonts w:ascii="Times New Roman" w:eastAsiaTheme="minorEastAsia" w:hAnsi="Times New Roman" w:cs="Times New Roman"/>
-            <w:sz w:val="24"/>
-            <w:lang w:bidi="ar"/>
-          </w:rPr>
-          <w:t xml:space="preserve">are organized within a block </w:t>
-        </w:r>
-      </w:ins>
-      <w:r>
-        <w:rPr>
-          <w:rFonts w:ascii="Times New Roman" w:eastAsiaTheme="minorEastAsia" w:hAnsi="Times New Roman" w:cs="Times New Roman" w:hint="eastAsia"/>
-          <w:sz w:val="24"/>
-          <w:lang w:bidi="ar"/>
-        </w:rPr>
-        <w:t xml:space="preserve">and often </w:t>
-      </w:r>
-      <w:ins w:id="209" w:author="Hu Chuan-Peng" w:date="2026-08-01T18:51:00Z">
-        <w:r>
-          <w:rPr>
-            <w:rFonts w:ascii="Times New Roman" w:eastAsiaTheme="minorEastAsia" w:hAnsi="Times New Roman" w:cs="Times New Roman"/>
-            <w:sz w:val="24"/>
-            <w:lang w:bidi="ar"/>
-          </w:rPr>
-          <w:t xml:space="preserve">may </w:t>
-        </w:r>
-      </w:ins>
-      <w:ins w:id="210" w:author="Hu Chuan-Peng" w:date="2026-08-01T18:52:00Z">
-        <w:r>
-          <w:rPr>
-            <w:rFonts w:ascii="Times New Roman" w:eastAsiaTheme="minorEastAsia" w:hAnsi="Times New Roman" w:cs="Times New Roman"/>
-            <w:sz w:val="24"/>
-            <w:lang w:bidi="ar"/>
-          </w:rPr>
-          <w:t>strongly incluence</w:t>
-        </w:r>
-      </w:ins>
-      <w:ins w:id="211" w:author="Hu Chuan-Peng" w:date="2026-08-01T18:51:00Z">
-        <w:r>
-          <w:rPr>
-            <w:rFonts w:ascii="Times New Roman" w:eastAsiaTheme="minorEastAsia" w:hAnsi="Times New Roman" w:cs="Times New Roman"/>
-            <w:sz w:val="24"/>
-            <w:lang w:bidi="ar"/>
-          </w:rPr>
-          <w:t xml:space="preserve"> the strategies adopted by participants (Bog</w:t>
-        </w:r>
-      </w:ins>
-      <w:ins w:id="212" w:author="Hu Chuan-Peng" w:date="2026-08-01T18:52:00Z">
-        <w:r>
-          <w:rPr>
-            <w:rFonts w:ascii="Times New Roman" w:eastAsiaTheme="minorEastAsia" w:hAnsi="Times New Roman" w:cs="Times New Roman"/>
-            <w:sz w:val="24"/>
-            <w:lang w:bidi="ar"/>
-          </w:rPr>
-          <w:t>acz et al., 2006</w:t>
-        </w:r>
-      </w:ins>
-      <w:ins w:id="213" w:author="Hu Chuan-Peng" w:date="2026-08-01T18:51:00Z">
-        <w:r>
-          <w:rPr>
-            <w:rFonts w:ascii="Times New Roman" w:eastAsiaTheme="minorEastAsia" w:hAnsi="Times New Roman" w:cs="Times New Roman"/>
-            <w:sz w:val="24"/>
-            <w:lang w:bidi="ar"/>
-          </w:rPr>
-          <w:t>)</w:t>
-        </w:r>
-      </w:ins>
-      <w:ins w:id="214" w:author="Hu Chuan-Peng" w:date="2026-08-01T18:52:00Z">
-        <w:r>
-          <w:rPr>
-            <w:rFonts w:ascii="Times New Roman" w:eastAsiaTheme="minorEastAsia" w:hAnsi="Times New Roman" w:cs="Times New Roman"/>
-            <w:sz w:val="24"/>
-            <w:lang w:bidi="ar"/>
-          </w:rPr>
-          <w:t xml:space="preserve"> </w:t>
-        </w:r>
-      </w:ins>
-      <w:ins w:id="215" w:author="Hu Chuan-Peng" w:date="2026-08-01T18:53:00Z">
-        <w:r>
-          <w:rPr>
-            <w:rFonts w:ascii="Times New Roman" w:eastAsiaTheme="minorEastAsia" w:hAnsi="Times New Roman" w:cs="Times New Roman"/>
-            <w:sz w:val="24"/>
-            <w:lang w:bidi="ar"/>
-          </w:rPr>
-          <w:t xml:space="preserve">or result in </w:t>
-        </w:r>
-      </w:ins>
-      <w:ins w:id="216" w:author="Hu Chuan-Peng" w:date="2026-08-01T18:54:00Z">
-        <w:r>
-          <w:rPr>
-            <w:rFonts w:ascii="Times New Roman" w:eastAsiaTheme="minorEastAsia" w:hAnsi="Times New Roman" w:cs="Times New Roman"/>
-            <w:sz w:val="24"/>
-            <w:lang w:bidi="ar"/>
-          </w:rPr>
           <w:t>serial</w:t>
         </w:r>
       </w:ins>
-      <w:ins w:id="217" w:author="Hu Chuan-Peng" w:date="2026-08-01T18:53:00Z">
+      <w:ins w:id="226" w:author="Hu Chuan-Peng" w:date="2026-08-01T18:53:00Z">
         <w:r>
           <w:rPr>
             <w:rFonts w:ascii="Times New Roman" w:eastAsiaTheme="minorEastAsia" w:hAnsi="Times New Roman" w:cs="Times New Roman"/>
@@ -6133,7 +6263,7 @@
         </w:rPr>
         <w:t xml:space="preserve">. </w:t>
       </w:r>
-      <w:ins w:id="218" w:author="Hu Chuan-Peng" w:date="2026-08-01T18:55:00Z">
+      <w:ins w:id="227" w:author="Hu Chuan-Peng" w:date="2026-08-01T18:55:00Z">
         <w:r>
           <w:rPr>
             <w:rFonts w:ascii="Times New Roman" w:eastAsiaTheme="minorEastAsia" w:hAnsi="Times New Roman" w:cs="Times New Roman"/>
@@ -6151,7 +6281,7 @@
         </w:rPr>
         <w:t xml:space="preserve"> trials</w:t>
       </w:r>
-      <w:ins w:id="219" w:author="Hu Chuan-Peng" w:date="2026-08-01T18:55:00Z">
+      <w:ins w:id="228" w:author="Hu Chuan-Peng" w:date="2026-08-01T18:55:00Z">
         <w:r>
           <w:rPr>
             <w:rFonts w:ascii="Times New Roman" w:eastAsiaTheme="minorEastAsia" w:hAnsi="Times New Roman" w:cs="Times New Roman"/>
@@ -6169,7 +6299,7 @@
         </w:rPr>
         <w:t xml:space="preserve"> are pseudo-randomized such that </w:t>
       </w:r>
-      <w:ins w:id="220" w:author="Hu Chuan-Peng" w:date="2026-08-01T18:55:00Z">
+      <w:ins w:id="229" w:author="Hu Chuan-Peng" w:date="2026-08-01T18:55:00Z">
         <w:r>
           <w:rPr>
             <w:rFonts w:ascii="Times New Roman" w:eastAsiaTheme="minorEastAsia" w:hAnsi="Times New Roman" w:cs="Times New Roman"/>
@@ -6187,7 +6317,7 @@
         </w:rPr>
         <w:t xml:space="preserve">more than </w:t>
       </w:r>
-      <w:ins w:id="221" w:author="Hu Chuan-Peng" w:date="2026-08-01T18:55:00Z">
+      <w:ins w:id="230" w:author="Hu Chuan-Peng" w:date="2026-08-01T18:55:00Z">
         <w:r>
           <w:rPr>
             <w:rFonts w:ascii="Times New Roman" w:eastAsiaTheme="minorEastAsia" w:hAnsi="Times New Roman" w:cs="Times New Roman"/>
@@ -6254,136 +6384,89 @@
           <w:sz w:val="24"/>
           <w:lang w:bidi="ar"/>
         </w:rPr>
+        <w:t xml:space="preserve"> zoom in each trial and </w:t>
+      </w:r>
+      <w:r>
+        <w:rPr>
+          <w:rFonts w:ascii="Times New Roman" w:eastAsiaTheme="minorEastAsia" w:hAnsi="Times New Roman" w:cs="Times New Roman" w:hint="eastAsia"/>
+          <w:sz w:val="24"/>
+          <w:lang w:bidi="ar"/>
+        </w:rPr>
+        <w:t>describe</w:t>
+      </w:r>
+      <w:r>
+        <w:rPr>
+          <w:rFonts w:ascii="Times New Roman" w:eastAsiaTheme="minorEastAsia" w:hAnsi="Times New Roman" w:cs="Times New Roman"/>
+          <w:sz w:val="24"/>
+          <w:lang w:bidi="ar"/>
+        </w:rPr>
         <w:t xml:space="preserve"> </w:t>
       </w:r>
-      <w:ins w:id="222" w:author="Hu Chuan-Peng" w:date="2026-08-01T18:56:00Z">
+      <w:r>
+        <w:rPr>
+          <w:rFonts w:ascii="Times New Roman" w:eastAsiaTheme="minorEastAsia" w:hAnsi="Times New Roman" w:cs="Times New Roman" w:hint="eastAsia"/>
+          <w:sz w:val="24"/>
+          <w:lang w:bidi="ar"/>
+        </w:rPr>
+        <w:t xml:space="preserve">how </w:t>
+      </w:r>
+      <w:r>
+        <w:rPr>
+          <w:rFonts w:ascii="Times New Roman" w:eastAsiaTheme="minorEastAsia" w:hAnsi="Times New Roman" w:cs="Times New Roman"/>
+          <w:sz w:val="24"/>
+          <w:lang w:bidi="ar"/>
+        </w:rPr>
+        <w:t>each trial is</w:t>
+      </w:r>
+      <w:r>
+        <w:rPr>
+          <w:rFonts w:ascii="Times New Roman" w:eastAsiaTheme="minorEastAsia" w:hAnsi="Times New Roman" w:cs="Times New Roman" w:hint="eastAsia"/>
+          <w:sz w:val="24"/>
+          <w:lang w:bidi="ar"/>
+        </w:rPr>
+        <w:t xml:space="preserve"> implemented</w:t>
+      </w:r>
+      <w:r>
+        <w:rPr>
+          <w:rFonts w:ascii="Times New Roman" w:eastAsiaTheme="minorEastAsia" w:hAnsi="Times New Roman" w:cs="Times New Roman"/>
+          <w:sz w:val="24"/>
+          <w:lang w:bidi="ar"/>
+        </w:rPr>
+        <w:t xml:space="preserve">, including fixation duration, stimulus exposure, stimulus onset asynchrony (SOA), response window, and inter-trial interval (ITI). These parameters </w:t>
+      </w:r>
+      <w:r>
+        <w:rPr>
+          <w:rFonts w:ascii="Times New Roman" w:eastAsiaTheme="minorEastAsia" w:hAnsi="Times New Roman" w:cs="Times New Roman" w:hint="eastAsia"/>
+          <w:sz w:val="24"/>
+          <w:lang w:bidi="ar"/>
+        </w:rPr>
+        <w:t xml:space="preserve">govern the temporal dynamics of </w:t>
+      </w:r>
+      <w:ins w:id="231" w:author="Hu Chuan-Peng" w:date="2026-08-01T18:56:00Z">
         <w:r>
           <w:rPr>
             <w:rFonts w:ascii="Times New Roman" w:eastAsiaTheme="minorEastAsia" w:hAnsi="Times New Roman" w:cs="Times New Roman"/>
             <w:sz w:val="24"/>
             <w:lang w:bidi="ar"/>
           </w:rPr>
-          <w:t>variables</w:t>
-        </w:r>
-      </w:ins>
-      <w:ins w:id="223" w:author="Hu Chuan-Peng" w:date="2026-08-02T10:00:00Z">
-        <w:r>
-          <w:rPr>
-            <w:rFonts w:ascii="Times New Roman" w:eastAsiaTheme="minorEastAsia" w:hAnsi="Times New Roman" w:cs="Times New Roman"/>
+          <w:t>stimuli</w:t>
+        </w:r>
+        <w:r>
+          <w:rPr>
+            <w:rFonts w:ascii="Times New Roman" w:eastAsiaTheme="minorEastAsia" w:hAnsi="Times New Roman" w:cs="Times New Roman" w:hint="eastAsia"/>
             <w:sz w:val="24"/>
             <w:lang w:bidi="ar"/>
           </w:rPr>
-          <w:t>, which were recorded in XXX,</w:t>
-        </w:r>
-      </w:ins>
-      <w:ins w:id="224" w:author="Hu Chuan-Peng" w:date="2026-08-01T18:56:00Z">
-        <w:r>
-          <w:rPr>
-            <w:rFonts w:ascii="Times New Roman" w:eastAsiaTheme="minorEastAsia" w:hAnsi="Times New Roman" w:cs="Times New Roman"/>
-            <w:sz w:val="24"/>
-            <w:lang w:bidi="ar"/>
-          </w:rPr>
           <w:t xml:space="preserve"> </w:t>
         </w:r>
       </w:ins>
       <w:r>
         <w:rPr>
-          <w:rFonts w:ascii="Times New Roman" w:eastAsiaTheme="minorEastAsia" w:hAnsi="Times New Roman" w:cs="Times New Roman"/>
-          <w:sz w:val="24"/>
-          <w:lang w:bidi="ar"/>
-        </w:rPr>
-        <w:t xml:space="preserve">zoom in each trial and </w:t>
-      </w:r>
-      <w:r>
-        <w:rPr>
           <w:rFonts w:ascii="Times New Roman" w:eastAsiaTheme="minorEastAsia" w:hAnsi="Times New Roman" w:cs="Times New Roman" w:hint="eastAsia"/>
           <w:sz w:val="24"/>
           <w:lang w:bidi="ar"/>
         </w:rPr>
-        <w:t>describe</w:t>
-      </w:r>
-      <w:r>
-        <w:rPr>
-          <w:rFonts w:ascii="Times New Roman" w:eastAsiaTheme="minorEastAsia" w:hAnsi="Times New Roman" w:cs="Times New Roman"/>
-          <w:sz w:val="24"/>
-          <w:lang w:bidi="ar"/>
-        </w:rPr>
-        <w:t xml:space="preserve"> </w:t>
-      </w:r>
-      <w:r>
-        <w:rPr>
-          <w:rFonts w:ascii="Times New Roman" w:eastAsiaTheme="minorEastAsia" w:hAnsi="Times New Roman" w:cs="Times New Roman" w:hint="eastAsia"/>
-          <w:sz w:val="24"/>
-          <w:lang w:bidi="ar"/>
-        </w:rPr>
-        <w:t xml:space="preserve">how </w:t>
-      </w:r>
-      <w:r>
-        <w:rPr>
-          <w:rFonts w:ascii="Times New Roman" w:eastAsiaTheme="minorEastAsia" w:hAnsi="Times New Roman" w:cs="Times New Roman"/>
-          <w:sz w:val="24"/>
-          <w:lang w:bidi="ar"/>
-        </w:rPr>
-        <w:t>each trial is</w:t>
-      </w:r>
-      <w:r>
-        <w:rPr>
-          <w:rFonts w:ascii="Times New Roman" w:eastAsiaTheme="minorEastAsia" w:hAnsi="Times New Roman" w:cs="Times New Roman" w:hint="eastAsia"/>
-          <w:sz w:val="24"/>
-          <w:lang w:bidi="ar"/>
-        </w:rPr>
-        <w:t xml:space="preserve"> implemented</w:t>
-      </w:r>
-      <w:r>
-        <w:rPr>
-          <w:rFonts w:ascii="Times New Roman" w:eastAsiaTheme="minorEastAsia" w:hAnsi="Times New Roman" w:cs="Times New Roman"/>
-          <w:sz w:val="24"/>
-          <w:lang w:bidi="ar"/>
-        </w:rPr>
-        <w:t xml:space="preserve">, including fixation duration, stimulus exposure, stimulus onset asynchrony (SOA), response window, and inter-trial interval (ITI). These parameters </w:t>
-      </w:r>
-      <w:r>
-        <w:rPr>
-          <w:rFonts w:ascii="Times New Roman" w:eastAsiaTheme="minorEastAsia" w:hAnsi="Times New Roman" w:cs="Times New Roman" w:hint="eastAsia"/>
-          <w:sz w:val="24"/>
-          <w:lang w:bidi="ar"/>
-        </w:rPr>
-        <w:t xml:space="preserve">govern the temporal dynamics of </w:t>
-      </w:r>
-      <w:ins w:id="225" w:author="Hu Chuan-Peng" w:date="2026-08-01T18:56:00Z">
-        <w:r>
-          <w:rPr>
-            <w:rFonts w:ascii="Times New Roman" w:eastAsiaTheme="minorEastAsia" w:hAnsi="Times New Roman" w:cs="Times New Roman"/>
-            <w:sz w:val="24"/>
-            <w:lang w:bidi="ar"/>
-          </w:rPr>
-          <w:t>stimuli</w:t>
-        </w:r>
-        <w:r>
-          <w:rPr>
-            <w:rFonts w:ascii="Times New Roman" w:eastAsiaTheme="minorEastAsia" w:hAnsi="Times New Roman" w:cs="Times New Roman" w:hint="eastAsia"/>
-            <w:sz w:val="24"/>
-            <w:lang w:bidi="ar"/>
-          </w:rPr>
-          <w:t xml:space="preserve"> </w:t>
-        </w:r>
-      </w:ins>
-      <w:r>
-        <w:rPr>
-          <w:rFonts w:ascii="Times New Roman" w:eastAsiaTheme="minorEastAsia" w:hAnsi="Times New Roman" w:cs="Times New Roman" w:hint="eastAsia"/>
-          <w:sz w:val="24"/>
-          <w:lang w:bidi="ar"/>
-        </w:rPr>
-        <w:t xml:space="preserve">presentation and are closely related to </w:t>
-      </w:r>
-      <w:r>
-        <w:rPr>
-          <w:rFonts w:ascii="Times New Roman" w:eastAsiaTheme="minorEastAsia" w:hAnsi="Times New Roman" w:cs="Times New Roman" w:hint="eastAsia"/>
-          <w:sz w:val="24"/>
-          <w:lang w:bidi="ar"/>
-        </w:rPr>
-        <w:lastRenderedPageBreak/>
-        <w:t>cognitive mechanisms such as evidence accumulation and response preparation</w:t>
+        <w:t>presentation and are closely related to cognitive mechanisms such as evidence accumulation and response preparation</w:t>
       </w:r>
       <w:r>
         <w:rPr>
@@ -6457,25 +6540,23 @@
           <w:sz w:val="24"/>
           <w:lang w:bidi="ar"/>
         </w:rPr>
-        <w:t>Finally, the Stimulus Properties</w:t>
-      </w:r>
-      <w:ins w:id="226" w:author="Hu Chuan-Peng" w:date="2026-08-02T10:00:00Z">
-        <w:r>
-          <w:rPr>
-            <w:rFonts w:ascii="Times New Roman" w:eastAsiaTheme="minorEastAsia" w:hAnsi="Times New Roman" w:cs="Times New Roman"/>
-            <w:sz w:val="24"/>
-            <w:lang w:bidi="ar"/>
-          </w:rPr>
-          <w:t xml:space="preserve">, which were recorded in XXX, </w:t>
-        </w:r>
-      </w:ins>
+        <w:t xml:space="preserve">Finally, the Stimulus Properties </w:t>
+      </w:r>
+      <w:r>
+        <w:rPr>
+          <w:rFonts w:ascii="Times New Roman" w:eastAsiaTheme="minorEastAsia" w:hAnsi="Times New Roman" w:cs="Times New Roman" w:hint="eastAsia"/>
+          <w:sz w:val="24"/>
+          <w:lang w:bidi="ar"/>
+        </w:rPr>
+        <w:t xml:space="preserve">describe </w:t>
+      </w:r>
       <w:r>
         <w:rPr>
           <w:rFonts w:ascii="Times New Roman" w:eastAsiaTheme="minorEastAsia" w:hAnsi="Times New Roman" w:cs="Times New Roman"/>
           <w:sz w:val="24"/>
           <w:lang w:bidi="ar"/>
         </w:rPr>
-        <w:t xml:space="preserve"> </w:t>
+        <w:t xml:space="preserve">details of the stimuli, </w:t>
       </w:r>
       <w:r>
         <w:rPr>
@@ -6483,7 +6564,7 @@
           <w:sz w:val="24"/>
           <w:lang w:bidi="ar"/>
         </w:rPr>
-        <w:t xml:space="preserve">describe </w:t>
+        <w:t>including</w:t>
       </w:r>
       <w:r>
         <w:rPr>
@@ -6491,15 +6572,7 @@
           <w:sz w:val="24"/>
           <w:lang w:bidi="ar"/>
         </w:rPr>
-        <w:t xml:space="preserve">details of the stimuli, </w:t>
-      </w:r>
-      <w:r>
-        <w:rPr>
-          <w:rFonts w:ascii="Times New Roman" w:eastAsiaTheme="minorEastAsia" w:hAnsi="Times New Roman" w:cs="Times New Roman" w:hint="eastAsia"/>
-          <w:sz w:val="24"/>
-          <w:lang w:bidi="ar"/>
-        </w:rPr>
-        <w:t>including</w:t>
+        <w:t xml:space="preserve"> their modality, </w:t>
       </w:r>
       <w:r>
         <w:rPr>
@@ -6507,7 +6580,8 @@
           <w:sz w:val="24"/>
           <w:lang w:bidi="ar"/>
         </w:rPr>
-        <w:t xml:space="preserve"> their modality, their visual/auditory properties, and attributes of labels. The defining boundary of this </w:t>
+        <w:lastRenderedPageBreak/>
+        <w:t xml:space="preserve">their visual/auditory properties, and attributes of labels. The defining boundary of this </w:t>
       </w:r>
       <w:r>
         <w:rPr>
@@ -6628,7 +6702,7 @@
         <w:spacing w:line="480" w:lineRule="auto"/>
         <w:ind w:firstLine="720"/>
         <w:rPr>
-          <w:ins w:id="227" w:author="Hu Chuan-Peng" w:date="2026-06-25T22:16:00Z"/>
+          <w:ins w:id="232" w:author="Hu Chuan-Peng" w:date="2026-06-25T22:16:00Z"/>
           <w:rFonts w:ascii="Times New Roman" w:eastAsiaTheme="minorEastAsia" w:hAnsi="Times New Roman" w:cs="Times New Roman"/>
           <w:sz w:val="24"/>
         </w:rPr>
@@ -6768,7 +6842,7 @@
         <w:spacing w:before="120" w:after="60"/>
         <w:jc w:val="left"/>
         <w:rPr>
-          <w:ins w:id="228" w:author="Hu Chuan-Peng" w:date="2026-06-29T00:40:00Z"/>
+          <w:ins w:id="233" w:author="Hu Chuan-Peng" w:date="2026-06-29T00:40:00Z"/>
           <w:rFonts w:ascii="Times New Roman" w:hAnsi="Times New Roman"/>
           <w:b/>
           <w:bCs/>
@@ -7135,7 +7209,7 @@
             <w:pPr>
               <w:jc w:val="center"/>
             </w:pPr>
-            <w:commentRangeStart w:id="229"/>
+            <w:commentRangeStart w:id="234"/>
             <w:r>
               <w:rPr>
                 <w:rFonts w:ascii="Times New Roman" w:hAnsi="Times New Roman"/>
@@ -7144,12 +7218,12 @@
               </w:rPr>
               <w:t>Trials</w:t>
             </w:r>
-            <w:commentRangeEnd w:id="229"/>
+            <w:commentRangeEnd w:id="234"/>
             <w:r>
               <w:rPr>
                 <w:rStyle w:val="CommentReference"/>
               </w:rPr>
-              <w:commentReference w:id="229"/>
+              <w:commentReference w:id="234"/>
             </w:r>
           </w:p>
         </w:tc>
@@ -11565,7 +11639,7 @@
               <w:jc w:val="center"/>
             </w:pPr>
             <w:r>
-              <w:t>Need Permission</w:t>
+              <w:t>On request</w:t>
             </w:r>
           </w:p>
         </w:tc>
@@ -24334,12 +24408,11 @@
         <w:spacing w:line="480" w:lineRule="auto"/>
         <w:ind w:firstLine="720"/>
         <w:rPr>
-          <w:ins w:id="230" w:author="Hu Chuan-Peng" w:date="2026-08-02T11:26:00Z"/>
           <w:rFonts w:ascii="Times New Roman" w:eastAsiaTheme="minorEastAsia" w:hAnsi="Times New Roman" w:cs="Times New Roman"/>
           <w:sz w:val="24"/>
         </w:rPr>
       </w:pPr>
-      <w:ins w:id="231" w:author="Hu Chuan-Peng" w:date="2026-08-02T11:23:00Z">
+      <w:ins w:id="235" w:author="Hu Chuan-Peng" w:date="2026-08-02T11:23:00Z">
         <w:r>
           <w:rPr>
             <w:rFonts w:ascii="Times New Roman" w:eastAsiaTheme="minorEastAsia" w:hAnsi="Times New Roman" w:cs="Times New Roman"/>
@@ -24350,7 +24423,7 @@
           <w:t xml:space="preserve">As we </w:t>
         </w:r>
       </w:ins>
-      <w:ins w:id="232" w:author="Hu Chuan-Peng" w:date="2026-08-02T11:24:00Z">
+      <w:ins w:id="236" w:author="Hu Chuan-Peng" w:date="2026-08-02T11:24:00Z">
         <w:r>
           <w:rPr>
             <w:rFonts w:ascii="Times New Roman" w:eastAsiaTheme="minorEastAsia" w:hAnsi="Times New Roman" w:cs="Times New Roman"/>
@@ -24360,7 +24433,7 @@
           <w:t xml:space="preserve">mentioned in </w:t>
         </w:r>
       </w:ins>
-      <w:ins w:id="233" w:author="Hu Chuan-Peng" w:date="2026-08-02T11:25:00Z">
+      <w:ins w:id="237" w:author="Hu Chuan-Peng" w:date="2026-08-02T11:25:00Z">
         <w:r>
           <w:rPr>
             <w:rFonts w:ascii="Times New Roman" w:eastAsiaTheme="minorEastAsia" w:hAnsi="Times New Roman" w:cs="Times New Roman"/>
@@ -24370,7 +24443,7 @@
           <w:t xml:space="preserve">the section </w:t>
         </w:r>
       </w:ins>
-      <w:ins w:id="234" w:author="Hu Chuan-Peng" w:date="2026-08-02T11:24:00Z">
+      <w:ins w:id="238" w:author="Hu Chuan-Peng" w:date="2026-08-02T11:24:00Z">
         <w:r>
           <w:rPr>
             <w:rFonts w:ascii="Times New Roman" w:eastAsiaTheme="minorEastAsia" w:hAnsi="Times New Roman" w:cs="Times New Roman"/>
@@ -24384,7 +24457,7 @@
           <w:t>Folder Structure</w:t>
         </w:r>
       </w:ins>
-      <w:ins w:id="235" w:author="Hu Chuan-Peng" w:date="2026-08-02T11:25:00Z">
+      <w:ins w:id="239" w:author="Hu Chuan-Peng" w:date="2026-08-02T11:25:00Z">
         <w:r>
           <w:rPr>
             <w:rFonts w:ascii="Times New Roman" w:eastAsiaTheme="minorEastAsia" w:hAnsi="Times New Roman" w:cs="Times New Roman"/>
@@ -24394,7 +24467,7 @@
           <w:t xml:space="preserve">, </w:t>
         </w:r>
       </w:ins>
-      <w:ins w:id="236" w:author="Hu Chuan-Peng" w:date="2026-08-02T10:34:00Z">
+      <w:ins w:id="240" w:author="Hu Chuan-Peng" w:date="2026-08-02T10:34:00Z">
         <w:r>
           <w:rPr>
             <w:rFonts w:ascii="Times New Roman" w:eastAsiaTheme="minorEastAsia" w:hAnsi="Times New Roman" w:cs="Times New Roman"/>
@@ -24404,7 +24477,7 @@
           <w:t xml:space="preserve">data files include both raw trial-level data </w:t>
         </w:r>
       </w:ins>
-      <w:ins w:id="237" w:author="Hu Chuan-Peng" w:date="2026-08-02T11:22:00Z">
+      <w:ins w:id="241" w:author="Hu Chuan-Peng" w:date="2026-08-02T11:22:00Z">
         <w:r>
           <w:rPr>
             <w:rFonts w:ascii="Times New Roman" w:eastAsiaTheme="minorEastAsia" w:hAnsi="Times New Roman" w:cs="Times New Roman"/>
@@ -24414,7 +24487,7 @@
           <w:t xml:space="preserve">files </w:t>
         </w:r>
       </w:ins>
-      <w:ins w:id="238" w:author="Hu Chuan-Peng" w:date="2026-08-02T10:34:00Z">
+      <w:ins w:id="242" w:author="Hu Chuan-Peng" w:date="2026-08-02T10:34:00Z">
         <w:r>
           <w:rPr>
             <w:rFonts w:ascii="Times New Roman" w:eastAsiaTheme="minorEastAsia" w:hAnsi="Times New Roman" w:cs="Times New Roman"/>
@@ -24424,7 +24497,7 @@
           <w:t>shared from each team</w:t>
         </w:r>
       </w:ins>
-      <w:ins w:id="239" w:author="Hu Chuan-Peng" w:date="2026-08-02T10:35:00Z">
+      <w:ins w:id="243" w:author="Hu Chuan-Peng" w:date="2026-08-02T10:35:00Z">
         <w:r>
           <w:rPr>
             <w:rFonts w:ascii="Times New Roman" w:eastAsiaTheme="minorEastAsia" w:hAnsi="Times New Roman" w:cs="Times New Roman"/>
@@ -24434,7 +24507,7 @@
           <w:t xml:space="preserve"> (</w:t>
         </w:r>
       </w:ins>
-      <w:ins w:id="240" w:author="Hu Chuan-Peng" w:date="2026-08-02T11:16:00Z">
+      <w:ins w:id="244" w:author="Hu Chuan-Peng" w:date="2026-08-02T11:16:00Z">
         <w:r>
           <w:rPr>
             <w:rFonts w:ascii="Times New Roman" w:eastAsiaTheme="minorEastAsia" w:hAnsi="Times New Roman" w:cs="Times New Roman"/>
@@ -24451,7 +24524,7 @@
           <w:t>"Amodeo_2024_CABN_Exp1_raw.csv")</w:t>
         </w:r>
       </w:ins>
-      <w:ins w:id="241" w:author="Hu Chuan-Peng" w:date="2026-08-02T10:34:00Z">
+      <w:ins w:id="245" w:author="Hu Chuan-Peng" w:date="2026-08-02T10:34:00Z">
         <w:r>
           <w:rPr>
             <w:rFonts w:ascii="Times New Roman" w:eastAsiaTheme="minorEastAsia" w:hAnsi="Times New Roman" w:cs="Times New Roman"/>
@@ -24468,7 +24541,7 @@
           <w:t>minimally preprocessed data file</w:t>
         </w:r>
       </w:ins>
-      <w:ins w:id="242" w:author="Hu Chuan-Peng" w:date="2026-08-02T11:22:00Z">
+      <w:ins w:id="246" w:author="Hu Chuan-Peng" w:date="2026-08-02T11:22:00Z">
         <w:r>
           <w:rPr>
             <w:rFonts w:ascii="Times New Roman" w:eastAsiaTheme="minorEastAsia" w:hAnsi="Times New Roman" w:cs="Times New Roman"/>
@@ -24477,7 +24550,7 @@
           <w:t>s</w:t>
         </w:r>
       </w:ins>
-      <w:ins w:id="243" w:author="Hu Chuan-Peng" w:date="2026-08-02T10:35:00Z">
+      <w:ins w:id="247" w:author="Hu Chuan-Peng" w:date="2026-08-02T10:35:00Z">
         <w:r>
           <w:rPr>
             <w:rFonts w:ascii="Times New Roman" w:eastAsiaTheme="minorEastAsia" w:hAnsi="Times New Roman" w:cs="Times New Roman"/>
@@ -24494,7 +24567,7 @@
           <w:t>(</w:t>
         </w:r>
       </w:ins>
-      <w:ins w:id="244" w:author="Hu Chuan-Peng" w:date="2026-08-02T11:15:00Z">
+      <w:ins w:id="248" w:author="Hu Chuan-Peng" w:date="2026-08-02T11:15:00Z">
         <w:r>
           <w:rPr>
             <w:rFonts w:ascii="Times New Roman" w:eastAsiaTheme="minorEastAsia" w:hAnsi="Times New Roman" w:cs="Times New Roman"/>
@@ -24503,17 +24576,17 @@
           <w:t>e.g., "Amodeo_2024_CABN_Exp1_Clean.csv"</w:t>
         </w:r>
       </w:ins>
-      <w:ins w:id="245" w:author="Hu Chuan-Peng" w:date="2026-08-02T10:35:00Z">
+      <w:ins w:id="249" w:author="Hu Chuan-Peng" w:date="2026-08-02T10:35:00Z">
         <w:r>
           <w:rPr>
             <w:rFonts w:ascii="Times New Roman" w:eastAsiaTheme="minorEastAsia" w:hAnsi="Times New Roman" w:cs="Times New Roman"/>
             <w:sz w:val="24"/>
             <w:lang w:bidi="ar"/>
           </w:rPr>
-          <w:t xml:space="preserve">) </w:t>
-        </w:r>
-      </w:ins>
-      <w:ins w:id="246" w:author="Hu Chuan-Peng" w:date="2026-08-02T10:34:00Z">
+          <w:t>)</w:t>
+        </w:r>
+      </w:ins>
+      <w:ins w:id="250" w:author="Hu Chuan-Peng" w:date="2026-08-02T10:34:00Z">
         <w:r>
           <w:rPr>
             <w:rFonts w:ascii="Times New Roman" w:eastAsiaTheme="minorEastAsia" w:hAnsi="Times New Roman" w:cs="Times New Roman"/>
@@ -24522,7 +24595,7 @@
           <w:t>, both are sto</w:t>
         </w:r>
       </w:ins>
-      <w:ins w:id="247" w:author="Hu Chuan-Peng" w:date="2026-08-02T10:35:00Z">
+      <w:ins w:id="251" w:author="Hu Chuan-Peng" w:date="2026-08-02T10:35:00Z">
         <w:r>
           <w:rPr>
             <w:rFonts w:ascii="Times New Roman" w:eastAsiaTheme="minorEastAsia" w:hAnsi="Times New Roman" w:cs="Times New Roman"/>
@@ -24531,7 +24604,7 @@
           <w:t xml:space="preserve">red in experiment-specific </w:t>
         </w:r>
       </w:ins>
-      <w:ins w:id="248" w:author="Hu Chuan-Peng" w:date="2026-08-02T11:16:00Z">
+      <w:ins w:id="252" w:author="Hu Chuan-Peng" w:date="2026-08-02T11:16:00Z">
         <w:r>
           <w:rPr>
             <w:rFonts w:ascii="Times New Roman" w:eastAsiaTheme="minorEastAsia" w:hAnsi="Times New Roman" w:cs="Times New Roman"/>
@@ -24540,7 +24613,7 @@
           <w:t>sub</w:t>
         </w:r>
       </w:ins>
-      <w:ins w:id="249" w:author="Hu Chuan-Peng" w:date="2026-08-02T10:35:00Z">
+      <w:ins w:id="253" w:author="Hu Chuan-Peng" w:date="2026-08-02T10:35:00Z">
         <w:r>
           <w:rPr>
             <w:rFonts w:ascii="Times New Roman" w:eastAsiaTheme="minorEastAsia" w:hAnsi="Times New Roman" w:cs="Times New Roman"/>
@@ -24549,7 +24622,7 @@
           <w:t>folder</w:t>
         </w:r>
       </w:ins>
-      <w:ins w:id="250" w:author="Hu Chuan-Peng" w:date="2026-08-02T11:16:00Z">
+      <w:ins w:id="254" w:author="Hu Chuan-Peng" w:date="2026-08-02T11:16:00Z">
         <w:r>
           <w:rPr>
             <w:rFonts w:ascii="Times New Roman" w:eastAsiaTheme="minorEastAsia" w:hAnsi="Times New Roman" w:cs="Times New Roman"/>
@@ -24558,7 +24631,7 @@
           <w:t>s</w:t>
         </w:r>
       </w:ins>
-      <w:ins w:id="251" w:author="Hu Chuan-Peng" w:date="2026-08-02T10:35:00Z">
+      <w:ins w:id="255" w:author="Hu Chuan-Peng" w:date="2026-08-02T10:35:00Z">
         <w:r>
           <w:rPr>
             <w:rFonts w:ascii="Times New Roman" w:eastAsiaTheme="minorEastAsia" w:hAnsi="Times New Roman" w:cs="Times New Roman"/>
@@ -24567,541 +24640,516 @@
           <w:t xml:space="preserve"> (see Section XXX)</w:t>
         </w:r>
       </w:ins>
-      <w:ins w:id="252" w:author="Hu Chuan-Peng" w:date="2026-08-02T11:17:00Z">
+      <w:ins w:id="256" w:author="Hu Chuan-Peng" w:date="2026-08-02T11:17:00Z">
         <w:r>
           <w:rPr>
             <w:rFonts w:ascii="Times New Roman" w:eastAsiaTheme="minorEastAsia" w:hAnsi="Times New Roman" w:cs="Times New Roman"/>
             <w:sz w:val="24"/>
           </w:rPr>
-          <w:t>. The later</w:t>
-        </w:r>
-      </w:ins>
-      <w:ins w:id="253" w:author="Hu Chuan-Peng" w:date="2026-08-02T11:18:00Z">
+          <w:t>.</w:t>
+        </w:r>
+      </w:ins>
+      <w:ins w:id="257" w:author="Hu Chuan-Peng" w:date="2026-08-02T11:19:00Z">
         <w:r>
           <w:rPr>
             <w:rFonts w:ascii="Times New Roman" w:eastAsiaTheme="minorEastAsia" w:hAnsi="Times New Roman" w:cs="Times New Roman"/>
             <w:sz w:val="24"/>
-          </w:rPr>
-          <w:t xml:space="preserve"> not only</w:t>
-        </w:r>
-      </w:ins>
+            <w:lang w:bidi="ar"/>
+          </w:rPr>
+          <w:t xml:space="preserve"> The corresponding codebook (e.g., </w:t>
+        </w:r>
+      </w:ins>
+      <w:ins w:id="258" w:author="Hu Chuan-Peng" w:date="2026-08-02T11:20:00Z">
+        <w:r>
+          <w:rPr>
+            <w:rFonts w:ascii="Times New Roman" w:eastAsiaTheme="minorEastAsia" w:hAnsi="Times New Roman" w:cs="Times New Roman"/>
+            <w:sz w:val="24"/>
+            <w:lang w:bidi="ar"/>
+          </w:rPr>
+          <w:t>"</w:t>
+        </w:r>
+        <w:r>
+          <w:rPr>
+            <w:rFonts w:ascii="Times New Roman" w:eastAsiaTheme="minorEastAsia" w:hAnsi="Times New Roman" w:cs="Times New Roman"/>
+            <w:sz w:val="24"/>
+          </w:rPr>
+          <w:t>Amodeo_2024_CABN_Exp1_Clean.xlsx"</w:t>
+        </w:r>
+      </w:ins>
+      <w:ins w:id="259" w:author="Hu Chuan-Peng" w:date="2026-08-02T11:19:00Z">
+        <w:r>
+          <w:rPr>
+            <w:rFonts w:ascii="Times New Roman" w:eastAsiaTheme="minorEastAsia" w:hAnsi="Times New Roman" w:cs="Times New Roman"/>
+            <w:sz w:val="24"/>
+            <w:lang w:bidi="ar"/>
+          </w:rPr>
+          <w:t xml:space="preserve">) describes each column </w:t>
+        </w:r>
+      </w:ins>
+      <w:r>
+        <w:rPr>
+          <w:rFonts w:ascii="Times New Roman" w:eastAsiaTheme="minorEastAsia" w:hAnsi="Times New Roman" w:cs="Times New Roman"/>
+          <w:sz w:val="24"/>
+          <w:lang w:bidi="ar"/>
+        </w:rPr>
+        <w:t xml:space="preserve">(see </w:t>
+      </w:r>
+      <w:ins w:id="260" w:author="蔡振辛" w:date="2026-07-05T17:47:00Z">
+        <w:r>
+          <w:rPr>
+            <w:rFonts w:ascii="Times New Roman" w:eastAsiaTheme="minorEastAsia" w:hAnsi="Times New Roman" w:cs="Times New Roman" w:hint="eastAsia"/>
+            <w:sz w:val="24"/>
+            <w:lang w:bidi="ar"/>
+          </w:rPr>
+          <w:t xml:space="preserve">Figure </w:t>
+        </w:r>
+      </w:ins>
+      <w:ins w:id="261" w:author="蔡振辛" w:date="2026-07-05T17:53:00Z">
+        <w:r>
+          <w:rPr>
+            <w:rFonts w:ascii="Times New Roman" w:eastAsiaTheme="minorEastAsia" w:hAnsi="Times New Roman" w:cs="Times New Roman" w:hint="eastAsia"/>
+            <w:sz w:val="24"/>
+            <w:lang w:bidi="ar"/>
+          </w:rPr>
+          <w:t>3</w:t>
+        </w:r>
+      </w:ins>
+      <w:r>
+        <w:rPr>
+          <w:rFonts w:ascii="Times New Roman" w:eastAsiaTheme="minorEastAsia" w:hAnsi="Times New Roman" w:cs="Times New Roman"/>
+          <w:sz w:val="24"/>
+          <w:lang w:bidi="ar"/>
+        </w:rPr>
+        <w:t>). Basic information such as</w:t>
+      </w:r>
       <w:r>
         <w:rPr>
           <w:rFonts w:ascii="Times New Roman" w:eastAsiaTheme="minorEastAsia" w:hAnsi="Times New Roman" w:cs="Times New Roman" w:hint="eastAsia"/>
           <w:sz w:val="24"/>
           <w:lang w:bidi="ar"/>
         </w:rPr>
-        <w:t xml:space="preserve"> contain </w:t>
-      </w:r>
-      <w:ins w:id="254" w:author="Hu Chuan-Peng" w:date="2026-08-02T11:18:00Z">
+        <w:t xml:space="preserve"> participant index (Subject), matching condition (Matching; matching or nonmatching), shape stimulus (Shape), label stimulus (Label), reaction time in milliseconds (RT_ms) and seconds (RT_sec), and response accuracy (ACC)</w:t>
+      </w:r>
+      <w:r>
+        <w:rPr>
+          <w:rFonts w:ascii="Times New Roman" w:eastAsiaTheme="minorEastAsia" w:hAnsi="Times New Roman" w:cs="Times New Roman"/>
+          <w:sz w:val="24"/>
+          <w:lang w:bidi="ar"/>
+        </w:rPr>
+        <w:t xml:space="preserve"> are included in all expreiments.</w:t>
+      </w:r>
+      <w:r>
+        <w:rPr>
+          <w:rFonts w:ascii="Times New Roman" w:eastAsiaTheme="minorEastAsia" w:hAnsi="Times New Roman" w:cs="Times New Roman" w:hint="eastAsia"/>
+          <w:sz w:val="24"/>
+          <w:lang w:bidi="ar"/>
+        </w:rPr>
+        <w:t xml:space="preserve"> </w:t>
+      </w:r>
+      <w:ins w:id="262" w:author="Hu Chuan-Peng" w:date="2026-08-02T11:20:00Z">
         <w:r>
           <w:rPr>
             <w:rFonts w:ascii="Times New Roman" w:eastAsiaTheme="minorEastAsia" w:hAnsi="Times New Roman" w:cs="Times New Roman"/>
             <w:sz w:val="24"/>
             <w:lang w:bidi="ar"/>
           </w:rPr>
-          <w:t xml:space="preserve">standardized </w:t>
-        </w:r>
-      </w:ins>
+          <w:t>T</w:t>
+        </w:r>
+      </w:ins>
+      <w:ins w:id="263" w:author="Hu Chuan-Peng" w:date="2026-08-02T10:29:00Z">
+        <w:r>
+          <w:rPr>
+            <w:rFonts w:ascii="Times New Roman" w:eastAsiaTheme="minorEastAsia" w:hAnsi="Times New Roman" w:cs="Times New Roman"/>
+            <w:sz w:val="24"/>
+            <w:lang w:bidi="ar"/>
+          </w:rPr>
+          <w:t xml:space="preserve">he </w:t>
+        </w:r>
+      </w:ins>
+      <w:r>
+        <w:rPr>
+          <w:rFonts w:ascii="Times New Roman" w:eastAsiaTheme="minorEastAsia" w:hAnsi="Times New Roman" w:cs="Times New Roman" w:hint="eastAsia"/>
+          <w:sz w:val="24"/>
+          <w:lang w:bidi="ar"/>
+        </w:rPr>
+        <w:t>identity columns</w:t>
+      </w:r>
       <w:r>
         <w:rPr>
           <w:rFonts w:ascii="Times New Roman" w:eastAsiaTheme="minorEastAsia" w:hAnsi="Times New Roman" w:cs="Times New Roman"/>
           <w:sz w:val="24"/>
           <w:lang w:bidi="ar"/>
         </w:rPr>
-        <w:t xml:space="preserve">experimental design </w:t>
-      </w:r>
-      <w:ins w:id="255" w:author="Hu Chuan-Peng" w:date="2026-08-02T11:18:00Z">
+        <w:t xml:space="preserve"> for both shape and label in data files</w:t>
+      </w:r>
+      <w:ins w:id="264" w:author="Hu Chuan-Peng" w:date="2026-08-02T11:20:00Z">
         <w:r>
           <w:rPr>
             <w:rFonts w:ascii="Times New Roman" w:eastAsiaTheme="minorEastAsia" w:hAnsi="Times New Roman" w:cs="Times New Roman"/>
             <w:sz w:val="24"/>
             <w:lang w:bidi="ar"/>
           </w:rPr>
-          <w:t>variables</w:t>
-        </w:r>
-      </w:ins>
-      <w:ins w:id="256" w:author="Hu Chuan-Peng" w:date="2026-08-02T11:19:00Z">
+          <w:t xml:space="preserve"> were standardized</w:t>
+        </w:r>
+      </w:ins>
+      <w:ins w:id="265" w:author="Hu Chuan-Peng" w:date="2026-08-02T11:21:00Z">
         <w:r>
           <w:rPr>
             <w:rFonts w:ascii="Times New Roman" w:eastAsiaTheme="minorEastAsia" w:hAnsi="Times New Roman" w:cs="Times New Roman"/>
             <w:sz w:val="24"/>
             <w:lang w:bidi="ar"/>
           </w:rPr>
-          <w:t xml:space="preserve">. The corresponding codebook (e.g., </w:t>
-        </w:r>
-      </w:ins>
-      <w:ins w:id="257" w:author="Hu Chuan-Peng" w:date="2026-08-02T11:20:00Z">
+          <w:t xml:space="preserve"> into five categories:</w:t>
+        </w:r>
+        <w:r>
+          <w:rPr>
+            <w:rFonts w:ascii="Times New Roman" w:eastAsiaTheme="minorEastAsia" w:hAnsi="Times New Roman" w:cs="Times New Roman" w:hint="eastAsia"/>
+            <w:sz w:val="24"/>
+            <w:lang w:bidi="ar"/>
+          </w:rPr>
+          <w:t xml:space="preserve"> Self, Close, Acquaintance, Celebrity, Stranger, NonPerson</w:t>
+        </w:r>
+      </w:ins>
+      <w:ins w:id="266" w:author="Hu Chuan-Peng" w:date="2026-08-02T11:28:00Z">
         <w:r>
           <w:rPr>
             <w:rFonts w:ascii="Times New Roman" w:eastAsiaTheme="minorEastAsia" w:hAnsi="Times New Roman" w:cs="Times New Roman"/>
             <w:sz w:val="24"/>
             <w:lang w:bidi="ar"/>
           </w:rPr>
+          <w:t xml:space="preserve"> </w:t>
+        </w:r>
+        <w:r>
+          <w:rPr>
+            <w:rFonts w:ascii="Times New Roman" w:eastAsiaTheme="minorEastAsia" w:hAnsi="Times New Roman" w:cs="Times New Roman"/>
+            <w:sz w:val="24"/>
+            <w:lang w:bidi="ar"/>
+          </w:rPr>
+          <w:fldChar w:fldCharType="begin"/>
+        </w:r>
+      </w:ins>
+      <w:r>
+        <w:rPr>
+          <w:rFonts w:ascii="Times New Roman" w:eastAsiaTheme="minorEastAsia" w:hAnsi="Times New Roman" w:cs="Times New Roman" w:hint="eastAsia"/>
+          <w:sz w:val="24"/>
+          <w:lang w:bidi="ar"/>
+        </w:rPr>
+        <w:instrText xml:space="preserve"> ADDIN ZOTERO_ITEM CSL_CITATION {"citationID":"VXgti9oq","properties":{"unsorted":false,"formattedCitation":"(\\uc0\\u23385{} et al., 2023)","plainCitation":"(</w:instrText>
+      </w:r>
+      <w:r>
+        <w:rPr>
+          <w:rFonts w:ascii="Times New Roman" w:eastAsiaTheme="minorEastAsia" w:hAnsi="Times New Roman" w:cs="Times New Roman" w:hint="eastAsia"/>
+          <w:sz w:val="24"/>
+          <w:lang w:bidi="ar"/>
+        </w:rPr>
+        <w:instrText>孙</w:instrText>
+      </w:r>
+      <w:r>
+        <w:rPr>
+          <w:rFonts w:ascii="Times New Roman" w:eastAsiaTheme="minorEastAsia" w:hAnsi="Times New Roman" w:cs="Times New Roman" w:hint="eastAsia"/>
+          <w:sz w:val="24"/>
+          <w:lang w:bidi="ar"/>
+        </w:rPr>
+        <w:instrText xml:space="preserve"> et al., 2023)","dontUpdate":true,"noteIndex":0},"citationItems":[{"id":"bQO8AlTg/yHp5acYY","ur</w:instrText>
+      </w:r>
+      <w:r>
+        <w:rPr>
+          <w:rFonts w:ascii="Times New Roman" w:eastAsiaTheme="minorEastAsia" w:hAnsi="Times New Roman" w:cs="Times New Roman"/>
+          <w:sz w:val="24"/>
+          <w:lang w:bidi="ar"/>
+        </w:rPr>
+        <w:instrText xml:space="preserve">is":["http://zotero.org/users/12368307/items/WWKWIFTD"],"itemData":{"id":1472,"type":"article-journal","container-title":"China Scientific Data","DOI":"https://doi.org/10.11922/11-6035.csd.2022.0047.zh","issue":"3","language":"en","publisher":"China Scientific Data","title":"A cognitive ontological dataset for neuroimaging studies of self-reference","URL":"https://chinaxiv.org/abs/202207.00005","volume":"8","author":[{"family":"Sun","given":"Shuting"},{"family":"Wang","given":"Nan"},{"family":"Wen","given":"Jiahui"},{"family":"Hu","given":"Chuanpeng"}],"issued":{"date-parts":[["2023"]]}}}],"schema":"https://github.com/citation-style-language/schema/raw/master/csl-citation.json"} </w:instrText>
+      </w:r>
+      <w:ins w:id="267" w:author="Hu Chuan-Peng" w:date="2026-08-02T11:28:00Z">
+        <w:r>
+          <w:rPr>
+            <w:rFonts w:ascii="Times New Roman" w:eastAsiaTheme="minorEastAsia" w:hAnsi="Times New Roman" w:cs="Times New Roman"/>
+            <w:sz w:val="24"/>
+            <w:lang w:bidi="ar"/>
+          </w:rPr>
+          <w:fldChar w:fldCharType="separate"/>
+        </w:r>
+        <w:r>
+          <w:rPr>
+            <w:rFonts w:ascii="Times New Roman" w:hAnsi="Times New Roman" w:cs="Times New Roman"/>
+            <w:sz w:val="24"/>
+          </w:rPr>
+          <w:t>(</w:t>
+        </w:r>
+        <w:r>
+          <w:rPr>
+            <w:rFonts w:ascii="Times New Roman" w:hAnsi="Times New Roman" w:cs="Times New Roman" w:hint="eastAsia"/>
+            <w:sz w:val="24"/>
+          </w:rPr>
+          <w:t>Sun</w:t>
+        </w:r>
+        <w:r>
+          <w:rPr>
+            <w:rFonts w:ascii="Times New Roman" w:hAnsi="Times New Roman" w:cs="Times New Roman"/>
+            <w:sz w:val="24"/>
+          </w:rPr>
+          <w:t xml:space="preserve"> et al., 2023)</w:t>
+        </w:r>
+        <w:r>
+          <w:rPr>
+            <w:rFonts w:ascii="Times New Roman" w:eastAsiaTheme="minorEastAsia" w:hAnsi="Times New Roman" w:cs="Times New Roman"/>
+            <w:sz w:val="24"/>
+            <w:lang w:bidi="ar"/>
+          </w:rPr>
+          <w:fldChar w:fldCharType="end"/>
+        </w:r>
+      </w:ins>
+      <w:ins w:id="268" w:author="Hu Chuan-Peng" w:date="2026-08-02T10:30:00Z">
+        <w:r>
+          <w:rPr>
+            <w:rFonts w:ascii="Times New Roman" w:eastAsiaTheme="minorEastAsia" w:hAnsi="Times New Roman" w:cs="Times New Roman"/>
+            <w:sz w:val="24"/>
+            <w:lang w:bidi="ar"/>
+          </w:rPr>
+          <w:t xml:space="preserve">. For clarity, we kept the </w:t>
+        </w:r>
+      </w:ins>
+      <w:r>
+        <w:rPr>
+          <w:rFonts w:ascii="Times New Roman" w:eastAsiaTheme="minorEastAsia" w:hAnsi="Times New Roman" w:cs="Times New Roman" w:hint="eastAsia"/>
+          <w:sz w:val="24"/>
+          <w:lang w:bidi="ar"/>
+        </w:rPr>
+        <w:t>original identity names (</w:t>
+      </w:r>
+      <w:ins w:id="269" w:author="Hu Chuan-Peng" w:date="2026-08-02T10:31:00Z">
+        <w:r>
+          <w:rPr>
+            <w:rFonts w:ascii="Times New Roman" w:eastAsiaTheme="minorEastAsia" w:hAnsi="Times New Roman" w:cs="Times New Roman"/>
+            <w:sz w:val="24"/>
+            <w:lang w:bidi="ar"/>
+          </w:rPr>
           <w:t>"</w:t>
         </w:r>
+      </w:ins>
+      <w:r>
+        <w:rPr>
+          <w:rFonts w:ascii="Times New Roman" w:eastAsiaTheme="minorEastAsia" w:hAnsi="Times New Roman" w:cs="Times New Roman" w:hint="eastAsia"/>
+          <w:sz w:val="24"/>
+          <w:lang w:bidi="ar"/>
+        </w:rPr>
+        <w:t>Origin_Identity</w:t>
+      </w:r>
+      <w:ins w:id="270" w:author="Hu Chuan-Peng" w:date="2026-08-02T10:31:00Z">
         <w:r>
           <w:rPr>
             <w:rFonts w:ascii="Times New Roman" w:eastAsiaTheme="minorEastAsia" w:hAnsi="Times New Roman" w:cs="Times New Roman"/>
             <w:sz w:val="24"/>
-          </w:rPr>
-          <w:t>Amodeo_2024_CABN_Exp1_Clean.xlsx"</w:t>
-        </w:r>
-      </w:ins>
-      <w:ins w:id="258" w:author="Hu Chuan-Peng" w:date="2026-08-02T11:19:00Z">
+            <w:lang w:bidi="ar"/>
+          </w:rPr>
+          <w:t>"</w:t>
+        </w:r>
+      </w:ins>
+      <w:r>
+        <w:rPr>
+          <w:rFonts w:ascii="Times New Roman" w:eastAsiaTheme="minorEastAsia" w:hAnsi="Times New Roman" w:cs="Times New Roman" w:hint="eastAsia"/>
+          <w:sz w:val="24"/>
+          <w:lang w:bidi="ar"/>
+        </w:rPr>
+        <w:t xml:space="preserve">), </w:t>
+      </w:r>
+      <w:ins w:id="271" w:author="Hu Chuan-Peng" w:date="2026-08-02T10:31:00Z">
         <w:r>
           <w:rPr>
             <w:rFonts w:ascii="Times New Roman" w:eastAsiaTheme="minorEastAsia" w:hAnsi="Times New Roman" w:cs="Times New Roman"/>
             <w:sz w:val="24"/>
             <w:lang w:bidi="ar"/>
           </w:rPr>
-          <w:t xml:space="preserve">) describes each column </w:t>
-        </w:r>
-      </w:ins>
+          <w:t xml:space="preserve">the </w:t>
+        </w:r>
+      </w:ins>
+      <w:r>
+        <w:rPr>
+          <w:rFonts w:ascii="Times New Roman" w:eastAsiaTheme="minorEastAsia" w:hAnsi="Times New Roman" w:cs="Times New Roman" w:hint="eastAsia"/>
+          <w:sz w:val="24"/>
+          <w:lang w:bidi="ar"/>
+        </w:rPr>
+        <w:t>English-translated identity names (</w:t>
+      </w:r>
+      <w:ins w:id="272" w:author="Hu Chuan-Peng" w:date="2026-08-02T10:31:00Z">
+        <w:r>
+          <w:rPr>
+            <w:rFonts w:ascii="Times New Roman" w:eastAsiaTheme="minorEastAsia" w:hAnsi="Times New Roman" w:cs="Times New Roman"/>
+            <w:sz w:val="24"/>
+            <w:lang w:bidi="ar"/>
+          </w:rPr>
+          <w:t>"</w:t>
+        </w:r>
+      </w:ins>
+      <w:r>
+        <w:rPr>
+          <w:rFonts w:ascii="Times New Roman" w:eastAsiaTheme="minorEastAsia" w:hAnsi="Times New Roman" w:cs="Times New Roman" w:hint="eastAsia"/>
+          <w:sz w:val="24"/>
+          <w:lang w:bidi="ar"/>
+        </w:rPr>
+        <w:t>English_Identity</w:t>
+      </w:r>
+      <w:ins w:id="273" w:author="Hu Chuan-Peng" w:date="2026-08-02T10:31:00Z">
+        <w:r>
+          <w:rPr>
+            <w:rFonts w:ascii="Times New Roman" w:eastAsiaTheme="minorEastAsia" w:hAnsi="Times New Roman" w:cs="Times New Roman"/>
+            <w:sz w:val="24"/>
+            <w:lang w:bidi="ar"/>
+          </w:rPr>
+          <w:t>"</w:t>
+        </w:r>
+      </w:ins>
+      <w:r>
+        <w:rPr>
+          <w:rFonts w:ascii="Times New Roman" w:eastAsiaTheme="minorEastAsia" w:hAnsi="Times New Roman" w:cs="Times New Roman" w:hint="eastAsia"/>
+          <w:sz w:val="24"/>
+          <w:lang w:bidi="ar"/>
+        </w:rPr>
+        <w:t xml:space="preserve">), and </w:t>
+      </w:r>
+      <w:ins w:id="274" w:author="Hu Chuan-Peng" w:date="2026-08-02T10:31:00Z">
+        <w:r>
+          <w:rPr>
+            <w:rFonts w:ascii="Times New Roman" w:eastAsiaTheme="minorEastAsia" w:hAnsi="Times New Roman" w:cs="Times New Roman"/>
+            <w:sz w:val="24"/>
+            <w:lang w:bidi="ar"/>
+          </w:rPr>
+          <w:t xml:space="preserve">the </w:t>
+        </w:r>
+      </w:ins>
+      <w:r>
+        <w:rPr>
+          <w:rFonts w:ascii="Times New Roman" w:eastAsiaTheme="minorEastAsia" w:hAnsi="Times New Roman" w:cs="Times New Roman" w:hint="eastAsia"/>
+          <w:sz w:val="24"/>
+          <w:lang w:bidi="ar"/>
+        </w:rPr>
+        <w:t>standardised identity categories (</w:t>
+      </w:r>
+      <w:ins w:id="275" w:author="Hu Chuan-Peng" w:date="2026-08-02T10:31:00Z">
+        <w:r>
+          <w:rPr>
+            <w:rFonts w:ascii="Times New Roman" w:eastAsiaTheme="minorEastAsia" w:hAnsi="Times New Roman" w:cs="Times New Roman"/>
+            <w:sz w:val="24"/>
+            <w:lang w:bidi="ar"/>
+          </w:rPr>
+          <w:t>"</w:t>
+        </w:r>
+      </w:ins>
+      <w:r>
+        <w:rPr>
+          <w:rFonts w:ascii="Times New Roman" w:eastAsiaTheme="minorEastAsia" w:hAnsi="Times New Roman" w:cs="Times New Roman" w:hint="eastAsia"/>
+          <w:sz w:val="24"/>
+          <w:lang w:bidi="ar"/>
+        </w:rPr>
+        <w:t>Standardised_Identity</w:t>
+      </w:r>
+      <w:ins w:id="276" w:author="Hu Chuan-Peng" w:date="2026-08-02T10:31:00Z">
+        <w:r>
+          <w:rPr>
+            <w:rFonts w:ascii="Times New Roman" w:eastAsiaTheme="minorEastAsia" w:hAnsi="Times New Roman" w:cs="Times New Roman"/>
+            <w:sz w:val="24"/>
+            <w:lang w:bidi="ar"/>
+          </w:rPr>
+          <w:t>")</w:t>
+        </w:r>
+      </w:ins>
+      <w:ins w:id="277" w:author="Hu Chuan-Peng" w:date="2026-08-02T11:21:00Z">
+        <w:r>
+          <w:rPr>
+            <w:rFonts w:ascii="Times New Roman" w:eastAsiaTheme="minorEastAsia" w:hAnsi="Times New Roman" w:cs="Times New Roman"/>
+            <w:sz w:val="24"/>
+            <w:lang w:bidi="ar"/>
+          </w:rPr>
+          <w:t xml:space="preserve">. </w:t>
+        </w:r>
+      </w:ins>
+      <w:r>
+        <w:rPr>
+          <w:rFonts w:ascii="Times New Roman" w:eastAsiaTheme="minorEastAsia" w:hAnsi="Times New Roman" w:cs="Times New Roman" w:hint="eastAsia"/>
+          <w:sz w:val="24"/>
+          <w:lang w:bidi="ar"/>
+        </w:rPr>
+        <w:t>The</w:t>
+      </w:r>
       <w:r>
         <w:rPr>
           <w:rFonts w:ascii="Times New Roman" w:eastAsiaTheme="minorEastAsia" w:hAnsi="Times New Roman" w:cs="Times New Roman"/>
           <w:sz w:val="24"/>
           <w:lang w:bidi="ar"/>
         </w:rPr>
-        <w:t xml:space="preserve">(see </w:t>
-      </w:r>
-      <w:ins w:id="259" w:author="蔡振辛" w:date="2026-07-05T17:47:00Z">
-        <w:r>
-          <w:rPr>
-            <w:rFonts w:ascii="Times New Roman" w:eastAsiaTheme="minorEastAsia" w:hAnsi="Times New Roman" w:cs="Times New Roman" w:hint="eastAsia"/>
+        <w:t xml:space="preserve"> </w:t>
+      </w:r>
+      <w:ins w:id="278" w:author="Hu Chuan-Peng" w:date="2026-08-02T11:22:00Z">
+        <w:r>
+          <w:rPr>
+            <w:rFonts w:ascii="Times New Roman" w:eastAsiaTheme="minorEastAsia" w:hAnsi="Times New Roman" w:cs="Times New Roman"/>
+            <w:sz w:val="24"/>
+          </w:rPr>
+          <w:t xml:space="preserve">minimally preprocessed data </w:t>
+        </w:r>
+      </w:ins>
+      <w:r>
+        <w:rPr>
+          <w:rFonts w:ascii="Times New Roman" w:eastAsiaTheme="minorEastAsia" w:hAnsi="Times New Roman" w:cs="Times New Roman" w:hint="eastAsia"/>
+          <w:sz w:val="24"/>
+          <w:lang w:bidi="ar"/>
+        </w:rPr>
+        <w:t>files may also include additional fields that describe the experimental d</w:t>
+      </w:r>
+      <w:r>
+        <w:rPr>
+          <w:rFonts w:ascii="Times New Roman" w:eastAsiaTheme="minorEastAsia" w:hAnsi="Times New Roman" w:cs="Times New Roman"/>
+          <w:sz w:val="24"/>
+          <w:lang w:bidi="ar"/>
+        </w:rPr>
+        <w:t>esign</w:t>
+      </w:r>
+      <w:r>
+        <w:rPr>
+          <w:rFonts w:ascii="Times New Roman" w:eastAsiaTheme="minorEastAsia" w:hAnsi="Times New Roman" w:cs="Times New Roman" w:hint="eastAsia"/>
+          <w:sz w:val="24"/>
+          <w:lang w:bidi="ar"/>
+        </w:rPr>
+        <w:t>, such as block number, trial number within block, experimental phase or session, specific stimulus features (e.g., face gender, voice accent, emotional valence), and participant response keys.</w:t>
+      </w:r>
+      <w:ins w:id="279" w:author="Hu Chuan-Peng" w:date="2026-08-02T11:22:00Z">
+        <w:r>
+          <w:rPr>
+            <w:rFonts w:ascii="Times New Roman" w:eastAsiaTheme="minorEastAsia" w:hAnsi="Times New Roman" w:cs="Times New Roman"/>
             <w:sz w:val="24"/>
             <w:lang w:bidi="ar"/>
           </w:rPr>
-          <w:t xml:space="preserve">Figure </w:t>
-        </w:r>
-      </w:ins>
-      <w:ins w:id="260" w:author="蔡振辛" w:date="2026-07-05T17:53:00Z">
-        <w:r>
-          <w:rPr>
-            <w:rFonts w:ascii="Times New Roman" w:eastAsiaTheme="minorEastAsia" w:hAnsi="Times New Roman" w:cs="Times New Roman" w:hint="eastAsia"/>
+          <w:t xml:space="preserve"> We expect the</w:t>
+        </w:r>
+      </w:ins>
+      <w:ins w:id="280" w:author="Hu Chuan-Peng" w:date="2026-08-10T11:45:00Z">
+        <w:r>
+          <w:rPr>
+            <w:rFonts w:ascii="Times New Roman" w:eastAsiaTheme="minorEastAsia" w:hAnsi="Times New Roman" w:cs="Times New Roman"/>
             <w:sz w:val="24"/>
             <w:lang w:bidi="ar"/>
           </w:rPr>
-          <w:t>3</w:t>
-        </w:r>
-      </w:ins>
-      <w:r>
-        <w:rPr>
-          <w:rFonts w:ascii="Times New Roman" w:eastAsiaTheme="minorEastAsia" w:hAnsi="Times New Roman" w:cs="Times New Roman"/>
-          <w:sz w:val="24"/>
-          <w:lang w:bidi="ar"/>
-        </w:rPr>
-        <w:t>). Basic information such as</w:t>
-      </w:r>
-      <w:r>
-        <w:rPr>
-          <w:rFonts w:ascii="Times New Roman" w:eastAsiaTheme="minorEastAsia" w:hAnsi="Times New Roman" w:cs="Times New Roman" w:hint="eastAsia"/>
-          <w:sz w:val="24"/>
-          <w:lang w:bidi="ar"/>
-        </w:rPr>
-        <w:t xml:space="preserve"> participant index (Subject), matching condition (Matching; matching or nonmatching), shape stimulus (Shape), label stimulus (Label), reaction time in milliseconds (RT_ms) and seconds (RT_sec), and response accuracy (ACC)</w:t>
-      </w:r>
-      <w:r>
-        <w:rPr>
-          <w:rFonts w:ascii="Times New Roman" w:eastAsiaTheme="minorEastAsia" w:hAnsi="Times New Roman" w:cs="Times New Roman"/>
-          <w:sz w:val="24"/>
-          <w:lang w:bidi="ar"/>
-        </w:rPr>
-        <w:t xml:space="preserve"> are included in all expreiments.</w:t>
-      </w:r>
-      <w:r>
-        <w:rPr>
-          <w:rFonts w:ascii="Times New Roman" w:eastAsiaTheme="minorEastAsia" w:hAnsi="Times New Roman" w:cs="Times New Roman" w:hint="eastAsia"/>
-          <w:sz w:val="24"/>
-          <w:lang w:bidi="ar"/>
-        </w:rPr>
-        <w:t xml:space="preserve"> </w:t>
-      </w:r>
-      <w:ins w:id="261" w:author="Hu Chuan-Peng" w:date="2026-08-02T11:20:00Z">
+          <w:t>se</w:t>
+        </w:r>
+      </w:ins>
+      <w:ins w:id="281" w:author="Hu Chuan-Peng" w:date="2026-08-02T11:22:00Z">
         <w:r>
           <w:rPr>
             <w:rFonts w:ascii="Times New Roman" w:eastAsiaTheme="minorEastAsia" w:hAnsi="Times New Roman" w:cs="Times New Roman"/>
             <w:sz w:val="24"/>
             <w:lang w:bidi="ar"/>
           </w:rPr>
-          <w:t>T</w:t>
-        </w:r>
-      </w:ins>
-      <w:ins w:id="262" w:author="Hu Chuan-Peng" w:date="2026-08-02T10:29:00Z">
+          <w:t xml:space="preserve"> </w:t>
+        </w:r>
         <w:r>
           <w:rPr>
             <w:rFonts w:ascii="Times New Roman" w:eastAsiaTheme="minorEastAsia" w:hAnsi="Times New Roman" w:cs="Times New Roman"/>
             <w:sz w:val="24"/>
-            <w:lang w:bidi="ar"/>
-          </w:rPr>
-          <w:t xml:space="preserve">he </w:t>
-        </w:r>
-      </w:ins>
-      <w:r>
-        <w:rPr>
-          <w:rFonts w:ascii="Times New Roman" w:eastAsiaTheme="minorEastAsia" w:hAnsi="Times New Roman" w:cs="Times New Roman" w:hint="eastAsia"/>
-          <w:sz w:val="24"/>
-          <w:lang w:bidi="ar"/>
-        </w:rPr>
-        <w:t>identity columns</w:t>
-      </w:r>
-      <w:r>
-        <w:rPr>
-          <w:rFonts w:ascii="Times New Roman" w:eastAsiaTheme="minorEastAsia" w:hAnsi="Times New Roman" w:cs="Times New Roman"/>
-          <w:sz w:val="24"/>
-          <w:lang w:bidi="ar"/>
-        </w:rPr>
-        <w:t xml:space="preserve"> for both shape and label in data files</w:t>
-      </w:r>
-      <w:ins w:id="263" w:author="Hu Chuan-Peng" w:date="2026-08-02T11:20:00Z">
-        <w:r>
-          <w:rPr>
-            <w:rFonts w:ascii="Times New Roman" w:eastAsiaTheme="minorEastAsia" w:hAnsi="Times New Roman" w:cs="Times New Roman"/>
-            <w:sz w:val="24"/>
-            <w:lang w:bidi="ar"/>
-          </w:rPr>
-          <w:t xml:space="preserve"> were standardized</w:t>
-        </w:r>
-      </w:ins>
-      <w:ins w:id="264" w:author="Hu Chuan-Peng" w:date="2026-08-02T11:21:00Z">
-        <w:r>
-          <w:rPr>
-            <w:rFonts w:ascii="Times New Roman" w:eastAsiaTheme="minorEastAsia" w:hAnsi="Times New Roman" w:cs="Times New Roman"/>
-            <w:sz w:val="24"/>
-            <w:lang w:bidi="ar"/>
-          </w:rPr>
-          <w:t xml:space="preserve"> into five categories:</w:t>
-        </w:r>
-        <w:r>
-          <w:rPr>
-            <w:rFonts w:ascii="Times New Roman" w:eastAsiaTheme="minorEastAsia" w:hAnsi="Times New Roman" w:cs="Times New Roman" w:hint="eastAsia"/>
-            <w:sz w:val="24"/>
-            <w:lang w:bidi="ar"/>
-          </w:rPr>
-          <w:t xml:space="preserve"> Self, Close, Acquaintance, Celebrity, Stranger, NonPerson</w:t>
-        </w:r>
-      </w:ins>
-      <w:ins w:id="265" w:author="Hu Chuan-Peng" w:date="2026-08-02T11:28:00Z">
-        <w:r>
-          <w:rPr>
-            <w:rFonts w:ascii="Times New Roman" w:eastAsiaTheme="minorEastAsia" w:hAnsi="Times New Roman" w:cs="Times New Roman"/>
-            <w:sz w:val="24"/>
-            <w:lang w:bidi="ar"/>
-          </w:rPr>
-          <w:t xml:space="preserve"> </w:t>
-        </w:r>
-        <w:r>
-          <w:rPr>
-            <w:rFonts w:ascii="Times New Roman" w:eastAsiaTheme="minorEastAsia" w:hAnsi="Times New Roman" w:cs="Times New Roman"/>
-            <w:sz w:val="24"/>
-            <w:lang w:bidi="ar"/>
-          </w:rPr>
-          <w:fldChar w:fldCharType="begin"/>
-        </w:r>
-      </w:ins>
-      <w:r>
-        <w:rPr>
-          <w:rFonts w:ascii="Times New Roman" w:eastAsiaTheme="minorEastAsia" w:hAnsi="Times New Roman" w:cs="Times New Roman" w:hint="eastAsia"/>
-          <w:sz w:val="24"/>
-          <w:lang w:bidi="ar"/>
-        </w:rPr>
-        <w:instrText xml:space="preserve"> ADDIN ZOTERO_ITEM CSL_CITATION {"citationID":"VXgti9oq","properties":{"unsorted":false,"formattedCitation":"(\\uc0\\u23385{} et al., 2023)","plainCitation":"(</w:instrText>
-      </w:r>
-      <w:r>
-        <w:rPr>
-          <w:rFonts w:ascii="Times New Roman" w:eastAsiaTheme="minorEastAsia" w:hAnsi="Times New Roman" w:cs="Times New Roman" w:hint="eastAsia"/>
-          <w:sz w:val="24"/>
-          <w:lang w:bidi="ar"/>
-        </w:rPr>
-        <w:instrText>孙</w:instrText>
-      </w:r>
-      <w:r>
-        <w:rPr>
-          <w:rFonts w:ascii="Times New Roman" w:eastAsiaTheme="minorEastAsia" w:hAnsi="Times New Roman" w:cs="Times New Roman" w:hint="eastAsia"/>
-          <w:sz w:val="24"/>
-          <w:lang w:bidi="ar"/>
-        </w:rPr>
-        <w:instrText xml:space="preserve"> et al., 2023)","dontUpdate":true,"noteIndex":0},"citationItems":[{"id":"bQO8AlTg/yHp5acYY","ur</w:instrText>
-      </w:r>
-      <w:r>
-        <w:rPr>
-          <w:rFonts w:ascii="Times New Roman" w:eastAsiaTheme="minorEastAsia" w:hAnsi="Times New Roman" w:cs="Times New Roman"/>
-          <w:sz w:val="24"/>
-          <w:lang w:bidi="ar"/>
-        </w:rPr>
-        <w:instrText xml:space="preserve">is":["http://zotero.org/users/12368307/items/WWKWIFTD"],"itemData":{"id":1472,"type":"article-journal","container-title":"China Scientific Data","DOI":"https://doi.org/10.11922/11-6035.csd.2022.0047.zh","issue":"3","language":"en","publisher":"China Scientific Data","title":"A cognitive ontological dataset for neuroimaging studies of self-reference","URL":"https://chinaxiv.org/abs/202207.00005","volume":"8","author":[{"family":"Sun","given":"Shuting"},{"family":"Wang","given":"Nan"},{"family":"Wen","given":"Jiahui"},{"family":"Hu","given":"Chuanpeng"}],"issued":{"date-parts":[["2023"]]}}}],"schema":"https://github.com/citation-style-language/schema/raw/master/csl-citation.json"} </w:instrText>
-      </w:r>
-      <w:ins w:id="266" w:author="Hu Chuan-Peng" w:date="2026-08-02T11:28:00Z">
-        <w:r>
-          <w:rPr>
-            <w:rFonts w:ascii="Times New Roman" w:eastAsiaTheme="minorEastAsia" w:hAnsi="Times New Roman" w:cs="Times New Roman"/>
-            <w:sz w:val="24"/>
-            <w:lang w:bidi="ar"/>
-          </w:rPr>
-          <w:fldChar w:fldCharType="separate"/>
-        </w:r>
-        <w:r>
-          <w:rPr>
-            <w:rFonts w:ascii="Times New Roman" w:hAnsi="Times New Roman" w:cs="Times New Roman"/>
-            <w:sz w:val="24"/>
-          </w:rPr>
-          <w:t>(</w:t>
-        </w:r>
-        <w:r>
-          <w:rPr>
-            <w:rFonts w:ascii="Times New Roman" w:hAnsi="Times New Roman" w:cs="Times New Roman" w:hint="eastAsia"/>
-            <w:sz w:val="24"/>
-          </w:rPr>
-          <w:t>Sun</w:t>
-        </w:r>
-        <w:r>
-          <w:rPr>
-            <w:rFonts w:ascii="Times New Roman" w:hAnsi="Times New Roman" w:cs="Times New Roman"/>
-            <w:sz w:val="24"/>
-          </w:rPr>
-          <w:t xml:space="preserve"> et al., 2023)</w:t>
-        </w:r>
-        <w:r>
-          <w:rPr>
-            <w:rFonts w:ascii="Times New Roman" w:eastAsiaTheme="minorEastAsia" w:hAnsi="Times New Roman" w:cs="Times New Roman"/>
-            <w:sz w:val="24"/>
-            <w:lang w:bidi="ar"/>
-          </w:rPr>
-          <w:fldChar w:fldCharType="end"/>
-        </w:r>
-      </w:ins>
-      <w:ins w:id="267" w:author="Hu Chuan-Peng" w:date="2026-08-02T10:30:00Z">
-        <w:r>
-          <w:rPr>
-            <w:rFonts w:ascii="Times New Roman" w:eastAsiaTheme="minorEastAsia" w:hAnsi="Times New Roman" w:cs="Times New Roman"/>
-            <w:sz w:val="24"/>
-            <w:lang w:bidi="ar"/>
-          </w:rPr>
-          <w:t xml:space="preserve">. For clarity, we kept the </w:t>
-        </w:r>
-      </w:ins>
-      <w:r>
-        <w:rPr>
-          <w:rFonts w:ascii="Times New Roman" w:eastAsiaTheme="minorEastAsia" w:hAnsi="Times New Roman" w:cs="Times New Roman" w:hint="eastAsia"/>
-          <w:sz w:val="24"/>
-          <w:lang w:bidi="ar"/>
-        </w:rPr>
-        <w:t>original identity names (</w:t>
-      </w:r>
-      <w:ins w:id="268" w:author="Hu Chuan-Peng" w:date="2026-08-02T10:31:00Z">
-        <w:r>
-          <w:rPr>
-            <w:rFonts w:ascii="Times New Roman" w:eastAsiaTheme="minorEastAsia" w:hAnsi="Times New Roman" w:cs="Times New Roman"/>
-            <w:sz w:val="24"/>
-            <w:lang w:bidi="ar"/>
-          </w:rPr>
-          <w:t>"</w:t>
-        </w:r>
-      </w:ins>
-      <w:r>
-        <w:rPr>
-          <w:rFonts w:ascii="Times New Roman" w:eastAsiaTheme="minorEastAsia" w:hAnsi="Times New Roman" w:cs="Times New Roman" w:hint="eastAsia"/>
-          <w:sz w:val="24"/>
-          <w:lang w:bidi="ar"/>
-        </w:rPr>
-        <w:t>Origin_Identity</w:t>
-      </w:r>
-      <w:ins w:id="269" w:author="Hu Chuan-Peng" w:date="2026-08-02T10:31:00Z">
-        <w:r>
-          <w:rPr>
-            <w:rFonts w:ascii="Times New Roman" w:eastAsiaTheme="minorEastAsia" w:hAnsi="Times New Roman" w:cs="Times New Roman"/>
-            <w:sz w:val="24"/>
-            <w:lang w:bidi="ar"/>
-          </w:rPr>
-          <w:t>"</w:t>
-        </w:r>
-      </w:ins>
-      <w:r>
-        <w:rPr>
-          <w:rFonts w:ascii="Times New Roman" w:eastAsiaTheme="minorEastAsia" w:hAnsi="Times New Roman" w:cs="Times New Roman" w:hint="eastAsia"/>
-          <w:sz w:val="24"/>
-          <w:lang w:bidi="ar"/>
-        </w:rPr>
-        <w:t xml:space="preserve">), </w:t>
-      </w:r>
-      <w:ins w:id="270" w:author="Hu Chuan-Peng" w:date="2026-08-02T10:31:00Z">
-        <w:r>
-          <w:rPr>
-            <w:rFonts w:ascii="Times New Roman" w:eastAsiaTheme="minorEastAsia" w:hAnsi="Times New Roman" w:cs="Times New Roman"/>
-            <w:sz w:val="24"/>
-            <w:lang w:bidi="ar"/>
-          </w:rPr>
-          <w:t xml:space="preserve">the </w:t>
-        </w:r>
-      </w:ins>
-      <w:r>
-        <w:rPr>
-          <w:rFonts w:ascii="Times New Roman" w:eastAsiaTheme="minorEastAsia" w:hAnsi="Times New Roman" w:cs="Times New Roman" w:hint="eastAsia"/>
-          <w:sz w:val="24"/>
-          <w:lang w:bidi="ar"/>
-        </w:rPr>
-        <w:t>English-translated identity names (</w:t>
-      </w:r>
-      <w:ins w:id="271" w:author="Hu Chuan-Peng" w:date="2026-08-02T10:31:00Z">
-        <w:r>
-          <w:rPr>
-            <w:rFonts w:ascii="Times New Roman" w:eastAsiaTheme="minorEastAsia" w:hAnsi="Times New Roman" w:cs="Times New Roman"/>
-            <w:sz w:val="24"/>
-            <w:lang w:bidi="ar"/>
-          </w:rPr>
-          <w:t>"</w:t>
-        </w:r>
-      </w:ins>
-      <w:r>
-        <w:rPr>
-          <w:rFonts w:ascii="Times New Roman" w:eastAsiaTheme="minorEastAsia" w:hAnsi="Times New Roman" w:cs="Times New Roman" w:hint="eastAsia"/>
-          <w:sz w:val="24"/>
-          <w:lang w:bidi="ar"/>
-        </w:rPr>
-        <w:t>English_Identity</w:t>
-      </w:r>
-      <w:ins w:id="272" w:author="Hu Chuan-Peng" w:date="2026-08-02T10:31:00Z">
-        <w:r>
-          <w:rPr>
-            <w:rFonts w:ascii="Times New Roman" w:eastAsiaTheme="minorEastAsia" w:hAnsi="Times New Roman" w:cs="Times New Roman"/>
-            <w:sz w:val="24"/>
-            <w:lang w:bidi="ar"/>
-          </w:rPr>
-          <w:t>"</w:t>
-        </w:r>
-      </w:ins>
-      <w:r>
-        <w:rPr>
-          <w:rFonts w:ascii="Times New Roman" w:eastAsiaTheme="minorEastAsia" w:hAnsi="Times New Roman" w:cs="Times New Roman" w:hint="eastAsia"/>
-          <w:sz w:val="24"/>
-          <w:lang w:bidi="ar"/>
-        </w:rPr>
-        <w:t xml:space="preserve">), and </w:t>
-      </w:r>
-      <w:ins w:id="273" w:author="Hu Chuan-Peng" w:date="2026-08-02T10:31:00Z">
-        <w:r>
-          <w:rPr>
-            <w:rFonts w:ascii="Times New Roman" w:eastAsiaTheme="minorEastAsia" w:hAnsi="Times New Roman" w:cs="Times New Roman"/>
-            <w:sz w:val="24"/>
-            <w:lang w:bidi="ar"/>
-          </w:rPr>
-          <w:t xml:space="preserve">the </w:t>
-        </w:r>
-      </w:ins>
-      <w:r>
-        <w:rPr>
-          <w:rFonts w:ascii="Times New Roman" w:eastAsiaTheme="minorEastAsia" w:hAnsi="Times New Roman" w:cs="Times New Roman" w:hint="eastAsia"/>
-          <w:sz w:val="24"/>
-          <w:lang w:bidi="ar"/>
-        </w:rPr>
-        <w:t>standardised identity categories (</w:t>
-      </w:r>
-      <w:ins w:id="274" w:author="Hu Chuan-Peng" w:date="2026-08-02T10:31:00Z">
-        <w:r>
-          <w:rPr>
-            <w:rFonts w:ascii="Times New Roman" w:eastAsiaTheme="minorEastAsia" w:hAnsi="Times New Roman" w:cs="Times New Roman"/>
-            <w:sz w:val="24"/>
-            <w:lang w:bidi="ar"/>
-          </w:rPr>
-          <w:t>"</w:t>
-        </w:r>
-      </w:ins>
-      <w:r>
-        <w:rPr>
-          <w:rFonts w:ascii="Times New Roman" w:eastAsiaTheme="minorEastAsia" w:hAnsi="Times New Roman" w:cs="Times New Roman" w:hint="eastAsia"/>
-          <w:sz w:val="24"/>
-          <w:lang w:bidi="ar"/>
-        </w:rPr>
-        <w:t>Standardised_Identity</w:t>
-      </w:r>
-      <w:ins w:id="275" w:author="Hu Chuan-Peng" w:date="2026-08-02T10:31:00Z">
-        <w:r>
-          <w:rPr>
-            <w:rFonts w:ascii="Times New Roman" w:eastAsiaTheme="minorEastAsia" w:hAnsi="Times New Roman" w:cs="Times New Roman"/>
-            <w:sz w:val="24"/>
-            <w:lang w:bidi="ar"/>
-          </w:rPr>
-          <w:t>")</w:t>
-        </w:r>
-      </w:ins>
-      <w:ins w:id="276" w:author="Hu Chuan-Peng" w:date="2026-08-02T11:21:00Z">
-        <w:r>
-          <w:rPr>
-            <w:rFonts w:ascii="Times New Roman" w:eastAsiaTheme="minorEastAsia" w:hAnsi="Times New Roman" w:cs="Times New Roman"/>
-            <w:sz w:val="24"/>
-            <w:lang w:bidi="ar"/>
-          </w:rPr>
-          <w:t xml:space="preserve">. </w:t>
-        </w:r>
-      </w:ins>
-      <w:r>
-        <w:rPr>
-          <w:rFonts w:ascii="Times New Roman" w:eastAsiaTheme="minorEastAsia" w:hAnsi="Times New Roman" w:cs="Times New Roman" w:hint="eastAsia"/>
-          <w:sz w:val="24"/>
-          <w:lang w:bidi="ar"/>
-        </w:rPr>
-        <w:t>The</w:t>
-      </w:r>
-      <w:r>
-        <w:rPr>
-          <w:rFonts w:ascii="Times New Roman" w:eastAsiaTheme="minorEastAsia" w:hAnsi="Times New Roman" w:cs="Times New Roman"/>
-          <w:sz w:val="24"/>
-          <w:lang w:bidi="ar"/>
-        </w:rPr>
-        <w:t xml:space="preserve"> </w:t>
-      </w:r>
-      <w:ins w:id="277" w:author="Hu Chuan-Peng" w:date="2026-08-02T11:22:00Z">
-        <w:r>
-          <w:rPr>
-            <w:rFonts w:ascii="Times New Roman" w:eastAsiaTheme="minorEastAsia" w:hAnsi="Times New Roman" w:cs="Times New Roman"/>
-            <w:sz w:val="24"/>
-          </w:rPr>
-          <w:t xml:space="preserve">minimally preprocessed data </w:t>
-        </w:r>
-      </w:ins>
-      <w:r>
-        <w:rPr>
-          <w:rFonts w:ascii="Times New Roman" w:eastAsiaTheme="minorEastAsia" w:hAnsi="Times New Roman" w:cs="Times New Roman" w:hint="eastAsia"/>
-          <w:sz w:val="24"/>
-          <w:lang w:bidi="ar"/>
-        </w:rPr>
-        <w:t>files may also include additional fields that describe the experimental d</w:t>
-      </w:r>
-      <w:r>
-        <w:rPr>
-          <w:rFonts w:ascii="Times New Roman" w:eastAsiaTheme="minorEastAsia" w:hAnsi="Times New Roman" w:cs="Times New Roman"/>
-          <w:sz w:val="24"/>
-          <w:lang w:bidi="ar"/>
-        </w:rPr>
-        <w:t>esign</w:t>
-      </w:r>
-      <w:r>
-        <w:rPr>
-          <w:rFonts w:ascii="Times New Roman" w:eastAsiaTheme="minorEastAsia" w:hAnsi="Times New Roman" w:cs="Times New Roman" w:hint="eastAsia"/>
-          <w:sz w:val="24"/>
-          <w:lang w:bidi="ar"/>
-        </w:rPr>
-        <w:t>, such as block number, trial number within block, experimental phase or session, specific stimulus features (e.g., face gender, voice accent, emotional valence), and participant response keys.</w:t>
-      </w:r>
-      <w:ins w:id="278" w:author="Hu Chuan-Peng" w:date="2026-08-02T11:22:00Z">
-        <w:r>
-          <w:rPr>
-            <w:rFonts w:ascii="Times New Roman" w:eastAsiaTheme="minorEastAsia" w:hAnsi="Times New Roman" w:cs="Times New Roman"/>
-            <w:sz w:val="24"/>
-            <w:lang w:bidi="ar"/>
-          </w:rPr>
-          <w:t xml:space="preserve"> We expect the </w:t>
-        </w:r>
-        <w:r>
-          <w:rPr>
-            <w:rFonts w:ascii="Times New Roman" w:eastAsiaTheme="minorEastAsia" w:hAnsi="Times New Roman" w:cs="Times New Roman"/>
-            <w:sz w:val="24"/>
           </w:rPr>
           <w:t xml:space="preserve">minimally preprocessed data files will </w:t>
         </w:r>
       </w:ins>
-      <w:ins w:id="279" w:author="Hu Chuan-Peng" w:date="2026-08-02T11:23:00Z">
+      <w:ins w:id="282" w:author="Hu Chuan-Peng" w:date="2026-08-02T11:23:00Z">
         <w:r>
           <w:rPr>
             <w:rFonts w:ascii="Times New Roman" w:eastAsiaTheme="minorEastAsia" w:hAnsi="Times New Roman" w:cs="Times New Roman"/>
@@ -25114,206 +25162,166 @@
     <w:p>
       <w:pPr>
         <w:spacing w:line="480" w:lineRule="auto"/>
-        <w:ind w:firstLine="720"/>
-        <w:rPr>
-          <w:ins w:id="280" w:author="蔡振辛" w:date="2026-07-05T16:38:00Z"/>
-          <w:rFonts w:ascii="Times New Roman" w:eastAsiaTheme="minorEastAsia" w:hAnsi="Times New Roman" w:cs="Times New Roman"/>
-          <w:sz w:val="24"/>
-          <w:lang w:bidi="ar"/>
-        </w:rPr>
       </w:pPr>
-    </w:p>
-    <w:p>
-      <w:pPr>
-        <w:spacing w:line="480" w:lineRule="auto"/>
-        <w:rPr>
-          <w:ins w:id="281" w:author="蔡振辛" w:date="2026-07-05T17:41:00Z"/>
-        </w:rPr>
-      </w:pPr>
-      <w:ins w:id="282" w:author="蔡振辛" w:date="2026-07-05T16:38:00Z">
-        <w:r>
-          <w:rPr>
-            <w:noProof/>
-          </w:rPr>
-          <w:lastRenderedPageBreak/>
-          <w:drawing>
-            <wp:inline distT="0" distB="0" distL="114300" distR="114300" wp14:anchorId="0754DAB8" wp14:editId="5D578116">
-              <wp:extent cx="5723890" cy="1417320"/>
-              <wp:effectExtent l="0" t="0" r="3810" b="5080"/>
-              <wp:docPr id="4" name="图片 1"/>
-              <wp:cNvGraphicFramePr>
-                <a:graphicFrameLocks xmlns:a="http://schemas.openxmlformats.org/drawingml/2006/main" noChangeAspect="1"/>
-              </wp:cNvGraphicFramePr>
-              <a:graphic xmlns:a="http://schemas.openxmlformats.org/drawingml/2006/main">
-                <a:graphicData uri="http://schemas.openxmlformats.org/drawingml/2006/picture">
-                  <pic:pic xmlns:pic="http://schemas.openxmlformats.org/drawingml/2006/picture">
-                    <pic:nvPicPr>
-                      <pic:cNvPr id="4" name="图片 1"/>
-                      <pic:cNvPicPr>
-                        <a:picLocks noChangeAspect="1"/>
-                      </pic:cNvPicPr>
-                    </pic:nvPicPr>
-                    <pic:blipFill>
-                      <a:blip r:embed="rId13"/>
-                      <a:stretch>
-                        <a:fillRect/>
-                      </a:stretch>
-                    </pic:blipFill>
-                    <pic:spPr>
-                      <a:xfrm>
-                        <a:off x="0" y="0"/>
-                        <a:ext cx="5723890" cy="1417320"/>
-                      </a:xfrm>
-                      <a:prstGeom prst="rect">
-                        <a:avLst/>
-                      </a:prstGeom>
+      <w:r>
+        <w:rPr>
+          <w:noProof/>
+        </w:rPr>
+        <w:drawing>
+          <wp:inline distT="0" distB="0" distL="114300" distR="114300" wp14:anchorId="0754DAB8" wp14:editId="5D578116">
+            <wp:extent cx="5723890" cy="1417320"/>
+            <wp:effectExtent l="0" t="0" r="3810" b="5080"/>
+            <wp:docPr id="4" name="图片 1"/>
+            <wp:cNvGraphicFramePr>
+              <a:graphicFrameLocks xmlns:a="http://schemas.openxmlformats.org/drawingml/2006/main" noChangeAspect="1"/>
+            </wp:cNvGraphicFramePr>
+            <a:graphic xmlns:a="http://schemas.openxmlformats.org/drawingml/2006/main">
+              <a:graphicData uri="http://schemas.openxmlformats.org/drawingml/2006/picture">
+                <pic:pic xmlns:pic="http://schemas.openxmlformats.org/drawingml/2006/picture">
+                  <pic:nvPicPr>
+                    <pic:cNvPr id="4" name="图片 1"/>
+                    <pic:cNvPicPr>
+                      <a:picLocks noChangeAspect="1"/>
+                    </pic:cNvPicPr>
+                  </pic:nvPicPr>
+                  <pic:blipFill>
+                    <a:blip r:embed="rId14"/>
+                    <a:stretch>
+                      <a:fillRect/>
+                    </a:stretch>
+                  </pic:blipFill>
+                  <pic:spPr>
+                    <a:xfrm>
+                      <a:off x="0" y="0"/>
+                      <a:ext cx="5723890" cy="1417320"/>
+                    </a:xfrm>
+                    <a:prstGeom prst="rect">
+                      <a:avLst/>
+                    </a:prstGeom>
+                    <a:noFill/>
+                    <a:ln>
                       <a:noFill/>
-                      <a:ln>
-                        <a:noFill/>
-                      </a:ln>
-                    </pic:spPr>
-                  </pic:pic>
-                </a:graphicData>
-              </a:graphic>
-            </wp:inline>
-          </w:drawing>
-        </w:r>
-      </w:ins>
+                    </a:ln>
+                  </pic:spPr>
+                </pic:pic>
+              </a:graphicData>
+            </a:graphic>
+          </wp:inline>
+        </w:drawing>
+      </w:r>
     </w:p>
     <w:p>
       <w:pPr>
         <w:pStyle w:val="Caption"/>
         <w:jc w:val="center"/>
         <w:rPr>
-          <w:ins w:id="283" w:author="蔡振辛" w:date="2026-07-05T17:45:00Z"/>
           <w:rFonts w:ascii="Times New Roman" w:eastAsiaTheme="minorEastAsia" w:hAnsi="Times New Roman" w:cs="Times New Roman"/>
           <w:sz w:val="24"/>
           <w:lang w:bidi="ar"/>
         </w:rPr>
       </w:pPr>
-      <w:ins w:id="284" w:author="蔡振辛" w:date="2026-07-05T17:41:00Z">
-        <w:r>
-          <w:rPr>
-            <w:rFonts w:ascii="Times New Roman" w:eastAsia="sans-serif" w:hAnsi="Times New Roman" w:cs="Times New Roman"/>
-            <w:b/>
-            <w:bCs/>
-            <w:i/>
-            <w:iCs/>
-            <w:kern w:val="0"/>
-            <w:sz w:val="24"/>
-            <w:lang w:bidi="ar"/>
-          </w:rPr>
-          <w:t xml:space="preserve">Figure </w:t>
-        </w:r>
-        <w:r>
-          <w:rPr>
-            <w:rFonts w:ascii="Times New Roman" w:eastAsia="sans-serif" w:hAnsi="Times New Roman" w:cs="Times New Roman"/>
-            <w:b/>
-            <w:bCs/>
-            <w:i/>
-            <w:iCs/>
-            <w:kern w:val="0"/>
-            <w:sz w:val="24"/>
-            <w:lang w:bidi="ar"/>
-          </w:rPr>
-          <w:fldChar w:fldCharType="begin"/>
-        </w:r>
-        <w:r>
-          <w:rPr>
-            <w:rFonts w:ascii="Times New Roman" w:eastAsia="sans-serif" w:hAnsi="Times New Roman" w:cs="Times New Roman"/>
-            <w:b/>
-            <w:bCs/>
-            <w:i/>
-            <w:iCs/>
-            <w:kern w:val="0"/>
-            <w:sz w:val="24"/>
-            <w:lang w:bidi="ar"/>
-          </w:rPr>
-          <w:instrText xml:space="preserve"> SEQ Figure \* ARABIC </w:instrText>
-        </w:r>
-        <w:r>
-          <w:rPr>
-            <w:rFonts w:ascii="Times New Roman" w:eastAsia="sans-serif" w:hAnsi="Times New Roman" w:cs="Times New Roman"/>
-            <w:b/>
-            <w:bCs/>
-            <w:i/>
-            <w:iCs/>
-            <w:kern w:val="0"/>
-            <w:sz w:val="24"/>
-            <w:lang w:bidi="ar"/>
-          </w:rPr>
-          <w:fldChar w:fldCharType="separate"/>
-        </w:r>
-      </w:ins>
-      <w:ins w:id="285" w:author="蔡振辛" w:date="2026-07-05T17:53:00Z">
-        <w:r>
-          <w:rPr>
-            <w:rFonts w:ascii="Times New Roman" w:eastAsia="sans-serif" w:hAnsi="Times New Roman" w:cs="Times New Roman"/>
-            <w:b/>
-            <w:bCs/>
-            <w:i/>
-            <w:iCs/>
-            <w:kern w:val="0"/>
-            <w:sz w:val="24"/>
-            <w:lang w:bidi="ar"/>
-          </w:rPr>
-          <w:t>3</w:t>
-        </w:r>
-      </w:ins>
-      <w:ins w:id="286" w:author="蔡振辛" w:date="2026-07-05T17:41:00Z">
-        <w:r>
-          <w:rPr>
-            <w:rFonts w:ascii="Times New Roman" w:eastAsia="sans-serif" w:hAnsi="Times New Roman" w:cs="Times New Roman"/>
-            <w:b/>
-            <w:bCs/>
-            <w:i/>
-            <w:iCs/>
-            <w:kern w:val="0"/>
-            <w:sz w:val="24"/>
-            <w:lang w:bidi="ar"/>
-          </w:rPr>
-          <w:fldChar w:fldCharType="end"/>
-        </w:r>
-        <w:r>
-          <w:rPr>
-            <w:rFonts w:ascii="Times New Roman" w:eastAsia="sans-serif" w:hAnsi="Times New Roman" w:cs="Times New Roman"/>
-            <w:b/>
-            <w:bCs/>
-            <w:i/>
-            <w:iCs/>
-            <w:kern w:val="0"/>
-            <w:sz w:val="24"/>
-            <w:lang w:bidi="ar"/>
-          </w:rPr>
-          <w:t xml:space="preserve"> </w:t>
-        </w:r>
-      </w:ins>
-      <w:ins w:id="287" w:author="蔡振辛" w:date="2026-07-05T17:44:00Z">
-        <w:r>
-          <w:rPr>
-            <w:rFonts w:ascii="Times New Roman" w:eastAsia="sans-serif" w:hAnsi="Times New Roman" w:cs="Times New Roman"/>
-            <w:b/>
-            <w:bCs/>
-            <w:i/>
-            <w:iCs/>
-            <w:kern w:val="0"/>
-            <w:sz w:val="24"/>
-            <w:lang w:bidi="ar"/>
-          </w:rPr>
-          <w:t xml:space="preserve"> </w:t>
-        </w:r>
-        <w:r>
-          <w:rPr>
-            <w:rFonts w:ascii="Times New Roman" w:eastAsia="sans-serif" w:hAnsi="Times New Roman" w:cs="Times New Roman"/>
-            <w:i/>
-            <w:iCs/>
-            <w:kern w:val="0"/>
-            <w:sz w:val="24"/>
-            <w:lang w:bidi="ar"/>
-          </w:rPr>
-          <w:t>Raw codebook of experimental dataset variables</w:t>
-        </w:r>
-      </w:ins>
+      <w:r>
+        <w:rPr>
+          <w:rFonts w:ascii="Times New Roman" w:eastAsia="sans-serif" w:hAnsi="Times New Roman" w:cs="Times New Roman"/>
+          <w:b/>
+          <w:bCs/>
+          <w:i/>
+          <w:iCs/>
+          <w:kern w:val="0"/>
+          <w:sz w:val="24"/>
+          <w:lang w:bidi="ar"/>
+        </w:rPr>
+        <w:t xml:space="preserve">Figure </w:t>
+      </w:r>
+      <w:r>
+        <w:rPr>
+          <w:rFonts w:ascii="Times New Roman" w:eastAsia="sans-serif" w:hAnsi="Times New Roman" w:cs="Times New Roman"/>
+          <w:b/>
+          <w:bCs/>
+          <w:i/>
+          <w:iCs/>
+          <w:kern w:val="0"/>
+          <w:sz w:val="24"/>
+          <w:lang w:bidi="ar"/>
+        </w:rPr>
+        <w:fldChar w:fldCharType="begin"/>
+      </w:r>
+      <w:r>
+        <w:rPr>
+          <w:rFonts w:ascii="Times New Roman" w:eastAsia="sans-serif" w:hAnsi="Times New Roman" w:cs="Times New Roman"/>
+          <w:b/>
+          <w:bCs/>
+          <w:i/>
+          <w:iCs/>
+          <w:kern w:val="0"/>
+          <w:sz w:val="24"/>
+          <w:lang w:bidi="ar"/>
+        </w:rPr>
+        <w:instrText xml:space="preserve"> SEQ Figure \* ARABIC </w:instrText>
+      </w:r>
+      <w:r>
+        <w:rPr>
+          <w:rFonts w:ascii="Times New Roman" w:eastAsia="sans-serif" w:hAnsi="Times New Roman" w:cs="Times New Roman"/>
+          <w:b/>
+          <w:bCs/>
+          <w:i/>
+          <w:iCs/>
+          <w:kern w:val="0"/>
+          <w:sz w:val="24"/>
+          <w:lang w:bidi="ar"/>
+        </w:rPr>
+        <w:fldChar w:fldCharType="separate"/>
+      </w:r>
+      <w:r>
+        <w:rPr>
+          <w:rFonts w:ascii="Times New Roman" w:eastAsia="sans-serif" w:hAnsi="Times New Roman" w:cs="Times New Roman"/>
+          <w:b/>
+          <w:bCs/>
+          <w:i/>
+          <w:iCs/>
+          <w:kern w:val="0"/>
+          <w:sz w:val="24"/>
+          <w:lang w:bidi="ar"/>
+        </w:rPr>
+        <w:t>3</w:t>
+      </w:r>
+      <w:r>
+        <w:rPr>
+          <w:rFonts w:ascii="Times New Roman" w:eastAsia="sans-serif" w:hAnsi="Times New Roman" w:cs="Times New Roman"/>
+          <w:b/>
+          <w:bCs/>
+          <w:i/>
+          <w:iCs/>
+          <w:kern w:val="0"/>
+          <w:sz w:val="24"/>
+          <w:lang w:bidi="ar"/>
+        </w:rPr>
+        <w:fldChar w:fldCharType="end"/>
+      </w:r>
+      <w:r>
+        <w:rPr>
+          <w:rFonts w:ascii="Times New Roman" w:eastAsia="sans-serif" w:hAnsi="Times New Roman" w:cs="Times New Roman"/>
+          <w:b/>
+          <w:bCs/>
+          <w:i/>
+          <w:iCs/>
+          <w:kern w:val="0"/>
+          <w:sz w:val="24"/>
+          <w:lang w:bidi="ar"/>
+        </w:rPr>
+        <w:t xml:space="preserve">  </w:t>
+      </w:r>
+      <w:r>
+        <w:rPr>
+          <w:rFonts w:ascii="Times New Roman" w:eastAsia="sans-serif" w:hAnsi="Times New Roman" w:cs="Times New Roman"/>
+          <w:i/>
+          <w:iCs/>
+          <w:kern w:val="0"/>
+          <w:sz w:val="24"/>
+          <w:lang w:bidi="ar"/>
+        </w:rPr>
+        <w:t>Raw codebook of experimental dataset variables</w:t>
+      </w:r>
     </w:p>
     <w:p>
       <w:pPr>
@@ -25336,6 +25344,7 @@
           <w:sz w:val="28"/>
           <w:szCs w:val="28"/>
         </w:rPr>
+        <w:lastRenderedPageBreak/>
         <w:t xml:space="preserve">Example uses of the </w:t>
       </w:r>
       <w:r>
@@ -25382,7 +25391,7 @@
         </w:rPr>
         <w:t xml:space="preserve">The Self-Prioritization Database provides a valuable resource for both methodological and theoretical investigations of </w:t>
       </w:r>
-      <w:ins w:id="288" w:author="Hu Chuan-Peng" w:date="2026-08-02T11:26:00Z">
+      <w:ins w:id="283" w:author="Hu Chuan-Peng" w:date="2026-08-02T11:26:00Z">
         <w:r>
           <w:rPr>
             <w:rFonts w:ascii="Times New Roman" w:eastAsiaTheme="minorEastAsia" w:hAnsi="Times New Roman" w:cs="Times New Roman"/>
@@ -25400,7 +25409,7 @@
         </w:rPr>
         <w:t>self-prioritization</w:t>
       </w:r>
-      <w:ins w:id="289" w:author="Hu Chuan-Peng" w:date="2026-08-02T11:26:00Z">
+      <w:ins w:id="284" w:author="Hu Chuan-Peng" w:date="2026-08-02T11:26:00Z">
         <w:r>
           <w:rPr>
             <w:rFonts w:ascii="Times New Roman" w:eastAsiaTheme="minorEastAsia" w:hAnsi="Times New Roman" w:cs="Times New Roman"/>
@@ -25418,7 +25427,7 @@
           <w:t xml:space="preserve">. </w:t>
         </w:r>
       </w:ins>
-      <w:ins w:id="290" w:author="Hu Chuan-Peng" w:date="2026-08-02T11:27:00Z">
+      <w:ins w:id="285" w:author="Hu Chuan-Peng" w:date="2026-08-02T11:27:00Z">
         <w:r>
           <w:rPr>
             <w:rFonts w:ascii="Times New Roman" w:eastAsiaTheme="minorEastAsia" w:hAnsi="Times New Roman" w:cs="Times New Roman"/>
@@ -25428,7 +25437,7 @@
           <w:t>For example, t</w:t>
         </w:r>
       </w:ins>
-      <w:ins w:id="291" w:author="Hu Chuan-Peng" w:date="2026-08-02T11:26:00Z">
+      <w:ins w:id="286" w:author="Hu Chuan-Peng" w:date="2026-08-02T11:26:00Z">
         <w:r>
           <w:rPr>
             <w:rFonts w:ascii="Times New Roman" w:eastAsiaTheme="minorEastAsia" w:hAnsi="Times New Roman" w:cs="Times New Roman"/>
@@ -25454,7 +25463,7 @@
         </w:rPr>
         <w:t xml:space="preserve"> to develop and test cognitive models of self-prioritization effects; investigate how experimental design parameters shape these effects; clarify the cross-cultural universality and cultural specificity of self-prioritization; and evaluate the robustness and generalizability of findings across laboratory-based and online settings. To demonstrate the unique value of large-scale standardized datasets, we present three examples addressing questions that cannot be adequately examined using </w:t>
       </w:r>
-      <w:ins w:id="292" w:author="Hu Chuan-Peng" w:date="2026-08-02T11:27:00Z">
+      <w:ins w:id="287" w:author="Hu Chuan-Peng" w:date="2026-08-02T11:27:00Z">
         <w:r>
           <w:rPr>
             <w:rFonts w:ascii="Times New Roman" w:eastAsiaTheme="minorEastAsia" w:hAnsi="Times New Roman" w:cs="Times New Roman"/>
@@ -25574,7 +25583,7 @@
         </w:rPr>
         <w:t xml:space="preserve"> </w:t>
       </w:r>
-      <w:ins w:id="293" w:author="蔡振辛" w:date="2026-06-25T19:05:00Z">
+      <w:ins w:id="288" w:author="蔡振辛" w:date="2026-06-25T19:05:00Z">
         <w:r>
           <w:rPr>
             <w:rFonts w:ascii="Times New Roman" w:eastAsiaTheme="minorEastAsia" w:hAnsi="Times New Roman" w:cs="Times New Roman" w:hint="eastAsia"/>
@@ -25739,16 +25748,7 @@
           <w:sz w:val="24"/>
           <w:lang w:bidi="ar"/>
         </w:rPr>
-        <w:t xml:space="preserve">: Non-person, </w:t>
-      </w:r>
-      <w:r>
-        <w:rPr>
-          <w:rFonts w:ascii="Times New Roman" w:eastAsiaTheme="minorEastAsia" w:hAnsi="Times New Roman" w:cs="Times New Roman" w:hint="eastAsia"/>
-          <w:sz w:val="24"/>
-          <w:lang w:bidi="ar"/>
-        </w:rPr>
-        <w:lastRenderedPageBreak/>
-        <w:t xml:space="preserve">Stranger, Celebrity, Acquaintance, and Close Other. </w:t>
+        <w:t xml:space="preserve">: Non-person, Stranger, Celebrity, Acquaintance, and Close Other. </w:t>
       </w:r>
       <w:r>
         <w:rPr>
@@ -25832,7 +25832,16 @@
           <w:sz w:val="24"/>
           <w:lang w:bidi="ar"/>
         </w:rPr>
-        <w:t xml:space="preserve"> values, with participants as a random intercept and data source as an additional variance component. From this model, 10,000 multivariate normal samples were drawn from the estimated fixed-effects distribution to obtain the posterior-like distributions of each identity's SPE magnitude. </w:t>
+        <w:t xml:space="preserve"> values, with participants as a random intercept and data source as an additional variance component. From this model, 10,000 </w:t>
+      </w:r>
+      <w:r>
+        <w:rPr>
+          <w:rFonts w:ascii="Times New Roman" w:eastAsiaTheme="minorEastAsia" w:hAnsi="Times New Roman" w:cs="Times New Roman" w:hint="eastAsia"/>
+          <w:sz w:val="24"/>
+          <w:lang w:bidi="ar"/>
+        </w:rPr>
+        <w:lastRenderedPageBreak/>
+        <w:t xml:space="preserve">multivariate normal samples were drawn from the estimated fixed-effects distribution to obtain the posterior-like distributions of each identity's SPE magnitude. </w:t>
       </w:r>
       <w:r>
         <w:rPr>
@@ -25850,7 +25859,7 @@
         </w:rPr>
         <w:t xml:space="preserve">ositive </w:t>
       </w:r>
-      <w:ins w:id="294" w:author="Hu Chuan-Peng" w:date="2026-08-02T11:29:00Z">
+      <w:ins w:id="289" w:author="Hu Chuan-Peng" w:date="2026-08-02T11:29:00Z">
         <w:r>
           <w:rPr>
             <w:rFonts w:ascii="Times New Roman" w:eastAsiaTheme="minorEastAsia" w:hAnsi="Times New Roman" w:cs="Times New Roman"/>
@@ -25909,7 +25918,6 @@
         <w:rPr>
           <w:noProof/>
         </w:rPr>
-        <w:lastRenderedPageBreak/>
         <w:drawing>
           <wp:inline distT="0" distB="0" distL="114300" distR="114300" wp14:anchorId="01000455" wp14:editId="78B2F476">
             <wp:extent cx="5242560" cy="5767070"/>
@@ -25928,7 +25936,7 @@
                     </pic:cNvPicPr>
                   </pic:nvPicPr>
                   <pic:blipFill>
-                    <a:blip r:embed="rId14"/>
+                    <a:blip r:embed="rId15"/>
                     <a:stretch>
                       <a:fillRect/>
                     </a:stretch>
@@ -26018,7 +26026,7 @@
         </w:rPr>
         <w:fldChar w:fldCharType="separate"/>
       </w:r>
-      <w:ins w:id="295" w:author="蔡振辛" w:date="2026-07-05T17:53:00Z">
+      <w:ins w:id="290" w:author="蔡振辛" w:date="2026-07-05T17:53:00Z">
         <w:r>
           <w:rPr>
             <w:rFonts w:ascii="Times New Roman" w:eastAsia="sans-serif" w:hAnsi="Times New Roman" w:cs="Times New Roman"/>
@@ -26152,7 +26160,16 @@
           <w:sz w:val="24"/>
           <w:lang w:bidi="ar"/>
         </w:rPr>
-        <w:t xml:space="preserve"> &lt; .001). The magnitude of the SPE differed systematically across </w:t>
+        <w:t xml:space="preserve"> &lt; .001). </w:t>
+      </w:r>
+      <w:r>
+        <w:rPr>
+          <w:rFonts w:ascii="Times New Roman" w:eastAsiaTheme="minorEastAsia" w:hAnsi="Times New Roman" w:cs="Times New Roman" w:hint="eastAsia"/>
+          <w:sz w:val="24"/>
+          <w:lang w:bidi="ar"/>
+        </w:rPr>
+        <w:lastRenderedPageBreak/>
+        <w:t xml:space="preserve">The magnitude of the SPE differed systematically across </w:t>
       </w:r>
       <w:r>
         <w:rPr>
@@ -26350,16 +26367,7 @@
           <w:sz w:val="24"/>
           <w:lang w:bidi="ar"/>
         </w:rPr>
-        <w:t xml:space="preserve">) using the model-based sampling </w:t>
-      </w:r>
-      <w:r>
-        <w:rPr>
-          <w:rFonts w:ascii="Times New Roman" w:eastAsiaTheme="minorEastAsia" w:hAnsi="Times New Roman" w:cs="Times New Roman" w:hint="eastAsia"/>
-          <w:sz w:val="24"/>
-          <w:lang w:bidi="ar"/>
-        </w:rPr>
-        <w:lastRenderedPageBreak/>
-        <w:t>approach</w:t>
+        <w:t>) using the model-based sampling approach</w:t>
       </w:r>
       <w:r>
         <w:rPr>
@@ -26967,7 +26975,7 @@
         </w:rPr>
         <w:t xml:space="preserve"> = .678)</w:t>
       </w:r>
-      <w:ins w:id="296" w:author="Hu Chuan-Peng" w:date="2026-08-02T11:32:00Z">
+      <w:ins w:id="291" w:author="Hu Chuan-Peng" w:date="2026-08-02T11:32:00Z">
         <w:r>
           <w:rPr>
             <w:rFonts w:ascii="Times New Roman" w:eastAsiaTheme="minorEastAsia" w:hAnsi="Times New Roman" w:cs="Times New Roman"/>
@@ -27099,7 +27107,7 @@
         </w:rPr>
         <w:t xml:space="preserve"> = .348)</w:t>
       </w:r>
-      <w:ins w:id="297" w:author="Hu Chuan-Peng" w:date="2026-08-02T11:32:00Z">
+      <w:ins w:id="292" w:author="Hu Chuan-Peng" w:date="2026-08-02T11:32:00Z">
         <w:r>
           <w:rPr>
             <w:rFonts w:ascii="Times New Roman" w:eastAsiaTheme="minorEastAsia" w:hAnsi="Times New Roman" w:cs="Times New Roman"/>
@@ -27447,7 +27455,16 @@
           <w:sz w:val="24"/>
           <w:lang w:bidi="ar"/>
         </w:rPr>
-        <w:t xml:space="preserve"> = 0.13, 95% CI [0.03, 0.23], </w:t>
+        <w:t xml:space="preserve"> </w:t>
+      </w:r>
+      <w:r>
+        <w:rPr>
+          <w:rFonts w:ascii="Times New Roman" w:eastAsiaTheme="minorEastAsia" w:hAnsi="Times New Roman" w:cs="Times New Roman" w:hint="eastAsia"/>
+          <w:sz w:val="24"/>
+          <w:lang w:bidi="ar"/>
+        </w:rPr>
+        <w:lastRenderedPageBreak/>
+        <w:t xml:space="preserve">= 0.13, 95% CI [0.03, 0.23], </w:t>
       </w:r>
       <w:r>
         <w:rPr>
@@ -27661,7 +27678,6 @@
           <w:sz w:val="24"/>
           <w:lang w:bidi="ar"/>
         </w:rPr>
-        <w:lastRenderedPageBreak/>
         <w:t xml:space="preserve">0.01, 0.23], </w:t>
       </w:r>
       <w:r>
@@ -28006,7 +28022,7 @@
         </w:rPr>
         <w:t xml:space="preserve">Presence of Self-Prioritization Effect Under </w:t>
       </w:r>
-      <w:ins w:id="298" w:author="Hu Chuan-Peng" w:date="2026-08-02T11:33:00Z">
+      <w:ins w:id="293" w:author="Hu Chuan-Peng" w:date="2026-08-02T11:33:00Z">
         <w:r>
           <w:rPr>
             <w:rFonts w:ascii="Times New Roman" w:eastAsiaTheme="minorEastAsia" w:hAnsi="Times New Roman" w:cs="Times New Roman"/>
@@ -28017,7 +28033,7 @@
           <w:t>Nonmatch</w:t>
         </w:r>
       </w:ins>
-      <w:ins w:id="299" w:author="Hu Chuan-Peng" w:date="2026-08-02T11:35:00Z">
+      <w:ins w:id="294" w:author="Hu Chuan-Peng" w:date="2026-08-02T11:35:00Z">
         <w:r>
           <w:rPr>
             <w:rFonts w:ascii="Times New Roman" w:eastAsiaTheme="minorEastAsia" w:hAnsi="Times New Roman" w:cs="Times New Roman"/>
@@ -28057,7 +28073,7 @@
         </w:rPr>
         <w:t xml:space="preserve">Previous studies have reported inconsistent findings regarding the presence of self-prioritization effects (SPEs) under </w:t>
       </w:r>
-      <w:ins w:id="300" w:author="Hu Chuan-Peng" w:date="2026-08-02T11:33:00Z">
+      <w:ins w:id="295" w:author="Hu Chuan-Peng" w:date="2026-08-02T11:33:00Z">
         <w:r>
           <w:rPr>
             <w:rFonts w:ascii="Times New Roman" w:eastAsia="Times New Roman" w:hAnsi="Times New Roman" w:cs="Times New Roman" w:hint="eastAsia"/>
@@ -28067,255 +28083,255 @@
           <w:t>nonmatch</w:t>
         </w:r>
       </w:ins>
+      <w:ins w:id="296" w:author="Hu Chuan-Peng" w:date="2026-08-02T11:35:00Z">
+        <w:r>
+          <w:rPr>
+            <w:rFonts w:ascii="Times New Roman" w:eastAsia="Times New Roman" w:hAnsi="Times New Roman" w:cs="Times New Roman"/>
+            <w:sz w:val="24"/>
+            <w:lang w:bidi="ar"/>
+          </w:rPr>
+          <w:t>ing</w:t>
+        </w:r>
+      </w:ins>
+      <w:r>
+        <w:rPr>
+          <w:rFonts w:ascii="Times New Roman" w:eastAsia="Times New Roman" w:hAnsi="Times New Roman" w:cs="Times New Roman" w:hint="eastAsia"/>
+          <w:sz w:val="24"/>
+          <w:lang w:bidi="ar"/>
+        </w:rPr>
+        <w:t xml:space="preserve"> conditions.</w:t>
+      </w:r>
+      <w:r>
+        <w:rPr>
+          <w:rFonts w:ascii="Times New Roman" w:eastAsia="Times New Roman" w:hAnsi="Times New Roman" w:cs="Times New Roman"/>
+          <w:sz w:val="24"/>
+          <w:lang w:bidi="ar"/>
+        </w:rPr>
+        <w:t xml:space="preserve"> </w:t>
+      </w:r>
+      <w:r>
+        <w:rPr>
+          <w:rFonts w:ascii="Times New Roman" w:eastAsia="Times New Roman" w:hAnsi="Times New Roman" w:cs="Times New Roman" w:hint="eastAsia"/>
+          <w:sz w:val="24"/>
+          <w:lang w:bidi="ar"/>
+        </w:rPr>
+        <w:t xml:space="preserve">Although several studies have observed reliable </w:t>
+      </w:r>
+      <w:ins w:id="297" w:author="Hu Chuan-Peng" w:date="2026-08-02T11:33:00Z">
+        <w:r>
+          <w:rPr>
+            <w:rFonts w:ascii="Times New Roman" w:eastAsia="Times New Roman" w:hAnsi="Times New Roman" w:cs="Times New Roman" w:hint="eastAsia"/>
+            <w:sz w:val="24"/>
+            <w:lang w:bidi="ar"/>
+          </w:rPr>
+          <w:t>nonmatch</w:t>
+        </w:r>
+      </w:ins>
+      <w:ins w:id="298" w:author="Hu Chuan-Peng" w:date="2026-08-02T11:35:00Z">
+        <w:r>
+          <w:rPr>
+            <w:rFonts w:ascii="Times New Roman" w:eastAsia="Times New Roman" w:hAnsi="Times New Roman" w:cs="Times New Roman"/>
+            <w:sz w:val="24"/>
+            <w:lang w:bidi="ar"/>
+          </w:rPr>
+          <w:t>ing</w:t>
+        </w:r>
+      </w:ins>
+      <w:r>
+        <w:rPr>
+          <w:rFonts w:ascii="Times New Roman" w:eastAsia="Times New Roman" w:hAnsi="Times New Roman" w:cs="Times New Roman" w:hint="eastAsia"/>
+          <w:sz w:val="24"/>
+          <w:lang w:bidi="ar"/>
+        </w:rPr>
+        <w:t xml:space="preserve"> SPEs</w:t>
+      </w:r>
+      <w:r>
+        <w:rPr>
+          <w:rFonts w:ascii="Times New Roman" w:eastAsia="Times New Roman" w:hAnsi="Times New Roman" w:cs="Times New Roman"/>
+          <w:sz w:val="24"/>
+          <w:lang w:bidi="ar"/>
+        </w:rPr>
+        <w:t xml:space="preserve"> </w:t>
+      </w:r>
+      <w:r>
+        <w:rPr>
+          <w:rFonts w:ascii="Times New Roman" w:eastAsia="Times New Roman" w:hAnsi="Times New Roman" w:cs="Times New Roman"/>
+          <w:sz w:val="24"/>
+          <w:lang w:bidi="ar"/>
+        </w:rPr>
+        <w:fldChar w:fldCharType="begin"/>
+      </w:r>
+      <w:r>
+        <w:rPr>
+          <w:rFonts w:ascii="Times New Roman" w:hAnsi="Times New Roman" w:cs="Times New Roman"/>
+          <w:sz w:val="24"/>
+          <w:lang w:bidi="ar"/>
+        </w:rPr>
+        <w:instrText xml:space="preserve"> ADDIN ZOTERO_ITEM CSL_CITATION {"citationID":"a3f4Nnn7","properties":{"unsorted":false,"formattedCitation":"(Kirk &amp; Cunningham, 2025)","plainCitation":"(Kirk &amp; Cunningham, 2025)","noteIndex":0},"citationItems":[{"id":"bQO8AlTg/pQjjKLDV","uris":["http://zotero.org/users/12368307/items/M58REX8Z"],"itemData":{"id":1461,"type":"article-journal","abstract":"Self-cues such as one's own name or face attract attention, reflecting a bias for stimuli connected to self to be prioritized in cognition. Recent evidence suggests that even external voices can elicit this self-prioritization effect; in a voice-label matching task, external voices assigned to the Self-identity label ‘you’ elicited faster responses than those assigned to ‘friend’ or ‘stranger’ (Payne et al., Br. J. Psychology, 112, 585-610). However, it is not clear whether external voices assigned to Self are prioritized over participants' own voices. We explore this issue in two experiments. In Exp 1 (N = 35), a voice-label matching task comprising three external voices confirmed that reaction time and accuracy are improved when an external voice cue is assigned to Self rather than Friend or Stranger. In Exp 2 (N = 90), one of the voice cues was replaced with a recording of the participant's own voice. Reaction time and accuracy showed a consistent advantage for the participant's own-voice, even when it was assigned to the ‘friend’ or ‘stranger’ identity. These findings show that external voices can elicit self-prioritization effects if associated with Self, but they are not prioritized above individuals' own voices. This has implications for external voice production technology, suggesting own-voice imitation may be beneficial.","container-title":"British Journal of Psychology","DOI":"10.1111/bjop.12741","ISSN":"0007-1269, 2044-8295","issue":"1","journalAbbreviation":"Br. J. Psychol.","language":"en","page":"131-148","source":"DOI.org (Crossref)","title":"Listen to yourself! Prioritization of self-associated and own voice cues","volume":"116","author":[{"family":"Kirk","given":"Neil W."},{"family":"Cunningham","given":"Sheila J."}],"issued":{"date-parts":[["2025",2]]}}}],"schema":"https://github.com/citation-style-language/schema/raw/master/csl-citation.json"} </w:instrText>
+      </w:r>
+      <w:r>
+        <w:rPr>
+          <w:rFonts w:ascii="Times New Roman" w:eastAsia="Times New Roman" w:hAnsi="Times New Roman" w:cs="Times New Roman"/>
+          <w:sz w:val="24"/>
+          <w:lang w:bidi="ar"/>
+        </w:rPr>
+        <w:fldChar w:fldCharType="separate"/>
+      </w:r>
+      <w:r>
+        <w:rPr>
+          <w:rFonts w:ascii="Times New Roman" w:hAnsi="Times New Roman" w:cs="Times New Roman"/>
+          <w:sz w:val="24"/>
+        </w:rPr>
+        <w:t>(Kirk &amp; Cunningham, 2025)</w:t>
+      </w:r>
+      <w:r>
+        <w:rPr>
+          <w:rFonts w:ascii="Times New Roman" w:eastAsia="Times New Roman" w:hAnsi="Times New Roman" w:cs="Times New Roman"/>
+          <w:sz w:val="24"/>
+          <w:lang w:bidi="ar"/>
+        </w:rPr>
+        <w:fldChar w:fldCharType="end"/>
+      </w:r>
+      <w:r>
+        <w:rPr>
+          <w:rFonts w:ascii="Times New Roman" w:eastAsia="Times New Roman" w:hAnsi="Times New Roman" w:cs="Times New Roman"/>
+          <w:sz w:val="24"/>
+          <w:lang w:bidi="ar"/>
+        </w:rPr>
+        <w:t xml:space="preserve">, others have failed to detect </w:t>
+      </w:r>
+      <w:r>
+        <w:rPr>
+          <w:rFonts w:ascii="Times New Roman" w:eastAsia="Times New Roman" w:hAnsi="Times New Roman" w:cs="Times New Roman" w:hint="eastAsia"/>
+          <w:sz w:val="24"/>
+          <w:lang w:bidi="ar"/>
+        </w:rPr>
+        <w:t>such effects</w:t>
+      </w:r>
+      <w:r>
+        <w:rPr>
+          <w:rFonts w:ascii="Times New Roman" w:eastAsia="Times New Roman" w:hAnsi="Times New Roman" w:cs="Times New Roman"/>
+          <w:sz w:val="24"/>
+          <w:lang w:bidi="ar"/>
+        </w:rPr>
+        <w:t xml:space="preserve"> </w:t>
+      </w:r>
+      <w:r>
+        <w:rPr>
+          <w:rFonts w:ascii="Times New Roman" w:eastAsia="Times New Roman" w:hAnsi="Times New Roman" w:cs="Times New Roman"/>
+          <w:sz w:val="24"/>
+          <w:lang w:bidi="ar"/>
+        </w:rPr>
+        <w:fldChar w:fldCharType="begin"/>
+      </w:r>
+      <w:r>
+        <w:rPr>
+          <w:rFonts w:ascii="Times New Roman" w:hAnsi="Times New Roman" w:cs="Times New Roman"/>
+          <w:sz w:val="24"/>
+          <w:lang w:bidi="ar"/>
+        </w:rPr>
+        <w:instrText xml:space="preserve"> ADDIN ZOTERO_ITEM CSL_CITATION {"citationID":"9Q6JHrWU","properties":{"unsorted":false,"formattedCitation":"(Desebrock &amp; Spence, 2021; Golubickis &amp; Macrae, 2021)","plainCitation":"(Desebrock &amp; Spence, 2021; Golubickis &amp; Macrae, 2021)","noteIndex":0},"citationItems":[{"id":"bQO8AlTg/wXraLqwL","uris":["http://zotero.org/users/12368307/items/IGE22VI6"],"itemData":{"id":681,"type":"article-journal","abstract":"A wealth of recent research supports the validity of the Self-Prioritization Effect (SPE)—the performance advantage for responses to self-associated as compared with other-person-associated stimuli in a shape–label matching task. However, inconsistent findings have been reported regarding the particular stage(s) of information processing that are influenced. In one account, self-prioritization modulates multiple stages of processing, whereas according to a competing account, self-prioritization is driven solely by a modulation in central-stage information-processing. To decide between these two possibilities, the present study tested whether the self-advantage in arm movements previously reported could reflect a response bias using visual feedback (Experiment 1), or approach motivation processes (Experiments 1 and 2). In Experiment 1, visual feedback was occluded in a ballistic movement-time variant of the matching task, whereas in Experiment 2, task responses were directed away from the stimuli and the participant’s body. The advantage for self in arm-movement responses emerged in both experiments. The findings indicate that the self-advantage in arm-movement responses does not depend on the use of visual feedback or on a self/stimuli-directed response. They further indicate that self-relevance can modulate movement responses (predominantly) using proprioceptive, kinaesthetic, and tactile information. These findings support the view that self-relevance modulates arm-movement responses, countering the suggestion that self-prioritization only influences central-stage processes, and consistent with a multiple-stage influence instead.","container-title":"Attention, Perception, &amp; Psychophysics","DOI":"10.3758/s13414-021-02295-0","ISSN":"1943-3921, 1943-393X","issue":"6","journalAbbreviation":"Atten Percept Psychophys","language":"en","page":"2656-2674","PMID":"null","PMCID":"null","source":"DOI.org (Crossref)","title":"The Self-Prioritization Effect: Self-referential processing in movement highlights modulation at multiple stages","title-short":"The Self-Prioritization Effect","volume":"83","author":[{"family":"Desebrock","given":"Clea"},{"family":"Spence","given":"Charles"}],"issued":{"date-parts":[["2021",8]]}}},{"id":"bQO8AlTg/P88GN5Sv","uris":["http://zotero.org/users/12368307/items/SFIQCQIJ"],"itemData":{"id":1450,"type":"article-journal","abstract":"An extensive literature has revealed the benefits of self-relevance during stimulus processing. Compared to material associated with other persons (e.g., friend, mother), self-relevant information elicits faster and more accurate responses (i.e., the self-prioritization effect). Probing the boundary conditions of this effect, recent research has sought to identify whether the advantages of self-relevance can be attenuated (or even eliminated) under certain circumstances. Continuing in this tradition, here we explored the extent to which basic aspects of the task design modulate self-prioritization. The results of two experiments demonstrated just such an effect. During both simultaneous (i.e., Expt. 1) and sequential (i.e., Expt. 2) versions of a standard shape-label matching task, self-prioritization was reduced when stimulus presentation was blocked (i.e., self- or friend-relevant items) compared to intermixed (i.e., self- and friend-relevant items). These findings highlight both the persistence of self-prioritization and its sensitivity to task-related variation.","container-title":"Acta Psychologica","DOI":"10.1016/j.actpsy.2021.103350","ISSN":"00016918","journalAbbreviation":"Acta Psychol. (Amst.)","language":"en","page":"103350","PMID":"34116450","PMCID":"null","source":"DOI.org (Crossref)","title":"Judging me and you: task design modulates self-prioritization","title-short":"Judging me and you","volume":"218","author":[{"family":"Golubickis","given":"Marius"},{"family":"Macrae","given":"C. Neil"}],"issued":{"date-parts":[["2021",7]]}}}],"schema":"https://github.com/citation-style-language/schema/raw/master/csl-citation.json"} </w:instrText>
+      </w:r>
+      <w:r>
+        <w:rPr>
+          <w:rFonts w:ascii="Times New Roman" w:eastAsia="Times New Roman" w:hAnsi="Times New Roman" w:cs="Times New Roman"/>
+          <w:sz w:val="24"/>
+          <w:lang w:bidi="ar"/>
+        </w:rPr>
+        <w:fldChar w:fldCharType="separate"/>
+      </w:r>
+      <w:r>
+        <w:rPr>
+          <w:rFonts w:ascii="Times New Roman" w:hAnsi="Times New Roman" w:cs="Times New Roman"/>
+          <w:sz w:val="24"/>
+        </w:rPr>
+        <w:t>(Desebrock &amp; Spence, 2021; Golubickis &amp; Macrae, 2021)</w:t>
+      </w:r>
+      <w:r>
+        <w:rPr>
+          <w:rFonts w:ascii="Times New Roman" w:eastAsia="Times New Roman" w:hAnsi="Times New Roman" w:cs="Times New Roman"/>
+          <w:sz w:val="24"/>
+          <w:lang w:bidi="ar"/>
+        </w:rPr>
+        <w:fldChar w:fldCharType="end"/>
+      </w:r>
+      <w:r>
+        <w:rPr>
+          <w:rFonts w:ascii="Times New Roman" w:hAnsi="Times New Roman" w:cs="Times New Roman" w:hint="eastAsia"/>
+          <w:sz w:val="24"/>
+          <w:lang w:bidi="ar"/>
+        </w:rPr>
+        <w:t xml:space="preserve">. One potential explanation for these inconsistencies is that </w:t>
+      </w:r>
+      <w:ins w:id="299" w:author="Hu Chuan-Peng" w:date="2026-08-02T11:33:00Z">
+        <w:r>
+          <w:rPr>
+            <w:rFonts w:ascii="Times New Roman" w:hAnsi="Times New Roman" w:cs="Times New Roman" w:hint="eastAsia"/>
+            <w:sz w:val="24"/>
+            <w:lang w:bidi="ar"/>
+          </w:rPr>
+          <w:t>nonmatch</w:t>
+        </w:r>
+      </w:ins>
+      <w:ins w:id="300" w:author="Hu Chuan-Peng" w:date="2026-08-02T11:35:00Z">
+        <w:r>
+          <w:rPr>
+            <w:rFonts w:ascii="Times New Roman" w:hAnsi="Times New Roman" w:cs="Times New Roman"/>
+            <w:sz w:val="24"/>
+            <w:lang w:bidi="ar"/>
+          </w:rPr>
+          <w:t>ing</w:t>
+        </w:r>
+      </w:ins>
+      <w:r>
+        <w:rPr>
+          <w:rFonts w:ascii="Times New Roman" w:hAnsi="Times New Roman" w:cs="Times New Roman" w:hint="eastAsia"/>
+          <w:sz w:val="24"/>
+          <w:lang w:bidi="ar"/>
+        </w:rPr>
+        <w:t xml:space="preserve"> SPEs are substantially smaller than matching SPEs and therefore require larger samples to be detected reliably.</w:t>
+      </w:r>
       <w:ins w:id="301" w:author="Hu Chuan-Peng" w:date="2026-08-02T11:35:00Z">
         <w:r>
           <w:rPr>
-            <w:rFonts w:ascii="Times New Roman" w:eastAsia="Times New Roman" w:hAnsi="Times New Roman" w:cs="Times New Roman"/>
+            <w:rFonts w:ascii="Times New Roman" w:hAnsi="Times New Roman" w:cs="Times New Roman"/>
             <w:sz w:val="24"/>
             <w:lang w:bidi="ar"/>
           </w:rPr>
-          <w:t>ing</w:t>
-        </w:r>
-      </w:ins>
-      <w:r>
-        <w:rPr>
-          <w:rFonts w:ascii="Times New Roman" w:eastAsia="Times New Roman" w:hAnsi="Times New Roman" w:cs="Times New Roman" w:hint="eastAsia"/>
-          <w:sz w:val="24"/>
-          <w:lang w:bidi="ar"/>
-        </w:rPr>
-        <w:t xml:space="preserve"> conditions.</w:t>
-      </w:r>
-      <w:r>
-        <w:rPr>
-          <w:rFonts w:ascii="Times New Roman" w:eastAsia="Times New Roman" w:hAnsi="Times New Roman" w:cs="Times New Roman"/>
-          <w:sz w:val="24"/>
-          <w:lang w:bidi="ar"/>
-        </w:rPr>
-        <w:t xml:space="preserve"> </w:t>
-      </w:r>
-      <w:r>
-        <w:rPr>
-          <w:rFonts w:ascii="Times New Roman" w:eastAsia="Times New Roman" w:hAnsi="Times New Roman" w:cs="Times New Roman" w:hint="eastAsia"/>
-          <w:sz w:val="24"/>
-          <w:lang w:bidi="ar"/>
-        </w:rPr>
-        <w:t xml:space="preserve">Although several studies have observed reliable </w:t>
-      </w:r>
-      <w:ins w:id="302" w:author="Hu Chuan-Peng" w:date="2026-08-02T11:33:00Z">
-        <w:r>
-          <w:rPr>
-            <w:rFonts w:ascii="Times New Roman" w:eastAsia="Times New Roman" w:hAnsi="Times New Roman" w:cs="Times New Roman" w:hint="eastAsia"/>
+          <w:t xml:space="preserve"> An alternative is that </w:t>
+        </w:r>
+      </w:ins>
+      <w:ins w:id="302" w:author="Hu Chuan-Peng" w:date="2026-08-02T11:36:00Z">
+        <w:r>
+          <w:rPr>
+            <w:rFonts w:ascii="Times New Roman" w:hAnsi="Times New Roman" w:cs="Times New Roman"/>
             <w:sz w:val="24"/>
             <w:lang w:bidi="ar"/>
           </w:rPr>
-          <w:t>nonmatch</w:t>
-        </w:r>
-      </w:ins>
-      <w:ins w:id="303" w:author="Hu Chuan-Peng" w:date="2026-08-02T11:35:00Z">
-        <w:r>
-          <w:rPr>
-            <w:rFonts w:ascii="Times New Roman" w:eastAsia="Times New Roman" w:hAnsi="Times New Roman" w:cs="Times New Roman"/>
+          <w:t xml:space="preserve">the SPEs under nonmatching conditions were contaminated by the involvement of self-reference </w:t>
+        </w:r>
+      </w:ins>
+      <w:ins w:id="303" w:author="Hu Chuan-Peng" w:date="2026-08-02T11:37:00Z">
+        <w:r>
+          <w:rPr>
+            <w:rFonts w:ascii="Times New Roman" w:hAnsi="Times New Roman" w:cs="Times New Roman"/>
             <w:sz w:val="24"/>
             <w:lang w:bidi="ar"/>
           </w:rPr>
-          <w:t>ing</w:t>
-        </w:r>
-      </w:ins>
-      <w:r>
-        <w:rPr>
-          <w:rFonts w:ascii="Times New Roman" w:eastAsia="Times New Roman" w:hAnsi="Times New Roman" w:cs="Times New Roman" w:hint="eastAsia"/>
-          <w:sz w:val="24"/>
-          <w:lang w:bidi="ar"/>
-        </w:rPr>
-        <w:t xml:space="preserve"> SPEs</w:t>
-      </w:r>
-      <w:r>
-        <w:rPr>
-          <w:rFonts w:ascii="Times New Roman" w:eastAsia="Times New Roman" w:hAnsi="Times New Roman" w:cs="Times New Roman"/>
-          <w:sz w:val="24"/>
-          <w:lang w:bidi="ar"/>
-        </w:rPr>
-        <w:t xml:space="preserve"> </w:t>
-      </w:r>
-      <w:r>
-        <w:rPr>
-          <w:rFonts w:ascii="Times New Roman" w:eastAsia="Times New Roman" w:hAnsi="Times New Roman" w:cs="Times New Roman"/>
-          <w:sz w:val="24"/>
-          <w:lang w:bidi="ar"/>
-        </w:rPr>
-        <w:fldChar w:fldCharType="begin"/>
-      </w:r>
-      <w:r>
-        <w:rPr>
-          <w:rFonts w:ascii="Times New Roman" w:hAnsi="Times New Roman" w:cs="Times New Roman"/>
-          <w:sz w:val="24"/>
-          <w:lang w:bidi="ar"/>
-        </w:rPr>
-        <w:instrText xml:space="preserve"> ADDIN ZOTERO_ITEM CSL_CITATION {"citationID":"a3f4Nnn7","properties":{"unsorted":false,"formattedCitation":"(Kirk &amp; Cunningham, 2025)","plainCitation":"(Kirk &amp; Cunningham, 2025)","noteIndex":0},"citationItems":[{"id":"bQO8AlTg/pQjjKLDV","uris":["http://zotero.org/users/12368307/items/M58REX8Z"],"itemData":{"id":1461,"type":"article-journal","abstract":"Self-cues such as one's own name or face attract attention, reflecting a bias for stimuli connected to self to be prioritized in cognition. Recent evidence suggests that even external voices can elicit this self-prioritization effect; in a voice-label matching task, external voices assigned to the Self-identity label ‘you’ elicited faster responses than those assigned to ‘friend’ or ‘stranger’ (Payne et al., Br. J. Psychology, 112, 585-610). However, it is not clear whether external voices assigned to Self are prioritized over participants' own voices. We explore this issue in two experiments. In Exp 1 (N = 35), a voice-label matching task comprising three external voices confirmed that reaction time and accuracy are improved when an external voice cue is assigned to Self rather than Friend or Stranger. In Exp 2 (N = 90), one of the voice cues was replaced with a recording of the participant's own voice. Reaction time and accuracy showed a consistent advantage for the participant's own-voice, even when it was assigned to the ‘friend’ or ‘stranger’ identity. These findings show that external voices can elicit self-prioritization effects if associated with Self, but they are not prioritized above individuals' own voices. This has implications for external voice production technology, suggesting own-voice imitation may be beneficial.","container-title":"British Journal of Psychology","DOI":"10.1111/bjop.12741","ISSN":"0007-1269, 2044-8295","issue":"1","journalAbbreviation":"Br. J. Psychol.","language":"en","page":"131-148","source":"DOI.org (Crossref)","title":"Listen to yourself! Prioritization of self-associated and own voice cues","volume":"116","author":[{"family":"Kirk","given":"Neil W."},{"family":"Cunningham","given":"Sheila J."}],"issued":{"date-parts":[["2025",2]]}}}],"schema":"https://github.com/citation-style-language/schema/raw/master/csl-citation.json"} </w:instrText>
-      </w:r>
-      <w:r>
-        <w:rPr>
-          <w:rFonts w:ascii="Times New Roman" w:eastAsia="Times New Roman" w:hAnsi="Times New Roman" w:cs="Times New Roman"/>
-          <w:sz w:val="24"/>
-          <w:lang w:bidi="ar"/>
-        </w:rPr>
-        <w:fldChar w:fldCharType="separate"/>
-      </w:r>
-      <w:r>
-        <w:rPr>
-          <w:rFonts w:ascii="Times New Roman" w:hAnsi="Times New Roman" w:cs="Times New Roman"/>
-          <w:sz w:val="24"/>
-        </w:rPr>
-        <w:t>(Kirk &amp; Cunningham, 2025)</w:t>
-      </w:r>
-      <w:r>
-        <w:rPr>
-          <w:rFonts w:ascii="Times New Roman" w:eastAsia="Times New Roman" w:hAnsi="Times New Roman" w:cs="Times New Roman"/>
-          <w:sz w:val="24"/>
-          <w:lang w:bidi="ar"/>
-        </w:rPr>
-        <w:fldChar w:fldCharType="end"/>
-      </w:r>
-      <w:r>
-        <w:rPr>
-          <w:rFonts w:ascii="Times New Roman" w:eastAsia="Times New Roman" w:hAnsi="Times New Roman" w:cs="Times New Roman"/>
-          <w:sz w:val="24"/>
-          <w:lang w:bidi="ar"/>
-        </w:rPr>
-        <w:t xml:space="preserve">, others have failed to detect </w:t>
-      </w:r>
-      <w:r>
-        <w:rPr>
-          <w:rFonts w:ascii="Times New Roman" w:eastAsia="Times New Roman" w:hAnsi="Times New Roman" w:cs="Times New Roman" w:hint="eastAsia"/>
-          <w:sz w:val="24"/>
-          <w:lang w:bidi="ar"/>
-        </w:rPr>
-        <w:t>such effects</w:t>
-      </w:r>
-      <w:r>
-        <w:rPr>
-          <w:rFonts w:ascii="Times New Roman" w:eastAsia="Times New Roman" w:hAnsi="Times New Roman" w:cs="Times New Roman"/>
-          <w:sz w:val="24"/>
-          <w:lang w:bidi="ar"/>
-        </w:rPr>
-        <w:t xml:space="preserve"> </w:t>
-      </w:r>
-      <w:r>
-        <w:rPr>
-          <w:rFonts w:ascii="Times New Roman" w:eastAsia="Times New Roman" w:hAnsi="Times New Roman" w:cs="Times New Roman"/>
-          <w:sz w:val="24"/>
-          <w:lang w:bidi="ar"/>
-        </w:rPr>
-        <w:fldChar w:fldCharType="begin"/>
-      </w:r>
-      <w:r>
-        <w:rPr>
-          <w:rFonts w:ascii="Times New Roman" w:hAnsi="Times New Roman" w:cs="Times New Roman"/>
-          <w:sz w:val="24"/>
-          <w:lang w:bidi="ar"/>
-        </w:rPr>
-        <w:instrText xml:space="preserve"> ADDIN ZOTERO_ITEM CSL_CITATION {"citationID":"9Q6JHrWU","properties":{"unsorted":false,"formattedCitation":"(Desebrock &amp; Spence, 2021; Golubickis &amp; Macrae, 2021)","plainCitation":"(Desebrock &amp; Spence, 2021; Golubickis &amp; Macrae, 2021)","noteIndex":0},"citationItems":[{"id":"bQO8AlTg/wXraLqwL","uris":["http://zotero.org/users/12368307/items/IGE22VI6"],"itemData":{"id":681,"type":"article-journal","abstract":"A wealth of recent research supports the validity of the Self-Prioritization Effect (SPE)—the performance advantage for responses to self-associated as compared with other-person-associated stimuli in a shape–label matching task. However, inconsistent findings have been reported regarding the particular stage(s) of information processing that are influenced. In one account, self-prioritization modulates multiple stages of processing, whereas according to a competing account, self-prioritization is driven solely by a modulation in central-stage information-processing. To decide between these two possibilities, the present study tested whether the self-advantage in arm movements previously reported could reflect a response bias using visual feedback (Experiment 1), or approach motivation processes (Experiments 1 and 2). In Experiment 1, visual feedback was occluded in a ballistic movement-time variant of the matching task, whereas in Experiment 2, task responses were directed away from the stimuli and the participant’s body. The advantage for self in arm-movement responses emerged in both experiments. The findings indicate that the self-advantage in arm-movement responses does not depend on the use of visual feedback or on a self/stimuli-directed response. They further indicate that self-relevance can modulate movement responses (predominantly) using proprioceptive, kinaesthetic, and tactile information. These findings support the view that self-relevance modulates arm-movement responses, countering the suggestion that self-prioritization only influences central-stage processes, and consistent with a multiple-stage influence instead.","container-title":"Attention, Perception, &amp; Psychophysics","DOI":"10.3758/s13414-021-02295-0","ISSN":"1943-3921, 1943-393X","issue":"6","journalAbbreviation":"Atten Percept Psychophys","language":"en","page":"2656-2674","PMID":"null","PMCID":"null","source":"DOI.org (Crossref)","title":"The Self-Prioritization Effect: Self-referential processing in movement highlights modulation at multiple stages","title-short":"The Self-Prioritization Effect","volume":"83","author":[{"family":"Desebrock","given":"Clea"},{"family":"Spence","given":"Charles"}],"issued":{"date-parts":[["2021",8]]}}},{"id":"bQO8AlTg/P88GN5Sv","uris":["http://zotero.org/users/12368307/items/SFIQCQIJ"],"itemData":{"id":1450,"type":"article-journal","abstract":"An extensive literature has revealed the benefits of self-relevance during stimulus processing. Compared to material associated with other persons (e.g., friend, mother), self-relevant information elicits faster and more accurate responses (i.e., the self-prioritization effect). Probing the boundary conditions of this effect, recent research has sought to identify whether the advantages of self-relevance can be attenuated (or even eliminated) under certain circumstances. Continuing in this tradition, here we explored the extent to which basic aspects of the task design modulate self-prioritization. The results of two experiments demonstrated just such an effect. During both simultaneous (i.e., Expt. 1) and sequential (i.e., Expt. 2) versions of a standard shape-label matching task, self-prioritization was reduced when stimulus presentation was blocked (i.e., self- or friend-relevant items) compared to intermixed (i.e., self- and friend-relevant items). These findings highlight both the persistence of self-prioritization and its sensitivity to task-related variation.","container-title":"Acta Psychologica","DOI":"10.1016/j.actpsy.2021.103350","ISSN":"00016918","journalAbbreviation":"Acta Psychol. (Amst.)","language":"en","page":"103350","PMID":"34116450","PMCID":"null","source":"DOI.org (Crossref)","title":"Judging me and you: task design modulates self-prioritization","title-short":"Judging me and you","volume":"218","author":[{"family":"Golubickis","given":"Marius"},{"family":"Macrae","given":"C. Neil"}],"issued":{"date-parts":[["2021",7]]}}}],"schema":"https://github.com/citation-style-language/schema/raw/master/csl-citation.json"} </w:instrText>
-      </w:r>
-      <w:r>
-        <w:rPr>
-          <w:rFonts w:ascii="Times New Roman" w:eastAsia="Times New Roman" w:hAnsi="Times New Roman" w:cs="Times New Roman"/>
-          <w:sz w:val="24"/>
-          <w:lang w:bidi="ar"/>
-        </w:rPr>
-        <w:fldChar w:fldCharType="separate"/>
-      </w:r>
-      <w:r>
-        <w:rPr>
-          <w:rFonts w:ascii="Times New Roman" w:hAnsi="Times New Roman" w:cs="Times New Roman"/>
-          <w:sz w:val="24"/>
-        </w:rPr>
-        <w:t>(Desebrock &amp; Spence, 2021; Golubickis &amp; Macrae, 2021)</w:t>
-      </w:r>
-      <w:r>
-        <w:rPr>
-          <w:rFonts w:ascii="Times New Roman" w:eastAsia="Times New Roman" w:hAnsi="Times New Roman" w:cs="Times New Roman"/>
-          <w:sz w:val="24"/>
-          <w:lang w:bidi="ar"/>
-        </w:rPr>
-        <w:fldChar w:fldCharType="end"/>
-      </w:r>
-      <w:r>
-        <w:rPr>
-          <w:rFonts w:ascii="Times New Roman" w:hAnsi="Times New Roman" w:cs="Times New Roman" w:hint="eastAsia"/>
-          <w:sz w:val="24"/>
-          <w:lang w:bidi="ar"/>
-        </w:rPr>
-        <w:t xml:space="preserve">. One potential explanation for these inconsistencies is that </w:t>
-      </w:r>
-      <w:ins w:id="304" w:author="Hu Chuan-Peng" w:date="2026-08-02T11:33:00Z">
-        <w:r>
-          <w:rPr>
-            <w:rFonts w:ascii="Times New Roman" w:hAnsi="Times New Roman" w:cs="Times New Roman" w:hint="eastAsia"/>
+          <w:t xml:space="preserve">in the baseline </w:t>
+        </w:r>
+      </w:ins>
+      <w:ins w:id="304" w:author="Hu Chuan-Peng" w:date="2026-08-02T11:36:00Z">
+        <w:r>
+          <w:rPr>
+            <w:rFonts w:ascii="Times New Roman" w:hAnsi="Times New Roman" w:cs="Times New Roman"/>
             <w:sz w:val="24"/>
             <w:lang w:bidi="ar"/>
           </w:rPr>
-          <w:t>nonmatch</w:t>
-        </w:r>
-      </w:ins>
-      <w:ins w:id="305" w:author="Hu Chuan-Peng" w:date="2026-08-02T11:35:00Z">
-        <w:r>
-          <w:rPr>
-            <w:rFonts w:ascii="Times New Roman" w:hAnsi="Times New Roman" w:cs="Times New Roman"/>
-            <w:sz w:val="24"/>
-            <w:lang w:bidi="ar"/>
-          </w:rPr>
-          <w:t>ing</w:t>
-        </w:r>
-      </w:ins>
-      <w:r>
-        <w:rPr>
-          <w:rFonts w:ascii="Times New Roman" w:hAnsi="Times New Roman" w:cs="Times New Roman" w:hint="eastAsia"/>
-          <w:sz w:val="24"/>
-          <w:lang w:bidi="ar"/>
-        </w:rPr>
-        <w:t xml:space="preserve"> SPEs are substantially smaller than matching SPEs and therefore require larger samples to be detected reliably.</w:t>
-      </w:r>
-      <w:ins w:id="306" w:author="Hu Chuan-Peng" w:date="2026-08-02T11:35:00Z">
-        <w:r>
-          <w:rPr>
-            <w:rFonts w:ascii="Times New Roman" w:hAnsi="Times New Roman" w:cs="Times New Roman"/>
-            <w:sz w:val="24"/>
-            <w:lang w:bidi="ar"/>
-          </w:rPr>
-          <w:t xml:space="preserve"> An alternative is that </w:t>
-        </w:r>
-      </w:ins>
-      <w:ins w:id="307" w:author="Hu Chuan-Peng" w:date="2026-08-02T11:36:00Z">
-        <w:r>
-          <w:rPr>
-            <w:rFonts w:ascii="Times New Roman" w:hAnsi="Times New Roman" w:cs="Times New Roman"/>
-            <w:sz w:val="24"/>
-            <w:lang w:bidi="ar"/>
-          </w:rPr>
-          <w:t xml:space="preserve">the SPEs under nonmatching conditions were contaminated by the involvement of self-reference </w:t>
-        </w:r>
-      </w:ins>
-      <w:ins w:id="308" w:author="Hu Chuan-Peng" w:date="2026-08-02T11:37:00Z">
-        <w:r>
-          <w:rPr>
-            <w:rFonts w:ascii="Times New Roman" w:hAnsi="Times New Roman" w:cs="Times New Roman"/>
-            <w:sz w:val="24"/>
-            <w:lang w:bidi="ar"/>
-          </w:rPr>
-          <w:t xml:space="preserve">in the baseline </w:t>
-        </w:r>
-      </w:ins>
-      <w:ins w:id="309" w:author="Hu Chuan-Peng" w:date="2026-08-02T11:36:00Z">
-        <w:r>
-          <w:rPr>
-            <w:rFonts w:ascii="Times New Roman" w:hAnsi="Times New Roman" w:cs="Times New Roman"/>
-            <w:sz w:val="24"/>
-            <w:lang w:bidi="ar"/>
-          </w:rPr>
           <w:t>condition</w:t>
         </w:r>
       </w:ins>
-      <w:ins w:id="310" w:author="Hu Chuan-Peng" w:date="2026-08-02T11:37:00Z">
+      <w:ins w:id="305" w:author="Hu Chuan-Peng" w:date="2026-08-02T11:37:00Z">
         <w:r>
           <w:rPr>
             <w:rFonts w:ascii="Times New Roman" w:hAnsi="Times New Roman" w:cs="Times New Roman"/>
@@ -28342,6 +28358,7 @@
           <w:sz w:val="24"/>
           <w:lang w:bidi="ar"/>
         </w:rPr>
+        <w:lastRenderedPageBreak/>
         <w:t xml:space="preserve"> Leveraging the large sample size of the current database (72 </w:t>
       </w:r>
       <w:r>
@@ -28360,7 +28377,7 @@
         </w:rPr>
         <w:t xml:space="preserve">eriments, 853,015 </w:t>
       </w:r>
-      <w:ins w:id="311" w:author="Hu Chuan-Peng" w:date="2026-08-02T11:33:00Z">
+      <w:ins w:id="306" w:author="Hu Chuan-Peng" w:date="2026-08-02T11:33:00Z">
         <w:r>
           <w:rPr>
             <w:rFonts w:ascii="Times New Roman" w:eastAsia="Times New Roman" w:hAnsi="Times New Roman" w:cs="Times New Roman"/>
@@ -28378,7 +28395,7 @@
         </w:rPr>
         <w:t xml:space="preserve"> trials, 1,</w:t>
       </w:r>
-      <w:ins w:id="312" w:author="Hu Chuan-Peng" w:date="2026-08-02T11:37:00Z">
+      <w:ins w:id="307" w:author="Hu Chuan-Peng" w:date="2026-08-02T11:37:00Z">
         <w:r>
           <w:rPr>
             <w:rFonts w:ascii="Times New Roman" w:eastAsia="Times New Roman" w:hAnsi="Times New Roman" w:cs="Times New Roman"/>
@@ -28394,53 +28411,44 @@
           <w:sz w:val="24"/>
           <w:lang w:bidi="ar"/>
         </w:rPr>
-        <w:t xml:space="preserve">676 participants), we estimated the SPE using a bootstrap resampling approach (500 iterations per sample size, with replacement) that allows evaluation of effect </w:t>
+        <w:t>676 participants), we estimated the SPE using a bootstrap resampling approach (500 iterations per sample size, with replacement) that allows evaluation of effect size stability across increasing sample sizes.</w:t>
       </w:r>
       <w:r>
         <w:rPr>
           <w:rFonts w:ascii="Times New Roman" w:eastAsia="Times New Roman" w:hAnsi="Times New Roman" w:cs="Times New Roman"/>
           <w:sz w:val="24"/>
-          <w:lang w:bidi="ar"/>
-        </w:rPr>
-        <w:lastRenderedPageBreak/>
-        <w:t>size stability across increasing sample sizes.</w:t>
+        </w:rPr>
+        <w:t xml:space="preserve"> </w:t>
+      </w:r>
+      <w:r>
+        <w:rPr>
+          <w:rFonts w:ascii="Times New Roman" w:eastAsia="Times New Roman" w:hAnsi="Times New Roman" w:cs="Times New Roman" w:hint="eastAsia"/>
+          <w:sz w:val="24"/>
+        </w:rPr>
+        <w:t>Recall</w:t>
       </w:r>
       <w:r>
         <w:rPr>
           <w:rFonts w:ascii="Times New Roman" w:eastAsia="Times New Roman" w:hAnsi="Times New Roman" w:cs="Times New Roman"/>
           <w:sz w:val="24"/>
         </w:rPr>
-        <w:t xml:space="preserve"> </w:t>
+        <w:t xml:space="preserve"> that in the self-matching task, each trial presents a shape–label pair. Thus, for matching trials, the shape and label are congruent (e.g., a shape previously associated with "Self" paired with the word "Self"), </w:t>
       </w:r>
       <w:r>
         <w:rPr>
           <w:rFonts w:ascii="Times New Roman" w:eastAsia="Times New Roman" w:hAnsi="Times New Roman" w:cs="Times New Roman" w:hint="eastAsia"/>
           <w:sz w:val="24"/>
         </w:rPr>
-        <w:t>Recall</w:t>
+        <w:t>making the distinction between self-related and other-related trials straightforward.</w:t>
       </w:r>
       <w:r>
         <w:rPr>
           <w:rFonts w:ascii="Times New Roman" w:eastAsia="Times New Roman" w:hAnsi="Times New Roman" w:cs="Times New Roman"/>
           <w:sz w:val="24"/>
         </w:rPr>
-        <w:t xml:space="preserve"> that in the self-matching task, each trial presents a shape–label pair. Thus, for matching trials, the shape and label are congruent (e.g., a shape previously associated with "Self" paired with the word "Self"), </w:t>
-      </w:r>
-      <w:r>
-        <w:rPr>
-          <w:rFonts w:ascii="Times New Roman" w:eastAsia="Times New Roman" w:hAnsi="Times New Roman" w:cs="Times New Roman" w:hint="eastAsia"/>
-          <w:sz w:val="24"/>
-        </w:rPr>
-        <w:t>making the distinction between self-related and other-related trials straightforward.</w:t>
-      </w:r>
-      <w:r>
-        <w:rPr>
-          <w:rFonts w:ascii="Times New Roman" w:eastAsia="Times New Roman" w:hAnsi="Times New Roman" w:cs="Times New Roman"/>
-          <w:sz w:val="24"/>
-        </w:rPr>
         <w:t xml:space="preserve"> For </w:t>
       </w:r>
-      <w:ins w:id="313" w:author="Hu Chuan-Peng" w:date="2026-08-02T11:33:00Z">
+      <w:ins w:id="308" w:author="Hu Chuan-Peng" w:date="2026-08-02T11:33:00Z">
         <w:r>
           <w:rPr>
             <w:rFonts w:ascii="Times New Roman" w:eastAsia="Times New Roman" w:hAnsi="Times New Roman" w:cs="Times New Roman"/>
@@ -28451,7 +28459,7 @@
           <w:t>nonmatch</w:t>
         </w:r>
       </w:ins>
-      <w:ins w:id="314" w:author="Hu Chuan-Peng" w:date="2026-08-02T11:38:00Z">
+      <w:ins w:id="309" w:author="Hu Chuan-Peng" w:date="2026-08-02T11:38:00Z">
         <w:r>
           <w:rPr>
             <w:rFonts w:ascii="Times New Roman" w:eastAsia="Times New Roman" w:hAnsi="Times New Roman" w:cs="Times New Roman"/>
@@ -28494,7 +28502,7 @@
         </w:rPr>
         <w:t xml:space="preserve"> or </w:t>
       </w:r>
-      <w:ins w:id="315" w:author="Hu Chuan-Peng" w:date="2026-08-02T11:38:00Z">
+      <w:ins w:id="310" w:author="Hu Chuan-Peng" w:date="2026-08-02T11:38:00Z">
         <w:r>
           <w:rPr>
             <w:rFonts w:ascii="Times New Roman" w:hAnsi="Times New Roman" w:cs="Times New Roman"/>
@@ -28505,7 +28513,7 @@
           <w:t>mis</w:t>
         </w:r>
       </w:ins>
-      <w:ins w:id="316" w:author="Hu Chuan-Peng" w:date="2026-08-02T11:33:00Z">
+      <w:ins w:id="311" w:author="Hu Chuan-Peng" w:date="2026-08-02T11:33:00Z">
         <w:r>
           <w:rPr>
             <w:rFonts w:ascii="Times New Roman" w:hAnsi="Times New Roman" w:cs="Times New Roman" w:hint="eastAsia"/>
@@ -28546,7 +28554,7 @@
         </w:rPr>
         <w:t xml:space="preserve">To address this ambiguity, we adopted two alternative operationalizations of the self-prioritization effect (SPE) under </w:t>
       </w:r>
-      <w:ins w:id="317" w:author="Hu Chuan-Peng" w:date="2026-08-02T11:33:00Z">
+      <w:ins w:id="312" w:author="Hu Chuan-Peng" w:date="2026-08-02T11:33:00Z">
         <w:r>
           <w:rPr>
             <w:rFonts w:ascii="Times New Roman" w:eastAsia="Times New Roman" w:hAnsi="Times New Roman" w:cs="Times New Roman" w:hint="eastAsia"/>
@@ -28555,7 +28563,7 @@
           <w:t>nonmatch</w:t>
         </w:r>
       </w:ins>
-      <w:ins w:id="318" w:author="Hu Chuan-Peng" w:date="2026-08-02T11:39:00Z">
+      <w:ins w:id="313" w:author="Hu Chuan-Peng" w:date="2026-08-02T11:39:00Z">
         <w:r>
           <w:rPr>
             <w:rFonts w:ascii="Times New Roman" w:eastAsia="Times New Roman" w:hAnsi="Times New Roman" w:cs="Times New Roman"/>
@@ -28631,7 +28639,7 @@
         <w:spacing w:line="480" w:lineRule="auto"/>
         <w:ind w:firstLineChars="200" w:firstLine="480"/>
         <w:rPr>
-          <w:ins w:id="319" w:author="蔡振辛" w:date="2026-06-15T13:46:00Z"/>
+          <w:ins w:id="314" w:author="蔡振辛" w:date="2026-06-15T13:46:00Z"/>
           <w:rFonts w:ascii="Times New Roman" w:eastAsia="Times New Roman" w:hAnsi="Times New Roman" w:cs="Times New Roman"/>
           <w:sz w:val="24"/>
         </w:rPr>
@@ -28664,7 +28672,7 @@
         </w:rPr>
         <w:t xml:space="preserve"> because </w:t>
       </w:r>
-      <w:ins w:id="320" w:author="Hu Chuan-Peng" w:date="2026-08-02T11:33:00Z">
+      <w:ins w:id="315" w:author="Hu Chuan-Peng" w:date="2026-08-02T11:33:00Z">
         <w:r>
           <w:rPr>
             <w:rFonts w:ascii="Times New Roman" w:eastAsia="Times New Roman" w:hAnsi="Times New Roman" w:cs="Times New Roman" w:hint="eastAsia"/>
@@ -28673,7 +28681,7 @@
           <w:t>nonmatch</w:t>
         </w:r>
       </w:ins>
-      <w:ins w:id="321" w:author="Hu Chuan-Peng" w:date="2026-08-02T11:39:00Z">
+      <w:ins w:id="316" w:author="Hu Chuan-Peng" w:date="2026-08-02T11:39:00Z">
         <w:r>
           <w:rPr>
             <w:rFonts w:ascii="Times New Roman" w:eastAsia="Times New Roman" w:hAnsi="Times New Roman" w:cs="Times New Roman"/>
@@ -28696,7 +28704,7 @@
         </w:rPr>
         <w:t xml:space="preserve">. For example, in an experiment includes only two identities, Self and Stranger, the </w:t>
       </w:r>
-      <w:ins w:id="322" w:author="Hu Chuan-Peng" w:date="2026-08-02T11:33:00Z">
+      <w:ins w:id="317" w:author="Hu Chuan-Peng" w:date="2026-08-02T11:33:00Z">
         <w:r>
           <w:rPr>
             <w:rFonts w:ascii="Times New Roman" w:eastAsia="Times New Roman" w:hAnsi="Times New Roman" w:cs="Times New Roman"/>
@@ -28747,7 +28755,7 @@
         </w:rPr>
         <w:t>self-</w:t>
       </w:r>
-      <w:ins w:id="323" w:author="Hu Chuan-Peng" w:date="2026-08-02T11:40:00Z">
+      <w:ins w:id="318" w:author="Hu Chuan-Peng" w:date="2026-08-02T11:40:00Z">
         <w:r>
           <w:rPr>
             <w:rFonts w:ascii="Times New Roman" w:eastAsia="Times New Roman" w:hAnsi="Times New Roman" w:cs="Times New Roman" w:hint="eastAsia"/>
@@ -28761,9 +28769,17 @@
           <w:rFonts w:ascii="Times New Roman" w:eastAsia="Times New Roman" w:hAnsi="Times New Roman" w:cs="Times New Roman" w:hint="eastAsia"/>
           <w:sz w:val="24"/>
         </w:rPr>
-        <w:t xml:space="preserve">, making it impossible to construct a </w:t>
-      </w:r>
-      <w:ins w:id="324" w:author="Hu Chuan-Peng" w:date="2026-08-02T11:40:00Z">
+        <w:t xml:space="preserve">, </w:t>
+      </w:r>
+      <w:r>
+        <w:rPr>
+          <w:rFonts w:ascii="Times New Roman" w:eastAsia="Times New Roman" w:hAnsi="Times New Roman" w:cs="Times New Roman" w:hint="eastAsia"/>
+          <w:sz w:val="24"/>
+        </w:rPr>
+        <w:lastRenderedPageBreak/>
+        <w:t xml:space="preserve">making it impossible to construct a </w:t>
+      </w:r>
+      <w:ins w:id="319" w:author="Hu Chuan-Peng" w:date="2026-08-02T11:40:00Z">
         <w:r>
           <w:rPr>
             <w:rFonts w:ascii="Times New Roman" w:eastAsia="Times New Roman" w:hAnsi="Times New Roman" w:cs="Times New Roman"/>
@@ -28779,7 +28795,7 @@
         </w:rPr>
         <w:t xml:space="preserve">contrast between self- </w:t>
       </w:r>
-      <w:ins w:id="325" w:author="Hu Chuan-Peng" w:date="2026-08-02T11:40:00Z">
+      <w:ins w:id="320" w:author="Hu Chuan-Peng" w:date="2026-08-02T11:40:00Z">
         <w:r>
           <w:rPr>
             <w:rFonts w:ascii="Times New Roman" w:eastAsia="Times New Roman" w:hAnsi="Times New Roman" w:cs="Times New Roman"/>
@@ -28802,7 +28818,7 @@
         </w:rPr>
         <w:t>non-self</w:t>
       </w:r>
-      <w:ins w:id="326" w:author="Hu Chuan-Peng" w:date="2026-08-02T11:40:00Z">
+      <w:ins w:id="321" w:author="Hu Chuan-Peng" w:date="2026-08-02T11:40:00Z">
         <w:r>
           <w:rPr>
             <w:rFonts w:ascii="Times New Roman" w:eastAsia="Times New Roman" w:hAnsi="Times New Roman" w:cs="Times New Roman"/>
@@ -28818,7 +28834,7 @@
         </w:rPr>
         <w:t xml:space="preserve">. </w:t>
       </w:r>
-      <w:ins w:id="327" w:author="Hu Chuan-Peng" w:date="2026-08-02T11:41:00Z">
+      <w:ins w:id="322" w:author="Hu Chuan-Peng" w:date="2026-08-02T11:41:00Z">
         <w:r>
           <w:rPr>
             <w:rFonts w:ascii="Times New Roman" w:eastAsia="Times New Roman" w:hAnsi="Times New Roman" w:cs="Times New Roman"/>
@@ -28834,7 +28850,7 @@
         </w:rPr>
         <w:t xml:space="preserve"> </w:t>
       </w:r>
-      <w:ins w:id="328" w:author="Hu Chuan-Peng" w:date="2026-08-02T11:41:00Z">
+      <w:ins w:id="323" w:author="Hu Chuan-Peng" w:date="2026-08-02T11:41:00Z">
         <w:r>
           <w:rPr>
             <w:rFonts w:ascii="Times New Roman" w:eastAsia="Times New Roman" w:hAnsi="Times New Roman" w:cs="Times New Roman"/>
@@ -28890,98 +28906,90 @@
           <w:rFonts w:ascii="Times New Roman" w:eastAsia="Times New Roman" w:hAnsi="Times New Roman" w:cs="Times New Roman" w:hint="eastAsia"/>
           <w:sz w:val="24"/>
         </w:rPr>
-        <w:t xml:space="preserve">operationalization, self-related </w:t>
+        <w:t>operationalization, self-related trials can be defined as</w:t>
+      </w:r>
+      <w:r>
+        <w:rPr>
+          <w:rFonts w:ascii="Times New Roman" w:eastAsia="Times New Roman" w:hAnsi="Times New Roman" w:cs="Times New Roman"/>
+          <w:sz w:val="24"/>
+        </w:rPr>
+        <w:t xml:space="preserve"> "Self(shape)-Other1(label)/Other2(label)" </w:t>
       </w:r>
       <w:r>
         <w:rPr>
           <w:rFonts w:ascii="Times New Roman" w:eastAsia="Times New Roman" w:hAnsi="Times New Roman" w:cs="Times New Roman" w:hint="eastAsia"/>
           <w:sz w:val="24"/>
         </w:rPr>
-        <w:lastRenderedPageBreak/>
-        <w:t>trials can be defined as</w:t>
+        <w:t>whereas non-self trials can be defined as</w:t>
       </w:r>
       <w:r>
         <w:rPr>
           <w:rFonts w:ascii="Times New Roman" w:eastAsia="Times New Roman" w:hAnsi="Times New Roman" w:cs="Times New Roman"/>
           <w:sz w:val="24"/>
         </w:rPr>
-        <w:t xml:space="preserve"> "Self(shape)-Other1(label)/Other2(label)" </w:t>
+        <w:t xml:space="preserve"> "Other1(shape)-Other2(label)"</w:t>
+      </w:r>
+      <w:r>
+        <w:rPr>
+          <w:rFonts w:ascii="Times New Roman" w:hAnsi="Times New Roman" w:cs="Times New Roman" w:hint="eastAsia"/>
+          <w:sz w:val="24"/>
+        </w:rPr>
+        <w:t>.</w:t>
+      </w:r>
+      <w:r>
+        <w:rPr>
+          <w:rFonts w:ascii="Times New Roman" w:eastAsia="Times New Roman" w:hAnsi="Times New Roman" w:cs="Times New Roman"/>
+          <w:sz w:val="24"/>
+        </w:rPr>
+        <w:t xml:space="preserve"> </w:t>
       </w:r>
       <w:r>
         <w:rPr>
           <w:rFonts w:ascii="Times New Roman" w:eastAsia="Times New Roman" w:hAnsi="Times New Roman" w:cs="Times New Roman" w:hint="eastAsia"/>
           <w:sz w:val="24"/>
         </w:rPr>
-        <w:t>whereas non-self trials can be defined as</w:t>
-      </w:r>
-      <w:r>
-        <w:rPr>
-          <w:rFonts w:ascii="Times New Roman" w:eastAsia="Times New Roman" w:hAnsi="Times New Roman" w:cs="Times New Roman"/>
-          <w:sz w:val="24"/>
-        </w:rPr>
-        <w:t xml:space="preserve"> "Other1(shape)-Other2(label)"</w:t>
+        <w:t>In this case, the comparison trials contain no self-referential information,</w:t>
       </w:r>
       <w:r>
         <w:rPr>
           <w:rFonts w:ascii="Times New Roman" w:hAnsi="Times New Roman" w:cs="Times New Roman" w:hint="eastAsia"/>
           <w:sz w:val="24"/>
         </w:rPr>
-        <w:t>.</w:t>
-      </w:r>
-      <w:r>
-        <w:rPr>
-          <w:rFonts w:ascii="Times New Roman" w:eastAsia="Times New Roman" w:hAnsi="Times New Roman" w:cs="Times New Roman"/>
-          <w:sz w:val="24"/>
-        </w:rPr>
-        <w:t xml:space="preserve"> </w:t>
-      </w:r>
-      <w:r>
-        <w:rPr>
-          <w:rFonts w:ascii="Times New Roman" w:eastAsia="Times New Roman" w:hAnsi="Times New Roman" w:cs="Times New Roman" w:hint="eastAsia"/>
-          <w:sz w:val="24"/>
-        </w:rPr>
-        <w:t>In this case, the comparison trials contain no self-referential information,</w:t>
-      </w:r>
+        <w:t xml:space="preserve"> thereby providing a </w:t>
+      </w:r>
+      <w:ins w:id="324" w:author="Hu Chuan-Peng" w:date="2026-08-02T11:41:00Z">
+        <w:r>
+          <w:rPr>
+            <w:rFonts w:ascii="Times New Roman" w:hAnsi="Times New Roman" w:cs="Times New Roman"/>
+            <w:sz w:val="24"/>
+          </w:rPr>
+          <w:t>rigorous</w:t>
+        </w:r>
+        <w:r>
+          <w:rPr>
+            <w:rFonts w:ascii="Times New Roman" w:hAnsi="Times New Roman" w:cs="Times New Roman" w:hint="eastAsia"/>
+            <w:sz w:val="24"/>
+          </w:rPr>
+          <w:t xml:space="preserve"> </w:t>
+        </w:r>
+      </w:ins>
       <w:r>
         <w:rPr>
           <w:rFonts w:ascii="Times New Roman" w:hAnsi="Times New Roman" w:cs="Times New Roman" w:hint="eastAsia"/>
           <w:sz w:val="24"/>
         </w:rPr>
-        <w:t xml:space="preserve"> thereby providing a </w:t>
-      </w:r>
-      <w:ins w:id="329" w:author="Hu Chuan-Peng" w:date="2026-08-02T11:41:00Z">
-        <w:r>
-          <w:rPr>
-            <w:rFonts w:ascii="Times New Roman" w:hAnsi="Times New Roman" w:cs="Times New Roman"/>
-            <w:sz w:val="24"/>
-          </w:rPr>
-          <w:t>rigorous</w:t>
-        </w:r>
+        <w:t xml:space="preserve">estimate of </w:t>
+      </w:r>
+      <w:ins w:id="325" w:author="Hu Chuan-Peng" w:date="2026-08-02T11:33:00Z">
         <w:r>
           <w:rPr>
             <w:rFonts w:ascii="Times New Roman" w:hAnsi="Times New Roman" w:cs="Times New Roman" w:hint="eastAsia"/>
             <w:sz w:val="24"/>
           </w:rPr>
-          <w:t xml:space="preserve"> </w:t>
-        </w:r>
-      </w:ins>
-      <w:r>
-        <w:rPr>
-          <w:rFonts w:ascii="Times New Roman" w:hAnsi="Times New Roman" w:cs="Times New Roman" w:hint="eastAsia"/>
-          <w:sz w:val="24"/>
-        </w:rPr>
-        <w:t xml:space="preserve">estimate of </w:t>
-      </w:r>
-      <w:ins w:id="330" w:author="Hu Chuan-Peng" w:date="2026-08-02T11:33:00Z">
-        <w:r>
-          <w:rPr>
-            <w:rFonts w:ascii="Times New Roman" w:hAnsi="Times New Roman" w:cs="Times New Roman" w:hint="eastAsia"/>
-            <w:sz w:val="24"/>
-          </w:rPr>
           <w:t>nonmatch</w:t>
         </w:r>
       </w:ins>
-      <w:ins w:id="331" w:author="Hu Chuan-Peng" w:date="2026-08-02T11:41:00Z">
+      <w:ins w:id="326" w:author="Hu Chuan-Peng" w:date="2026-08-02T11:41:00Z">
         <w:r>
           <w:rPr>
             <w:rFonts w:ascii="Times New Roman" w:hAnsi="Times New Roman" w:cs="Times New Roman"/>
@@ -29011,7 +29019,7 @@
         <w:spacing w:line="480" w:lineRule="auto"/>
         <w:ind w:firstLineChars="200" w:firstLine="480"/>
         <w:rPr>
-          <w:ins w:id="332" w:author="蔡振辛" w:date="2026-06-15T13:59:00Z"/>
+          <w:ins w:id="327" w:author="蔡振辛" w:date="2026-06-15T13:59:00Z"/>
           <w:rFonts w:ascii="Times New Roman" w:eastAsia="Times New Roman" w:hAnsi="Times New Roman" w:cs="Times New Roman"/>
           <w:sz w:val="24"/>
         </w:rPr>
@@ -29051,7 +29059,7 @@
         </w:rPr>
         <w:t xml:space="preserve"> the SPE for </w:t>
       </w:r>
-      <w:ins w:id="333" w:author="Hu Chuan-Peng" w:date="2026-08-02T11:33:00Z">
+      <w:ins w:id="328" w:author="Hu Chuan-Peng" w:date="2026-08-02T11:33:00Z">
         <w:r>
           <w:rPr>
             <w:rFonts w:ascii="Times New Roman" w:eastAsia="Times New Roman" w:hAnsi="Times New Roman" w:cs="Times New Roman"/>
@@ -29083,7 +29091,7 @@
         </w:rPr>
         <w:t xml:space="preserve"> </w:t>
       </w:r>
-      <w:ins w:id="334" w:author="Hu Chuan-Peng" w:date="2026-08-02T11:42:00Z">
+      <w:ins w:id="329" w:author="Hu Chuan-Peng" w:date="2026-08-02T11:42:00Z">
         <w:r>
           <w:rPr>
             <w:rFonts w:ascii="Times New Roman" w:eastAsia="Times New Roman" w:hAnsi="Times New Roman" w:cs="Times New Roman"/>
@@ -29120,7 +29128,7 @@
         </w:rPr>
         <w:t>self versus non-self contrasts</w:t>
       </w:r>
-      <w:ins w:id="335" w:author="Hu Chuan-Peng" w:date="2026-08-02T11:42:00Z">
+      <w:ins w:id="330" w:author="Hu Chuan-Peng" w:date="2026-08-02T11:42:00Z">
         <w:r>
           <w:rPr>
             <w:rFonts w:ascii="Times New Roman" w:eastAsia="Times New Roman" w:hAnsi="Times New Roman" w:cs="Times New Roman"/>
@@ -29178,7 +29186,7 @@
         </w:rPr>
         <w:t xml:space="preserve"> shape-based SPE, </w:t>
       </w:r>
-      <w:ins w:id="336" w:author="Hu Chuan-Peng" w:date="2026-08-02T11:33:00Z">
+      <w:ins w:id="331" w:author="Hu Chuan-Peng" w:date="2026-08-02T11:33:00Z">
         <w:r>
           <w:rPr>
             <w:rFonts w:ascii="Times New Roman" w:eastAsia="Times New Roman" w:hAnsi="Times New Roman" w:cs="Times New Roman" w:hint="eastAsia"/>
@@ -29187,7 +29195,7 @@
           <w:t>nonmatch</w:t>
         </w:r>
       </w:ins>
-      <w:ins w:id="337" w:author="Hu Chuan-Peng" w:date="2026-08-02T11:43:00Z">
+      <w:ins w:id="332" w:author="Hu Chuan-Peng" w:date="2026-08-02T11:43:00Z">
         <w:r>
           <w:rPr>
             <w:rFonts w:ascii="Times New Roman" w:eastAsia="Times New Roman" w:hAnsi="Times New Roman" w:cs="Times New Roman"/>
@@ -29328,7 +29336,7 @@
         </w:rPr>
         <w:t xml:space="preserve">maximized dataset coverage by retaining all eligible experiments and </w:t>
       </w:r>
-      <w:ins w:id="338" w:author="Hu Chuan-Peng" w:date="2026-08-02T11:33:00Z">
+      <w:ins w:id="333" w:author="Hu Chuan-Peng" w:date="2026-08-02T11:33:00Z">
         <w:r>
           <w:rPr>
             <w:rFonts w:ascii="Times New Roman" w:eastAsia="Times New Roman" w:hAnsi="Times New Roman" w:cs="Times New Roman" w:hint="eastAsia"/>
@@ -29337,7 +29345,7 @@
           <w:t>nonmatch</w:t>
         </w:r>
       </w:ins>
-      <w:ins w:id="339" w:author="Hu Chuan-Peng" w:date="2026-08-02T11:43:00Z">
+      <w:ins w:id="334" w:author="Hu Chuan-Peng" w:date="2026-08-02T11:43:00Z">
         <w:r>
           <w:rPr>
             <w:rFonts w:ascii="Times New Roman" w:eastAsia="Times New Roman" w:hAnsi="Times New Roman" w:cs="Times New Roman"/>
@@ -29360,7 +29368,7 @@
         </w:rPr>
         <w:t xml:space="preserve">. To ensure a fair comparison between shape-based and label-based SPE for </w:t>
       </w:r>
-      <w:ins w:id="340" w:author="Hu Chuan-Peng" w:date="2026-08-02T11:33:00Z">
+      <w:ins w:id="335" w:author="Hu Chuan-Peng" w:date="2026-08-02T11:33:00Z">
         <w:r>
           <w:rPr>
             <w:rFonts w:ascii="Times New Roman" w:eastAsia="Times New Roman" w:hAnsi="Times New Roman" w:cs="Times New Roman"/>
@@ -29392,7 +29400,7 @@
         </w:rPr>
         <w:t xml:space="preserve"> of the shape- and label-based SPE for both</w:t>
       </w:r>
-      <w:ins w:id="341" w:author="Hu Chuan-Peng" w:date="2026-08-02T11:44:00Z">
+      <w:ins w:id="336" w:author="Hu Chuan-Peng" w:date="2026-08-02T11:44:00Z">
         <w:r>
           <w:rPr>
             <w:rFonts w:ascii="Times New Roman" w:eastAsia="Times New Roman" w:hAnsi="Times New Roman" w:cs="Times New Roman"/>
@@ -29422,7 +29430,7 @@
         </w:rPr>
         <w:t xml:space="preserve"> approaches (see table </w:t>
       </w:r>
-      <w:ins w:id="342" w:author="蔡振辛" w:date="2026-06-26T20:39:00Z">
+      <w:ins w:id="337" w:author="蔡振辛" w:date="2026-06-26T20:39:00Z">
         <w:r>
           <w:rPr>
             <w:rFonts w:ascii="Times New Roman" w:hAnsi="Times New Roman" w:cs="Times New Roman" w:hint="eastAsia"/>
@@ -29445,7 +29453,7 @@
         <w:spacing w:line="480" w:lineRule="auto"/>
         <w:jc w:val="center"/>
         <w:rPr>
-          <w:ins w:id="343" w:author="蔡振辛" w:date="2026-07-05T17:46:00Z"/>
+          <w:ins w:id="338" w:author="蔡振辛" w:date="2026-07-05T17:46:00Z"/>
           <w:rStyle w:val="CommentReference"/>
         </w:rPr>
       </w:pPr>
@@ -29473,7 +29481,7 @@
                     </pic:cNvPicPr>
                   </pic:nvPicPr>
                   <pic:blipFill rotWithShape="1">
-                    <a:blip r:embed="rId15"/>
+                    <a:blip r:embed="rId16"/>
                     <a:srcRect t="6034"/>
                     <a:stretch/>
                   </pic:blipFill>
@@ -29564,7 +29572,7 @@
         </w:rPr>
         <w:fldChar w:fldCharType="separate"/>
       </w:r>
-      <w:ins w:id="344" w:author="蔡振辛" w:date="2026-07-05T17:53:00Z">
+      <w:ins w:id="339" w:author="蔡振辛" w:date="2026-07-05T17:53:00Z">
         <w:r>
           <w:rPr>
             <w:rFonts w:ascii="Times New Roman" w:eastAsia="sans-serif" w:hAnsi="Times New Roman" w:cs="Times New Roman"/>
@@ -29616,7 +29624,7 @@
         </w:rPr>
         <w:t xml:space="preserve">Bootstrap estimation of the self-prioritization effect under </w:t>
       </w:r>
-      <w:ins w:id="345" w:author="Hu Chuan-Peng" w:date="2026-08-02T11:33:00Z">
+      <w:ins w:id="340" w:author="Hu Chuan-Peng" w:date="2026-08-02T11:33:00Z">
         <w:r>
           <w:rPr>
             <w:rFonts w:ascii="Times New Roman" w:eastAsia="sans-serif" w:hAnsi="Times New Roman" w:cs="Times New Roman"/>
@@ -29629,7 +29637,7 @@
           <w:t>nonmatch</w:t>
         </w:r>
       </w:ins>
-      <w:ins w:id="346" w:author="Hu Chuan-Peng" w:date="2026-08-02T11:45:00Z">
+      <w:ins w:id="341" w:author="Hu Chuan-Peng" w:date="2026-08-02T11:45:00Z">
         <w:r>
           <w:rPr>
             <w:rFonts w:ascii="Times New Roman" w:eastAsia="sans-serif" w:hAnsi="Times New Roman" w:cs="Times New Roman"/>
@@ -29673,7 +29681,7 @@
         </w:rPr>
         <w:t xml:space="preserve">Table </w:t>
       </w:r>
-      <w:ins w:id="347" w:author="蔡振辛" w:date="2026-06-26T20:39:00Z">
+      <w:ins w:id="342" w:author="蔡振辛" w:date="2026-06-26T20:39:00Z">
         <w:r>
           <w:rPr>
             <w:rFonts w:ascii="Times New Roman" w:eastAsiaTheme="minorEastAsia" w:hAnsi="Times New Roman" w:cs="Times New Roman" w:hint="eastAsia"/>
@@ -31792,7 +31800,7 @@
         </w:rPr>
         <w:t xml:space="preserve">Using the conservative approach, robust SPE </w:t>
       </w:r>
-      <w:ins w:id="348" w:author="Hu Chuan-Peng" w:date="2026-08-02T11:46:00Z">
+      <w:ins w:id="343" w:author="Hu Chuan-Peng" w:date="2026-08-02T11:46:00Z">
         <w:r>
           <w:rPr>
             <w:rFonts w:ascii="Times New Roman" w:eastAsia="Times New Roman" w:hAnsi="Times New Roman" w:cs="Times New Roman"/>
@@ -31876,7 +31884,7 @@
         </w:rPr>
         <w:t xml:space="preserve">faster responses for </w:t>
       </w:r>
-      <w:ins w:id="349" w:author="Hu Chuan-Peng" w:date="2026-08-02T11:33:00Z">
+      <w:ins w:id="344" w:author="Hu Chuan-Peng" w:date="2026-08-02T11:33:00Z">
         <w:r>
           <w:rPr>
             <w:rFonts w:ascii="Times New Roman" w:eastAsia="Times New Roman" w:hAnsi="Times New Roman" w:cs="Times New Roman" w:hint="eastAsia"/>
@@ -31885,7 +31893,7 @@
           <w:t>nonmatch</w:t>
         </w:r>
       </w:ins>
-      <w:ins w:id="350" w:author="Hu Chuan-Peng" w:date="2026-08-02T11:46:00Z">
+      <w:ins w:id="345" w:author="Hu Chuan-Peng" w:date="2026-08-02T11:46:00Z">
         <w:r>
           <w:rPr>
             <w:rFonts w:ascii="Times New Roman" w:eastAsia="Times New Roman" w:hAnsi="Times New Roman" w:cs="Times New Roman"/>
@@ -31989,7 +31997,7 @@
         </w:rPr>
         <w:t>operationalization also revealed a significant RT SPE, although the effect was substantially smaller</w:t>
       </w:r>
-      <w:ins w:id="351" w:author="Hu Chuan-Peng" w:date="2026-08-02T11:46:00Z">
+      <w:ins w:id="346" w:author="Hu Chuan-Peng" w:date="2026-08-02T11:46:00Z">
         <w:r>
           <w:rPr>
             <w:rFonts w:ascii="Times New Roman" w:eastAsia="Times New Roman" w:hAnsi="Times New Roman" w:cs="Times New Roman"/>
@@ -32116,7 +32124,7 @@
         </w:rPr>
         <w:t xml:space="preserve">both </w:t>
       </w:r>
-      <w:ins w:id="352" w:author="Hu Chuan-Peng" w:date="2026-08-02T11:47:00Z">
+      <w:ins w:id="347" w:author="Hu Chuan-Peng" w:date="2026-08-02T11:47:00Z">
         <w:r>
           <w:rPr>
             <w:rFonts w:ascii="Times New Roman" w:eastAsia="Times New Roman" w:hAnsi="Times New Roman" w:cs="Times New Roman"/>
@@ -32132,7 +32140,7 @@
         </w:rPr>
         <w:t xml:space="preserve">operationalizations produced relatively small but statistically </w:t>
       </w:r>
-      <w:ins w:id="353" w:author="Hu Chuan-Peng" w:date="2026-08-02T11:47:00Z">
+      <w:ins w:id="348" w:author="Hu Chuan-Peng" w:date="2026-08-02T11:47:00Z">
         <w:r>
           <w:rPr>
             <w:rFonts w:ascii="Times New Roman" w:eastAsia="Times New Roman" w:hAnsi="Times New Roman" w:cs="Times New Roman"/>
@@ -32349,7 +32357,7 @@
         </w:rPr>
         <w:t xml:space="preserve">B). Taking together, we found that </w:t>
       </w:r>
-      <w:ins w:id="354" w:author="Hu Chuan-Peng" w:date="2026-08-02T11:48:00Z">
+      <w:ins w:id="349" w:author="Hu Chuan-Peng" w:date="2026-08-02T11:48:00Z">
         <w:r>
           <w:rPr>
             <w:rFonts w:ascii="Times New Roman" w:eastAsia="Times New Roman" w:hAnsi="Times New Roman" w:cs="Times New Roman"/>
@@ -32374,7 +32382,7 @@
         </w:rPr>
         <w:t xml:space="preserve"> for RT</w:t>
       </w:r>
-      <w:ins w:id="355" w:author="Hu Chuan-Peng" w:date="2026-08-02T11:48:00Z">
+      <w:ins w:id="350" w:author="Hu Chuan-Peng" w:date="2026-08-02T11:48:00Z">
         <w:r>
           <w:rPr>
             <w:rFonts w:ascii="Times New Roman" w:eastAsia="Times New Roman" w:hAnsi="Times New Roman" w:cs="Times New Roman"/>
@@ -32449,7 +32457,7 @@
         </w:rPr>
         <w:t xml:space="preserve">applying the liberal approach, the label-based SPE </w:t>
       </w:r>
-      <w:ins w:id="356" w:author="Hu Chuan-Peng" w:date="2026-08-02T11:49:00Z">
+      <w:ins w:id="351" w:author="Hu Chuan-Peng" w:date="2026-08-02T11:49:00Z">
         <w:r>
           <w:rPr>
             <w:rFonts w:ascii="Times New Roman" w:eastAsiaTheme="minorEastAsia" w:hAnsi="Times New Roman" w:cs="Times New Roman"/>
@@ -32644,7 +32652,7 @@
         <w:lastRenderedPageBreak/>
         <w:t>significance</w:t>
       </w:r>
-      <w:ins w:id="357" w:author="Hu Chuan-Peng" w:date="2026-06-16T22:13:00Z">
+      <w:ins w:id="352" w:author="Hu Chuan-Peng" w:date="2026-06-16T22:13:00Z">
         <w:r>
           <w:rPr>
             <w:rFonts w:ascii="Times New Roman" w:eastAsia="Times New Roman" w:hAnsi="Times New Roman" w:cs="Times New Roman"/>
@@ -32764,7 +32772,7 @@
         </w:rPr>
         <w:t>. For accuracy</w:t>
       </w:r>
-      <w:ins w:id="358" w:author="Hu Chuan-Peng" w:date="2026-08-02T11:50:00Z">
+      <w:ins w:id="353" w:author="Hu Chuan-Peng" w:date="2026-08-02T11:50:00Z">
         <w:r>
           <w:rPr>
             <w:rFonts w:ascii="Times New Roman" w:eastAsia="Times New Roman" w:hAnsi="Times New Roman" w:cs="Times New Roman"/>
@@ -32794,7 +32802,7 @@
         </w:rPr>
         <w:t>operationalization</w:t>
       </w:r>
-      <w:ins w:id="359" w:author="Hu Chuan-Peng" w:date="2026-08-02T11:50:00Z">
+      <w:ins w:id="354" w:author="Hu Chuan-Peng" w:date="2026-08-02T11:50:00Z">
         <w:r>
           <w:rPr>
             <w:rFonts w:ascii="Times New Roman" w:eastAsia="Times New Roman" w:hAnsi="Times New Roman" w:cs="Times New Roman"/>
@@ -32907,7 +32915,7 @@
         </w:rPr>
         <w:t xml:space="preserve">D). </w:t>
       </w:r>
-      <w:ins w:id="360" w:author="Hu Chuan-Peng" w:date="2026-08-02T11:50:00Z">
+      <w:ins w:id="355" w:author="Hu Chuan-Peng" w:date="2026-08-02T11:50:00Z">
         <w:r>
           <w:rPr>
             <w:rFonts w:ascii="Times New Roman" w:eastAsia="Times New Roman" w:hAnsi="Times New Roman" w:cs="Times New Roman"/>
@@ -32923,7 +32931,7 @@
         </w:rPr>
         <w:t>label-based ACC condition was not significant</w:t>
       </w:r>
-      <w:ins w:id="361" w:author="Hu Chuan-Peng" w:date="2026-06-16T22:13:00Z">
+      <w:ins w:id="356" w:author="Hu Chuan-Peng" w:date="2026-06-16T22:13:00Z">
         <w:r>
           <w:rPr>
             <w:rFonts w:ascii="Times New Roman" w:eastAsia="Times New Roman" w:hAnsi="Times New Roman" w:cs="Times New Roman"/>
@@ -32932,7 +32940,7 @@
           <w:t xml:space="preserve"> </w:t>
         </w:r>
       </w:ins>
-      <w:ins w:id="362" w:author="蔡振辛" w:date="2026-06-15T15:53:00Z">
+      <w:ins w:id="357" w:author="蔡振辛" w:date="2026-06-15T15:53:00Z">
         <w:r>
           <w:rPr>
             <w:rFonts w:ascii="Times New Roman" w:hAnsi="Times New Roman" w:cs="Times New Roman" w:hint="eastAsia"/>
@@ -32973,7 +32981,7 @@
         </w:rPr>
         <w:t xml:space="preserve"> = 848</w:t>
       </w:r>
-      <w:ins w:id="363" w:author="蔡振辛" w:date="2026-06-15T15:54:00Z">
+      <w:ins w:id="358" w:author="蔡振辛" w:date="2026-06-15T15:54:00Z">
         <w:r>
           <w:rPr>
             <w:rFonts w:ascii="Times New Roman" w:hAnsi="Times New Roman" w:cs="Times New Roman" w:hint="eastAsia"/>
@@ -33054,7 +33062,7 @@
         </w:rPr>
         <w:t>SPE</w:t>
       </w:r>
-      <w:ins w:id="364" w:author="Hu Chuan-Peng" w:date="2026-08-02T11:50:00Z">
+      <w:ins w:id="359" w:author="Hu Chuan-Peng" w:date="2026-08-02T11:50:00Z">
         <w:r>
           <w:rPr>
             <w:rFonts w:ascii="Times New Roman" w:eastAsiaTheme="minorEastAsia" w:hAnsi="Times New Roman" w:cs="Times New Roman"/>
@@ -33064,7 +33072,7 @@
           <w:t xml:space="preserve"> exist for </w:t>
         </w:r>
       </w:ins>
-      <w:ins w:id="365" w:author="Hu Chuan-Peng" w:date="2026-08-02T11:51:00Z">
+      <w:ins w:id="360" w:author="Hu Chuan-Peng" w:date="2026-08-02T11:51:00Z">
         <w:r>
           <w:rPr>
             <w:rFonts w:ascii="Times New Roman" w:eastAsiaTheme="minorEastAsia" w:hAnsi="Times New Roman" w:cs="Times New Roman"/>
@@ -33098,7 +33106,7 @@
         </w:rPr>
         <w:t>SPE</w:t>
       </w:r>
-      <w:ins w:id="366" w:author="Hu Chuan-Peng" w:date="2026-08-02T11:51:00Z">
+      <w:ins w:id="361" w:author="Hu Chuan-Peng" w:date="2026-08-02T11:51:00Z">
         <w:r>
           <w:rPr>
             <w:rFonts w:ascii="Times New Roman" w:eastAsiaTheme="minorEastAsia" w:hAnsi="Times New Roman" w:cs="Times New Roman"/>
@@ -33116,7 +33124,7 @@
         </w:rPr>
         <w:t xml:space="preserve"> </w:t>
       </w:r>
-      <w:ins w:id="367" w:author="Hu Chuan-Peng" w:date="2026-08-02T11:52:00Z">
+      <w:ins w:id="362" w:author="Hu Chuan-Peng" w:date="2026-08-02T11:52:00Z">
         <w:r>
           <w:rPr>
             <w:rFonts w:ascii="Times New Roman" w:eastAsiaTheme="minorEastAsia" w:hAnsi="Times New Roman" w:cs="Times New Roman"/>
@@ -33237,7 +33245,7 @@
         </w:rPr>
         <w:t xml:space="preserve">transparent operational definitions when investigating the SPE under </w:t>
       </w:r>
-      <w:ins w:id="368" w:author="Hu Chuan-Peng" w:date="2026-08-02T11:33:00Z">
+      <w:ins w:id="363" w:author="Hu Chuan-Peng" w:date="2026-08-02T11:33:00Z">
         <w:r>
           <w:rPr>
             <w:rFonts w:ascii="Times New Roman" w:eastAsiaTheme="minorEastAsia" w:hAnsi="Times New Roman" w:cs="Times New Roman" w:hint="eastAsia"/>
@@ -33247,7 +33255,7 @@
           <w:t>nonmatch</w:t>
         </w:r>
       </w:ins>
-      <w:ins w:id="369" w:author="Hu Chuan-Peng" w:date="2026-08-02T11:52:00Z">
+      <w:ins w:id="364" w:author="Hu Chuan-Peng" w:date="2026-08-02T11:52:00Z">
         <w:r>
           <w:rPr>
             <w:rFonts w:ascii="Times New Roman" w:eastAsiaTheme="minorEastAsia" w:hAnsi="Times New Roman" w:cs="Times New Roman"/>
@@ -33400,7 +33408,7 @@
         </w:rPr>
         <w:t xml:space="preserve">umber and </w:t>
       </w:r>
-      <w:ins w:id="370" w:author="Hu Chuan-Peng" w:date="2026-08-02T11:55:00Z">
+      <w:ins w:id="365" w:author="Hu Chuan-Peng" w:date="2026-08-02T11:55:00Z">
         <w:r>
           <w:rPr>
             <w:rFonts w:ascii="Times New Roman" w:eastAsiaTheme="minorEastAsia" w:hAnsi="Times New Roman" w:cs="Times New Roman"/>
@@ -33642,7 +33650,7 @@
         </w:rPr>
         <w:t xml:space="preserve">. Despite its potential theoretical relevance, variation in stimulus duration has received little attention in the </w:t>
       </w:r>
-      <w:ins w:id="371" w:author="Hu Chuan-Peng" w:date="2026-08-02T11:55:00Z">
+      <w:ins w:id="366" w:author="Hu Chuan-Peng" w:date="2026-08-02T11:55:00Z">
         <w:r>
           <w:rPr>
             <w:rFonts w:ascii="Times New Roman" w:hAnsi="Times New Roman"/>
@@ -33764,7 +33772,7 @@
         </w:rPr>
         <w:t>estimated the association between the implementation parameter and SPE magnitude</w:t>
       </w:r>
-      <w:ins w:id="372" w:author="Hu Chuan-Peng" w:date="2026-06-16T22:16:00Z">
+      <w:ins w:id="367" w:author="Hu Chuan-Peng" w:date="2026-06-16T22:16:00Z">
         <w:r>
           <w:rPr>
             <w:rFonts w:ascii="Times New Roman" w:hAnsi="Times New Roman"/>
@@ -33795,7 +33803,7 @@
         </w:rPr>
         <w:t>)</w:t>
       </w:r>
-      <w:ins w:id="373" w:author="Hu Chuan-Peng" w:date="2026-06-16T22:17:00Z">
+      <w:ins w:id="368" w:author="Hu Chuan-Peng" w:date="2026-06-16T22:17:00Z">
         <w:r>
           <w:rPr>
             <w:rFonts w:ascii="Times New Roman" w:hAnsi="Times New Roman"/>
@@ -34038,7 +34046,7 @@
         </w:rPr>
         <w:t>.</w:t>
       </w:r>
-      <w:ins w:id="374" w:author="Hu Chuan-Peng" w:date="2026-08-02T11:57:00Z">
+      <w:ins w:id="369" w:author="Hu Chuan-Peng" w:date="2026-08-02T11:57:00Z">
         <w:r>
           <w:rPr>
             <w:rFonts w:ascii="Times New Roman" w:hAnsi="Times New Roman"/>
@@ -34306,7 +34314,7 @@
         </w:rPr>
         <w:t xml:space="preserve"> whether these associations were driven by a small number of datasets with extreme trial counts, we conducted a sensitivity analysis excluding the three datasets with the largest trial numbers</w:t>
       </w:r>
-      <w:ins w:id="375" w:author="蔡振辛" w:date="2026-06-19T18:23:00Z">
+      <w:ins w:id="370" w:author="蔡振辛" w:date="2026-06-19T18:23:00Z">
         <w:r>
           <w:rPr>
             <w:rFonts w:ascii="Times New Roman" w:hAnsi="Times New Roman"/>
@@ -34315,7 +34323,7 @@
           <w:t xml:space="preserve">(see </w:t>
         </w:r>
       </w:ins>
-      <w:ins w:id="376" w:author="蔡振辛" w:date="2026-06-19T18:27:00Z">
+      <w:ins w:id="371" w:author="蔡振辛" w:date="2026-06-19T18:27:00Z">
         <w:r>
           <w:rPr>
             <w:rFonts w:ascii="Times New Roman" w:hAnsi="Times New Roman"/>
@@ -34325,7 +34333,7 @@
           <w:t xml:space="preserve">red dots in </w:t>
         </w:r>
       </w:ins>
-      <w:ins w:id="377" w:author="蔡振辛" w:date="2026-06-19T18:24:00Z">
+      <w:ins w:id="372" w:author="蔡振辛" w:date="2026-06-19T18:24:00Z">
         <w:r>
           <w:rPr>
             <w:rFonts w:ascii="Times New Roman" w:hAnsi="Times New Roman"/>
@@ -34359,7 +34367,7 @@
           <w:fldChar w:fldCharType="separate"/>
         </w:r>
       </w:ins>
-      <w:ins w:id="378" w:author="蔡振辛" w:date="2026-07-05T17:53:00Z">
+      <w:ins w:id="373" w:author="蔡振辛" w:date="2026-07-05T17:53:00Z">
         <w:r>
           <w:rPr>
             <w:rFonts w:ascii="Times New Roman" w:hAnsi="Times New Roman"/>
@@ -34369,7 +34377,7 @@
           <w:t>6</w:t>
         </w:r>
       </w:ins>
-      <w:ins w:id="379" w:author="蔡振辛" w:date="2026-06-19T18:24:00Z">
+      <w:ins w:id="374" w:author="蔡振辛" w:date="2026-06-19T18:24:00Z">
         <w:r>
           <w:rPr>
             <w:rFonts w:ascii="Times New Roman" w:hAnsi="Times New Roman"/>
@@ -34387,7 +34395,7 @@
           <w:t xml:space="preserve">C and </w:t>
         </w:r>
       </w:ins>
-      <w:ins w:id="380" w:author="蔡振辛" w:date="2026-07-05T17:50:00Z">
+      <w:ins w:id="375" w:author="蔡振辛" w:date="2026-07-05T17:50:00Z">
         <w:r>
           <w:rPr>
             <w:rFonts w:ascii="Times New Roman" w:hAnsi="Times New Roman"/>
@@ -34413,7 +34421,7 @@
           <w:fldChar w:fldCharType="separate"/>
         </w:r>
       </w:ins>
-      <w:ins w:id="381" w:author="蔡振辛" w:date="2026-07-05T17:53:00Z">
+      <w:ins w:id="376" w:author="蔡振辛" w:date="2026-07-05T17:53:00Z">
         <w:r>
           <w:rPr>
             <w:rFonts w:ascii="Times New Roman" w:hAnsi="Times New Roman"/>
@@ -34423,7 +34431,7 @@
           <w:t>7</w:t>
         </w:r>
       </w:ins>
-      <w:ins w:id="382" w:author="蔡振辛" w:date="2026-07-05T17:50:00Z">
+      <w:ins w:id="377" w:author="蔡振辛" w:date="2026-07-05T17:50:00Z">
         <w:r>
           <w:rPr>
             <w:rFonts w:ascii="Times New Roman" w:hAnsi="Times New Roman"/>
@@ -34441,7 +34449,7 @@
           <w:t>D</w:t>
         </w:r>
       </w:ins>
-      <w:ins w:id="383" w:author="蔡振辛" w:date="2026-06-19T18:24:00Z">
+      <w:ins w:id="378" w:author="蔡振辛" w:date="2026-06-19T18:24:00Z">
         <w:r>
           <w:rPr>
             <w:rFonts w:ascii="Times New Roman" w:hAnsi="Times New Roman"/>
@@ -34549,7 +34557,7 @@
         </w:rPr>
         <w:t xml:space="preserve">. Specifically, shorter stimulus presentation duration are associated with larger SPE magnitudes, whereas greater trial numbers are associated with </w:t>
       </w:r>
-      <w:ins w:id="384" w:author="Hu Chuan-Peng" w:date="2026-08-02T11:58:00Z">
+      <w:ins w:id="379" w:author="Hu Chuan-Peng" w:date="2026-08-02T11:58:00Z">
         <w:r>
           <w:rPr>
             <w:rFonts w:ascii="Times New Roman" w:hAnsi="Times New Roman"/>
@@ -34656,7 +34664,7 @@
         </w:rPr>
         <w:t xml:space="preserve">For example, </w:t>
       </w:r>
-      <w:ins w:id="385" w:author="Hu Chuan-Peng" w:date="2026-08-02T11:59:00Z">
+      <w:ins w:id="380" w:author="Hu Chuan-Peng" w:date="2026-08-02T11:59:00Z">
         <w:r>
           <w:rPr>
             <w:rFonts w:ascii="Times New Roman" w:hAnsi="Times New Roman"/>
@@ -34672,7 +34680,7 @@
         </w:rPr>
         <w:t xml:space="preserve">stimulus presentation duration </w:t>
       </w:r>
-      <w:ins w:id="386" w:author="Hu Chuan-Peng" w:date="2026-08-02T11:59:00Z">
+      <w:ins w:id="381" w:author="Hu Chuan-Peng" w:date="2026-08-02T11:59:00Z">
         <w:r>
           <w:rPr>
             <w:rFonts w:ascii="Times New Roman" w:hAnsi="Times New Roman"/>
@@ -34688,7 +34696,7 @@
         </w:rPr>
         <w:t>liminal. Similarly, the benefits associated with increasing trial numbers may plateau beyond a certain point</w:t>
       </w:r>
-      <w:ins w:id="387" w:author="Hu Chuan-Peng" w:date="2026-08-02T12:00:00Z">
+      <w:ins w:id="382" w:author="Hu Chuan-Peng" w:date="2026-08-02T12:00:00Z">
         <w:r>
           <w:rPr>
             <w:rFonts w:ascii="Times New Roman" w:hAnsi="Times New Roman"/>
@@ -34704,7 +34712,7 @@
         </w:rPr>
         <w:t>. Future studies are needed to experimentally manipulate these implementation parameters to establish their causal contributions to SPE magnitude.</w:t>
       </w:r>
-      <w:ins w:id="388" w:author="Hu Chuan-Peng" w:date="2026-08-02T12:00:00Z">
+      <w:ins w:id="383" w:author="Hu Chuan-Peng" w:date="2026-08-02T12:00:00Z">
         <w:r>
           <w:rPr>
             <w:rFonts w:ascii="Times New Roman" w:hAnsi="Times New Roman"/>
@@ -34720,7 +34728,7 @@
         </w:rPr>
         <w:t xml:space="preserve">Nevertheless, </w:t>
       </w:r>
-      <w:ins w:id="389" w:author="Hu Chuan-Peng" w:date="2026-08-02T12:00:00Z">
+      <w:ins w:id="384" w:author="Hu Chuan-Peng" w:date="2026-08-02T12:00:00Z">
         <w:r>
           <w:rPr>
             <w:rFonts w:ascii="Times New Roman" w:hAnsi="Times New Roman"/>
@@ -34751,7 +34759,7 @@
         <w:widowControl/>
         <w:spacing w:line="360" w:lineRule="auto"/>
       </w:pPr>
-      <w:commentRangeStart w:id="390"/>
+      <w:commentRangeStart w:id="385"/>
       <w:r>
         <w:rPr>
           <w:noProof/>
@@ -34774,7 +34782,7 @@
                     </pic:cNvPicPr>
                   </pic:nvPicPr>
                   <pic:blipFill>
-                    <a:blip r:embed="rId16"/>
+                    <a:blip r:embed="rId17"/>
                     <a:stretch>
                       <a:fillRect/>
                     </a:stretch>
@@ -34794,14 +34802,14 @@
           </wp:inline>
         </w:drawing>
       </w:r>
-      <w:commentRangeEnd w:id="390"/>
+      <w:commentRangeEnd w:id="385"/>
       <w:r>
         <w:rPr>
           <w:rStyle w:val="CommentReference"/>
           <w:rFonts w:cs="SimSun"/>
           <w:kern w:val="2"/>
         </w:rPr>
-        <w:commentReference w:id="390"/>
+        <w:commentReference w:id="385"/>
       </w:r>
     </w:p>
     <w:p>
@@ -34829,7 +34837,7 @@
         </w:rPr>
         <w:t xml:space="preserve">Figure </w:t>
       </w:r>
-      <w:ins w:id="391" w:author="蔡振辛" w:date="2026-07-05T17:52:00Z">
+      <w:ins w:id="386" w:author="蔡振辛" w:date="2026-07-05T17:52:00Z">
         <w:r>
           <w:rPr>
             <w:rFonts w:ascii="Times New Roman" w:eastAsia="SimSun" w:hAnsi="Times New Roman" w:cs="Times New Roman" w:hint="eastAsia"/>
@@ -35001,7 +35009,7 @@
         </w:rPr>
         <w:t xml:space="preserve"> </w:t>
       </w:r>
-      <w:ins w:id="392" w:author="Hu Chuan-Peng" w:date="2026-08-05T10:16:00Z">
+      <w:ins w:id="387" w:author="Hu Chuan-Peng" w:date="2026-08-05T10:16:00Z">
         <w:r>
           <w:rPr>
             <w:rFonts w:ascii="Times New Roman" w:eastAsia="Times New Roman" w:hAnsi="Times New Roman" w:cs="Times New Roman" w:hint="eastAsia"/>
@@ -35098,7 +35106,7 @@
         </w:rPr>
         <w:t xml:space="preserve">structure consisting of root-, study-, and experiment-level </w:t>
       </w:r>
-      <w:ins w:id="393" w:author="Hu Chuan-Peng" w:date="2026-08-02T12:01:00Z">
+      <w:ins w:id="388" w:author="Hu Chuan-Peng" w:date="2026-08-02T12:01:00Z">
         <w:r>
           <w:rPr>
             <w:rFonts w:ascii="Times New Roman" w:eastAsia="Times New Roman" w:hAnsi="Times New Roman" w:cs="Times New Roman"/>
@@ -35114,7 +35122,7 @@
         </w:rPr>
         <w:t xml:space="preserve">, each </w:t>
       </w:r>
-      <w:ins w:id="394" w:author="Hu Chuan-Peng" w:date="2026-08-02T12:01:00Z">
+      <w:ins w:id="389" w:author="Hu Chuan-Peng" w:date="2026-08-02T12:01:00Z">
         <w:r>
           <w:rPr>
             <w:rFonts w:ascii="Times New Roman" w:eastAsia="Times New Roman" w:hAnsi="Times New Roman" w:cs="Times New Roman"/>
@@ -35138,7 +35146,7 @@
         <w:lastRenderedPageBreak/>
         <w:t xml:space="preserve">This </w:t>
       </w:r>
-      <w:ins w:id="395" w:author="Hu Chuan-Peng" w:date="2026-08-02T12:02:00Z">
+      <w:ins w:id="390" w:author="Hu Chuan-Peng" w:date="2026-08-02T12:02:00Z">
         <w:r>
           <w:rPr>
             <w:rFonts w:ascii="Times New Roman" w:eastAsia="Times New Roman" w:hAnsi="Times New Roman" w:cs="Times New Roman"/>
@@ -35154,7 +35162,7 @@
         </w:rPr>
         <w:t xml:space="preserve"> human interpretability and </w:t>
       </w:r>
-      <w:ins w:id="396" w:author="Hu Chuan-Peng" w:date="2026-08-02T12:02:00Z">
+      <w:ins w:id="391" w:author="Hu Chuan-Peng" w:date="2026-08-02T12:02:00Z">
         <w:r>
           <w:rPr>
             <w:rFonts w:ascii="Times New Roman" w:eastAsia="Times New Roman" w:hAnsi="Times New Roman" w:cs="Times New Roman"/>
@@ -35184,19 +35192,51 @@
         </w:rPr>
         <w:t xml:space="preserve">. </w:t>
       </w:r>
-      <w:ins w:id="397" w:author="Hu Chuan-Peng" w:date="2026-08-07T12:27:00Z">
+      <w:ins w:id="392" w:author="Hu Chuan-Peng" w:date="2026-08-07T12:27:00Z">
         <w:r>
           <w:rPr>
             <w:rFonts w:ascii="Times New Roman" w:eastAsia="Times New Roman" w:hAnsi="Times New Roman" w:cs="Times New Roman"/>
             <w:sz w:val="24"/>
           </w:rPr>
-          <w:t>Moreover, we developed a</w:t>
+          <w:t xml:space="preserve">Moreover, we developed a </w:t>
+        </w:r>
+        <w:r>
+          <w:rPr>
+            <w:rFonts w:ascii="Times New Roman" w:eastAsia="Times New Roman" w:hAnsi="Times New Roman" w:cs="Times New Roman" w:hint="eastAsia"/>
+            <w:sz w:val="24"/>
+          </w:rPr>
+          <w:t>standardized</w:t>
         </w:r>
         <w:r>
           <w:rPr>
             <w:rFonts w:ascii="Times New Roman" w:eastAsia="Times New Roman" w:hAnsi="Times New Roman" w:cs="Times New Roman"/>
             <w:sz w:val="24"/>
           </w:rPr>
+          <w:t xml:space="preserve">, </w:t>
+        </w:r>
+      </w:ins>
+      <w:ins w:id="393" w:author="Hu Chuan-Peng" w:date="2026-08-07T12:28:00Z">
+        <w:r>
+          <w:rPr>
+            <w:rFonts w:ascii="Times New Roman" w:eastAsia="Times New Roman" w:hAnsi="Times New Roman" w:cs="Times New Roman"/>
+            <w:sz w:val="24"/>
+          </w:rPr>
+          <w:t>five component framework for annotating the</w:t>
+        </w:r>
+      </w:ins>
+      <w:ins w:id="394" w:author="Hu Chuan-Peng" w:date="2026-08-07T12:27:00Z">
+        <w:r>
+          <w:rPr>
+            <w:rFonts w:ascii="Times New Roman" w:eastAsia="Times New Roman" w:hAnsi="Times New Roman" w:cs="Times New Roman" w:hint="eastAsia"/>
+            <w:sz w:val="24"/>
+          </w:rPr>
+          <w:t xml:space="preserve"> metadata of</w:t>
+        </w:r>
+        <w:r>
+          <w:rPr>
+            <w:rFonts w:ascii="Times New Roman" w:eastAsia="Times New Roman" w:hAnsi="Times New Roman" w:cs="Times New Roman"/>
+            <w:sz w:val="24"/>
+          </w:rPr>
           <w:t xml:space="preserve"> </w:t>
         </w:r>
         <w:r>
@@ -35204,87 +35244,123 @@
             <w:rFonts w:ascii="Times New Roman" w:eastAsia="Times New Roman" w:hAnsi="Times New Roman" w:cs="Times New Roman" w:hint="eastAsia"/>
             <w:sz w:val="24"/>
           </w:rPr>
-          <w:t>standardized</w:t>
+          <w:t>task</w:t>
         </w:r>
         <w:r>
           <w:rPr>
             <w:rFonts w:ascii="Times New Roman" w:eastAsia="Times New Roman" w:hAnsi="Times New Roman" w:cs="Times New Roman"/>
             <w:sz w:val="24"/>
           </w:rPr>
-          <w:t xml:space="preserve">, </w:t>
-        </w:r>
-      </w:ins>
+          <w:t xml:space="preserve"> implementation details </w:t>
+        </w:r>
+      </w:ins>
+      <w:ins w:id="395" w:author="Hu Chuan-Peng" w:date="2026-08-07T12:28:00Z">
+        <w:r>
+          <w:rPr>
+            <w:rFonts w:ascii="Times New Roman" w:eastAsia="Times New Roman" w:hAnsi="Times New Roman" w:cs="Times New Roman"/>
+            <w:sz w:val="24"/>
+          </w:rPr>
+          <w:t xml:space="preserve">of self-matching task, which will facilitate </w:t>
+        </w:r>
+      </w:ins>
+      <w:ins w:id="396" w:author="Hu Chuan-Peng" w:date="2026-08-07T12:27:00Z">
+        <w:r>
+          <w:rPr>
+            <w:rFonts w:ascii="Times New Roman" w:eastAsia="Times New Roman" w:hAnsi="Times New Roman" w:cs="Times New Roman" w:hint="eastAsia"/>
+            <w:sz w:val="24"/>
+          </w:rPr>
+          <w:t>cumulative, reproducible, and data-intensive research on self-prioritization</w:t>
+        </w:r>
+        <w:r>
+          <w:rPr>
+            <w:rFonts w:ascii="Times New Roman" w:eastAsia="Times New Roman" w:hAnsi="Times New Roman" w:cs="Times New Roman"/>
+            <w:sz w:val="24"/>
+          </w:rPr>
+          <w:t>.</w:t>
+        </w:r>
+      </w:ins>
+      <w:ins w:id="397" w:author="Hu Chuan-Peng" w:date="2026-08-07T12:28:00Z">
+        <w:r>
+          <w:rPr>
+            <w:rFonts w:ascii="Times New Roman" w:eastAsia="Times New Roman" w:hAnsi="Times New Roman" w:cs="Times New Roman"/>
+            <w:sz w:val="24"/>
+          </w:rPr>
+          <w:t xml:space="preserve"> </w:t>
+        </w:r>
+      </w:ins>
+      <w:r>
+        <w:rPr>
+          <w:rFonts w:ascii="Times New Roman" w:eastAsia="Times New Roman" w:hAnsi="Times New Roman" w:cs="Times New Roman" w:hint="eastAsia"/>
+          <w:sz w:val="24"/>
+        </w:rPr>
+        <w:t>By</w:t>
+      </w:r>
       <w:ins w:id="398" w:author="Hu Chuan-Peng" w:date="2026-08-07T12:28:00Z">
         <w:r>
           <w:rPr>
             <w:rFonts w:ascii="Times New Roman" w:eastAsia="Times New Roman" w:hAnsi="Times New Roman" w:cs="Times New Roman"/>
             <w:sz w:val="24"/>
           </w:rPr>
-          <w:t>five component framework for annotating the</w:t>
-        </w:r>
-      </w:ins>
-      <w:ins w:id="399" w:author="Hu Chuan-Peng" w:date="2026-08-07T12:27:00Z">
+          <w:t xml:space="preserve"> applying the folder structure and </w:t>
+        </w:r>
+      </w:ins>
+      <w:ins w:id="399" w:author="Hu Chuan-Peng" w:date="2026-08-07T12:29:00Z">
+        <w:r>
+          <w:rPr>
+            <w:rFonts w:ascii="Times New Roman" w:eastAsia="Times New Roman" w:hAnsi="Times New Roman" w:cs="Times New Roman"/>
+            <w:sz w:val="24"/>
+          </w:rPr>
+          <w:t>standardized framework for annotating task details to available data, we</w:t>
+        </w:r>
+      </w:ins>
+      <w:r>
+        <w:rPr>
+          <w:rFonts w:ascii="Times New Roman" w:eastAsia="Times New Roman" w:hAnsi="Times New Roman" w:cs="Times New Roman" w:hint="eastAsia"/>
+          <w:sz w:val="24"/>
+        </w:rPr>
+        <w:t xml:space="preserve"> </w:t>
+      </w:r>
+      <w:ins w:id="400" w:author="Hu Chuan-Peng" w:date="2026-08-07T12:29:00Z">
+        <w:r>
+          <w:rPr>
+            <w:rFonts w:ascii="Times New Roman" w:eastAsia="Times New Roman" w:hAnsi="Times New Roman" w:cs="Times New Roman"/>
+            <w:sz w:val="24"/>
+          </w:rPr>
+          <w:t>curated a lar</w:t>
+        </w:r>
+      </w:ins>
+      <w:ins w:id="401" w:author="Hu Chuan-Peng" w:date="2026-08-07T12:30:00Z">
+        <w:r>
+          <w:rPr>
+            <w:rFonts w:ascii="Times New Roman" w:eastAsia="Times New Roman" w:hAnsi="Times New Roman" w:cs="Times New Roman"/>
+            <w:sz w:val="24"/>
+          </w:rPr>
+          <w:t xml:space="preserve">ge </w:t>
+        </w:r>
+      </w:ins>
+      <w:ins w:id="402" w:author="Hu Chuan-Peng" w:date="2026-08-07T12:29:00Z">
+        <w:r>
+          <w:rPr>
+            <w:rFonts w:ascii="Times New Roman" w:eastAsia="Times New Roman" w:hAnsi="Times New Roman" w:cs="Times New Roman"/>
+            <w:sz w:val="24"/>
+          </w:rPr>
+          <w:t>database with</w:t>
+        </w:r>
         <w:r>
           <w:rPr>
             <w:rFonts w:ascii="Times New Roman" w:eastAsia="Times New Roman" w:hAnsi="Times New Roman" w:cs="Times New Roman" w:hint="eastAsia"/>
             <w:sz w:val="24"/>
           </w:rPr>
-          <w:t xml:space="preserve"> metadata of</w:t>
-        </w:r>
+          <w:t xml:space="preserve"> </w:t>
+        </w:r>
+      </w:ins>
+      <w:ins w:id="403" w:author="Hu Chuan-Peng" w:date="2026-08-07T12:30:00Z">
         <w:r>
           <w:rPr>
             <w:rFonts w:ascii="Times New Roman" w:eastAsia="Times New Roman" w:hAnsi="Times New Roman" w:cs="Times New Roman"/>
             <w:sz w:val="24"/>
           </w:rPr>
-          <w:t xml:space="preserve"> </w:t>
-        </w:r>
-        <w:r>
-          <w:rPr>
-            <w:rFonts w:ascii="Times New Roman" w:eastAsia="Times New Roman" w:hAnsi="Times New Roman" w:cs="Times New Roman" w:hint="eastAsia"/>
-            <w:sz w:val="24"/>
-          </w:rPr>
-          <w:t>task</w:t>
-        </w:r>
-        <w:r>
-          <w:rPr>
-            <w:rFonts w:ascii="Times New Roman" w:eastAsia="Times New Roman" w:hAnsi="Times New Roman" w:cs="Times New Roman"/>
-            <w:sz w:val="24"/>
-          </w:rPr>
-          <w:t xml:space="preserve"> implementation details </w:t>
-        </w:r>
-      </w:ins>
-      <w:ins w:id="400" w:author="Hu Chuan-Peng" w:date="2026-08-07T12:28:00Z">
-        <w:r>
-          <w:rPr>
-            <w:rFonts w:ascii="Times New Roman" w:eastAsia="Times New Roman" w:hAnsi="Times New Roman" w:cs="Times New Roman"/>
-            <w:sz w:val="24"/>
-          </w:rPr>
-          <w:t xml:space="preserve">of self-matching task, which will facilitate </w:t>
-        </w:r>
-      </w:ins>
-      <w:ins w:id="401" w:author="Hu Chuan-Peng" w:date="2026-08-07T12:27:00Z">
-        <w:r>
-          <w:rPr>
-            <w:rFonts w:ascii="Times New Roman" w:eastAsia="Times New Roman" w:hAnsi="Times New Roman" w:cs="Times New Roman" w:hint="eastAsia"/>
-            <w:sz w:val="24"/>
-          </w:rPr>
-          <w:t>cumulative, reproducible, and data-intensive research on self-prioritization</w:t>
-        </w:r>
-        <w:r>
-          <w:rPr>
-            <w:rFonts w:ascii="Times New Roman" w:eastAsia="Times New Roman" w:hAnsi="Times New Roman" w:cs="Times New Roman"/>
-            <w:sz w:val="24"/>
-          </w:rPr>
-          <w:t>.</w:t>
-        </w:r>
-      </w:ins>
-      <w:ins w:id="402" w:author="Hu Chuan-Peng" w:date="2026-08-07T12:28:00Z">
-        <w:r>
-          <w:rPr>
-            <w:rFonts w:ascii="Times New Roman" w:eastAsia="Times New Roman" w:hAnsi="Times New Roman" w:cs="Times New Roman"/>
-            <w:sz w:val="24"/>
-          </w:rPr>
-          <w:t xml:space="preserve"> </w:t>
+          <w:t>unified meta data, which</w:t>
         </w:r>
       </w:ins>
       <w:r>
@@ -35292,84 +35368,9 @@
           <w:rFonts w:ascii="Times New Roman" w:eastAsia="Times New Roman" w:hAnsi="Times New Roman" w:cs="Times New Roman" w:hint="eastAsia"/>
           <w:sz w:val="24"/>
         </w:rPr>
-        <w:t>By</w:t>
-      </w:r>
-      <w:ins w:id="403" w:author="Hu Chuan-Peng" w:date="2026-08-07T12:28:00Z">
-        <w:r>
-          <w:rPr>
-            <w:rFonts w:ascii="Times New Roman" w:eastAsia="Times New Roman" w:hAnsi="Times New Roman" w:cs="Times New Roman"/>
-            <w:sz w:val="24"/>
-          </w:rPr>
-          <w:t xml:space="preserve"> applying the folder structure and </w:t>
-        </w:r>
-      </w:ins>
-      <w:ins w:id="404" w:author="Hu Chuan-Peng" w:date="2026-08-07T12:29:00Z">
-        <w:r>
-          <w:rPr>
-            <w:rFonts w:ascii="Times New Roman" w:eastAsia="Times New Roman" w:hAnsi="Times New Roman" w:cs="Times New Roman"/>
-            <w:sz w:val="24"/>
-          </w:rPr>
-          <w:t>standardized framework for annotating task details to available data, we</w:t>
-        </w:r>
-      </w:ins>
-      <w:r>
-        <w:rPr>
-          <w:rFonts w:ascii="Times New Roman" w:eastAsia="Times New Roman" w:hAnsi="Times New Roman" w:cs="Times New Roman" w:hint="eastAsia"/>
-          <w:sz w:val="24"/>
-        </w:rPr>
         <w:t xml:space="preserve"> </w:t>
       </w:r>
-      <w:ins w:id="405" w:author="Hu Chuan-Peng" w:date="2026-08-07T12:29:00Z">
-        <w:r>
-          <w:rPr>
-            <w:rFonts w:ascii="Times New Roman" w:eastAsia="Times New Roman" w:hAnsi="Times New Roman" w:cs="Times New Roman"/>
-            <w:sz w:val="24"/>
-          </w:rPr>
-          <w:t>curated a lar</w:t>
-        </w:r>
-      </w:ins>
-      <w:ins w:id="406" w:author="Hu Chuan-Peng" w:date="2026-08-07T12:30:00Z">
-        <w:r>
-          <w:rPr>
-            <w:rFonts w:ascii="Times New Roman" w:eastAsia="Times New Roman" w:hAnsi="Times New Roman" w:cs="Times New Roman"/>
-            <w:sz w:val="24"/>
-          </w:rPr>
-          <w:t xml:space="preserve">ge </w:t>
-        </w:r>
-      </w:ins>
-      <w:ins w:id="407" w:author="Hu Chuan-Peng" w:date="2026-08-07T12:29:00Z">
-        <w:r>
-          <w:rPr>
-            <w:rFonts w:ascii="Times New Roman" w:eastAsia="Times New Roman" w:hAnsi="Times New Roman" w:cs="Times New Roman"/>
-            <w:sz w:val="24"/>
-          </w:rPr>
-          <w:t>database with</w:t>
-        </w:r>
-        <w:r>
-          <w:rPr>
-            <w:rFonts w:ascii="Times New Roman" w:eastAsia="Times New Roman" w:hAnsi="Times New Roman" w:cs="Times New Roman" w:hint="eastAsia"/>
-            <w:sz w:val="24"/>
-          </w:rPr>
-          <w:t xml:space="preserve"> </w:t>
-        </w:r>
-      </w:ins>
-      <w:ins w:id="408" w:author="Hu Chuan-Peng" w:date="2026-08-07T12:30:00Z">
-        <w:r>
-          <w:rPr>
-            <w:rFonts w:ascii="Times New Roman" w:eastAsia="Times New Roman" w:hAnsi="Times New Roman" w:cs="Times New Roman"/>
-            <w:sz w:val="24"/>
-          </w:rPr>
-          <w:t>unified meta data, which</w:t>
-        </w:r>
-      </w:ins>
-      <w:r>
-        <w:rPr>
-          <w:rFonts w:ascii="Times New Roman" w:eastAsia="Times New Roman" w:hAnsi="Times New Roman" w:cs="Times New Roman" w:hint="eastAsia"/>
-          <w:sz w:val="24"/>
-        </w:rPr>
-        <w:t xml:space="preserve"> </w:t>
-      </w:r>
-      <w:ins w:id="409" w:author="Hu Chuan-Peng" w:date="2026-08-07T12:26:00Z">
+      <w:ins w:id="404" w:author="Hu Chuan-Peng" w:date="2026-08-07T12:26:00Z">
         <w:r>
           <w:rPr>
             <w:rFonts w:ascii="Times New Roman" w:eastAsia="Times New Roman" w:hAnsi="Times New Roman" w:cs="Times New Roman"/>
@@ -35398,13 +35399,13 @@
         <w:spacing w:line="480" w:lineRule="auto"/>
         <w:ind w:firstLine="720"/>
         <w:rPr>
-          <w:ins w:id="410" w:author="Hu Chuan-Peng" w:date="2026-08-05T11:41:00Z"/>
+          <w:ins w:id="405" w:author="Hu Chuan-Peng" w:date="2026-08-05T11:41:00Z"/>
           <w:rFonts w:ascii="Times New Roman" w:hAnsi="Times New Roman" w:cs="Times New Roman"/>
           <w:sz w:val="24"/>
           <w:szCs w:val="32"/>
         </w:rPr>
       </w:pPr>
-      <w:ins w:id="411" w:author="Hu Chuan-Peng" w:date="2026-08-07T12:32:00Z">
+      <w:ins w:id="406" w:author="Hu Chuan-Peng" w:date="2026-08-07T12:32:00Z">
         <w:r>
           <w:rPr>
             <w:rFonts w:ascii="Times New Roman" w:eastAsia="Times New Roman" w:hAnsi="Times New Roman" w:cs="Times New Roman"/>
@@ -35413,7 +35414,7 @@
           <w:t>T</w:t>
         </w:r>
       </w:ins>
-      <w:ins w:id="412" w:author="Hu Chuan-Peng" w:date="2026-08-07T12:33:00Z">
+      <w:ins w:id="407" w:author="Hu Chuan-Peng" w:date="2026-08-07T12:33:00Z">
         <w:r>
           <w:rPr>
             <w:rFonts w:ascii="Times New Roman" w:eastAsia="Times New Roman" w:hAnsi="Times New Roman" w:cs="Times New Roman"/>
@@ -35422,246 +35423,246 @@
           <w:t>he SPE</w:t>
         </w:r>
       </w:ins>
+      <w:ins w:id="408" w:author="Hu Chuan-Peng" w:date="2026-08-05T11:41:00Z">
+        <w:r>
+          <w:rPr>
+            <w:rFonts w:ascii="Times New Roman" w:eastAsia="Times New Roman" w:hAnsi="Times New Roman" w:cs="Times New Roman" w:hint="eastAsia"/>
+            <w:sz w:val="24"/>
+          </w:rPr>
+          <w:t xml:space="preserve"> database</w:t>
+        </w:r>
+        <w:r>
+          <w:rPr>
+            <w:rFonts w:ascii="Times New Roman" w:hAnsi="Times New Roman" w:cs="Times New Roman" w:hint="eastAsia"/>
+            <w:sz w:val="24"/>
+          </w:rPr>
+          <w:t xml:space="preserve"> </w:t>
+        </w:r>
+        <w:r>
+          <w:rPr>
+            <w:rFonts w:ascii="Times New Roman" w:eastAsia="Times New Roman" w:hAnsi="Times New Roman" w:cs="Times New Roman"/>
+            <w:sz w:val="24"/>
+          </w:rPr>
+          <w:t>provide</w:t>
+        </w:r>
+      </w:ins>
+      <w:ins w:id="409" w:author="Hu Chuan-Peng" w:date="2026-08-07T12:33:00Z">
+        <w:r>
+          <w:rPr>
+            <w:rFonts w:ascii="Times New Roman" w:eastAsia="Times New Roman" w:hAnsi="Times New Roman" w:cs="Times New Roman"/>
+            <w:sz w:val="24"/>
+          </w:rPr>
+          <w:t>s</w:t>
+        </w:r>
+      </w:ins>
+      <w:ins w:id="410" w:author="Hu Chuan-Peng" w:date="2026-08-05T11:41:00Z">
+        <w:r>
+          <w:rPr>
+            <w:rFonts w:ascii="Times New Roman" w:eastAsia="Times New Roman" w:hAnsi="Times New Roman" w:cs="Times New Roman"/>
+            <w:sz w:val="24"/>
+          </w:rPr>
+          <w:t xml:space="preserve"> a valuable resource for understanding of</w:t>
+        </w:r>
+        <w:r>
+          <w:rPr>
+            <w:rFonts w:ascii="Times New Roman" w:eastAsia="Times New Roman" w:hAnsi="Times New Roman" w:cs="Times New Roman" w:hint="eastAsia"/>
+            <w:sz w:val="24"/>
+          </w:rPr>
+          <w:t xml:space="preserve"> SPE. Through three illustrative examples,</w:t>
+        </w:r>
+        <w:r>
+          <w:rPr>
+            <w:rFonts w:ascii="Times New Roman" w:hAnsi="Times New Roman" w:cs="Times New Roman" w:hint="eastAsia"/>
+            <w:sz w:val="24"/>
+          </w:rPr>
+          <w:t xml:space="preserve"> w</w:t>
+        </w:r>
+        <w:r>
+          <w:rPr>
+            <w:rFonts w:ascii="Times New Roman" w:eastAsia="Times New Roman" w:hAnsi="Times New Roman" w:cs="Times New Roman" w:hint="eastAsia"/>
+            <w:sz w:val="24"/>
+          </w:rPr>
+          <w:t>e demonstrated how standardized, large-scale datasets can address theoretical and methodological questions</w:t>
+        </w:r>
+      </w:ins>
+      <w:ins w:id="411" w:author="Hu Chuan-Peng" w:date="2026-08-05T11:42:00Z">
+        <w:r>
+          <w:rPr>
+            <w:rFonts w:ascii="Times New Roman" w:eastAsia="Times New Roman" w:hAnsi="Times New Roman" w:cs="Times New Roman"/>
+            <w:sz w:val="24"/>
+          </w:rPr>
+          <w:t xml:space="preserve"> that can not be sol</w:t>
+        </w:r>
+      </w:ins>
+      <w:ins w:id="412" w:author="Hu Chuan-Peng" w:date="2026-08-05T11:43:00Z">
+        <w:r>
+          <w:rPr>
+            <w:rFonts w:ascii="Times New Roman" w:eastAsia="Times New Roman" w:hAnsi="Times New Roman" w:cs="Times New Roman"/>
+            <w:sz w:val="24"/>
+          </w:rPr>
+          <w:t>ved by single small sample study</w:t>
+        </w:r>
+      </w:ins>
       <w:ins w:id="413" w:author="Hu Chuan-Peng" w:date="2026-08-05T11:41:00Z">
         <w:r>
           <w:rPr>
             <w:rFonts w:ascii="Times New Roman" w:eastAsia="Times New Roman" w:hAnsi="Times New Roman" w:cs="Times New Roman" w:hint="eastAsia"/>
             <w:sz w:val="24"/>
           </w:rPr>
-          <w:t xml:space="preserve"> database</w:t>
-        </w:r>
-        <w:r>
-          <w:rPr>
-            <w:rFonts w:ascii="Times New Roman" w:hAnsi="Times New Roman" w:cs="Times New Roman" w:hint="eastAsia"/>
+          <w:t>.</w:t>
+        </w:r>
+        <w:r>
+          <w:rPr>
+            <w:rFonts w:ascii="Times New Roman" w:eastAsia="Times New Roman" w:hAnsi="Times New Roman" w:cs="Times New Roman"/>
             <w:sz w:val="24"/>
           </w:rPr>
           <w:t xml:space="preserve"> </w:t>
         </w:r>
+      </w:ins>
+      <w:ins w:id="414" w:author="Hu Chuan-Peng" w:date="2026-08-07T12:31:00Z">
         <w:r>
           <w:rPr>
             <w:rFonts w:ascii="Times New Roman" w:eastAsia="Times New Roman" w:hAnsi="Times New Roman" w:cs="Times New Roman"/>
             <w:sz w:val="24"/>
           </w:rPr>
-          <w:t>provide</w:t>
-        </w:r>
-      </w:ins>
-      <w:ins w:id="414" w:author="Hu Chuan-Peng" w:date="2026-08-07T12:33:00Z">
+          <w:t>We</w:t>
+        </w:r>
+      </w:ins>
+      <w:ins w:id="415" w:author="Hu Chuan-Peng" w:date="2026-08-05T11:41:00Z">
         <w:r>
           <w:rPr>
             <w:rFonts w:ascii="Times New Roman" w:eastAsia="Times New Roman" w:hAnsi="Times New Roman" w:cs="Times New Roman"/>
             <w:sz w:val="24"/>
           </w:rPr>
-          <w:t>s</w:t>
-        </w:r>
-      </w:ins>
-      <w:ins w:id="415" w:author="Hu Chuan-Peng" w:date="2026-08-05T11:41:00Z">
+          <w:t xml:space="preserve"> found that </w:t>
+        </w:r>
+        <w:r>
+          <w:rPr>
+            <w:rFonts w:ascii="Times New Roman" w:eastAsia="Times New Roman" w:hAnsi="Times New Roman" w:cs="Times New Roman" w:hint="eastAsia"/>
+            <w:sz w:val="24"/>
+          </w:rPr>
+          <w:t>the magnitude of the SPE varies</w:t>
+        </w:r>
         <w:r>
           <w:rPr>
             <w:rFonts w:ascii="Times New Roman" w:eastAsia="Times New Roman" w:hAnsi="Times New Roman" w:cs="Times New Roman"/>
             <w:sz w:val="24"/>
           </w:rPr>
-          <w:t xml:space="preserve"> a valuable resource for understanding of</w:t>
-        </w:r>
+          <w:t xml:space="preserve"> across different baselines, the existence of</w:t>
+        </w:r>
+        <w:r>
+          <w:rPr>
+            <w:rFonts w:ascii="SimSun" w:hAnsi="SimSun"/>
+            <w:sz w:val="24"/>
+          </w:rPr>
+          <w:t xml:space="preserve"> </w:t>
+        </w:r>
+        <w:r>
+          <w:rPr>
+            <w:rFonts w:ascii="Times New Roman" w:eastAsia="Times New Roman" w:hAnsi="Times New Roman" w:cs="Times New Roman"/>
+            <w:sz w:val="24"/>
+          </w:rPr>
+          <w:t>SPE under nonmatch conditions</w:t>
+        </w:r>
+      </w:ins>
+      <w:ins w:id="416" w:author="Hu Chuan-Peng" w:date="2026-08-07T12:31:00Z">
+        <w:r>
+          <w:rPr>
+            <w:rFonts w:ascii="Times New Roman" w:eastAsia="Times New Roman" w:hAnsi="Times New Roman" w:cs="Times New Roman"/>
+            <w:sz w:val="24"/>
+          </w:rPr>
+          <w:t xml:space="preserve"> varied with operationalizations, and </w:t>
+        </w:r>
+      </w:ins>
+      <w:ins w:id="417" w:author="Hu Chuan-Peng" w:date="2026-08-07T12:32:00Z">
+        <w:r>
+          <w:rPr>
+            <w:rFonts w:ascii="Times New Roman" w:eastAsia="Times New Roman" w:hAnsi="Times New Roman" w:cs="Times New Roman"/>
+            <w:sz w:val="24"/>
+          </w:rPr>
+          <w:t xml:space="preserve">that </w:t>
+        </w:r>
+      </w:ins>
+      <w:ins w:id="418" w:author="Hu Chuan-Peng" w:date="2026-08-05T11:41:00Z">
         <w:r>
           <w:rPr>
             <w:rFonts w:ascii="Times New Roman" w:eastAsia="Times New Roman" w:hAnsi="Times New Roman" w:cs="Times New Roman" w:hint="eastAsia"/>
             <w:sz w:val="24"/>
           </w:rPr>
-          <w:t xml:space="preserve"> SPE. Through three illustrative examples,</w:t>
-        </w:r>
-        <w:r>
-          <w:rPr>
-            <w:rFonts w:ascii="Times New Roman" w:hAnsi="Times New Roman" w:cs="Times New Roman" w:hint="eastAsia"/>
-            <w:sz w:val="24"/>
-          </w:rPr>
-          <w:t xml:space="preserve"> w</w:t>
+          <w:t xml:space="preserve">task implementation details </w:t>
+        </w:r>
+      </w:ins>
+      <w:ins w:id="419" w:author="Hu Chuan-Peng" w:date="2026-08-07T12:32:00Z">
+        <w:r>
+          <w:rPr>
+            <w:rFonts w:ascii="Times New Roman" w:eastAsia="Times New Roman" w:hAnsi="Times New Roman" w:cs="Times New Roman"/>
+            <w:sz w:val="24"/>
+          </w:rPr>
+          <w:t>such</w:t>
+        </w:r>
+      </w:ins>
+      <w:ins w:id="420" w:author="Hu Chuan-Peng" w:date="2026-08-05T11:41:00Z">
+        <w:r>
+          <w:rPr>
+            <w:rFonts w:ascii="Times New Roman" w:eastAsia="Times New Roman" w:hAnsi="Times New Roman" w:cs="Times New Roman"/>
+            <w:sz w:val="24"/>
+          </w:rPr>
+          <w:t xml:space="preserve"> stimulus duration and trial numbers</w:t>
+        </w:r>
+      </w:ins>
+      <w:ins w:id="421" w:author="Hu Chuan-Peng" w:date="2026-08-07T12:32:00Z">
+        <w:r>
+          <w:rPr>
+            <w:rFonts w:ascii="Times New Roman" w:eastAsia="Times New Roman" w:hAnsi="Times New Roman" w:cs="Times New Roman"/>
+            <w:sz w:val="24"/>
+          </w:rPr>
+          <w:t xml:space="preserve"> correlated with the magnitude of SPE</w:t>
+        </w:r>
+      </w:ins>
+      <w:ins w:id="422" w:author="Hu Chuan-Peng" w:date="2026-08-05T11:41:00Z">
+        <w:r>
+          <w:rPr>
+            <w:rFonts w:ascii="Times New Roman" w:eastAsia="Times New Roman" w:hAnsi="Times New Roman" w:cs="Times New Roman"/>
+            <w:sz w:val="24"/>
+          </w:rPr>
+          <w:t xml:space="preserve">. </w:t>
         </w:r>
         <w:r>
           <w:rPr>
             <w:rFonts w:ascii="Times New Roman" w:eastAsia="Times New Roman" w:hAnsi="Times New Roman" w:cs="Times New Roman" w:hint="eastAsia"/>
             <w:sz w:val="24"/>
           </w:rPr>
-          <w:t>e demonstrated how standardized, large-scale datasets can address theoretical and methodological questions</w:t>
-        </w:r>
-      </w:ins>
-      <w:ins w:id="416" w:author="Hu Chuan-Peng" w:date="2026-08-05T11:42:00Z">
+          <w:t xml:space="preserve">Together, these findings </w:t>
+        </w:r>
+      </w:ins>
+      <w:ins w:id="423" w:author="Hu Chuan-Peng" w:date="2026-08-05T11:46:00Z">
         <w:r>
           <w:rPr>
             <w:rFonts w:ascii="Times New Roman" w:eastAsia="Times New Roman" w:hAnsi="Times New Roman" w:cs="Times New Roman"/>
             <w:sz w:val="24"/>
           </w:rPr>
-          <w:t xml:space="preserve"> that can not be sol</w:t>
-        </w:r>
-      </w:ins>
-      <w:ins w:id="417" w:author="Hu Chuan-Peng" w:date="2026-08-05T11:43:00Z">
+          <w:t>examplify</w:t>
+        </w:r>
+      </w:ins>
+      <w:ins w:id="424" w:author="Hu Chuan-Peng" w:date="2026-08-05T11:41:00Z">
+        <w:r>
+          <w:rPr>
+            <w:rFonts w:ascii="Times New Roman" w:eastAsia="Times New Roman" w:hAnsi="Times New Roman" w:cs="Times New Roman" w:hint="eastAsia"/>
+            <w:sz w:val="24"/>
+          </w:rPr>
+          <w:t xml:space="preserve"> the </w:t>
+        </w:r>
+      </w:ins>
+      <w:ins w:id="425" w:author="Hu Chuan-Peng" w:date="2026-08-05T11:46:00Z">
         <w:r>
           <w:rPr>
             <w:rFonts w:ascii="Times New Roman" w:eastAsia="Times New Roman" w:hAnsi="Times New Roman" w:cs="Times New Roman"/>
             <w:sz w:val="24"/>
           </w:rPr>
-          <w:t>ved by single small sample study</w:t>
-        </w:r>
-      </w:ins>
-      <w:ins w:id="418" w:author="Hu Chuan-Peng" w:date="2026-08-05T11:41:00Z">
-        <w:r>
-          <w:rPr>
-            <w:rFonts w:ascii="Times New Roman" w:eastAsia="Times New Roman" w:hAnsi="Times New Roman" w:cs="Times New Roman" w:hint="eastAsia"/>
-            <w:sz w:val="24"/>
-          </w:rPr>
-          <w:t>.</w:t>
-        </w:r>
-        <w:r>
-          <w:rPr>
-            <w:rFonts w:ascii="Times New Roman" w:eastAsia="Times New Roman" w:hAnsi="Times New Roman" w:cs="Times New Roman"/>
-            <w:sz w:val="24"/>
-          </w:rPr>
-          <w:t xml:space="preserve"> </w:t>
-        </w:r>
-      </w:ins>
-      <w:ins w:id="419" w:author="Hu Chuan-Peng" w:date="2026-08-07T12:31:00Z">
-        <w:r>
-          <w:rPr>
-            <w:rFonts w:ascii="Times New Roman" w:eastAsia="Times New Roman" w:hAnsi="Times New Roman" w:cs="Times New Roman"/>
-            <w:sz w:val="24"/>
-          </w:rPr>
-          <w:t>We</w:t>
-        </w:r>
-      </w:ins>
-      <w:ins w:id="420" w:author="Hu Chuan-Peng" w:date="2026-08-05T11:41:00Z">
-        <w:r>
-          <w:rPr>
-            <w:rFonts w:ascii="Times New Roman" w:eastAsia="Times New Roman" w:hAnsi="Times New Roman" w:cs="Times New Roman"/>
-            <w:sz w:val="24"/>
-          </w:rPr>
-          <w:t xml:space="preserve"> found that </w:t>
-        </w:r>
-        <w:r>
-          <w:rPr>
-            <w:rFonts w:ascii="Times New Roman" w:eastAsia="Times New Roman" w:hAnsi="Times New Roman" w:cs="Times New Roman" w:hint="eastAsia"/>
-            <w:sz w:val="24"/>
-          </w:rPr>
-          <w:t>the magnitude of the SPE varies</w:t>
-        </w:r>
-        <w:r>
-          <w:rPr>
-            <w:rFonts w:ascii="Times New Roman" w:eastAsia="Times New Roman" w:hAnsi="Times New Roman" w:cs="Times New Roman"/>
-            <w:sz w:val="24"/>
-          </w:rPr>
-          <w:t xml:space="preserve"> across different baselines, the existence of</w:t>
-        </w:r>
-        <w:r>
-          <w:rPr>
-            <w:rFonts w:ascii="SimSun" w:hAnsi="SimSun"/>
-            <w:sz w:val="24"/>
-          </w:rPr>
-          <w:t xml:space="preserve"> </w:t>
-        </w:r>
-        <w:r>
-          <w:rPr>
-            <w:rFonts w:ascii="Times New Roman" w:eastAsia="Times New Roman" w:hAnsi="Times New Roman" w:cs="Times New Roman"/>
-            <w:sz w:val="24"/>
-          </w:rPr>
-          <w:t>SPE under nonmatch conditions</w:t>
-        </w:r>
-      </w:ins>
-      <w:ins w:id="421" w:author="Hu Chuan-Peng" w:date="2026-08-07T12:31:00Z">
-        <w:r>
-          <w:rPr>
-            <w:rFonts w:ascii="Times New Roman" w:eastAsia="Times New Roman" w:hAnsi="Times New Roman" w:cs="Times New Roman"/>
-            <w:sz w:val="24"/>
-          </w:rPr>
-          <w:t xml:space="preserve"> varied with operationalizations, and </w:t>
-        </w:r>
-      </w:ins>
-      <w:ins w:id="422" w:author="Hu Chuan-Peng" w:date="2026-08-07T12:32:00Z">
-        <w:r>
-          <w:rPr>
-            <w:rFonts w:ascii="Times New Roman" w:eastAsia="Times New Roman" w:hAnsi="Times New Roman" w:cs="Times New Roman"/>
-            <w:sz w:val="24"/>
-          </w:rPr>
-          <w:t xml:space="preserve">that </w:t>
-        </w:r>
-      </w:ins>
-      <w:ins w:id="423" w:author="Hu Chuan-Peng" w:date="2026-08-05T11:41:00Z">
-        <w:r>
-          <w:rPr>
-            <w:rFonts w:ascii="Times New Roman" w:eastAsia="Times New Roman" w:hAnsi="Times New Roman" w:cs="Times New Roman" w:hint="eastAsia"/>
-            <w:sz w:val="24"/>
-          </w:rPr>
-          <w:t xml:space="preserve">task implementation details </w:t>
-        </w:r>
-      </w:ins>
-      <w:ins w:id="424" w:author="Hu Chuan-Peng" w:date="2026-08-07T12:32:00Z">
-        <w:r>
-          <w:rPr>
-            <w:rFonts w:ascii="Times New Roman" w:eastAsia="Times New Roman" w:hAnsi="Times New Roman" w:cs="Times New Roman"/>
-            <w:sz w:val="24"/>
-          </w:rPr>
-          <w:t>such</w:t>
-        </w:r>
-      </w:ins>
-      <w:ins w:id="425" w:author="Hu Chuan-Peng" w:date="2026-08-05T11:41:00Z">
-        <w:r>
-          <w:rPr>
-            <w:rFonts w:ascii="Times New Roman" w:eastAsia="Times New Roman" w:hAnsi="Times New Roman" w:cs="Times New Roman"/>
-            <w:sz w:val="24"/>
-          </w:rPr>
-          <w:t xml:space="preserve"> stimulus duration and trial numbers</w:t>
-        </w:r>
-      </w:ins>
-      <w:ins w:id="426" w:author="Hu Chuan-Peng" w:date="2026-08-07T12:32:00Z">
-        <w:r>
-          <w:rPr>
-            <w:rFonts w:ascii="Times New Roman" w:eastAsia="Times New Roman" w:hAnsi="Times New Roman" w:cs="Times New Roman"/>
-            <w:sz w:val="24"/>
-          </w:rPr>
-          <w:t xml:space="preserve"> correlated with the magnitude of SPE</w:t>
-        </w:r>
-      </w:ins>
-      <w:ins w:id="427" w:author="Hu Chuan-Peng" w:date="2026-08-05T11:41:00Z">
-        <w:r>
-          <w:rPr>
-            <w:rFonts w:ascii="Times New Roman" w:eastAsia="Times New Roman" w:hAnsi="Times New Roman" w:cs="Times New Roman"/>
-            <w:sz w:val="24"/>
-          </w:rPr>
-          <w:t xml:space="preserve">. </w:t>
-        </w:r>
-        <w:r>
-          <w:rPr>
-            <w:rFonts w:ascii="Times New Roman" w:eastAsia="Times New Roman" w:hAnsi="Times New Roman" w:cs="Times New Roman" w:hint="eastAsia"/>
-            <w:sz w:val="24"/>
-          </w:rPr>
-          <w:t xml:space="preserve">Together, these findings </w:t>
-        </w:r>
-      </w:ins>
-      <w:ins w:id="428" w:author="Hu Chuan-Peng" w:date="2026-08-05T11:46:00Z">
-        <w:r>
-          <w:rPr>
-            <w:rFonts w:ascii="Times New Roman" w:eastAsia="Times New Roman" w:hAnsi="Times New Roman" w:cs="Times New Roman"/>
-            <w:sz w:val="24"/>
-          </w:rPr>
-          <w:t>examplify</w:t>
-        </w:r>
-      </w:ins>
-      <w:ins w:id="429" w:author="Hu Chuan-Peng" w:date="2026-08-05T11:41:00Z">
-        <w:r>
-          <w:rPr>
-            <w:rFonts w:ascii="Times New Roman" w:eastAsia="Times New Roman" w:hAnsi="Times New Roman" w:cs="Times New Roman" w:hint="eastAsia"/>
-            <w:sz w:val="24"/>
-          </w:rPr>
-          <w:t xml:space="preserve"> the </w:t>
-        </w:r>
-      </w:ins>
-      <w:ins w:id="430" w:author="Hu Chuan-Peng" w:date="2026-08-05T11:46:00Z">
-        <w:r>
-          <w:rPr>
-            <w:rFonts w:ascii="Times New Roman" w:eastAsia="Times New Roman" w:hAnsi="Times New Roman" w:cs="Times New Roman"/>
-            <w:sz w:val="24"/>
-          </w:rPr>
           <w:t>value of such a well-maintained large-scale data</w:t>
         </w:r>
       </w:ins>
-      <w:ins w:id="431" w:author="Hu Chuan-Peng" w:date="2026-08-05T11:47:00Z">
+      <w:ins w:id="426" w:author="Hu Chuan-Peng" w:date="2026-08-05T11:47:00Z">
         <w:r>
           <w:rPr>
             <w:rFonts w:ascii="Times New Roman" w:eastAsia="Times New Roman" w:hAnsi="Times New Roman" w:cs="Times New Roman"/>
@@ -35676,7 +35677,7 @@
         <w:spacing w:line="480" w:lineRule="auto"/>
         <w:ind w:firstLine="720"/>
       </w:pPr>
-      <w:ins w:id="432" w:author="Hu Chuan-Peng" w:date="2026-08-07T12:33:00Z">
+      <w:ins w:id="427" w:author="Hu Chuan-Peng" w:date="2026-08-07T12:33:00Z">
         <w:r>
           <w:rPr>
             <w:rFonts w:ascii="Times New Roman" w:eastAsia="Times New Roman" w:hAnsi="Times New Roman" w:cs="Times New Roman"/>
@@ -35713,7 +35714,7 @@
         </w:rPr>
         <w:t xml:space="preserve">database provides </w:t>
       </w:r>
-      <w:ins w:id="433" w:author="Hu Chuan-Peng" w:date="2026-08-07T12:33:00Z">
+      <w:ins w:id="428" w:author="Hu Chuan-Peng" w:date="2026-08-07T12:33:00Z">
         <w:r>
           <w:rPr>
             <w:rFonts w:ascii="Times New Roman" w:eastAsia="Times New Roman" w:hAnsi="Times New Roman" w:cs="Times New Roman"/>
@@ -35722,7 +35723,7 @@
           <w:t xml:space="preserve">the </w:t>
         </w:r>
       </w:ins>
-      <w:ins w:id="434" w:author="Hu Chuan-Peng" w:date="2026-08-05T11:49:00Z">
+      <w:ins w:id="429" w:author="Hu Chuan-Peng" w:date="2026-08-05T11:49:00Z">
         <w:r>
           <w:rPr>
             <w:rFonts w:ascii="Times New Roman" w:eastAsia="Times New Roman" w:hAnsi="Times New Roman" w:cs="Times New Roman"/>
@@ -35738,7 +35739,7 @@
         </w:rPr>
         <w:t xml:space="preserve"> standardized framework for </w:t>
       </w:r>
-      <w:ins w:id="435" w:author="Hu Chuan-Peng" w:date="2026-08-05T11:51:00Z">
+      <w:ins w:id="430" w:author="Hu Chuan-Peng" w:date="2026-08-05T11:51:00Z">
         <w:r>
           <w:rPr>
             <w:rFonts w:ascii="Times New Roman" w:eastAsia="Times New Roman" w:hAnsi="Times New Roman" w:cs="Times New Roman"/>
@@ -35761,7 +35762,7 @@
         </w:rPr>
         <w:t xml:space="preserve">data generated from </w:t>
       </w:r>
-      <w:ins w:id="436" w:author="Hu Chuan-Peng" w:date="2026-08-05T11:49:00Z">
+      <w:ins w:id="431" w:author="Hu Chuan-Peng" w:date="2026-08-05T11:49:00Z">
         <w:r>
           <w:rPr>
             <w:rFonts w:ascii="Times New Roman" w:eastAsia="Times New Roman" w:hAnsi="Times New Roman" w:cs="Times New Roman"/>
@@ -35784,7 +35785,7 @@
         </w:rPr>
         <w:t xml:space="preserve"> We decomposes the implementation of </w:t>
       </w:r>
-      <w:ins w:id="437" w:author="Hu Chuan-Peng" w:date="2026-08-05T11:50:00Z">
+      <w:ins w:id="432" w:author="Hu Chuan-Peng" w:date="2026-08-05T11:50:00Z">
         <w:r>
           <w:rPr>
             <w:rFonts w:ascii="Times New Roman" w:eastAsia="Times New Roman" w:hAnsi="Times New Roman" w:cs="Times New Roman"/>
@@ -35971,57 +35972,107 @@
         </w:rPr>
         <w:t xml:space="preserve"> standardized </w:t>
       </w:r>
-      <w:ins w:id="438" w:author="Hu Chuan-Peng" w:date="2026-08-07T12:34:00Z">
+      <w:ins w:id="433" w:author="Hu Chuan-Peng" w:date="2026-08-07T12:34:00Z">
         <w:r>
           <w:rPr>
             <w:rFonts w:ascii="Times New Roman" w:eastAsia="Times New Roman" w:hAnsi="Times New Roman" w:cs="Times New Roman"/>
             <w:sz w:val="24"/>
           </w:rPr>
-          <w:t>framework</w:t>
-        </w:r>
+          <w:t>framework can</w:t>
+        </w:r>
+        <w:r>
+          <w:rPr>
+            <w:rFonts w:ascii="Times New Roman" w:eastAsia="Times New Roman" w:hAnsi="Times New Roman" w:cs="Times New Roman" w:hint="eastAsia"/>
+            <w:sz w:val="24"/>
+          </w:rPr>
+          <w:t xml:space="preserve"> </w:t>
+        </w:r>
+      </w:ins>
+      <w:r>
+        <w:rPr>
+          <w:rFonts w:ascii="Times New Roman" w:eastAsia="Times New Roman" w:hAnsi="Times New Roman" w:cs="Times New Roman" w:hint="eastAsia"/>
+          <w:sz w:val="24"/>
+        </w:rPr>
+        <w:t>extend beyond the self-matching task</w:t>
+      </w:r>
+      <w:r>
+        <w:rPr>
+          <w:rFonts w:ascii="Times New Roman" w:eastAsia="Times New Roman" w:hAnsi="Times New Roman" w:cs="Times New Roman"/>
+          <w:sz w:val="24"/>
+        </w:rPr>
+        <w:t xml:space="preserve">. </w:t>
+      </w:r>
+      <w:ins w:id="434" w:author="Hu Chuan-Peng" w:date="2026-08-07T12:34:00Z">
         <w:r>
           <w:rPr>
             <w:rFonts w:ascii="Times New Roman" w:eastAsia="Times New Roman" w:hAnsi="Times New Roman" w:cs="Times New Roman"/>
             <w:sz w:val="24"/>
           </w:rPr>
-          <w:t xml:space="preserve"> </w:t>
-        </w:r>
+          <w:t>Many</w:t>
+        </w:r>
+      </w:ins>
+      <w:r>
+        <w:rPr>
+          <w:rFonts w:ascii="Times New Roman" w:eastAsia="Times New Roman" w:hAnsi="Times New Roman" w:cs="Times New Roman"/>
+          <w:sz w:val="24"/>
+        </w:rPr>
+        <w:t xml:space="preserve"> </w:t>
+      </w:r>
+      <w:r>
+        <w:rPr>
+          <w:rFonts w:ascii="Times New Roman" w:eastAsia="Times New Roman" w:hAnsi="Times New Roman" w:cs="Times New Roman" w:hint="eastAsia"/>
+          <w:sz w:val="24"/>
+        </w:rPr>
+        <w:t>laboratory-based</w:t>
+      </w:r>
+      <w:r>
+        <w:rPr>
+          <w:rFonts w:ascii="Times New Roman" w:eastAsia="Times New Roman" w:hAnsi="Times New Roman" w:cs="Times New Roman"/>
+          <w:sz w:val="24"/>
+        </w:rPr>
+        <w:t xml:space="preserve"> cognitive tasks share similar structural components, our framework can serve as a template for standardizing metadata </w:t>
+      </w:r>
+      <w:ins w:id="435" w:author="Hu Chuan-Peng" w:date="2026-08-05T11:51:00Z">
         <w:r>
           <w:rPr>
             <w:rFonts w:ascii="Times New Roman" w:eastAsia="Times New Roman" w:hAnsi="Times New Roman" w:cs="Times New Roman"/>
             <w:sz w:val="24"/>
           </w:rPr>
-          <w:t>can</w:t>
-        </w:r>
-        <w:r>
-          <w:rPr>
-            <w:rFonts w:ascii="Times New Roman" w:eastAsia="Times New Roman" w:hAnsi="Times New Roman" w:cs="Times New Roman" w:hint="eastAsia"/>
-            <w:sz w:val="24"/>
-          </w:rPr>
-          <w:t xml:space="preserve"> </w:t>
-        </w:r>
-      </w:ins>
-      <w:r>
-        <w:rPr>
-          <w:rFonts w:ascii="Times New Roman" w:eastAsia="Times New Roman" w:hAnsi="Times New Roman" w:cs="Times New Roman" w:hint="eastAsia"/>
-          <w:sz w:val="24"/>
-        </w:rPr>
-        <w:t>extend beyond the self-matching task</w:t>
-      </w:r>
+          <w:t xml:space="preserve">regarding the </w:t>
+        </w:r>
+      </w:ins>
+      <w:ins w:id="436" w:author="Hu Chuan-Peng" w:date="2026-08-07T12:34:00Z">
+        <w:r>
+          <w:rPr>
+            <w:rFonts w:ascii="Times New Roman" w:eastAsia="Times New Roman" w:hAnsi="Times New Roman" w:cs="Times New Roman"/>
+            <w:sz w:val="24"/>
+          </w:rPr>
+          <w:t>implmentation</w:t>
+        </w:r>
+      </w:ins>
+      <w:ins w:id="437" w:author="Hu Chuan-Peng" w:date="2026-08-05T11:51:00Z">
+        <w:r>
+          <w:rPr>
+            <w:rFonts w:ascii="Times New Roman" w:eastAsia="Times New Roman" w:hAnsi="Times New Roman" w:cs="Times New Roman"/>
+            <w:sz w:val="24"/>
+          </w:rPr>
+          <w:t xml:space="preserve"> details </w:t>
+        </w:r>
+      </w:ins>
       <w:r>
         <w:rPr>
           <w:rFonts w:ascii="Times New Roman" w:eastAsia="Times New Roman" w:hAnsi="Times New Roman" w:cs="Times New Roman"/>
           <w:sz w:val="24"/>
         </w:rPr>
-        <w:t xml:space="preserve">. </w:t>
-      </w:r>
-      <w:ins w:id="439" w:author="Hu Chuan-Peng" w:date="2026-08-07T12:34:00Z">
+        <w:t xml:space="preserve">in other tasks. </w:t>
+      </w:r>
+      <w:ins w:id="438" w:author="Hu Chuan-Peng" w:date="2026-08-05T11:52:00Z">
         <w:r>
           <w:rPr>
             <w:rFonts w:ascii="Times New Roman" w:eastAsia="Times New Roman" w:hAnsi="Times New Roman" w:cs="Times New Roman"/>
             <w:sz w:val="24"/>
           </w:rPr>
-          <w:t>Many</w:t>
+          <w:t>R</w:t>
         </w:r>
       </w:ins>
       <w:r>
@@ -36029,217 +36080,153 @@
           <w:rFonts w:ascii="Times New Roman" w:eastAsia="Times New Roman" w:hAnsi="Times New Roman" w:cs="Times New Roman"/>
           <w:sz w:val="24"/>
         </w:rPr>
-        <w:t xml:space="preserve"> </w:t>
-      </w:r>
-      <w:r>
-        <w:rPr>
-          <w:rFonts w:ascii="Times New Roman" w:eastAsia="Times New Roman" w:hAnsi="Times New Roman" w:cs="Times New Roman" w:hint="eastAsia"/>
-          <w:sz w:val="24"/>
-        </w:rPr>
-        <w:t>laboratory-based</w:t>
-      </w:r>
+        <w:t>eport</w:t>
+      </w:r>
+      <w:ins w:id="439" w:author="Hu Chuan-Peng" w:date="2026-08-05T11:52:00Z">
+        <w:r>
+          <w:rPr>
+            <w:rFonts w:ascii="Times New Roman" w:eastAsia="Times New Roman" w:hAnsi="Times New Roman" w:cs="Times New Roman"/>
+            <w:sz w:val="24"/>
+          </w:rPr>
+          <w:t>ing</w:t>
+        </w:r>
+      </w:ins>
       <w:r>
         <w:rPr>
           <w:rFonts w:ascii="Times New Roman" w:eastAsia="Times New Roman" w:hAnsi="Times New Roman" w:cs="Times New Roman"/>
           <w:sz w:val="24"/>
         </w:rPr>
-        <w:t xml:space="preserve"> cognitive tasks share similar structural components, our framework can serve as a template for standardizing metadata </w:t>
-      </w:r>
-      <w:ins w:id="440" w:author="Hu Chuan-Peng" w:date="2026-08-05T11:51:00Z">
+        <w:t xml:space="preserve"> these details in machine-readable format will increase the transparency of empirical studies and provide more nuanced data </w:t>
+      </w:r>
+      <w:ins w:id="440" w:author="Hu Chuan-Peng" w:date="2026-08-05T11:53:00Z">
         <w:r>
           <w:rPr>
             <w:rFonts w:ascii="Times New Roman" w:eastAsia="Times New Roman" w:hAnsi="Times New Roman" w:cs="Times New Roman"/>
             <w:sz w:val="24"/>
           </w:rPr>
-          <w:t xml:space="preserve">regarding the </w:t>
-        </w:r>
-      </w:ins>
-      <w:ins w:id="441" w:author="Hu Chuan-Peng" w:date="2026-08-07T12:34:00Z">
+          <w:t xml:space="preserve">beyond the </w:t>
+        </w:r>
+      </w:ins>
+      <w:r>
+        <w:rPr>
+          <w:rFonts w:ascii="Times New Roman" w:eastAsia="Times New Roman" w:hAnsi="Times New Roman" w:cs="Times New Roman"/>
+          <w:sz w:val="24"/>
+        </w:rPr>
+        <w:t>current</w:t>
+      </w:r>
+      <w:ins w:id="441" w:author="Hu Chuan-Peng" w:date="2026-08-05T11:53:00Z">
         <w:r>
           <w:rPr>
             <w:rFonts w:ascii="Times New Roman" w:eastAsia="Times New Roman" w:hAnsi="Times New Roman" w:cs="Times New Roman"/>
             <w:sz w:val="24"/>
           </w:rPr>
-          <w:t>implmentation</w:t>
-        </w:r>
-      </w:ins>
-      <w:ins w:id="442" w:author="Hu Chuan-Peng" w:date="2026-08-05T11:51:00Z">
+          <w:t xml:space="preserve"> best practices</w:t>
+        </w:r>
+      </w:ins>
+      <w:r>
+        <w:rPr>
+          <w:rFonts w:ascii="Times New Roman" w:eastAsia="Times New Roman" w:hAnsi="Times New Roman" w:cs="Times New Roman"/>
+          <w:sz w:val="24"/>
+        </w:rPr>
+        <w:t xml:space="preserve"> recommended by Journal Article Reporting Standards for quantitative research in psychology </w:t>
+      </w:r>
+      <w:r>
+        <w:rPr>
+          <w:rFonts w:ascii="Times New Roman" w:eastAsia="Times New Roman" w:hAnsi="Times New Roman" w:cs="Times New Roman"/>
+          <w:sz w:val="24"/>
+        </w:rPr>
+        <w:fldChar w:fldCharType="begin"/>
+      </w:r>
+      <w:r>
+        <w:rPr>
+          <w:rFonts w:ascii="Times New Roman" w:hAnsi="Times New Roman" w:cs="Times New Roman"/>
+          <w:sz w:val="24"/>
+        </w:rPr>
+        <w:instrText xml:space="preserve"> ADDIN ZOTERO_ITEM CSL_CITATION {"citationID":"1cIXLFta","properties":{"unsorted":false,"formattedCitation":"(Appelbaum et al., 2018)","plainCitation":"(Appelbaum et al., 2018)","noteIndex":0},"citationItems":[{"id":"bQO8AlTg/g1rNgqk3","uris":["http://zotero.org/users/12368307/items/HA869VMM"],"itemData":{"id":1460,"type":"article-journal","abstract":"Following a review of extant reporting standards for scientific publication, and reviewing 10 years of experience since publication of the first set of reporting standards by the American Psychological Association (APA; APA Publications and Communications Board Working Group on Journal Article Reporting Standards, 2008), the APA Working Group on Quantitative Research Reporting Standards recommended some modifications to the original standards. Examples of modifications include division of hypotheses, analyses, and conclusions into 3 groupings (primary, secondary, and exploratory) and some changes to the section on meta-analysis. Several new modules are included that report standards for observational studies, clinical trials, longitudinal studies, replication studies, and N-of-1 studies. In addition, standards for analytic methods with unique characteristics and output (structural equation modeling and Bayesian analysis) are included. These proposals were accepted by the Publications and Communications Board of APA and supersede the standards included in the 6th edition of the Publication Manual of the American Psychological Association (APA, 2010).","container-title":"American Psychologist","DOI":"10.1037/amp0000191","ISSN":"1935-990X, 0003-066X","issue":"1","journalAbbreviation":"Am. Psychol.","language":"en","page":"3-25","source":"DOI.org (Crossref)","title":"Journal article reporting standards for quantitative research in psychology: the APA publications and communications board task force report","title-short":"Journal article reporting standards for quantitative research in psychology","volume":"73","author":[{"family":"Appelbaum","given":"Mark"},{"family":"Cooper","given":"Harris"},{"family":"Kline","given":"Rex B."},{"family":"Mayo-Wilson","given":"Evan"},{"family":"Nezu","given":"Arthur M."},{"family":"Rao","given":"Stephen M."}],"issued":{"date-parts":[["2018",1]]}}}],"schema":"https://github.com/citation-style-language/schema/raw/master/csl-citation.json"} </w:instrText>
+      </w:r>
+      <w:r>
+        <w:rPr>
+          <w:rFonts w:ascii="Times New Roman" w:eastAsia="Times New Roman" w:hAnsi="Times New Roman" w:cs="Times New Roman"/>
+          <w:sz w:val="24"/>
+        </w:rPr>
+        <w:fldChar w:fldCharType="separate"/>
+      </w:r>
+      <w:r>
+        <w:rPr>
+          <w:rFonts w:ascii="Times New Roman" w:hAnsi="Times New Roman" w:cs="Times New Roman"/>
+          <w:sz w:val="24"/>
+        </w:rPr>
+        <w:t>(Appelbaum et al., 2018)</w:t>
+      </w:r>
+      <w:r>
+        <w:rPr>
+          <w:rFonts w:ascii="Times New Roman" w:eastAsia="Times New Roman" w:hAnsi="Times New Roman" w:cs="Times New Roman"/>
+          <w:sz w:val="24"/>
+        </w:rPr>
+        <w:fldChar w:fldCharType="end"/>
+      </w:r>
+      <w:r>
+        <w:rPr>
+          <w:rFonts w:ascii="Times New Roman" w:eastAsia="Times New Roman" w:hAnsi="Times New Roman" w:cs="Times New Roman"/>
+          <w:sz w:val="24"/>
+        </w:rPr>
+        <w:t>.</w:t>
+      </w:r>
+      <w:ins w:id="442" w:author="Hu Chuan-Peng" w:date="2026-08-05T11:53:00Z">
         <w:r>
           <w:rPr>
             <w:rFonts w:ascii="Times New Roman" w:eastAsia="Times New Roman" w:hAnsi="Times New Roman" w:cs="Times New Roman"/>
             <w:sz w:val="24"/>
           </w:rPr>
-          <w:t xml:space="preserve"> details </w:t>
-        </w:r>
-      </w:ins>
-      <w:r>
-        <w:rPr>
-          <w:rFonts w:ascii="Times New Roman" w:eastAsia="Times New Roman" w:hAnsi="Times New Roman" w:cs="Times New Roman"/>
-          <w:sz w:val="24"/>
-        </w:rPr>
-        <w:t xml:space="preserve">in other tasks. </w:t>
-      </w:r>
-      <w:ins w:id="443" w:author="Hu Chuan-Peng" w:date="2026-08-05T11:52:00Z">
+          <w:t xml:space="preserve"> These rich in</w:t>
+        </w:r>
+      </w:ins>
+      <w:ins w:id="443" w:author="Hu Chuan-Peng" w:date="2026-08-05T11:54:00Z">
         <w:r>
           <w:rPr>
             <w:rFonts w:ascii="Times New Roman" w:eastAsia="Times New Roman" w:hAnsi="Times New Roman" w:cs="Times New Roman"/>
             <w:sz w:val="24"/>
           </w:rPr>
-          <w:t>R</w:t>
-        </w:r>
-      </w:ins>
-      <w:r>
-        <w:rPr>
-          <w:rFonts w:ascii="Times New Roman" w:eastAsia="Times New Roman" w:hAnsi="Times New Roman" w:cs="Times New Roman"/>
-          <w:sz w:val="24"/>
-        </w:rPr>
-        <w:t>eport</w:t>
-      </w:r>
-      <w:ins w:id="444" w:author="Hu Chuan-Peng" w:date="2026-08-05T11:52:00Z">
+          <w:t>formation will be valuable for both peer-review process, post-publication review, a</w:t>
+        </w:r>
+      </w:ins>
+      <w:ins w:id="444" w:author="Hu Chuan-Peng" w:date="2026-08-05T11:55:00Z">
         <w:r>
           <w:rPr>
             <w:rFonts w:ascii="Times New Roman" w:eastAsia="Times New Roman" w:hAnsi="Times New Roman" w:cs="Times New Roman"/>
             <w:sz w:val="24"/>
           </w:rPr>
-          <w:t>ing</w:t>
-        </w:r>
-      </w:ins>
-      <w:r>
-        <w:rPr>
-          <w:rFonts w:ascii="Times New Roman" w:eastAsia="Times New Roman" w:hAnsi="Times New Roman" w:cs="Times New Roman"/>
-          <w:sz w:val="24"/>
-        </w:rPr>
-        <w:t xml:space="preserve"> these details in machine-readable format will increase the transparency of empirical studies and provide more nuanced data </w:t>
-      </w:r>
-      <w:ins w:id="445" w:author="Hu Chuan-Peng" w:date="2026-08-05T11:53:00Z">
+          <w:t>nd meta-research</w:t>
+        </w:r>
+      </w:ins>
+      <w:ins w:id="445" w:author="Hu Chuan-Peng" w:date="2026-08-05T11:56:00Z">
         <w:r>
           <w:rPr>
             <w:rFonts w:ascii="Times New Roman" w:eastAsia="Times New Roman" w:hAnsi="Times New Roman" w:cs="Times New Roman"/>
             <w:sz w:val="24"/>
           </w:rPr>
-          <w:t xml:space="preserve">beyond the </w:t>
-        </w:r>
-      </w:ins>
-      <w:r>
-        <w:rPr>
-          <w:rFonts w:ascii="Times New Roman" w:eastAsia="Times New Roman" w:hAnsi="Times New Roman" w:cs="Times New Roman"/>
-          <w:sz w:val="24"/>
-        </w:rPr>
-        <w:t>current</w:t>
-      </w:r>
-      <w:ins w:id="446" w:author="Hu Chuan-Peng" w:date="2026-08-05T11:53:00Z">
+          <w:t>. The current cognitive tasks may also vul</w:t>
+        </w:r>
+      </w:ins>
+      <w:ins w:id="446" w:author="Hu Chuan-Peng" w:date="2026-08-05T11:57:00Z">
         <w:r>
           <w:rPr>
             <w:rFonts w:ascii="Times New Roman" w:eastAsia="Times New Roman" w:hAnsi="Times New Roman" w:cs="Times New Roman"/>
             <w:sz w:val="24"/>
           </w:rPr>
-          <w:t xml:space="preserve"> best practices</w:t>
-        </w:r>
-      </w:ins>
-      <w:r>
-        <w:rPr>
-          <w:rFonts w:ascii="Times New Roman" w:eastAsia="Times New Roman" w:hAnsi="Times New Roman" w:cs="Times New Roman"/>
-          <w:sz w:val="24"/>
-        </w:rPr>
-        <w:t xml:space="preserve"> recommended by Journal Article Reporting Standards for quantitative research in psychology </w:t>
-      </w:r>
-      <w:r>
-        <w:rPr>
-          <w:rFonts w:ascii="Times New Roman" w:eastAsia="Times New Roman" w:hAnsi="Times New Roman" w:cs="Times New Roman"/>
-          <w:sz w:val="24"/>
-        </w:rPr>
-        <w:fldChar w:fldCharType="begin"/>
-      </w:r>
-      <w:r>
-        <w:rPr>
-          <w:rFonts w:ascii="Times New Roman" w:hAnsi="Times New Roman" w:cs="Times New Roman"/>
-          <w:sz w:val="24"/>
-        </w:rPr>
-        <w:instrText xml:space="preserve"> ADDIN ZOTERO_ITEM CSL_CITATION {"citationID":"1cIXLFta","properties":{"unsorted":false,"formattedCitation":"(Appelbaum et al., 2018)","plainCitation":"(Appelbaum et al., 2018)","noteIndex":0},"citationItems":[{"id":"bQO8AlTg/g1rNgqk3","uris":["http://zotero.org/users/12368307/items/HA869VMM"],"itemData":{"id":1460,"type":"article-journal","abstract":"Following a review of extant reporting standards for scientific publication, and reviewing 10 years of experience since publication of the first set of reporting standards by the American Psychological Association (APA; APA Publications and Communications Board Working Group on Journal Article Reporting Standards, 2008), the APA Working Group on Quantitative Research Reporting Standards recommended some modifications to the original standards. Examples of modifications include division of hypotheses, analyses, and conclusions into 3 groupings (primary, secondary, and exploratory) and some changes to the section on meta-analysis. Several new modules are included that report standards for observational studies, clinical trials, longitudinal studies, replication studies, and N-of-1 studies. In addition, standards for analytic methods with unique characteristics and output (structural equation modeling and Bayesian analysis) are included. These proposals were accepted by the Publications and Communications Board of APA and supersede the standards included in the 6th edition of the Publication Manual of the American Psychological Association (APA, 2010).","container-title":"American Psychologist","DOI":"10.1037/amp0000191","ISSN":"1935-990X, 0003-066X","issue":"1","journalAbbreviation":"Am. Psychol.","language":"en","page":"3-25","source":"DOI.org (Crossref)","title":"Journal article reporting standards for quantitative research in psychology: the APA publications and communications board task force report","title-short":"Journal article reporting standards for quantitative research in psychology","volume":"73","author":[{"family":"Appelbaum","given":"Mark"},{"family":"Cooper","given":"Harris"},{"family":"Kline","given":"Rex B."},{"family":"Mayo-Wilson","given":"Evan"},{"family":"Nezu","given":"Arthur M."},{"family":"Rao","given":"Stephen M."}],"issued":{"date-parts":[["2018",1]]}}}],"schema":"https://github.com/citation-style-language/schema/raw/master/csl-citation.json"} </w:instrText>
-      </w:r>
-      <w:r>
-        <w:rPr>
-          <w:rFonts w:ascii="Times New Roman" w:eastAsia="Times New Roman" w:hAnsi="Times New Roman" w:cs="Times New Roman"/>
-          <w:sz w:val="24"/>
-        </w:rPr>
-        <w:fldChar w:fldCharType="separate"/>
-      </w:r>
-      <w:r>
-        <w:rPr>
-          <w:rFonts w:ascii="Times New Roman" w:hAnsi="Times New Roman" w:cs="Times New Roman"/>
-          <w:sz w:val="24"/>
-        </w:rPr>
-        <w:t>(Appelbaum et al., 2018)</w:t>
-      </w:r>
-      <w:r>
-        <w:rPr>
-          <w:rFonts w:ascii="Times New Roman" w:eastAsia="Times New Roman" w:hAnsi="Times New Roman" w:cs="Times New Roman"/>
-          <w:sz w:val="24"/>
-        </w:rPr>
-        <w:fldChar w:fldCharType="end"/>
-      </w:r>
-      <w:r>
-        <w:rPr>
-          <w:rFonts w:ascii="Times New Roman" w:eastAsia="Times New Roman" w:hAnsi="Times New Roman" w:cs="Times New Roman"/>
-          <w:sz w:val="24"/>
-        </w:rPr>
-        <w:t>.</w:t>
-      </w:r>
-      <w:ins w:id="447" w:author="Hu Chuan-Peng" w:date="2026-08-05T11:53:00Z">
+          <w:t>nrable to the jingle-jangle fallacy</w:t>
+        </w:r>
+      </w:ins>
+      <w:ins w:id="447" w:author="Hu Chuan-Peng" w:date="2026-08-05T11:55:00Z">
         <w:r>
           <w:rPr>
             <w:rFonts w:ascii="Times New Roman" w:eastAsia="Times New Roman" w:hAnsi="Times New Roman" w:cs="Times New Roman"/>
             <w:sz w:val="24"/>
           </w:rPr>
-          <w:t xml:space="preserve"> These rich in</w:t>
-        </w:r>
-      </w:ins>
-      <w:ins w:id="448" w:author="Hu Chuan-Peng" w:date="2026-08-05T11:54:00Z">
-        <w:r>
-          <w:rPr>
-            <w:rFonts w:ascii="Times New Roman" w:eastAsia="Times New Roman" w:hAnsi="Times New Roman" w:cs="Times New Roman"/>
-            <w:sz w:val="24"/>
-          </w:rPr>
-          <w:t>formation will be valuable for both peer-review process, post-publication review, a</w:t>
-        </w:r>
-      </w:ins>
-      <w:ins w:id="449" w:author="Hu Chuan-Peng" w:date="2026-08-05T11:55:00Z">
-        <w:r>
-          <w:rPr>
-            <w:rFonts w:ascii="Times New Roman" w:eastAsia="Times New Roman" w:hAnsi="Times New Roman" w:cs="Times New Roman"/>
-            <w:sz w:val="24"/>
-          </w:rPr>
-          <w:t>nd meta-research</w:t>
-        </w:r>
-      </w:ins>
-      <w:ins w:id="450" w:author="Hu Chuan-Peng" w:date="2026-08-05T11:56:00Z">
-        <w:r>
-          <w:rPr>
-            <w:rFonts w:ascii="Times New Roman" w:eastAsia="Times New Roman" w:hAnsi="Times New Roman" w:cs="Times New Roman"/>
-            <w:sz w:val="24"/>
-          </w:rPr>
-          <w:t>. The current cognitive tasks may also vul</w:t>
-        </w:r>
-      </w:ins>
-      <w:ins w:id="451" w:author="Hu Chuan-Peng" w:date="2026-08-05T11:57:00Z">
-        <w:r>
-          <w:rPr>
-            <w:rFonts w:ascii="Times New Roman" w:eastAsia="Times New Roman" w:hAnsi="Times New Roman" w:cs="Times New Roman"/>
-            <w:sz w:val="24"/>
-          </w:rPr>
-          <w:t>nrable to the jingle-jangle fallacy</w:t>
-        </w:r>
-      </w:ins>
-      <w:ins w:id="452" w:author="Hu Chuan-Peng" w:date="2026-08-05T11:55:00Z">
-        <w:r>
-          <w:rPr>
-            <w:rFonts w:ascii="Times New Roman" w:eastAsia="Times New Roman" w:hAnsi="Times New Roman" w:cs="Times New Roman"/>
-            <w:sz w:val="24"/>
-          </w:rPr>
           <w:t xml:space="preserve"> (e.g.,</w:t>
         </w:r>
       </w:ins>
-      <w:ins w:id="453" w:author="Hu Chuan-Peng" w:date="2026-08-07T12:43:00Z">
+      <w:ins w:id="448" w:author="Hu Chuan-Peng" w:date="2026-08-07T12:43:00Z">
         <w:r>
           <w:rPr>
             <w:rFonts w:ascii="Times New Roman" w:eastAsia="Times New Roman" w:hAnsi="Times New Roman" w:cs="Times New Roman"/>
@@ -36284,7 +36271,7 @@
         </w:rPr>
         <w:fldChar w:fldCharType="end"/>
       </w:r>
-      <w:ins w:id="454" w:author="Hu Chuan-Peng" w:date="2026-08-05T11:55:00Z">
+      <w:ins w:id="449" w:author="Hu Chuan-Peng" w:date="2026-08-05T11:55:00Z">
         <w:r>
           <w:rPr>
             <w:rFonts w:ascii="Times New Roman" w:eastAsia="Times New Roman" w:hAnsi="Times New Roman" w:cs="Times New Roman"/>
@@ -36293,7 +36280,7 @@
           <w:t>)</w:t>
         </w:r>
       </w:ins>
-      <w:ins w:id="455" w:author="Hu Chuan-Peng" w:date="2026-08-05T11:58:00Z">
+      <w:ins w:id="450" w:author="Hu Chuan-Peng" w:date="2026-08-05T11:58:00Z">
         <w:r>
           <w:rPr>
             <w:rFonts w:ascii="Times New Roman" w:eastAsia="Times New Roman" w:hAnsi="Times New Roman" w:cs="Times New Roman"/>
@@ -36302,7 +36289,7 @@
           <w:t>, reporting</w:t>
         </w:r>
       </w:ins>
-      <w:ins w:id="456" w:author="Hu Chuan-Peng" w:date="2026-08-05T12:03:00Z">
+      <w:ins w:id="451" w:author="Hu Chuan-Peng" w:date="2026-08-05T12:03:00Z">
         <w:r>
           <w:rPr>
             <w:rFonts w:ascii="Times New Roman" w:eastAsia="Times New Roman" w:hAnsi="Times New Roman" w:cs="Times New Roman"/>
@@ -36311,7 +36298,7 @@
           <w:t xml:space="preserve"> these details will help </w:t>
         </w:r>
       </w:ins>
-      <w:ins w:id="457" w:author="Hu Chuan-Peng" w:date="2026-08-05T12:04:00Z">
+      <w:ins w:id="452" w:author="Hu Chuan-Peng" w:date="2026-08-05T12:04:00Z">
         <w:r>
           <w:rPr>
             <w:rFonts w:ascii="Times New Roman" w:eastAsia="Times New Roman" w:hAnsi="Times New Roman" w:cs="Times New Roman"/>
@@ -36320,7 +36307,7 @@
           <w:t>to understand how the details of implmenting task will change the cognitive construct under the investigation</w:t>
         </w:r>
       </w:ins>
-      <w:ins w:id="458" w:author="Hu Chuan-Peng" w:date="2026-08-05T11:55:00Z">
+      <w:ins w:id="453" w:author="Hu Chuan-Peng" w:date="2026-08-05T11:55:00Z">
         <w:r>
           <w:rPr>
             <w:rFonts w:ascii="Times New Roman" w:eastAsia="Times New Roman" w:hAnsi="Times New Roman" w:cs="Times New Roman"/>
@@ -36335,7 +36322,7 @@
         <w:spacing w:line="480" w:lineRule="auto"/>
         <w:ind w:firstLine="720"/>
       </w:pPr>
-      <w:ins w:id="459" w:author="Hu Chuan-Peng" w:date="2026-08-07T12:35:00Z">
+      <w:ins w:id="454" w:author="Hu Chuan-Peng" w:date="2026-08-07T12:35:00Z">
         <w:r>
           <w:rPr>
             <w:rFonts w:ascii="Times New Roman" w:eastAsia="Times New Roman" w:hAnsi="Times New Roman" w:cs="Times New Roman"/>
@@ -36365,20 +36352,103 @@
         </w:rPr>
         <w:t xml:space="preserve">. First, the curation </w:t>
       </w:r>
-      <w:ins w:id="460" w:author="Hu Chuan-Peng" w:date="2026-08-07T12:36:00Z">
+      <w:ins w:id="455" w:author="Hu Chuan-Peng" w:date="2026-08-07T12:36:00Z">
         <w:r>
           <w:rPr>
             <w:rFonts w:ascii="Times New Roman" w:eastAsia="Times New Roman" w:hAnsi="Times New Roman" w:cs="Times New Roman"/>
             <w:sz w:val="24"/>
           </w:rPr>
-          <w:t>of SPE database</w:t>
-        </w:r>
+          <w:t xml:space="preserve">of SPE database </w:t>
+        </w:r>
+      </w:ins>
+      <w:r>
+        <w:rPr>
+          <w:rFonts w:ascii="Times New Roman" w:eastAsia="Times New Roman" w:hAnsi="Times New Roman" w:cs="Times New Roman" w:hint="eastAsia"/>
+          <w:sz w:val="24"/>
+        </w:rPr>
+        <w:t>relied heavily</w:t>
+      </w:r>
+      <w:r>
+        <w:rPr>
+          <w:rFonts w:ascii="Times New Roman" w:eastAsia="Times New Roman" w:hAnsi="Times New Roman" w:cs="Times New Roman"/>
+          <w:sz w:val="24"/>
+        </w:rPr>
+        <w:t xml:space="preserve"> on manual </w:t>
+      </w:r>
+      <w:r>
+        <w:rPr>
+          <w:rFonts w:ascii="Times New Roman" w:eastAsia="Times New Roman" w:hAnsi="Times New Roman" w:cs="Times New Roman" w:hint="eastAsia"/>
+          <w:sz w:val="24"/>
+        </w:rPr>
+        <w:t>extraction</w:t>
+      </w:r>
+      <w:r>
+        <w:rPr>
+          <w:rFonts w:ascii="Times New Roman" w:hAnsi="Times New Roman" w:cs="Times New Roman" w:hint="eastAsia"/>
+          <w:sz w:val="24"/>
+        </w:rPr>
+        <w:t xml:space="preserve">, limiting </w:t>
+      </w:r>
+      <w:ins w:id="456" w:author="Hu Chuan-Peng" w:date="2026-08-07T12:36:00Z">
+        <w:r>
+          <w:rPr>
+            <w:rFonts w:ascii="Times New Roman" w:hAnsi="Times New Roman" w:cs="Times New Roman"/>
+            <w:sz w:val="24"/>
+          </w:rPr>
+          <w:t xml:space="preserve">the </w:t>
+        </w:r>
+      </w:ins>
+      <w:r>
+        <w:rPr>
+          <w:rFonts w:ascii="Times New Roman" w:hAnsi="Times New Roman" w:cs="Times New Roman" w:hint="eastAsia"/>
+          <w:sz w:val="24"/>
+        </w:rPr>
+        <w:t xml:space="preserve">scalability and efficiency </w:t>
+      </w:r>
+      <w:ins w:id="457" w:author="Hu Chuan-Peng" w:date="2026-08-07T12:36:00Z">
+        <w:r>
+          <w:rPr>
+            <w:rFonts w:ascii="Times New Roman" w:hAnsi="Times New Roman" w:cs="Times New Roman"/>
+            <w:sz w:val="24"/>
+          </w:rPr>
+          <w:t>of the standardized framework for task implementation</w:t>
+        </w:r>
+      </w:ins>
+      <w:r>
+        <w:rPr>
+          <w:rFonts w:ascii="Times New Roman" w:hAnsi="Times New Roman" w:cs="Times New Roman" w:hint="eastAsia"/>
+          <w:sz w:val="24"/>
+        </w:rPr>
+        <w:t>.</w:t>
+      </w:r>
+      <w:r>
+        <w:rPr>
+          <w:rFonts w:ascii="Times New Roman" w:eastAsia="Times New Roman" w:hAnsi="Times New Roman" w:cs="Times New Roman"/>
+          <w:sz w:val="24"/>
+        </w:rPr>
+        <w:t xml:space="preserve"> Future </w:t>
+      </w:r>
+      <w:r>
+        <w:rPr>
+          <w:rFonts w:ascii="Times New Roman" w:eastAsia="Times New Roman" w:hAnsi="Times New Roman" w:cs="Times New Roman" w:hint="eastAsia"/>
+          <w:sz w:val="24"/>
+        </w:rPr>
+        <w:t>efforts</w:t>
+      </w:r>
+      <w:r>
+        <w:rPr>
+          <w:rFonts w:ascii="Times New Roman" w:eastAsia="Times New Roman" w:hAnsi="Times New Roman" w:cs="Times New Roman"/>
+          <w:sz w:val="24"/>
+        </w:rPr>
+        <w:t xml:space="preserve"> may </w:t>
+      </w:r>
+      <w:ins w:id="458" w:author="Hu Chuan-Peng" w:date="2026-08-07T12:37:00Z">
         <w:r>
           <w:rPr>
             <w:rFonts w:ascii="Times New Roman" w:eastAsia="Times New Roman" w:hAnsi="Times New Roman" w:cs="Times New Roman"/>
             <w:sz w:val="24"/>
           </w:rPr>
-          <w:t xml:space="preserve"> </w:t>
+          <w:t>learn from</w:t>
         </w:r>
       </w:ins>
       <w:r>
@@ -36386,108 +36456,18 @@
           <w:rFonts w:ascii="Times New Roman" w:eastAsia="Times New Roman" w:hAnsi="Times New Roman" w:cs="Times New Roman" w:hint="eastAsia"/>
           <w:sz w:val="24"/>
         </w:rPr>
-        <w:t>relied heavily</w:t>
-      </w:r>
-      <w:r>
-        <w:rPr>
-          <w:rFonts w:ascii="Times New Roman" w:eastAsia="Times New Roman" w:hAnsi="Times New Roman" w:cs="Times New Roman"/>
-          <w:sz w:val="24"/>
-        </w:rPr>
-        <w:t xml:space="preserve"> on manual </w:t>
-      </w:r>
+        <w:t xml:space="preserve"> existing standards such as the Brain Imaging Data Structure (</w:t>
+      </w:r>
+      <w:bookmarkStart w:id="459" w:name="_Hlk236999106"/>
       <w:r>
         <w:rPr>
           <w:rFonts w:ascii="Times New Roman" w:eastAsia="Times New Roman" w:hAnsi="Times New Roman" w:cs="Times New Roman" w:hint="eastAsia"/>
           <w:sz w:val="24"/>
         </w:rPr>
-        <w:t>extraction</w:t>
-      </w:r>
-      <w:r>
-        <w:rPr>
-          <w:rFonts w:ascii="Times New Roman" w:hAnsi="Times New Roman" w:cs="Times New Roman" w:hint="eastAsia"/>
-          <w:sz w:val="24"/>
-        </w:rPr>
-        <w:t xml:space="preserve">, limiting </w:t>
-      </w:r>
-      <w:ins w:id="461" w:author="Hu Chuan-Peng" w:date="2026-08-07T12:36:00Z">
-        <w:r>
-          <w:rPr>
-            <w:rFonts w:ascii="Times New Roman" w:hAnsi="Times New Roman" w:cs="Times New Roman"/>
-            <w:sz w:val="24"/>
-          </w:rPr>
-          <w:t xml:space="preserve">the </w:t>
-        </w:r>
-      </w:ins>
-      <w:r>
-        <w:rPr>
-          <w:rFonts w:ascii="Times New Roman" w:hAnsi="Times New Roman" w:cs="Times New Roman" w:hint="eastAsia"/>
-          <w:sz w:val="24"/>
-        </w:rPr>
-        <w:t xml:space="preserve">scalability and efficiency </w:t>
-      </w:r>
-      <w:ins w:id="462" w:author="Hu Chuan-Peng" w:date="2026-08-07T12:36:00Z">
-        <w:r>
-          <w:rPr>
-            <w:rFonts w:ascii="Times New Roman" w:hAnsi="Times New Roman" w:cs="Times New Roman"/>
-            <w:sz w:val="24"/>
-          </w:rPr>
-          <w:t>of the standardized framework for task implementation</w:t>
-        </w:r>
-      </w:ins>
-      <w:r>
-        <w:rPr>
-          <w:rFonts w:ascii="Times New Roman" w:hAnsi="Times New Roman" w:cs="Times New Roman" w:hint="eastAsia"/>
-          <w:sz w:val="24"/>
-        </w:rPr>
-        <w:t>.</w:t>
-      </w:r>
-      <w:r>
-        <w:rPr>
-          <w:rFonts w:ascii="Times New Roman" w:eastAsia="Times New Roman" w:hAnsi="Times New Roman" w:cs="Times New Roman"/>
-          <w:sz w:val="24"/>
-        </w:rPr>
-        <w:t xml:space="preserve"> Future </w:t>
-      </w:r>
-      <w:r>
-        <w:rPr>
-          <w:rFonts w:ascii="Times New Roman" w:eastAsia="Times New Roman" w:hAnsi="Times New Roman" w:cs="Times New Roman" w:hint="eastAsia"/>
-          <w:sz w:val="24"/>
-        </w:rPr>
-        <w:t>efforts</w:t>
-      </w:r>
-      <w:r>
-        <w:rPr>
-          <w:rFonts w:ascii="Times New Roman" w:eastAsia="Times New Roman" w:hAnsi="Times New Roman" w:cs="Times New Roman"/>
-          <w:sz w:val="24"/>
-        </w:rPr>
-        <w:t xml:space="preserve"> may </w:t>
-      </w:r>
-      <w:ins w:id="463" w:author="Hu Chuan-Peng" w:date="2026-08-07T12:37:00Z">
-        <w:r>
-          <w:rPr>
-            <w:rFonts w:ascii="Times New Roman" w:eastAsia="Times New Roman" w:hAnsi="Times New Roman" w:cs="Times New Roman"/>
-            <w:sz w:val="24"/>
-          </w:rPr>
-          <w:t>learn from</w:t>
-        </w:r>
-      </w:ins>
-      <w:r>
-        <w:rPr>
-          <w:rFonts w:ascii="Times New Roman" w:eastAsia="Times New Roman" w:hAnsi="Times New Roman" w:cs="Times New Roman" w:hint="eastAsia"/>
-          <w:sz w:val="24"/>
-        </w:rPr>
-        <w:t xml:space="preserve"> existing standards such as the Brain Imaging Data Structure (</w:t>
-      </w:r>
-      <w:bookmarkStart w:id="464" w:name="_Hlk236999106"/>
-      <w:r>
-        <w:rPr>
-          <w:rFonts w:ascii="Times New Roman" w:eastAsia="Times New Roman" w:hAnsi="Times New Roman" w:cs="Times New Roman" w:hint="eastAsia"/>
-          <w:sz w:val="24"/>
-        </w:rPr>
         <w:t>BIDS</w:t>
       </w:r>
-      <w:bookmarkEnd w:id="464"/>
-      <w:ins w:id="465" w:author="Hu Chuan-Peng" w:date="2026-08-05T12:04:00Z">
+      <w:bookmarkEnd w:id="459"/>
+      <w:ins w:id="460" w:author="Hu Chuan-Peng" w:date="2026-08-05T12:04:00Z">
         <w:r>
           <w:rPr>
             <w:rFonts w:ascii="Times New Roman" w:eastAsia="Times New Roman" w:hAnsi="Times New Roman" w:cs="Times New Roman"/>
@@ -36539,7 +36519,7 @@
         </w:rPr>
         <w:t xml:space="preserve">) or </w:t>
       </w:r>
-      <w:bookmarkStart w:id="466" w:name="_Hlk236999167"/>
+      <w:bookmarkStart w:id="461" w:name="_Hlk236999167"/>
       <w:r>
         <w:rPr>
           <w:rFonts w:ascii="Times New Roman" w:eastAsia="Times New Roman" w:hAnsi="Times New Roman" w:cs="Times New Roman" w:hint="eastAsia"/>
@@ -36547,7 +36527,7 @@
         </w:rPr>
         <w:t xml:space="preserve">Hierarchical Event Descriptors </w:t>
       </w:r>
-      <w:bookmarkEnd w:id="466"/>
+      <w:bookmarkEnd w:id="461"/>
       <w:r>
         <w:rPr>
           <w:rFonts w:ascii="Times New Roman" w:eastAsia="Times New Roman" w:hAnsi="Times New Roman" w:cs="Times New Roman" w:hint="eastAsia"/>
@@ -36555,7 +36535,7 @@
         </w:rPr>
         <w:t>(HED</w:t>
       </w:r>
-      <w:ins w:id="467" w:author="Hu Chuan-Peng" w:date="2026-08-05T12:04:00Z">
+      <w:ins w:id="462" w:author="Hu Chuan-Peng" w:date="2026-08-05T12:04:00Z">
         <w:r>
           <w:rPr>
             <w:rFonts w:ascii="Times New Roman" w:eastAsia="Times New Roman" w:hAnsi="Times New Roman" w:cs="Times New Roman"/>
@@ -36607,7 +36587,7 @@
         </w:rPr>
         <w:t xml:space="preserve">) to improve </w:t>
       </w:r>
-      <w:ins w:id="468" w:author="Hu Chuan-Peng" w:date="2026-08-07T12:37:00Z">
+      <w:ins w:id="463" w:author="Hu Chuan-Peng" w:date="2026-08-07T12:37:00Z">
         <w:r>
           <w:rPr>
             <w:rFonts w:ascii="Times New Roman" w:eastAsia="Times New Roman" w:hAnsi="Times New Roman" w:cs="Times New Roman"/>
@@ -36630,7 +36610,7 @@
         </w:rPr>
         <w:t xml:space="preserve"> Second, the </w:t>
       </w:r>
-      <w:ins w:id="469" w:author="Hu Chuan-Peng" w:date="2026-08-07T12:37:00Z">
+      <w:ins w:id="464" w:author="Hu Chuan-Peng" w:date="2026-08-07T12:37:00Z">
         <w:r>
           <w:rPr>
             <w:rFonts w:ascii="Times New Roman" w:eastAsia="Times New Roman" w:hAnsi="Times New Roman" w:cs="Times New Roman"/>
@@ -36682,7 +36662,7 @@
         </w:rPr>
         <w:t xml:space="preserve"> EEG</w:t>
       </w:r>
-      <w:ins w:id="470" w:author="Hu Chuan-Peng" w:date="2026-08-05T12:05:00Z">
+      <w:ins w:id="465" w:author="Hu Chuan-Peng" w:date="2026-08-05T12:05:00Z">
         <w:r>
           <w:rPr>
             <w:rFonts w:ascii="Times New Roman" w:eastAsia="Times New Roman" w:hAnsi="Times New Roman" w:cs="Times New Roman"/>
@@ -36812,20 +36792,29 @@
         </w:rPr>
         <w:t xml:space="preserve">. Third, </w:t>
       </w:r>
-      <w:ins w:id="471" w:author="Hu Chuan-Peng" w:date="2026-08-07T12:38:00Z">
+      <w:ins w:id="466" w:author="Hu Chuan-Peng" w:date="2026-08-07T12:38:00Z">
         <w:r>
           <w:rPr>
             <w:rFonts w:ascii="Times New Roman" w:eastAsia="Times New Roman" w:hAnsi="Times New Roman" w:cs="Times New Roman"/>
             <w:sz w:val="24"/>
           </w:rPr>
-          <w:t>the current SPE</w:t>
-        </w:r>
+          <w:t xml:space="preserve">the current SPE </w:t>
+        </w:r>
+      </w:ins>
+      <w:r>
+        <w:rPr>
+          <w:rFonts w:ascii="Times New Roman" w:eastAsia="Times New Roman" w:hAnsi="Times New Roman" w:cs="Times New Roman"/>
+          <w:sz w:val="24"/>
+        </w:rPr>
+        <w:t>database only included data that are permitted by authors or the data license, potentially introducing bias into the database</w:t>
+      </w:r>
+      <w:ins w:id="467" w:author="Hu Chuan-Peng" w:date="2026-08-07T12:38:00Z">
         <w:r>
           <w:rPr>
             <w:rFonts w:ascii="Times New Roman" w:eastAsia="Times New Roman" w:hAnsi="Times New Roman" w:cs="Times New Roman"/>
             <w:sz w:val="24"/>
           </w:rPr>
-          <w:t xml:space="preserve"> </w:t>
+          <w:t xml:space="preserve">, such as the participants' representativeness </w:t>
         </w:r>
       </w:ins>
       <w:r>
@@ -36833,15 +36822,59 @@
           <w:rFonts w:ascii="Times New Roman" w:eastAsia="Times New Roman" w:hAnsi="Times New Roman" w:cs="Times New Roman"/>
           <w:sz w:val="24"/>
         </w:rPr>
-        <w:t>database only included data that are permitted by authors or the data license, potentially introducing bias into the database</w:t>
-      </w:r>
-      <w:ins w:id="472" w:author="Hu Chuan-Peng" w:date="2026-08-07T12:38:00Z">
+        <w:fldChar w:fldCharType="begin"/>
+      </w:r>
+      <w:r>
+        <w:rPr>
+          <w:rFonts w:ascii="Times New Roman" w:hAnsi="Times New Roman" w:cs="Times New Roman"/>
+          <w:sz w:val="24"/>
+        </w:rPr>
+        <w:instrText xml:space="preserve"> ADDIN ZOTERO_ITEM CSL_CITATION {"citationID":"LkQyELzi","properties":{"unsorted":false,"formattedCitation":"(Ghai, 2024; Ghai et al., 2025; Liu et al., 2025)","plainCitation":"(Ghai, 2024; Ghai et al., 2025; Liu et al., 2025)","noteIndex":0},"citationItems":[{"id":"bQO8AlTg/YQMkRoKl","uris":["http://zotero.org/users/12368307/items/EKWVW594"],"itemData":{"id":1526,"type":"article-journal","DOI":"https://doi.org/10.1038/s41562-024-01902-y","language":"en","page":"1-8","publisher":"Nature Human Behaviour","source":"Zotero","title":"Big-team science does not guarantee generalizability","author":[{"family":"Ghai","given":"Sakshi"}],"issued":{"date-parts":[["2024"]]}}},{"id":"bQO8AlTg/R807vDEH","uris":["http://zotero.org/users/12368307/items/WD42D7QC"],"itemData":{"id":1524,"type":"article-journal","abstract":"Introduction Integrate a discussion on the cultural context of the study. Researchers may lack sufﬁcient cultural knowledge, leading to oversimpliﬁcation of the context. Diversify cited literature to include (a) diverse epistemological approaches and b) the work of researchers outside of the dominant geographical contexts. Lack of diverse theories and voices in peer-reviewed, academic journals.\nMethods Describe participant demographics including overlooked and culturally salient identities, as appropriate (e.g., gender-ﬂuid identities, race/ethnicity, socio-economic status, education, income, political identities, urbanrural, etc). Gathering detailed demographic data can be challenging, particularly in communities where such information is sensitive. Describe the research settings, stimuli and the data collection process in detail (e.g., online, student, representative or convenience sampling methodology). Contextualising the research methodology can highlight the limitations in the study’s applicability to other contexts or populations. When using participatory action or qualitative research methods, describe the relational ethics involved, including how trust and relationships was built within underrepresented communities. Researchers may be concerned about the disclosure of their relationship with participants and how it impacted co-production of their research. Mention author positionality and integrate a discussion of reﬂexivity, where possible. Researchers may question the relevance of positionality in the methodology. There may be a reluctance to disclose positionality due to fear of backlash from reviewers or journals that value objectivity. Analysis Apply post-stratiﬁcation methods and weighting, where relevant to ensure sample representativeness. When analysing results from oversampling diverse demographics, report sub-group effects or differences separately instead of averaging them. Researchers may not have additional statistical expertise and resources required to use post-stratiﬁcation methods. Concerns about insufﬁcient statistical power in smaller groups may limit the ability to detect meaningful effects. Discussion Calibrate claims of universality or generalisability, localise research ﬁndings and incorporate limitations when interpreting results. Integrate constraints on generalisability statements within main arguments. Researchers may feel the pressure to uphold traditional norms of universality, leading them to downplay localised ﬁndings that could challenge established literature. Limitations Be transparent about the study’s limitations related to sample diversity, which affect internal, construct, external, and statistical validity. Researchers might hesitate to fully disclose sample limitations due to publication concerns (i.e., how peer reviewers or editors might view their work).\nConclusion Situate the ﬁndings to the country, population and cultural context. Researchers may lack an understanding of speciﬁc cultural nuances, leading to inaccurate conclusions about the relevance of their ﬁndings.","container-title":"Communications Psychology","DOI":"10.1038/s44271-024-00179-1","ISSN":"2731-9121","issue":"1","journalAbbreviation":"Commun. Psychol.","language":"en","page":"16-24","source":"DOI.org (Crossref)","title":"A manifesto for a globally diverse, equitable, and inclusive open science","volume":"3","author":[{"family":"Ghai","given":"Sakshi"},{"family":"Thériault","given":"Rémi"},{"family":"Forscher","given":"Patrick"},{"family":"Shoda","given":"Yuichi"},{"family":"Syed","given":"Moin"},{"family":"Puthillam","given":"Arathy"},{"family":"Peng","given":"Hu Chuan"},{"family":"Basnight-Brown","given":"Dana"},{"family":"Majid","given":"Asifa"},{"family":"Azevedo","given":"Flavio"},{"family":"Singh","given":"Leher"}],"issued":{"date-parts":[["2025",1,29]]}}},{"id":"bQO8AlTg/j85QKZoK","uris":["http://zotero.org/users/12368307/items/CWTNEU5K"],"itemData":{"id":1442,"type":"article-journal","abstract":"The self-matching task (SMT) is widely used to investigate the cognitive mechanisms underlying the self-prioritization effect (SPE), wherein performance is enhanced for self-associated stimuli compared to other-associated ones. Although the SMT robustly elicits the SPE, there is a lack of data quantifying the reliability of this paradigm. This is problematic, given the prevalence of the reliability paradox in cognitive tasks: many well-established cognitive tasks demonstrate relatively low reliability when used to evaluate individual differences, despite exhibiting replicable effects at the group level. To fill this gap, this preregistered study investigated the reliability of SPE derived from the SMT using a multiverse approach, combining all possible indicators and baselines reported in the literature. We first examined the robustness of 24 SPE measures across 42 datasets (N = 2250) using a meta-analytical approach. We then calculated the split-half reliability (r) and intraclass correlation coefficient (ICC2) for each SPE measure. Our findings revealed a robust group-level SPE across datasets. However, when evaluating individual differences, SPE indices derived from reaction time (RT) and efficiency exhibited relatively higher, compared to other SPE indices, but still unsatisfied split-half reliability (approximately 0.5). The reliability across multiple time points, as assessed by ICC2, RT, and efficiency, demonstrated moderate levels of test–retest reliability (close to 0.5). These findings revealed the presence of a reliability paradox in the context of SMT-based SPE assessment. We discussed the implications of how to enhance individual-level reliability using this paradigm for future study design.","container-title":"Behavior Research Methods","DOI":"10.3758/s13428-024-02538-6","ISSN":"1554-3528","issue":"1","journalAbbreviation":"Behav. Res. Methods","language":"en","page":"37-56","source":"DOI.org (Crossref)","title":"A multiverse assessment of the reliability of the self-matching task as a measurement of the self-prioritization effect","volume":"57","author":[{"family":"Liu","given":"Zheng"},{"family":"Hu","given":"Mengzhen"},{"family":"Zheng","given":"Yuanrui"},{"family":"Sui","given":"Jie"},{"family":"Chuan-Peng","given":"Hu"}],"issued":{"date-parts":[["2025",1,2]]}}}],"schema":"https://github.com/citation-style-language/schema/raw/master/csl-citation.json"} </w:instrText>
+      </w:r>
+      <w:r>
+        <w:rPr>
+          <w:rFonts w:ascii="Times New Roman" w:eastAsia="Times New Roman" w:hAnsi="Times New Roman" w:cs="Times New Roman"/>
+          <w:sz w:val="24"/>
+        </w:rPr>
+        <w:fldChar w:fldCharType="separate"/>
+      </w:r>
+      <w:r>
+        <w:rPr>
+          <w:rFonts w:ascii="Times New Roman" w:hAnsi="Times New Roman" w:cs="Times New Roman"/>
+          <w:sz w:val="24"/>
+        </w:rPr>
+        <w:t>(Ghai, 2024; Ghai et al., 2025; Liu et al., 2025)</w:t>
+      </w:r>
+      <w:r>
+        <w:rPr>
+          <w:rFonts w:ascii="Times New Roman" w:eastAsia="Times New Roman" w:hAnsi="Times New Roman" w:cs="Times New Roman"/>
+          <w:sz w:val="24"/>
+        </w:rPr>
+        <w:fldChar w:fldCharType="end"/>
+      </w:r>
+      <w:r>
+        <w:rPr>
+          <w:rFonts w:ascii="Times New Roman" w:eastAsia="Times New Roman" w:hAnsi="Times New Roman" w:cs="Times New Roman"/>
+          <w:sz w:val="24"/>
+        </w:rPr>
+        <w:t xml:space="preserve">. </w:t>
+      </w:r>
+      <w:ins w:id="468" w:author="Hu Chuan-Peng" w:date="2026-08-05T12:06:00Z">
         <w:r>
           <w:rPr>
             <w:rFonts w:ascii="Times New Roman" w:eastAsia="Times New Roman" w:hAnsi="Times New Roman" w:cs="Times New Roman"/>
             <w:sz w:val="24"/>
           </w:rPr>
-          <w:t xml:space="preserve">, such as the participants' representativeness </w:t>
+          <w:t>We made all code and script of the present database open availabl</w:t>
+        </w:r>
+      </w:ins>
+      <w:ins w:id="469" w:author="Hu Chuan-Peng" w:date="2026-08-07T12:39:00Z">
+        <w:r>
+          <w:rPr>
+            <w:rFonts w:ascii="Times New Roman" w:eastAsia="Times New Roman" w:hAnsi="Times New Roman" w:cs="Times New Roman"/>
+            <w:sz w:val="24"/>
+          </w:rPr>
+          <w:t>e to facilitate future</w:t>
         </w:r>
       </w:ins>
       <w:r>
@@ -36849,85 +36882,25 @@
           <w:rFonts w:ascii="Times New Roman" w:eastAsia="Times New Roman" w:hAnsi="Times New Roman" w:cs="Times New Roman"/>
           <w:sz w:val="24"/>
         </w:rPr>
-        <w:fldChar w:fldCharType="begin"/>
-      </w:r>
-      <w:r>
-        <w:rPr>
-          <w:rFonts w:ascii="Times New Roman" w:hAnsi="Times New Roman" w:cs="Times New Roman"/>
-          <w:sz w:val="24"/>
-        </w:rPr>
-        <w:instrText xml:space="preserve"> ADDIN ZOTERO_ITEM CSL_CITATION {"citationID":"LkQyELzi","properties":{"unsorted":false,"formattedCitation":"(Ghai, 2024; Ghai et al., 2025; Liu et al., 2025)","plainCitation":"(Ghai, 2024; Ghai et al., 2025; Liu et al., 2025)","noteIndex":0},"citationItems":[{"id":"bQO8AlTg/YQMkRoKl","uris":["http://zotero.org/users/12368307/items/EKWVW594"],"itemData":{"id":1526,"type":"article-journal","DOI":"https://doi.org/10.1038/s41562-024-01902-y","language":"en","page":"1-8","publisher":"Nature Human Behaviour","source":"Zotero","title":"Big-team science does not guarantee generalizability","author":[{"family":"Ghai","given":"Sakshi"}],"issued":{"date-parts":[["2024"]]}}},{"id":"bQO8AlTg/R807vDEH","uris":["http://zotero.org/users/12368307/items/WD42D7QC"],"itemData":{"id":1524,"type":"article-journal","abstract":"Introduction Integrate a discussion on the cultural context of the study. Researchers may lack sufﬁcient cultural knowledge, leading to oversimpliﬁcation of the context. Diversify cited literature to include (a) diverse epistemological approaches and b) the work of researchers outside of the dominant geographical contexts. Lack of diverse theories and voices in peer-reviewed, academic journals.\nMethods Describe participant demographics including overlooked and culturally salient identities, as appropriate (e.g., gender-ﬂuid identities, race/ethnicity, socio-economic status, education, income, political identities, urbanrural, etc). Gathering detailed demographic data can be challenging, particularly in communities where such information is sensitive. Describe the research settings, stimuli and the data collection process in detail (e.g., online, student, representative or convenience sampling methodology). Contextualising the research methodology can highlight the limitations in the study’s applicability to other contexts or populations. When using participatory action or qualitative research methods, describe the relational ethics involved, including how trust and relationships was built within underrepresented communities. Researchers may be concerned about the disclosure of their relationship with participants and how it impacted co-production of their research. Mention author positionality and integrate a discussion of reﬂexivity, where possible. Researchers may question the relevance of positionality in the methodology. There may be a reluctance to disclose positionality due to fear of backlash from reviewers or journals that value objectivity. Analysis Apply post-stratiﬁcation methods and weighting, where relevant to ensure sample representativeness. When analysing results from oversampling diverse demographics, report sub-group effects or differences separately instead of averaging them. Researchers may not have additional statistical expertise and resources required to use post-stratiﬁcation methods. Concerns about insufﬁcient statistical power in smaller groups may limit the ability to detect meaningful effects. Discussion Calibrate claims of universality or generalisability, localise research ﬁndings and incorporate limitations when interpreting results. Integrate constraints on generalisability statements within main arguments. Researchers may feel the pressure to uphold traditional norms of universality, leading them to downplay localised ﬁndings that could challenge established literature. Limitations Be transparent about the study’s limitations related to sample diversity, which affect internal, construct, external, and statistical validity. Researchers might hesitate to fully disclose sample limitations due to publication concerns (i.e., how peer reviewers or editors might view their work).\nConclusion Situate the ﬁndings to the country, population and cultural context. Researchers may lack an understanding of speciﬁc cultural nuances, leading to inaccurate conclusions about the relevance of their ﬁndings.","container-title":"Communications Psychology","DOI":"10.1038/s44271-024-00179-1","ISSN":"2731-9121","issue":"1","journalAbbreviation":"Commun. Psychol.","language":"en","page":"16-24","source":"DOI.org (Crossref)","title":"A manifesto for a globally diverse, equitable, and inclusive open science","volume":"3","author":[{"family":"Ghai","given":"Sakshi"},{"family":"Thériault","given":"Rémi"},{"family":"Forscher","given":"Patrick"},{"family":"Shoda","given":"Yuichi"},{"family":"Syed","given":"Moin"},{"family":"Puthillam","given":"Arathy"},{"family":"Peng","given":"Hu Chuan"},{"family":"Basnight-Brown","given":"Dana"},{"family":"Majid","given":"Asifa"},{"family":"Azevedo","given":"Flavio"},{"family":"Singh","given":"Leher"}],"issued":{"date-parts":[["2025",1,29]]}}},{"id":"bQO8AlTg/j85QKZoK","uris":["http://zotero.org/users/12368307/items/CWTNEU5K"],"itemData":{"id":1442,"type":"article-journal","abstract":"The self-matching task (SMT) is widely used to investigate the cognitive mechanisms underlying the self-prioritization effect (SPE), wherein performance is enhanced for self-associated stimuli compared to other-associated ones. Although the SMT robustly elicits the SPE, there is a lack of data quantifying the reliability of this paradigm. This is problematic, given the prevalence of the reliability paradox in cognitive tasks: many well-established cognitive tasks demonstrate relatively low reliability when used to evaluate individual differences, despite exhibiting replicable effects at the group level. To fill this gap, this preregistered study investigated the reliability of SPE derived from the SMT using a multiverse approach, combining all possible indicators and baselines reported in the literature. We first examined the robustness of 24 SPE measures across 42 datasets (N = 2250) using a meta-analytical approach. We then calculated the split-half reliability (r) and intraclass correlation coefficient (ICC2) for each SPE measure. Our findings revealed a robust group-level SPE across datasets. However, when evaluating individual differences, SPE indices derived from reaction time (RT) and efficiency exhibited relatively higher, compared to other SPE indices, but still unsatisfied split-half reliability (approximately 0.5). The reliability across multiple time points, as assessed by ICC2, RT, and efficiency, demonstrated moderate levels of test–retest reliability (close to 0.5). These findings revealed the presence of a reliability paradox in the context of SMT-based SPE assessment. We discussed the implications of how to enhance individual-level reliability using this paradigm for future study design.","container-title":"Behavior Research Methods","DOI":"10.3758/s13428-024-02538-6","ISSN":"1554-3528","issue":"1","journalAbbreviation":"Behav. Res. Methods","language":"en","page":"37-56","source":"DOI.org (Crossref)","title":"A multiverse assessment of the reliability of the self-matching task as a measurement of the self-prioritization effect","volume":"57","author":[{"family":"Liu","given":"Zheng"},{"family":"Hu","given":"Mengzhen"},{"family":"Zheng","given":"Yuanrui"},{"family":"Sui","given":"Jie"},{"family":"Chuan-Peng","given":"Hu"}],"issued":{"date-parts":[["2025",1,2]]}}}],"schema":"https://github.com/citation-style-language/schema/raw/master/csl-citation.json"} </w:instrText>
-      </w:r>
+        <w:t xml:space="preserve"> </w:t>
+      </w:r>
+      <w:ins w:id="470" w:author="Hu Chuan-Peng" w:date="2026-08-07T12:39:00Z">
+        <w:r>
+          <w:rPr>
+            <w:rFonts w:ascii="Times New Roman" w:eastAsia="Times New Roman" w:hAnsi="Times New Roman" w:cs="Times New Roman"/>
+            <w:sz w:val="24"/>
+          </w:rPr>
+          <w:t>larger-scale c</w:t>
+        </w:r>
+      </w:ins>
       <w:r>
         <w:rPr>
           <w:rFonts w:ascii="Times New Roman" w:eastAsia="Times New Roman" w:hAnsi="Times New Roman" w:cs="Times New Roman"/>
           <w:sz w:val="24"/>
         </w:rPr>
-        <w:fldChar w:fldCharType="separate"/>
-      </w:r>
-      <w:r>
-        <w:rPr>
-          <w:rFonts w:ascii="Times New Roman" w:hAnsi="Times New Roman" w:cs="Times New Roman"/>
-          <w:sz w:val="24"/>
-        </w:rPr>
-        <w:t>(Ghai, 2024; Ghai et al., 2025; Liu et al., 2025)</w:t>
-      </w:r>
-      <w:r>
-        <w:rPr>
-          <w:rFonts w:ascii="Times New Roman" w:eastAsia="Times New Roman" w:hAnsi="Times New Roman" w:cs="Times New Roman"/>
-          <w:sz w:val="24"/>
-        </w:rPr>
-        <w:fldChar w:fldCharType="end"/>
-      </w:r>
-      <w:r>
-        <w:rPr>
-          <w:rFonts w:ascii="Times New Roman" w:eastAsia="Times New Roman" w:hAnsi="Times New Roman" w:cs="Times New Roman"/>
-          <w:sz w:val="24"/>
-        </w:rPr>
-        <w:t xml:space="preserve">. </w:t>
-      </w:r>
-      <w:ins w:id="473" w:author="Hu Chuan-Peng" w:date="2026-08-05T12:06:00Z">
-        <w:r>
-          <w:rPr>
-            <w:rFonts w:ascii="Times New Roman" w:eastAsia="Times New Roman" w:hAnsi="Times New Roman" w:cs="Times New Roman"/>
-            <w:sz w:val="24"/>
-          </w:rPr>
-          <w:t>We made all code and script of the present database open availabl</w:t>
-        </w:r>
-      </w:ins>
-      <w:ins w:id="474" w:author="Hu Chuan-Peng" w:date="2026-08-07T12:39:00Z">
-        <w:r>
-          <w:rPr>
-            <w:rFonts w:ascii="Times New Roman" w:eastAsia="Times New Roman" w:hAnsi="Times New Roman" w:cs="Times New Roman"/>
-            <w:sz w:val="24"/>
-          </w:rPr>
-          <w:t>e to facilitate future</w:t>
-        </w:r>
-      </w:ins>
-      <w:r>
-        <w:rPr>
-          <w:rFonts w:ascii="Times New Roman" w:eastAsia="Times New Roman" w:hAnsi="Times New Roman" w:cs="Times New Roman"/>
-          <w:sz w:val="24"/>
-        </w:rPr>
-        <w:t xml:space="preserve"> </w:t>
-      </w:r>
-      <w:ins w:id="475" w:author="Hu Chuan-Peng" w:date="2026-08-07T12:39:00Z">
-        <w:r>
-          <w:rPr>
-            <w:rFonts w:ascii="Times New Roman" w:eastAsia="Times New Roman" w:hAnsi="Times New Roman" w:cs="Times New Roman"/>
-            <w:sz w:val="24"/>
-          </w:rPr>
-          <w:t>larger-scale c</w:t>
-        </w:r>
-      </w:ins>
-      <w:r>
-        <w:rPr>
-          <w:rFonts w:ascii="Times New Roman" w:eastAsia="Times New Roman" w:hAnsi="Times New Roman" w:cs="Times New Roman"/>
-          <w:sz w:val="24"/>
-        </w:rPr>
         <w:t xml:space="preserve">ollaborative </w:t>
       </w:r>
-      <w:ins w:id="476" w:author="Hu Chuan-Peng" w:date="2026-08-07T12:39:00Z">
+      <w:ins w:id="471" w:author="Hu Chuan-Peng" w:date="2026-08-07T12:39:00Z">
         <w:r>
           <w:rPr>
             <w:rFonts w:ascii="Times New Roman" w:eastAsia="Times New Roman" w:hAnsi="Times New Roman" w:cs="Times New Roman"/>
@@ -36949,7 +36922,7 @@
         <w:spacing w:line="480" w:lineRule="auto"/>
         <w:ind w:firstLine="720"/>
       </w:pPr>
-      <w:ins w:id="477" w:author="Hu Chuan-Peng" w:date="2026-08-05T12:07:00Z">
+      <w:ins w:id="472" w:author="Hu Chuan-Peng" w:date="2026-08-05T12:07:00Z">
         <w:r>
           <w:rPr>
             <w:rFonts w:ascii="Times New Roman" w:eastAsia="Times New Roman" w:hAnsi="Times New Roman" w:cs="Times New Roman"/>
@@ -36958,7 +36931,7 @@
           <w:t>To conclud</w:t>
         </w:r>
       </w:ins>
-      <w:ins w:id="478" w:author="Hu Chuan-Peng" w:date="2026-08-05T12:08:00Z">
+      <w:ins w:id="473" w:author="Hu Chuan-Peng" w:date="2026-08-05T12:08:00Z">
         <w:r>
           <w:rPr>
             <w:rFonts w:ascii="Times New Roman" w:eastAsia="Times New Roman" w:hAnsi="Times New Roman" w:cs="Times New Roman"/>
@@ -36974,7 +36947,7 @@
         </w:rPr>
         <w:t xml:space="preserve">believe the SPE database will serve as a </w:t>
       </w:r>
-      <w:ins w:id="479" w:author="Hu Chuan-Peng" w:date="2026-08-05T12:08:00Z">
+      <w:ins w:id="474" w:author="Hu Chuan-Peng" w:date="2026-08-05T12:08:00Z">
         <w:r>
           <w:rPr>
             <w:rFonts w:ascii="Times New Roman" w:eastAsia="Times New Roman" w:hAnsi="Times New Roman" w:cs="Times New Roman"/>
@@ -38987,7 +38960,7 @@
 
 <file path=word/comments.xml><?xml version="1.0" encoding="utf-8"?>
 <w:comments xmlns:wpc="http://schemas.microsoft.com/office/word/2010/wordprocessingCanvas" xmlns:cx="http://schemas.microsoft.com/office/drawing/2014/chartex" xmlns:cx1="http://schemas.microsoft.com/office/drawing/2015/9/8/chartex" xmlns:cx2="http://schemas.microsoft.com/office/drawing/2015/10/21/chartex" xmlns:cx3="http://schemas.microsoft.com/office/drawing/2016/5/9/chartex" xmlns:cx4="http://schemas.microsoft.com/office/drawing/2016/5/10/chartex" xmlns:cx5="http://schemas.microsoft.com/office/drawing/2016/5/11/chartex" xmlns:cx6="http://schemas.microsoft.com/office/drawing/2016/5/12/chartex" xmlns:cx7="http://schemas.microsoft.com/office/drawing/2016/5/13/chartex" xmlns:cx8="http://schemas.microsoft.com/office/drawing/2016/5/14/chartex" xmlns:mc="http://schemas.openxmlformats.org/markup-compatibility/2006" xmlns:aink="http://schemas.microsoft.com/office/drawing/2016/ink" xmlns:am3d="http://schemas.microsoft.com/office/drawing/2017/model3d" xmlns:o="urn:schemas-microsoft-com:office:office" xmlns:oel="http://schemas.microsoft.com/office/2019/extlst" xmlns:r="http://schemas.openxmlformats.org/officeDocument/2006/relationships" xmlns:m="http://schemas.openxmlformats.org/officeDocument/2006/math" xmlns:v="urn:schemas-microsoft-com:vml" xmlns:wp14="http://schemas.microsoft.com/office/word/2010/wordprocessingDrawing" xmlns:wp="http://schemas.openxmlformats.org/drawingml/2006/wordprocessingDrawing" xmlns:w10="urn:schemas-microsoft-com:office:word" xmlns:w="http://schemas.openxmlformats.org/wordprocessingml/2006/main" xmlns:w14="http://schemas.microsoft.com/office/word/2010/wordml" xmlns:w15="http://schemas.microsoft.com/office/word/2012/wordml" xmlns:w16cex="http://schemas.microsoft.com/office/word/2018/wordml/cex" xmlns:w16cid="http://schemas.microsoft.com/office/word/2016/wordml/cid" xmlns:w16="http://schemas.microsoft.com/office/word/2018/wordml" xmlns:w16sdtdh="http://schemas.microsoft.com/office/word/2020/wordml/sdtdatahash" xmlns:w16se="http://schemas.microsoft.com/office/word/2015/wordml/symex" xmlns:wpg="http://schemas.microsoft.com/office/word/2010/wordprocessingGroup" xmlns:wpi="http://schemas.microsoft.com/office/word/2010/wordprocessingInk" xmlns:wne="http://schemas.microsoft.com/office/word/2006/wordml" xmlns:wps="http://schemas.microsoft.com/office/word/2010/wordprocessingShape" mc:Ignorable="w14 w15 w16se w16cid w16 w16cex w16sdtdh wp14">
-  <w:comment w:id="229" w:author="Hu Chuan-Peng" w:date="2026-07-05T22:46:00Z" w:initials="HC">
+  <w:comment w:id="234" w:author="Hu Chuan-Peng" w:date="2026-07-05T22:46:00Z" w:initials="HC">
     <w:p>
       <w:pPr>
         <w:pStyle w:val="CommentText"/>
@@ -39006,7 +38979,7 @@
       </w:r>
     </w:p>
   </w:comment>
-  <w:comment w:id="390" w:author="Hu Chuan-Peng" w:date="2026-08-02T12:01:00Z" w:initials="HC">
+  <w:comment w:id="385" w:author="Hu Chuan-Peng" w:date="2026-08-02T12:01:00Z" w:initials="HC">
     <w:p>
       <w:pPr>
         <w:pStyle w:val="CommentText"/>
